--- a/TCC_HILTON_DOS_SANTOS_HOMEM 2026-2.revSimonedocx.docx
+++ b/TCC_HILTON_DOS_SANTOS_HOMEM 2026-2.revSimonedocx.docx
@@ -1,6 +1,6 @@
 
 <file path=word/document.xml><?xml version="1.0" encoding="utf-8"?>
-<w:document xmlns:wpc="http://schemas.microsoft.com/office/word/2010/wordprocessingCanvas" xmlns:cx="http://schemas.microsoft.com/office/drawing/2014/chartex" xmlns:cx1="http://schemas.microsoft.com/office/drawing/2015/9/8/chartex" xmlns:cx2="http://schemas.microsoft.com/office/drawing/2015/10/21/chartex" xmlns:cx3="http://schemas.microsoft.com/office/drawing/2016/5/9/chartex" xmlns:cx4="http://schemas.microsoft.com/office/drawing/2016/5/10/chartex" xmlns:cx5="http://schemas.microsoft.com/office/drawing/2016/5/11/chartex" xmlns:cx6="http://schemas.microsoft.com/office/drawing/2016/5/12/chartex" xmlns:cx7="http://schemas.microsoft.com/office/drawing/2016/5/13/chartex" xmlns:cx8="http://schemas.microsoft.com/office/drawing/2016/5/14/chartex" xmlns:mc="http://schemas.openxmlformats.org/markup-compatibility/2006" xmlns:aink="http://schemas.microsoft.com/office/drawing/2016/ink" xmlns:am3d="http://schemas.microsoft.com/office/drawing/2017/model3d" xmlns:o="urn:schemas-microsoft-com:office:office" xmlns:oel="http://schemas.microsoft.com/office/2019/extlst" xmlns:r="http://schemas.openxmlformats.org/officeDocument/2006/relationships" xmlns:m="http://schemas.openxmlformats.org/officeDocument/2006/math" xmlns:v="urn:schemas-microsoft-com:vml" xmlns:wp14="http://schemas.microsoft.com/office/word/2010/wordprocessingDrawing" xmlns:wp="http://schemas.openxmlformats.org/drawingml/2006/wordprocessingDrawing" xmlns:w10="urn:schemas-microsoft-com:office:word" xmlns:w="http://schemas.openxmlformats.org/wordprocessingml/2006/main" xmlns:w14="http://schemas.microsoft.com/office/word/2010/wordml" xmlns:w15="http://schemas.microsoft.com/office/word/2012/wordml" xmlns:w16cex="http://schemas.microsoft.com/office/word/2018/wordml/cex" xmlns:w16cid="http://schemas.microsoft.com/office/word/2016/wordml/cid" xmlns:w16="http://schemas.microsoft.com/office/word/2018/wordml" xmlns:w16du="http://schemas.microsoft.com/office/word/2023/wordml/word16du" xmlns:w16sdtdh="http://schemas.microsoft.com/office/word/2020/wordml/sdtdatahash" xmlns:w16sdtfl="http://schemas.microsoft.com/office/word/2024/wordml/sdtformatlock" xmlns:w16se="http://schemas.microsoft.com/office/word/2015/wordml/symex" xmlns:wpg="http://schemas.microsoft.com/office/word/2010/wordprocessingGroup" xmlns:wpi="http://schemas.microsoft.com/office/word/2010/wordprocessingInk" xmlns:wne="http://schemas.microsoft.com/office/word/2006/wordml" xmlns:wps="http://schemas.microsoft.com/office/word/2010/wordprocessingShape" mc:Ignorable="w14 w15 w16se w16cid w16 w16cex w16sdtdh w16sdtfl w16du wp14">
+<w:document xmlns:ns1="http://schemas.openxmlformats.org/markup-compatibility/2006" xmlns:ns4="http://schemas.microsoft.com/office/word/2023/wordml/word16du" xmlns:r="http://schemas.openxmlformats.org/officeDocument/2006/relationships" xmlns:w="http://schemas.openxmlformats.org/wordprocessingml/2006/main" xmlns:w14="http://schemas.microsoft.com/office/word/2010/wordml" ns1:Ignorable="w14 w15 w16se w16cid w16 w16cex w16sdtdh w16sdtfl w16du wp14">
   <w:body>
     <w:p>
       <w:pPr>
@@ -32,8 +32,8 @@
       </w:pPr>
       <w:r>
         <w:rPr>
-          <w:b/>
-          <w:bCs/>
+          <w:rFonts w:ascii="Arial" w:hAnsi="Arial" w:cs="Arial"/>
+          <w:b/>
           <w:color w:val="000000"/>
           <w:sz w:val="28"/>
           <w:szCs w:val="28"/>
@@ -61,8 +61,8 @@
       </w:pPr>
       <w:r>
         <w:rPr>
-          <w:b/>
-          <w:bCs/>
+          <w:rFonts w:ascii="Arial" w:hAnsi="Arial" w:cs="Arial"/>
+          <w:b/>
           <w:color w:val="000000" w:themeColor="text1"/>
           <w:sz w:val="28"/>
           <w:szCs w:val="28"/>
@@ -299,8 +299,8 @@
       </w:pPr>
       <w:r>
         <w:rPr>
-          <w:b/>
-          <w:bCs/>
+          <w:rFonts w:ascii="Arial" w:hAnsi="Arial" w:cs="Arial"/>
+          <w:b/>
           <w:sz w:val="28"/>
           <w:szCs w:val="28"/>
         </w:rPr>
@@ -479,8 +479,8 @@
       </w:pPr>
       <w:r>
         <w:rPr>
-          <w:b/>
-          <w:bCs/>
+          <w:rFonts w:ascii="Arial" w:hAnsi="Arial" w:cs="Arial"/>
+          <w:b/>
           <w:color w:val="000000"/>
           <w:sz w:val="28"/>
           <w:szCs w:val="28"/>
@@ -508,8 +508,8 @@
       </w:pPr>
       <w:r>
         <w:rPr>
-          <w:b/>
-          <w:bCs/>
+          <w:rFonts w:ascii="Arial" w:hAnsi="Arial" w:cs="Arial"/>
+          <w:b/>
           <w:color w:val="000000" w:themeColor="text1"/>
           <w:sz w:val="28"/>
           <w:szCs w:val="28"/>
@@ -518,14 +518,15 @@
       </w:r>
       <w:r>
         <w:rPr>
+          <w:rFonts w:ascii="Arial" w:hAnsi="Arial" w:cs="Arial"/>
           <w:color w:val="000000" w:themeColor="text1"/>
         </w:rPr>
         <w:br w:type="page"/>
       </w:r>
       <w:r>
         <w:rPr>
-          <w:b/>
-          <w:bCs/>
+          <w:rFonts w:ascii="Arial" w:hAnsi="Arial" w:cs="Arial"/>
+          <w:b/>
           <w:color w:val="000000" w:themeColor="text1"/>
           <w:sz w:val="28"/>
           <w:szCs w:val="28"/>
@@ -610,8 +611,8 @@
       </w:pPr>
       <w:r>
         <w:rPr>
-          <w:b/>
-          <w:bCs/>
+          <w:rFonts w:ascii="Arial" w:hAnsi="Arial" w:cs="Arial"/>
+          <w:b/>
           <w:sz w:val="28"/>
           <w:szCs w:val="28"/>
         </w:rPr>
@@ -653,6 +654,7 @@
       </w:pPr>
       <w:r>
         <w:rPr>
+          <w:rFonts w:ascii="Arial" w:hAnsi="Arial" w:cs="Arial"/>
           <w:color w:val="000000"/>
         </w:rPr>
         <w:t>Trabalho de Conclusão de Curso submetido ao Curso de Tecnologia em Sistemas de Computação da Universidade Federal Fluminense como requisito parcial para obtenção do título de Tecnólogo em Sistemas de Computação.</w:t>
@@ -830,8 +832,8 @@
       </w:pPr>
       <w:r>
         <w:rPr>
-          <w:b/>
-          <w:bCs/>
+          <w:rFonts w:ascii="Arial" w:hAnsi="Arial" w:cs="Arial"/>
+          <w:b/>
           <w:color w:val="000000" w:themeColor="text1"/>
           <w:sz w:val="28"/>
           <w:szCs w:val="28"/>
@@ -859,8 +861,8 @@
       </w:pPr>
       <w:r>
         <w:rPr>
-          <w:b/>
-          <w:bCs/>
+          <w:rFonts w:ascii="Arial" w:hAnsi="Arial" w:cs="Arial"/>
+          <w:b/>
           <w:color w:val="000000" w:themeColor="text1"/>
           <w:sz w:val="28"/>
           <w:szCs w:val="28"/>
@@ -907,8 +909,8 @@
       </w:pPr>
       <w:r>
         <w:rPr>
-          <w:b/>
-          <w:bCs/>
+          <w:rFonts w:ascii="Arial" w:hAnsi="Arial" w:cs="Arial"/>
+          <w:b/>
           <w:color w:val="000000" w:themeColor="text1"/>
           <w:sz w:val="28"/>
           <w:szCs w:val="28"/>
@@ -936,29 +938,29 @@
       </w:pPr>
       <w:r>
         <w:rPr>
+          <w:rFonts w:ascii="Arial" w:hAnsi="Arial" w:cs="Arial"/>
+          <w:b/>
+          <w:color w:val="000000" w:themeColor="text1"/>
+          <w:sz w:val="28"/>
+          <w:szCs w:val="28"/>
+        </w:rPr>
+        <w:t>2026</w:t>
+      </w:r>
+    </w:p>
+    <w:p>
+      <w:pPr>
+        <w:rPr>
           <w:b/>
           <w:bCs/>
           <w:color w:val="000000" w:themeColor="text1"/>
           <w:sz w:val="28"/>
           <w:szCs w:val="28"/>
         </w:rPr>
-        <w:t>2026</w:t>
-      </w:r>
-    </w:p>
-    <w:p>
-      <w:pPr>
-        <w:rPr>
-          <w:b/>
-          <w:bCs/>
-          <w:color w:val="000000" w:themeColor="text1"/>
-          <w:sz w:val="28"/>
-          <w:szCs w:val="28"/>
-        </w:rPr>
-      </w:pPr>
-      <w:r>
-        <w:rPr>
-          <w:b/>
-          <w:bCs/>
+      </w:pPr>
+      <w:r>
+        <w:rPr>
+          <w:rFonts w:ascii="Arial" w:hAnsi="Arial" w:cs="Arial"/>
+          <w:b/>
           <w:color w:val="000000" w:themeColor="text1"/>
           <w:sz w:val="28"/>
           <w:szCs w:val="28"/>
@@ -1005,14 +1007,15 @@
       </w:pPr>
       <w:r>
         <w:rPr>
+          <w:rFonts w:ascii="Arial" w:hAnsi="Arial" w:cs="Arial"/>
           <w:color w:val="000000" w:themeColor="text1"/>
         </w:rPr>
         <w:br w:type="page"/>
       </w:r>
       <w:r>
         <w:rPr>
-          <w:b/>
-          <w:bCs/>
+          <w:rFonts w:ascii="Arial" w:hAnsi="Arial" w:cs="Arial"/>
+          <w:b/>
           <w:color w:val="000000" w:themeColor="text1"/>
           <w:sz w:val="28"/>
           <w:szCs w:val="28"/>
@@ -1059,8 +1062,8 @@
       </w:pPr>
       <w:r>
         <w:rPr>
-          <w:b/>
-          <w:bCs/>
+          <w:rFonts w:ascii="Arial" w:hAnsi="Arial" w:cs="Arial"/>
+          <w:b/>
           <w:sz w:val="28"/>
           <w:szCs w:val="28"/>
         </w:rPr>
@@ -1099,6 +1102,7 @@
       </w:pPr>
       <w:r>
         <w:rPr>
+          <w:rFonts w:ascii="Arial" w:hAnsi="Arial" w:cs="Arial"/>
           <w:color w:val="000000"/>
         </w:rPr>
         <w:t>Trabalho de Conclusão de Curso submetido ao Curso de Tecnologia em Sistemas de Computação da Universidade Federal Fluminense como requisito parcial para obtenção do título de Tecnólogo em Sistemas de Computação.</w:t>
@@ -1114,6 +1118,7 @@
       </w:r>
       <w:r>
         <w:rPr>
+          <w:rFonts w:ascii="Arial" w:hAnsi="Arial" w:cs="Arial"/>
           <w:color w:val="000000" w:themeColor="text1"/>
         </w:rPr>
         <w:t>2026</w:t>
@@ -1254,8 +1259,8 @@
       </w:r>
       <w:r>
         <w:rPr>
-          <w:b/>
-          <w:bCs/>
+          <w:rFonts w:ascii="Arial" w:hAnsi="Arial" w:cs="Arial"/>
+          <w:b/>
           <w:color w:val="000000"/>
           <w:sz w:val="32"/>
           <w:szCs w:val="32"/>
@@ -1273,6 +1278,7 @@
       </w:pPr>
       <w:r>
         <w:rPr>
+          <w:rFonts w:ascii="Arial" w:hAnsi="Arial" w:cs="Arial"/>
           <w:color w:val="000000" w:themeColor="text1"/>
         </w:rPr>
         <w:t>Ao meu pai, por ter me ensinado o valor do esforço e do trabalho</w:t>
@@ -1287,18 +1293,21 @@
       </w:pPr>
       <w:r>
         <w:rPr>
+          <w:rFonts w:ascii="Arial" w:hAnsi="Arial" w:cs="Arial"/>
           <w:color w:val="000000" w:themeColor="text1"/>
         </w:rPr>
         <w:t xml:space="preserve">A minha mãe por todos os momentos </w:t>
       </w:r>
       <w:r>
         <w:rPr>
+          <w:rFonts w:ascii="Arial" w:hAnsi="Arial" w:cs="Arial"/>
           <w:color w:val="000000" w:themeColor="text1"/>
         </w:rPr>
         <w:t xml:space="preserve">em </w:t>
       </w:r>
       <w:r>
         <w:rPr>
+          <w:rFonts w:ascii="Arial" w:hAnsi="Arial" w:cs="Arial"/>
           <w:color w:val="000000" w:themeColor="text1"/>
         </w:rPr>
         <w:t>que me auxiliou nessa jornada</w:t>
@@ -1313,6 +1322,7 @@
       </w:pPr>
       <w:r>
         <w:rPr>
+          <w:rFonts w:ascii="Arial" w:hAnsi="Arial" w:cs="Arial"/>
           <w:color w:val="000000" w:themeColor="text1"/>
         </w:rPr>
         <w:t>A minha irmã por ter sido um exemplo de vitória através da educação.</w:t>
@@ -1327,6 +1337,7 @@
       </w:pPr>
       <w:r>
         <w:rPr>
+          <w:rFonts w:ascii="Arial" w:hAnsi="Arial" w:cs="Arial"/>
           <w:color w:val="000000" w:themeColor="text1"/>
         </w:rPr>
         <w:t>A mim, que tive a coragem de mudar a rota dos caminhos que tracei em busca do que acredito.</w:t>
@@ -1495,12 +1506,14 @@
       </w:pPr>
       <w:r>
         <w:rPr>
+          <w:rFonts w:ascii="Arial" w:hAnsi="Arial" w:cs="Arial"/>
           <w:color w:val="000000" w:themeColor="text1"/>
         </w:rPr>
         <w:t>“</w:t>
       </w:r>
       <w:r>
         <w:rPr>
+          <w:rFonts w:ascii="Arial" w:hAnsi="Arial" w:cs="Arial"/>
           <w:color w:val="000000" w:themeColor="text1"/>
         </w:rPr>
         <w:t>Tive que suportar, querendo capotar</w:t>
@@ -1522,6 +1535,7 @@
       </w:pPr>
       <w:r>
         <w:rPr>
+          <w:rFonts w:ascii="Arial" w:hAnsi="Arial" w:cs="Arial"/>
           <w:color w:val="000000" w:themeColor="text1"/>
         </w:rPr>
         <w:t>Tive que apostar, ninguém pra acreditar</w:t>
@@ -1543,12 +1557,14 @@
       </w:pPr>
       <w:r>
         <w:rPr>
+          <w:rFonts w:ascii="Arial" w:hAnsi="Arial" w:cs="Arial"/>
           <w:color w:val="000000" w:themeColor="text1"/>
         </w:rPr>
         <w:t>Virei ao meu favor, derrubei o tabuleiro</w:t>
       </w:r>
       <w:r>
         <w:rPr>
+          <w:rFonts w:ascii="Arial" w:hAnsi="Arial" w:cs="Arial"/>
           <w:color w:val="000000" w:themeColor="text1"/>
         </w:rPr>
         <w:t>”.</w:t>
@@ -1570,12 +1586,14 @@
       </w:pPr>
       <w:r>
         <w:rPr>
+          <w:rFonts w:ascii="Arial" w:hAnsi="Arial" w:cs="Arial"/>
           <w:color w:val="000000" w:themeColor="text1"/>
         </w:rPr>
         <w:t>Abebe Bikila</w:t>
       </w:r>
       <w:r>
         <w:rPr>
+          <w:rFonts w:ascii="Arial" w:hAnsi="Arial" w:cs="Arial"/>
           <w:color w:val="000000" w:themeColor="text1"/>
         </w:rPr>
         <w:t xml:space="preserve"> Costa Santos</w:t>
@@ -1605,8 +1623,8 @@
       </w:r>
       <w:r>
         <w:rPr>
-          <w:b/>
-          <w:bCs/>
+          <w:rFonts w:ascii="Arial" w:hAnsi="Arial" w:cs="Arial"/>
+          <w:b/>
           <w:color w:val="000000"/>
           <w:sz w:val="32"/>
           <w:szCs w:val="32"/>
@@ -1626,8 +1644,8 @@
       </w:r>
       <w:r>
         <w:rPr>
+          <w:rFonts w:ascii="Arial" w:hAnsi="Arial" w:cs="Arial"/>
           <w:i/>
-          <w:iCs/>
         </w:rPr>
         <w:t>master</w:t>
       </w:r>
@@ -1636,8 +1654,8 @@
       </w:r>
       <w:r>
         <w:rPr>
+          <w:rFonts w:ascii="Arial" w:hAnsi="Arial" w:cs="Arial"/>
           <w:i/>
-          <w:iCs/>
         </w:rPr>
         <w:t>desktop</w:t>
       </w:r>
@@ -1646,8 +1664,8 @@
       </w:r>
       <w:r>
         <w:rPr>
+          <w:rFonts w:ascii="Arial" w:hAnsi="Arial" w:cs="Arial"/>
           <w:i/>
-          <w:iCs/>
         </w:rPr>
         <w:t>Front-end</w:t>
       </w:r>
@@ -1671,8 +1689,8 @@
       </w:pPr>
       <w:r>
         <w:rPr>
-          <w:b/>
-          <w:bCs/>
+          <w:rFonts w:ascii="Arial" w:hAnsi="Arial" w:cs="Arial"/>
+          <w:b/>
         </w:rPr>
         <w:t>Palavras-chave:</w:t>
       </w:r>
@@ -1681,6 +1699,7 @@
       </w:r>
       <w:r>
         <w:rPr>
+          <w:rFonts w:ascii="Arial" w:hAnsi="Arial" w:cs="Arial"/>
           <w:lang w:val="en-US"/>
         </w:rPr>
         <w:t>Desenvolvimento Web.</w:t>
@@ -1744,14 +1763,15 @@
       <w:bookmarkEnd w:id="2"/>
       <w:r>
         <w:rPr>
+          <w:rFonts w:ascii="Arial" w:hAnsi="Arial" w:cs="Arial"/>
           <w:lang w:val="en-US"/>
         </w:rPr>
         <w:br w:type="page"/>
       </w:r>
       <w:r>
         <w:rPr>
-          <w:b/>
-          <w:bCs/>
+          <w:rFonts w:ascii="Arial" w:hAnsi="Arial" w:cs="Arial"/>
+          <w:b/>
           <w:color w:val="000000"/>
           <w:sz w:val="32"/>
           <w:szCs w:val="32"/>
@@ -1774,6 +1794,7 @@
       <w:bookmarkEnd w:id="4"/>
       <w:r>
         <w:rPr>
+          <w:rFonts w:ascii="Arial" w:hAnsi="Arial" w:cs="Arial"/>
           <w:lang w:val="en-US"/>
         </w:rPr>
         <w:t xml:space="preserve">The allocation of athletes in master rowing regattas is a complex logistical task, subject to various operational constraints, such as age compatibility, gender, boat types, and mandatory rest intervals. Although there are efficient solutions based on operations research to mathematically optimize this allocation, the user interface of previous implementations, built for specific desktop environments, presents severe installation and usability barriers that hinder practical adoption by sports clubs. This work aims to develop and implement a new, modern graphical user interface (Front-end) based on Web technologies (such as React), in order to democratize access and improve the Human-Computer Interaction (HCI) of the system. The methodology consisted of decoupling the original interface from the optimization logic (CPLEX), restructuring the architecture to a client-server model, prototyping screens based on Nielsen's usability heuristics, and conducting direct validation with real users from a rowing club. As a result, a responsive, agile system free of complex infrastructure configurations was obtained, allowing technical committees to carry out the strategic planning of their crews directly from web browsers intuitively. </w:t>
@@ -1791,14 +1812,15 @@
     <w:p>
       <w:r>
         <w:rPr>
-          <w:b/>
-          <w:bCs/>
+          <w:rFonts w:ascii="Arial" w:hAnsi="Arial" w:cs="Arial"/>
+          <w:b/>
           <w:lang w:val="en-US"/>
         </w:rPr>
         <w:t>Keywords:</w:t>
       </w:r>
       <w:r>
         <w:rPr>
+          <w:rFonts w:ascii="Arial" w:hAnsi="Arial" w:cs="Arial"/>
           <w:lang w:val="en-US"/>
         </w:rPr>
         <w:t xml:space="preserve"> Software Engineering. Human-Computer Interaction. </w:t>
@@ -1829,8 +1851,8 @@
       </w:r>
       <w:r>
         <w:rPr>
-          <w:b/>
-          <w:bCs/>
+          <w:rFonts w:ascii="Arial" w:hAnsi="Arial" w:cs="Arial"/>
+          <w:b/>
           <w:color w:val="000000"/>
           <w:sz w:val="32"/>
           <w:szCs w:val="32"/>
@@ -1842,8 +1864,8 @@
       <w:bookmarkEnd w:id="5"/>
       <w:r>
         <w:rPr>
-          <w:b/>
-          <w:bCs/>
+          <w:rFonts w:ascii="Arial" w:hAnsi="Arial" w:cs="Arial"/>
+          <w:b/>
           <w:color w:val="000000"/>
           <w:sz w:val="32"/>
           <w:szCs w:val="32"/>
@@ -1876,8 +1898,8 @@
       <w:fldSimple w:instr=" TOC \h \z \c &quot;Figura&quot; ">
         <w:r>
           <w:rPr>
+            <w:rFonts w:ascii="Arial" w:hAnsi="Arial" w:cs="Arial"/>
             <w:b/>
-            <w:bCs/>
             <w:noProof/>
           </w:rPr>
           <w:t>Nenhuma entrada de índice de ilustrações foi encontrada.</w:t>
@@ -1888,8 +1910,8 @@
       </w:r>
       <w:r>
         <w:rPr>
-          <w:b/>
-          <w:bCs/>
+          <w:rFonts w:ascii="Arial" w:hAnsi="Arial" w:cs="Arial"/>
+          <w:b/>
           <w:color w:val="000000"/>
           <w:sz w:val="32"/>
           <w:szCs w:val="32"/>
@@ -1926,8 +1948,8 @@
       <w:fldSimple w:instr=" TOC \h \z \c &quot;Tabela&quot; ">
         <w:r>
           <w:rPr>
+            <w:rFonts w:ascii="Arial" w:hAnsi="Arial" w:cs="Arial"/>
             <w:b/>
-            <w:bCs/>
             <w:noProof/>
           </w:rPr>
           <w:t>Nenhuma entrada de índice de ilustrações foi encontrada.</w:t>
@@ -1938,8 +1960,8 @@
       </w:r>
       <w:r>
         <w:rPr>
-          <w:b/>
-          <w:bCs/>
+          <w:rFonts w:ascii="Arial" w:hAnsi="Arial" w:cs="Arial"/>
+          <w:b/>
           <w:color w:val="000000"/>
           <w:sz w:val="32"/>
           <w:szCs w:val="32"/>
@@ -1951,8 +1973,8 @@
       <w:bookmarkEnd w:id="8"/>
       <w:r>
         <w:rPr>
-          <w:b/>
-          <w:bCs/>
+          <w:rFonts w:ascii="Arial" w:hAnsi="Arial" w:cs="Arial"/>
+          <w:b/>
           <w:color w:val="000000"/>
           <w:sz w:val="32"/>
           <w:szCs w:val="32"/>
@@ -1966,8 +1988,8 @@
       </w:r>
       <w:r>
         <w:rPr>
+          <w:rFonts w:ascii="Arial" w:hAnsi="Arial" w:cs="Arial"/>
           <w:i/>
-          <w:iCs/>
         </w:rPr>
         <w:t>Application Programming Interface</w:t>
       </w:r>
@@ -1978,21 +2000,23 @@
     <w:p>
       <w:r>
         <w:rPr>
+          <w:rFonts w:ascii="Arial" w:hAnsi="Arial" w:cs="Arial"/>
           <w:rStyle w:val="citation-1022"/>
         </w:rPr>
         <w:t>HTML</w:t>
       </w:r>
       <w:r>
         <w:rPr>
+          <w:rFonts w:ascii="Arial" w:hAnsi="Arial" w:cs="Arial"/>
           <w:rStyle w:val="citation-1022"/>
         </w:rPr>
         <w:t xml:space="preserve"> – </w:t>
       </w:r>
       <w:r>
         <w:rPr>
+          <w:rFonts w:ascii="Arial" w:hAnsi="Arial" w:cs="Arial"/>
           <w:rStyle w:val="citation-1022"/>
           <w:i/>
-          <w:iCs/>
         </w:rPr>
         <w:t>HyperText Markup Language</w:t>
       </w:r>
@@ -2010,6 +2034,7 @@
       </w:pPr>
       <w:r>
         <w:rPr>
+          <w:rFonts w:ascii="Arial" w:hAnsi="Arial" w:cs="Arial"/>
           <w:rStyle w:val="citation-1026"/>
           <w:lang w:val="en-US"/>
         </w:rPr>
@@ -2017,9 +2042,9 @@
       </w:r>
       <w:r>
         <w:rPr>
+          <w:rFonts w:ascii="Arial" w:hAnsi="Arial" w:cs="Arial"/>
           <w:rStyle w:val="citation-1026"/>
           <w:i/>
-          <w:iCs/>
           <w:lang w:val="en-US"/>
         </w:rPr>
         <w:t>JavaScript Object Notation</w:t>
@@ -2033,6 +2058,7 @@
       </w:pPr>
       <w:r>
         <w:rPr>
+          <w:rFonts w:ascii="Arial" w:hAnsi="Arial" w:cs="Arial"/>
           <w:rStyle w:val="citation-1021"/>
           <w:lang w:val="en-US"/>
         </w:rPr>
@@ -2040,9 +2066,9 @@
       </w:r>
       <w:r>
         <w:rPr>
+          <w:rFonts w:ascii="Arial" w:hAnsi="Arial" w:cs="Arial"/>
           <w:rStyle w:val="citation-1021"/>
           <w:i/>
-          <w:iCs/>
           <w:lang w:val="en-US"/>
         </w:rPr>
         <w:t>Portable Document Format</w:t>
@@ -2054,8 +2080,8 @@
       </w:r>
       <w:r>
         <w:rPr>
+          <w:rFonts w:ascii="Arial" w:hAnsi="Arial" w:cs="Arial"/>
           <w:i/>
-          <w:iCs/>
         </w:rPr>
         <w:t>User Experience</w:t>
       </w:r>
@@ -2087,8 +2113,8 @@
       </w:r>
       <w:r>
         <w:rPr>
-          <w:b/>
-          <w:bCs/>
+          <w:rFonts w:ascii="Arial" w:hAnsi="Arial" w:cs="Arial"/>
+          <w:b/>
           <w:color w:val="000000"/>
           <w:sz w:val="32"/>
           <w:szCs w:val="32"/>
@@ -2150,9 +2176,10 @@
           <w:r>
             <w:fldChar w:fldCharType="separate"/>
           </w:r>
-          <w:hyperlink w:anchor="_Toc239011396" w:history="1">
-            <w:r>
-              <w:rPr>
+          <w:hyperlink w:anchor="_Toc_auto_1_1" w:history="1">
+            <w:r>
+              <w:rPr>
+                <w:rFonts w:ascii="Arial" w:hAnsi="Arial" w:cs="Arial"/>
                 <w:rStyle w:val="Hyperlink"/>
                 <w:noProof/>
               </w:rPr>
@@ -2160,7 +2187,7 @@
             </w:r>
             <w:r>
               <w:rPr>
-                <w:rFonts w:asciiTheme="minorHAnsi" w:eastAsiaTheme="minorEastAsia" w:hAnsiTheme="minorHAnsi" w:cstheme="minorBidi"/>
+                <w:rFonts w:asciiTheme="minorHAnsi" w:eastAsiaTheme="minorEastAsia" w:hAnsiTheme="minorHAnsi" w:cstheme="minorBidi" w:ascii="Arial" w:hAnsi="Arial" w:cs="Arial"/>
                 <w:noProof/>
                 <w:sz w:val="22"/>
                 <w:szCs w:val="22"/>
@@ -2169,6 +2196,7 @@
             </w:r>
             <w:r>
               <w:rPr>
+                <w:rFonts w:ascii="Arial" w:hAnsi="Arial" w:cs="Arial"/>
                 <w:rStyle w:val="Hyperlink"/>
                 <w:noProof/>
               </w:rPr>
@@ -2176,6 +2204,7 @@
             </w:r>
             <w:r>
               <w:rPr>
+                <w:rFonts w:ascii="Arial" w:hAnsi="Arial" w:cs="Arial"/>
                 <w:noProof/>
                 <w:webHidden/>
               </w:rPr>
@@ -2183,6 +2212,7 @@
             </w:r>
             <w:r>
               <w:rPr>
+                <w:rFonts w:ascii="Arial" w:hAnsi="Arial" w:cs="Arial"/>
                 <w:noProof/>
                 <w:webHidden/>
               </w:rPr>
@@ -2190,33 +2220,31 @@
             </w:r>
             <w:r>
               <w:rPr>
+                <w:rFonts w:ascii="Arial" w:hAnsi="Arial" w:cs="Arial"/>
                 <w:noProof/>
                 <w:webHidden/>
               </w:rPr>
-              <w:instrText xml:space="preserve"> PAGEREF _Toc239011396 \h </w:instrText>
-            </w:r>
-            <w:r>
-              <w:rPr>
+              <w:instrText xml:space="preserve"> PAGEREF _Toc_auto_1_1 \h </w:instrText>
+            </w:r>
+            <w:r>
+              <w:rPr>
+                <w:rFonts w:ascii="Arial" w:hAnsi="Arial" w:cs="Arial"/>
                 <w:noProof/>
                 <w:webHidden/>
               </w:rPr>
-            </w:r>
-            <w:r>
-              <w:rPr>
+              <w:fldChar w:fldCharType="separate"/>
+            </w:r>
+            <w:r>
+              <w:rPr>
+                <w:rFonts w:ascii="Arial" w:hAnsi="Arial" w:cs="Arial"/>
                 <w:noProof/>
                 <w:webHidden/>
               </w:rPr>
-              <w:fldChar w:fldCharType="separate"/>
-            </w:r>
-            <w:r>
-              <w:rPr>
-                <w:noProof/>
-                <w:webHidden/>
-              </w:rPr>
               <w:t>13</w:t>
             </w:r>
             <w:r>
               <w:rPr>
+                <w:rFonts w:ascii="Arial" w:hAnsi="Arial" w:cs="Arial"/>
                 <w:noProof/>
                 <w:webHidden/>
               </w:rPr>
@@ -2238,9 +2266,10 @@
               <w:szCs w:val="22"/>
             </w:rPr>
           </w:pPr>
-          <w:hyperlink w:anchor="_Toc239011397" w:history="1">
-            <w:r>
-              <w:rPr>
+          <w:hyperlink w:anchor="_Toc_auto_1_2" w:history="1">
+            <w:r>
+              <w:rPr>
+                <w:rFonts w:ascii="Arial" w:hAnsi="Arial" w:cs="Arial"/>
                 <w:rStyle w:val="Hyperlink"/>
                 <w:noProof/>
               </w:rPr>
@@ -2248,7 +2277,7 @@
             </w:r>
             <w:r>
               <w:rPr>
-                <w:rFonts w:asciiTheme="minorHAnsi" w:eastAsiaTheme="minorEastAsia" w:hAnsiTheme="minorHAnsi" w:cstheme="minorBidi"/>
+                <w:rFonts w:asciiTheme="minorHAnsi" w:eastAsiaTheme="minorEastAsia" w:hAnsiTheme="minorHAnsi" w:cstheme="minorBidi" w:ascii="Arial" w:hAnsi="Arial" w:cs="Arial"/>
                 <w:noProof/>
                 <w:sz w:val="22"/>
                 <w:szCs w:val="22"/>
@@ -2257,6 +2286,7 @@
             </w:r>
             <w:r>
               <w:rPr>
+                <w:rFonts w:ascii="Arial" w:hAnsi="Arial" w:cs="Arial"/>
                 <w:rStyle w:val="Hyperlink"/>
                 <w:noProof/>
               </w:rPr>
@@ -2264,6 +2294,7 @@
             </w:r>
             <w:r>
               <w:rPr>
+                <w:rFonts w:ascii="Arial" w:hAnsi="Arial" w:cs="Arial"/>
                 <w:noProof/>
                 <w:webHidden/>
               </w:rPr>
@@ -2271,6 +2302,7 @@
             </w:r>
             <w:r>
               <w:rPr>
+                <w:rFonts w:ascii="Arial" w:hAnsi="Arial" w:cs="Arial"/>
                 <w:noProof/>
                 <w:webHidden/>
               </w:rPr>
@@ -2278,33 +2310,301 @@
             </w:r>
             <w:r>
               <w:rPr>
+                <w:rFonts w:ascii="Arial" w:hAnsi="Arial" w:cs="Arial"/>
                 <w:noProof/>
                 <w:webHidden/>
               </w:rPr>
-              <w:instrText xml:space="preserve"> PAGEREF _Toc239011397 \h </w:instrText>
-            </w:r>
-            <w:r>
-              <w:rPr>
+              <w:instrText xml:space="preserve"> PAGEREF _Toc_auto_1_2 \h </w:instrText>
+            </w:r>
+            <w:r>
+              <w:rPr>
+                <w:rFonts w:ascii="Arial" w:hAnsi="Arial" w:cs="Arial"/>
                 <w:noProof/>
                 <w:webHidden/>
               </w:rPr>
-            </w:r>
-            <w:r>
-              <w:rPr>
+              <w:fldChar w:fldCharType="separate"/>
+            </w:r>
+            <w:r>
+              <w:rPr>
+                <w:rFonts w:ascii="Arial" w:hAnsi="Arial" w:cs="Arial"/>
                 <w:noProof/>
                 <w:webHidden/>
               </w:rPr>
+              <w:t>14</w:t>
+            </w:r>
+            <w:r>
+              <w:rPr>
+                <w:rFonts w:ascii="Arial" w:hAnsi="Arial" w:cs="Arial"/>
+                <w:noProof/>
+                <w:webHidden/>
+              </w:rPr>
+              <w:fldChar w:fldCharType="end"/>
+            </w:r>
+          </w:hyperlink>
+        </w:p>
+        <w:p>
+          <w:pPr>
+            <w:pStyle w:val="Sumrio2"/>
+            <w:tabs>
+              <w:tab w:val="left" w:pos="880"/>
+              <w:tab w:val="right" w:leader="dot" w:pos="9062"/>
+            </w:tabs>
+            <w:rPr>
+              <w:rFonts w:asciiTheme="minorHAnsi" w:eastAsiaTheme="minorEastAsia" w:hAnsiTheme="minorHAnsi" w:cstheme="minorBidi"/>
+              <w:noProof/>
+              <w:sz w:val="22"/>
+              <w:szCs w:val="22"/>
+            </w:rPr>
+          </w:pPr>
+          <w:hyperlink w:anchor="_Toc_auto_2_3" w:history="1">
+            <w:r>
+              <w:rPr>
+                <w:rFonts w:ascii="Arial" w:hAnsi="Arial" w:cs="Arial"/>
+                <w:rStyle w:val="Hyperlink"/>
+                <w:noProof/>
+              </w:rPr>
+              <w:t>3</w:t>
+            </w:r>
+            <w:r>
+              <w:rPr>
+                <w:rFonts w:asciiTheme="minorHAnsi" w:eastAsiaTheme="minorEastAsia" w:hAnsiTheme="minorHAnsi" w:cstheme="minorBidi" w:ascii="Arial" w:hAnsi="Arial" w:cs="Arial"/>
+                <w:noProof/>
+                <w:sz w:val="22"/>
+                <w:szCs w:val="22"/>
+              </w:rPr>
+              <w:tab/>
+            </w:r>
+            <w:r>
+              <w:rPr>
+                <w:rFonts w:ascii="Arial" w:hAnsi="Arial" w:cs="Arial"/>
+                <w:rStyle w:val="Hyperlink"/>
+                <w:noProof/>
+              </w:rPr>
+              <w:t>OBJETIVOS</w:t>
+            </w:r>
+            <w:r>
+              <w:rPr>
+                <w:rFonts w:ascii="Arial" w:hAnsi="Arial" w:cs="Arial"/>
+                <w:noProof/>
+                <w:webHidden/>
+              </w:rPr>
+              <w:tab/>
+            </w:r>
+            <w:r>
+              <w:rPr>
+                <w:rFonts w:ascii="Arial" w:hAnsi="Arial" w:cs="Arial"/>
+                <w:noProof/>
+                <w:webHidden/>
+              </w:rPr>
+              <w:fldChar w:fldCharType="begin"/>
+            </w:r>
+            <w:r>
+              <w:rPr>
+                <w:rFonts w:ascii="Arial" w:hAnsi="Arial" w:cs="Arial"/>
+                <w:noProof/>
+                <w:webHidden/>
+              </w:rPr>
+              <w:instrText xml:space="preserve"> PAGEREF _Toc_auto_2_3 \h </w:instrText>
+            </w:r>
+            <w:r>
+              <w:rPr>
+                <w:rFonts w:ascii="Arial" w:hAnsi="Arial" w:cs="Arial"/>
+                <w:noProof/>
+                <w:webHidden/>
+              </w:rPr>
               <w:fldChar w:fldCharType="separate"/>
             </w:r>
             <w:r>
               <w:rPr>
+                <w:rFonts w:ascii="Arial" w:hAnsi="Arial" w:cs="Arial"/>
                 <w:noProof/>
                 <w:webHidden/>
               </w:rPr>
-              <w:t>14</w:t>
-            </w:r>
-            <w:r>
-              <w:rPr>
+              <w:t>15</w:t>
+            </w:r>
+            <w:r>
+              <w:rPr>
+                <w:rFonts w:ascii="Arial" w:hAnsi="Arial" w:cs="Arial"/>
+                <w:noProof/>
+                <w:webHidden/>
+              </w:rPr>
+              <w:fldChar w:fldCharType="end"/>
+            </w:r>
+          </w:hyperlink>
+        </w:p>
+        <w:p>
+          <w:pPr>
+            <w:pStyle w:val="Sumrio2"/>
+            <w:tabs>
+              <w:tab w:val="left" w:pos="880"/>
+              <w:tab w:val="right" w:leader="dot" w:pos="9062"/>
+            </w:tabs>
+            <w:rPr>
+              <w:rFonts w:asciiTheme="minorHAnsi" w:eastAsiaTheme="minorEastAsia" w:hAnsiTheme="minorHAnsi" w:cstheme="minorBidi"/>
+              <w:noProof/>
+              <w:sz w:val="22"/>
+              <w:szCs w:val="22"/>
+            </w:rPr>
+          </w:pPr>
+          <w:hyperlink w:anchor="_Toc_auto_3_3_1" w:history="1">
+            <w:r>
+              <w:rPr>
+                <w:rFonts w:ascii="Arial" w:hAnsi="Arial" w:cs="Arial"/>
+                <w:rStyle w:val="Hyperlink"/>
+                <w:noProof/>
+              </w:rPr>
+              <w:t>3.1</w:t>
+            </w:r>
+            <w:r>
+              <w:rPr>
+                <w:rFonts w:asciiTheme="minorHAnsi" w:eastAsiaTheme="minorEastAsia" w:hAnsiTheme="minorHAnsi" w:cstheme="minorBidi" w:ascii="Arial" w:hAnsi="Arial" w:cs="Arial"/>
+                <w:noProof/>
+                <w:sz w:val="22"/>
+                <w:szCs w:val="22"/>
+              </w:rPr>
+              <w:tab/>
+            </w:r>
+            <w:r>
+              <w:rPr>
+                <w:rFonts w:ascii="Arial" w:hAnsi="Arial" w:cs="Arial"/>
+                <w:rStyle w:val="Hyperlink"/>
+                <w:noProof/>
+              </w:rPr>
+              <w:t>OBJETIVO GERAL</w:t>
+            </w:r>
+            <w:r>
+              <w:rPr>
+                <w:rFonts w:ascii="Arial" w:hAnsi="Arial" w:cs="Arial"/>
+                <w:noProof/>
+                <w:webHidden/>
+              </w:rPr>
+              <w:tab/>
+            </w:r>
+            <w:r>
+              <w:rPr>
+                <w:rFonts w:ascii="Arial" w:hAnsi="Arial" w:cs="Arial"/>
+                <w:noProof/>
+                <w:webHidden/>
+              </w:rPr>
+              <w:fldChar w:fldCharType="begin"/>
+            </w:r>
+            <w:r>
+              <w:rPr>
+                <w:rFonts w:ascii="Arial" w:hAnsi="Arial" w:cs="Arial"/>
+                <w:noProof/>
+                <w:webHidden/>
+              </w:rPr>
+              <w:instrText xml:space="preserve"> PAGEREF _Toc_auto_3_3_1 \h </w:instrText>
+            </w:r>
+            <w:r>
+              <w:rPr>
+                <w:rFonts w:ascii="Arial" w:hAnsi="Arial" w:cs="Arial"/>
+                <w:noProof/>
+                <w:webHidden/>
+              </w:rPr>
+              <w:fldChar w:fldCharType="separate"/>
+            </w:r>
+            <w:r>
+              <w:rPr>
+                <w:rFonts w:ascii="Arial" w:hAnsi="Arial" w:cs="Arial"/>
+                <w:noProof/>
+                <w:webHidden/>
+              </w:rPr>
+              <w:t>15</w:t>
+            </w:r>
+            <w:r>
+              <w:rPr>
+                <w:rFonts w:ascii="Arial" w:hAnsi="Arial" w:cs="Arial"/>
+                <w:noProof/>
+                <w:webHidden/>
+              </w:rPr>
+              <w:fldChar w:fldCharType="end"/>
+            </w:r>
+          </w:hyperlink>
+        </w:p>
+        <w:p>
+          <w:pPr>
+            <w:pStyle w:val="Sumrio2"/>
+            <w:tabs>
+              <w:tab w:val="left" w:pos="880"/>
+              <w:tab w:val="right" w:leader="dot" w:pos="9062"/>
+            </w:tabs>
+            <w:rPr>
+              <w:rFonts w:asciiTheme="minorHAnsi" w:eastAsiaTheme="minorEastAsia" w:hAnsiTheme="minorHAnsi" w:cstheme="minorBidi"/>
+              <w:noProof/>
+              <w:sz w:val="22"/>
+              <w:szCs w:val="22"/>
+            </w:rPr>
+          </w:pPr>
+          <w:hyperlink w:anchor="_Toc_auto_3_3_2" w:history="1">
+            <w:r>
+              <w:rPr>
+                <w:rFonts w:ascii="Arial" w:hAnsi="Arial" w:cs="Arial"/>
+                <w:rStyle w:val="Hyperlink"/>
+                <w:noProof/>
+              </w:rPr>
+              <w:t>3.2</w:t>
+            </w:r>
+            <w:r>
+              <w:rPr>
+                <w:rFonts w:asciiTheme="minorHAnsi" w:eastAsiaTheme="minorEastAsia" w:hAnsiTheme="minorHAnsi" w:cstheme="minorBidi" w:ascii="Arial" w:hAnsi="Arial" w:cs="Arial"/>
+                <w:noProof/>
+                <w:sz w:val="22"/>
+                <w:szCs w:val="22"/>
+              </w:rPr>
+              <w:tab/>
+            </w:r>
+            <w:r>
+              <w:rPr>
+                <w:rFonts w:ascii="Arial" w:hAnsi="Arial" w:cs="Arial"/>
+                <w:rStyle w:val="Hyperlink"/>
+                <w:noProof/>
+              </w:rPr>
+              <w:t>OBJETIVOS ESPECÍFICOS</w:t>
+            </w:r>
+            <w:r>
+              <w:rPr>
+                <w:rFonts w:ascii="Arial" w:hAnsi="Arial" w:cs="Arial"/>
+                <w:noProof/>
+                <w:webHidden/>
+              </w:rPr>
+              <w:tab/>
+            </w:r>
+            <w:r>
+              <w:rPr>
+                <w:rFonts w:ascii="Arial" w:hAnsi="Arial" w:cs="Arial"/>
+                <w:noProof/>
+                <w:webHidden/>
+              </w:rPr>
+              <w:fldChar w:fldCharType="begin"/>
+            </w:r>
+            <w:r>
+              <w:rPr>
+                <w:rFonts w:ascii="Arial" w:hAnsi="Arial" w:cs="Arial"/>
+                <w:noProof/>
+                <w:webHidden/>
+              </w:rPr>
+              <w:instrText xml:space="preserve"> PAGEREF _Toc_auto_3_3_2 \h </w:instrText>
+            </w:r>
+            <w:r>
+              <w:rPr>
+                <w:rFonts w:ascii="Arial" w:hAnsi="Arial" w:cs="Arial"/>
+                <w:noProof/>
+                <w:webHidden/>
+              </w:rPr>
+              <w:fldChar w:fldCharType="separate"/>
+            </w:r>
+            <w:r>
+              <w:rPr>
+                <w:rFonts w:ascii="Arial" w:hAnsi="Arial" w:cs="Arial"/>
+                <w:noProof/>
+                <w:webHidden/>
+              </w:rPr>
+              <w:t>15</w:t>
+            </w:r>
+            <w:r>
+              <w:rPr>
+                <w:rFonts w:ascii="Arial" w:hAnsi="Arial" w:cs="Arial"/>
                 <w:noProof/>
                 <w:webHidden/>
               </w:rPr>
@@ -2326,9 +2626,10 @@
               <w:szCs w:val="22"/>
             </w:rPr>
           </w:pPr>
-          <w:hyperlink w:anchor="_Toc239011398" w:history="1">
-            <w:r>
-              <w:rPr>
+          <w:hyperlink w:anchor="_Toc_auto_1_3" w:history="1">
+            <w:r>
+              <w:rPr>
+                <w:rFonts w:ascii="Arial" w:hAnsi="Arial" w:cs="Arial"/>
                 <w:rStyle w:val="Hyperlink"/>
                 <w:noProof/>
               </w:rPr>
@@ -2336,7 +2637,7 @@
             </w:r>
             <w:r>
               <w:rPr>
-                <w:rFonts w:asciiTheme="minorHAnsi" w:eastAsiaTheme="minorEastAsia" w:hAnsiTheme="minorHAnsi" w:cstheme="minorBidi"/>
+                <w:rFonts w:asciiTheme="minorHAnsi" w:eastAsiaTheme="minorEastAsia" w:hAnsiTheme="minorHAnsi" w:cstheme="minorBidi" w:ascii="Arial" w:hAnsi="Arial" w:cs="Arial"/>
                 <w:noProof/>
                 <w:sz w:val="22"/>
                 <w:szCs w:val="22"/>
@@ -2345,13 +2646,15 @@
             </w:r>
             <w:r>
               <w:rPr>
+                <w:rFonts w:ascii="Arial" w:hAnsi="Arial" w:cs="Arial"/>
                 <w:rStyle w:val="Hyperlink"/>
                 <w:noProof/>
               </w:rPr>
-              <w:t>OBJETIVOS</w:t>
-            </w:r>
-            <w:r>
-              <w:rPr>
+              <w:t>JUSTIFICATIVA</w:t>
+            </w:r>
+            <w:r>
+              <w:rPr>
+                <w:rFonts w:ascii="Arial" w:hAnsi="Arial" w:cs="Arial"/>
                 <w:noProof/>
                 <w:webHidden/>
               </w:rPr>
@@ -2359,6 +2662,7 @@
             </w:r>
             <w:r>
               <w:rPr>
+                <w:rFonts w:ascii="Arial" w:hAnsi="Arial" w:cs="Arial"/>
                 <w:noProof/>
                 <w:webHidden/>
               </w:rPr>
@@ -2366,33 +2670,121 @@
             </w:r>
             <w:r>
               <w:rPr>
+                <w:rFonts w:ascii="Arial" w:hAnsi="Arial" w:cs="Arial"/>
                 <w:noProof/>
                 <w:webHidden/>
               </w:rPr>
-              <w:instrText xml:space="preserve"> PAGEREF _Toc239011398 \h </w:instrText>
-            </w:r>
-            <w:r>
-              <w:rPr>
+              <w:instrText xml:space="preserve"> PAGEREF _Toc_auto_1_3 \h </w:instrText>
+            </w:r>
+            <w:r>
+              <w:rPr>
+                <w:rFonts w:ascii="Arial" w:hAnsi="Arial" w:cs="Arial"/>
                 <w:noProof/>
                 <w:webHidden/>
               </w:rPr>
-            </w:r>
-            <w:r>
-              <w:rPr>
+              <w:fldChar w:fldCharType="separate"/>
+            </w:r>
+            <w:r>
+              <w:rPr>
+                <w:rFonts w:ascii="Arial" w:hAnsi="Arial" w:cs="Arial"/>
                 <w:noProof/>
                 <w:webHidden/>
               </w:rPr>
+              <w:t>17</w:t>
+            </w:r>
+            <w:r>
+              <w:rPr>
+                <w:rFonts w:ascii="Arial" w:hAnsi="Arial" w:cs="Arial"/>
+                <w:noProof/>
+                <w:webHidden/>
+              </w:rPr>
+              <w:fldChar w:fldCharType="end"/>
+            </w:r>
+          </w:hyperlink>
+        </w:p>
+        <w:p>
+          <w:pPr>
+            <w:pStyle w:val="Sumrio1"/>
+            <w:tabs>
+              <w:tab w:val="left" w:pos="440"/>
+              <w:tab w:val="right" w:leader="dot" w:pos="9062"/>
+            </w:tabs>
+            <w:rPr>
+              <w:rFonts w:asciiTheme="minorHAnsi" w:eastAsiaTheme="minorEastAsia" w:hAnsiTheme="minorHAnsi" w:cstheme="minorBidi"/>
+              <w:noProof/>
+              <w:sz w:val="22"/>
+              <w:szCs w:val="22"/>
+            </w:rPr>
+          </w:pPr>
+          <w:hyperlink w:anchor="_Toc_auto_1_4" w:history="1">
+            <w:r>
+              <w:rPr>
+                <w:rFonts w:ascii="Arial" w:hAnsi="Arial" w:cs="Arial"/>
+                <w:rStyle w:val="Hyperlink"/>
+                <w:noProof/>
+              </w:rPr>
+              <w:t>4</w:t>
+            </w:r>
+            <w:r>
+              <w:rPr>
+                <w:rFonts w:asciiTheme="minorHAnsi" w:eastAsiaTheme="minorEastAsia" w:hAnsiTheme="minorHAnsi" w:cstheme="minorBidi" w:ascii="Arial" w:hAnsi="Arial" w:cs="Arial"/>
+                <w:noProof/>
+                <w:sz w:val="22"/>
+                <w:szCs w:val="22"/>
+              </w:rPr>
+              <w:tab/>
+            </w:r>
+            <w:r>
+              <w:rPr>
+                <w:rFonts w:ascii="Arial" w:hAnsi="Arial" w:cs="Arial"/>
+                <w:rStyle w:val="Hyperlink"/>
+                <w:noProof/>
+              </w:rPr>
+              <w:t>METODOLOGIA E ARQUITETURA DA SOLUÇÃO</w:t>
+            </w:r>
+            <w:r>
+              <w:rPr>
+                <w:rFonts w:ascii="Arial" w:hAnsi="Arial" w:cs="Arial"/>
+                <w:noProof/>
+                <w:webHidden/>
+              </w:rPr>
+              <w:tab/>
+            </w:r>
+            <w:r>
+              <w:rPr>
+                <w:rFonts w:ascii="Arial" w:hAnsi="Arial" w:cs="Arial"/>
+                <w:noProof/>
+                <w:webHidden/>
+              </w:rPr>
+              <w:fldChar w:fldCharType="begin"/>
+            </w:r>
+            <w:r>
+              <w:rPr>
+                <w:rFonts w:ascii="Arial" w:hAnsi="Arial" w:cs="Arial"/>
+                <w:noProof/>
+                <w:webHidden/>
+              </w:rPr>
+              <w:instrText xml:space="preserve"> PAGEREF _Toc_auto_1_4 \h </w:instrText>
+            </w:r>
+            <w:r>
+              <w:rPr>
+                <w:rFonts w:ascii="Arial" w:hAnsi="Arial" w:cs="Arial"/>
+                <w:noProof/>
+                <w:webHidden/>
+              </w:rPr>
               <w:fldChar w:fldCharType="separate"/>
             </w:r>
             <w:r>
               <w:rPr>
+                <w:rFonts w:ascii="Arial" w:hAnsi="Arial" w:cs="Arial"/>
                 <w:noProof/>
                 <w:webHidden/>
               </w:rPr>
-              <w:t>15</w:t>
-            </w:r>
-            <w:r>
-              <w:rPr>
+              <w:t>18</w:t>
+            </w:r>
+            <w:r>
+              <w:rPr>
+                <w:rFonts w:ascii="Arial" w:hAnsi="Arial" w:cs="Arial"/>
                 <w:noProof/>
                 <w:webHidden/>
               </w:rPr>
@@ -2414,17 +2806,18 @@
               <w:szCs w:val="22"/>
             </w:rPr>
           </w:pPr>
-          <w:hyperlink w:anchor="_Toc239011399" w:history="1">
-            <w:r>
-              <w:rPr>
+          <w:hyperlink w:anchor="_Toc_auto_2_4_1" w:history="1">
+            <w:r>
+              <w:rPr>
+                <w:rFonts w:ascii="Arial" w:hAnsi="Arial" w:cs="Arial"/>
                 <w:rStyle w:val="Hyperlink"/>
                 <w:noProof/>
               </w:rPr>
-              <w:t>3.1</w:t>
-            </w:r>
-            <w:r>
-              <w:rPr>
-                <w:rFonts w:asciiTheme="minorHAnsi" w:eastAsiaTheme="minorEastAsia" w:hAnsiTheme="minorHAnsi" w:cstheme="minorBidi"/>
+              <w:t>4.1</w:t>
+            </w:r>
+            <w:r>
+              <w:rPr>
+                <w:rFonts w:asciiTheme="minorHAnsi" w:eastAsiaTheme="minorEastAsia" w:hAnsiTheme="minorHAnsi" w:cstheme="minorBidi" w:ascii="Arial" w:hAnsi="Arial" w:cs="Arial"/>
                 <w:noProof/>
                 <w:sz w:val="22"/>
                 <w:szCs w:val="22"/>
@@ -2433,13 +2826,15 @@
             </w:r>
             <w:r>
               <w:rPr>
+                <w:rFonts w:ascii="Arial" w:hAnsi="Arial" w:cs="Arial"/>
                 <w:rStyle w:val="Hyperlink"/>
                 <w:noProof/>
               </w:rPr>
-              <w:t>OBJETIVO GERAL</w:t>
-            </w:r>
-            <w:r>
-              <w:rPr>
+              <w:t>Desacoplamento Arquitetural e Transição para o Modelo Cliente-Servidor</w:t>
+            </w:r>
+            <w:r>
+              <w:rPr>
+                <w:rFonts w:ascii="Arial" w:hAnsi="Arial" w:cs="Arial"/>
                 <w:noProof/>
                 <w:webHidden/>
               </w:rPr>
@@ -2447,6 +2842,7 @@
             </w:r>
             <w:r>
               <w:rPr>
+                <w:rFonts w:ascii="Arial" w:hAnsi="Arial" w:cs="Arial"/>
                 <w:noProof/>
                 <w:webHidden/>
               </w:rPr>
@@ -2454,33 +2850,31 @@
             </w:r>
             <w:r>
               <w:rPr>
+                <w:rFonts w:ascii="Arial" w:hAnsi="Arial" w:cs="Arial"/>
                 <w:noProof/>
                 <w:webHidden/>
               </w:rPr>
-              <w:instrText xml:space="preserve"> PAGEREF _Toc239011399 \h </w:instrText>
-            </w:r>
-            <w:r>
-              <w:rPr>
+              <w:instrText xml:space="preserve"> PAGEREF _Toc_auto_2_4_1 \h </w:instrText>
+            </w:r>
+            <w:r>
+              <w:rPr>
+                <w:rFonts w:ascii="Arial" w:hAnsi="Arial" w:cs="Arial"/>
                 <w:noProof/>
                 <w:webHidden/>
               </w:rPr>
-            </w:r>
-            <w:r>
-              <w:rPr>
+              <w:fldChar w:fldCharType="separate"/>
+            </w:r>
+            <w:r>
+              <w:rPr>
+                <w:rFonts w:ascii="Arial" w:hAnsi="Arial" w:cs="Arial"/>
                 <w:noProof/>
                 <w:webHidden/>
               </w:rPr>
-              <w:fldChar w:fldCharType="separate"/>
-            </w:r>
-            <w:r>
-              <w:rPr>
-                <w:noProof/>
-                <w:webHidden/>
-              </w:rPr>
-              <w:t>15</w:t>
-            </w:r>
-            <w:r>
-              <w:rPr>
+              <w:t>18</w:t>
+            </w:r>
+            <w:r>
+              <w:rPr>
+                <w:rFonts w:ascii="Arial" w:hAnsi="Arial" w:cs="Arial"/>
                 <w:noProof/>
                 <w:webHidden/>
               </w:rPr>
@@ -2502,17 +2896,18 @@
               <w:szCs w:val="22"/>
             </w:rPr>
           </w:pPr>
-          <w:hyperlink w:anchor="_Toc239011400" w:history="1">
-            <w:r>
-              <w:rPr>
+          <w:hyperlink w:anchor="_Toc_auto_2_4_2" w:history="1">
+            <w:r>
+              <w:rPr>
+                <w:rFonts w:ascii="Arial" w:hAnsi="Arial" w:cs="Arial"/>
                 <w:rStyle w:val="Hyperlink"/>
                 <w:noProof/>
               </w:rPr>
-              <w:t>3.2</w:t>
-            </w:r>
-            <w:r>
-              <w:rPr>
-                <w:rFonts w:asciiTheme="minorHAnsi" w:eastAsiaTheme="minorEastAsia" w:hAnsiTheme="minorHAnsi" w:cstheme="minorBidi"/>
+              <w:t>4.2</w:t>
+            </w:r>
+            <w:r>
+              <w:rPr>
+                <w:rFonts w:asciiTheme="minorHAnsi" w:eastAsiaTheme="minorEastAsia" w:hAnsiTheme="minorHAnsi" w:cstheme="minorBidi" w:ascii="Arial" w:hAnsi="Arial" w:cs="Arial"/>
                 <w:noProof/>
                 <w:sz w:val="22"/>
                 <w:szCs w:val="22"/>
@@ -2521,13 +2916,15 @@
             </w:r>
             <w:r>
               <w:rPr>
+                <w:rFonts w:ascii="Arial" w:hAnsi="Arial" w:cs="Arial"/>
                 <w:rStyle w:val="Hyperlink"/>
                 <w:noProof/>
               </w:rPr>
-              <w:t>OBJETIVOS ESPECÍFICOS</w:t>
-            </w:r>
-            <w:r>
-              <w:rPr>
+              <w:t>Tecnologias Empregadas no Front-end</w:t>
+            </w:r>
+            <w:r>
+              <w:rPr>
+                <w:rFonts w:ascii="Arial" w:hAnsi="Arial" w:cs="Arial"/>
                 <w:noProof/>
                 <w:webHidden/>
               </w:rPr>
@@ -2535,6 +2932,7 @@
             </w:r>
             <w:r>
               <w:rPr>
+                <w:rFonts w:ascii="Arial" w:hAnsi="Arial" w:cs="Arial"/>
                 <w:noProof/>
                 <w:webHidden/>
               </w:rPr>
@@ -2542,33 +2940,121 @@
             </w:r>
             <w:r>
               <w:rPr>
+                <w:rFonts w:ascii="Arial" w:hAnsi="Arial" w:cs="Arial"/>
                 <w:noProof/>
                 <w:webHidden/>
               </w:rPr>
-              <w:instrText xml:space="preserve"> PAGEREF _Toc239011400 \h </w:instrText>
-            </w:r>
-            <w:r>
-              <w:rPr>
+              <w:instrText xml:space="preserve"> PAGEREF _Toc_auto_2_4_2 \h </w:instrText>
+            </w:r>
+            <w:r>
+              <w:rPr>
+                <w:rFonts w:ascii="Arial" w:hAnsi="Arial" w:cs="Arial"/>
                 <w:noProof/>
                 <w:webHidden/>
               </w:rPr>
-            </w:r>
-            <w:r>
-              <w:rPr>
+              <w:fldChar w:fldCharType="separate"/>
+            </w:r>
+            <w:r>
+              <w:rPr>
+                <w:rFonts w:ascii="Arial" w:hAnsi="Arial" w:cs="Arial"/>
                 <w:noProof/>
                 <w:webHidden/>
               </w:rPr>
+              <w:t>19</w:t>
+            </w:r>
+            <w:r>
+              <w:rPr>
+                <w:rFonts w:ascii="Arial" w:hAnsi="Arial" w:cs="Arial"/>
+                <w:noProof/>
+                <w:webHidden/>
+              </w:rPr>
+              <w:fldChar w:fldCharType="end"/>
+            </w:r>
+          </w:hyperlink>
+        </w:p>
+        <w:p>
+          <w:pPr>
+            <w:pStyle w:val="Sumrio2"/>
+            <w:tabs>
+              <w:tab w:val="left" w:pos="880"/>
+              <w:tab w:val="right" w:leader="dot" w:pos="9062"/>
+            </w:tabs>
+            <w:rPr>
+              <w:rFonts w:asciiTheme="minorHAnsi" w:eastAsiaTheme="minorEastAsia" w:hAnsiTheme="minorHAnsi" w:cstheme="minorBidi"/>
+              <w:noProof/>
+              <w:sz w:val="22"/>
+              <w:szCs w:val="22"/>
+            </w:rPr>
+          </w:pPr>
+          <w:hyperlink w:anchor="_Toc_auto_2_4_3" w:history="1">
+            <w:r>
+              <w:rPr>
+                <w:rFonts w:ascii="Arial" w:hAnsi="Arial" w:cs="Arial"/>
+                <w:rStyle w:val="Hyperlink"/>
+                <w:noProof/>
+              </w:rPr>
+              <w:t>4.3</w:t>
+            </w:r>
+            <w:r>
+              <w:rPr>
+                <w:rFonts w:asciiTheme="minorHAnsi" w:eastAsiaTheme="minorEastAsia" w:hAnsiTheme="minorHAnsi" w:cstheme="minorBidi" w:ascii="Arial" w:hAnsi="Arial" w:cs="Arial"/>
+                <w:noProof/>
+                <w:sz w:val="22"/>
+                <w:szCs w:val="22"/>
+              </w:rPr>
+              <w:tab/>
+            </w:r>
+            <w:r>
+              <w:rPr>
+                <w:rFonts w:ascii="Arial" w:hAnsi="Arial" w:cs="Arial"/>
+                <w:rStyle w:val="Hyperlink"/>
+                <w:noProof/>
+              </w:rPr>
+              <w:t>Aplicação das Heurísticas de Usabilidade de Nielsen</w:t>
+            </w:r>
+            <w:r>
+              <w:rPr>
+                <w:rFonts w:ascii="Arial" w:hAnsi="Arial" w:cs="Arial"/>
+                <w:noProof/>
+                <w:webHidden/>
+              </w:rPr>
+              <w:tab/>
+            </w:r>
+            <w:r>
+              <w:rPr>
+                <w:rFonts w:ascii="Arial" w:hAnsi="Arial" w:cs="Arial"/>
+                <w:noProof/>
+                <w:webHidden/>
+              </w:rPr>
+              <w:fldChar w:fldCharType="begin"/>
+            </w:r>
+            <w:r>
+              <w:rPr>
+                <w:rFonts w:ascii="Arial" w:hAnsi="Arial" w:cs="Arial"/>
+                <w:noProof/>
+                <w:webHidden/>
+              </w:rPr>
+              <w:instrText xml:space="preserve"> PAGEREF _Toc_auto_2_4_3 \h </w:instrText>
+            </w:r>
+            <w:r>
+              <w:rPr>
+                <w:rFonts w:ascii="Arial" w:hAnsi="Arial" w:cs="Arial"/>
+                <w:noProof/>
+                <w:webHidden/>
+              </w:rPr>
               <w:fldChar w:fldCharType="separate"/>
             </w:r>
             <w:r>
               <w:rPr>
+                <w:rFonts w:ascii="Arial" w:hAnsi="Arial" w:cs="Arial"/>
                 <w:noProof/>
                 <w:webHidden/>
               </w:rPr>
-              <w:t>15</w:t>
-            </w:r>
-            <w:r>
-              <w:rPr>
+              <w:t>20</w:t>
+            </w:r>
+            <w:r>
+              <w:rPr>
+                <w:rFonts w:ascii="Arial" w:hAnsi="Arial" w:cs="Arial"/>
                 <w:noProof/>
                 <w:webHidden/>
               </w:rPr>
@@ -2590,17 +3076,18 @@
               <w:szCs w:val="22"/>
             </w:rPr>
           </w:pPr>
-          <w:hyperlink w:anchor="_Toc239011401" w:history="1">
-            <w:r>
-              <w:rPr>
+          <w:hyperlink w:anchor="_Toc_auto_1_5" w:history="1">
+            <w:r>
+              <w:rPr>
+                <w:rFonts w:ascii="Arial" w:hAnsi="Arial" w:cs="Arial"/>
                 <w:rStyle w:val="Hyperlink"/>
                 <w:noProof/>
               </w:rPr>
-              <w:t>4</w:t>
-            </w:r>
-            <w:r>
-              <w:rPr>
-                <w:rFonts w:asciiTheme="minorHAnsi" w:eastAsiaTheme="minorEastAsia" w:hAnsiTheme="minorHAnsi" w:cstheme="minorBidi"/>
+              <w:t>5</w:t>
+            </w:r>
+            <w:r>
+              <w:rPr>
+                <w:rFonts w:asciiTheme="minorHAnsi" w:eastAsiaTheme="minorEastAsia" w:hAnsiTheme="minorHAnsi" w:cstheme="minorBidi" w:ascii="Arial" w:hAnsi="Arial" w:cs="Arial"/>
                 <w:noProof/>
                 <w:sz w:val="22"/>
                 <w:szCs w:val="22"/>
@@ -2609,13 +3096,15 @@
             </w:r>
             <w:r>
               <w:rPr>
+                <w:rFonts w:ascii="Arial" w:hAnsi="Arial" w:cs="Arial"/>
                 <w:rStyle w:val="Hyperlink"/>
                 <w:noProof/>
               </w:rPr>
-              <w:t>JUSTIFICATIVA</w:t>
-            </w:r>
-            <w:r>
-              <w:rPr>
+              <w:t>IMPLEMENTAÇÃO DA INTERFACE E DETALHAMENTO DO CÓDIGO</w:t>
+            </w:r>
+            <w:r>
+              <w:rPr>
+                <w:rFonts w:ascii="Arial" w:hAnsi="Arial" w:cs="Arial"/>
                 <w:noProof/>
                 <w:webHidden/>
               </w:rPr>
@@ -2623,6 +3112,7 @@
             </w:r>
             <w:r>
               <w:rPr>
+                <w:rFonts w:ascii="Arial" w:hAnsi="Arial" w:cs="Arial"/>
                 <w:noProof/>
                 <w:webHidden/>
               </w:rPr>
@@ -2630,33 +3120,1111 @@
             </w:r>
             <w:r>
               <w:rPr>
+                <w:rFonts w:ascii="Arial" w:hAnsi="Arial" w:cs="Arial"/>
                 <w:noProof/>
                 <w:webHidden/>
               </w:rPr>
-              <w:instrText xml:space="preserve"> PAGEREF _Toc239011401 \h </w:instrText>
-            </w:r>
-            <w:r>
-              <w:rPr>
+              <w:instrText xml:space="preserve"> PAGEREF _Toc_auto_1_5 \h </w:instrText>
+            </w:r>
+            <w:r>
+              <w:rPr>
+                <w:rFonts w:ascii="Arial" w:hAnsi="Arial" w:cs="Arial"/>
                 <w:noProof/>
                 <w:webHidden/>
               </w:rPr>
-            </w:r>
-            <w:r>
-              <w:rPr>
+              <w:fldChar w:fldCharType="separate"/>
+            </w:r>
+            <w:r>
+              <w:rPr>
+                <w:rFonts w:ascii="Arial" w:hAnsi="Arial" w:cs="Arial"/>
                 <w:noProof/>
                 <w:webHidden/>
               </w:rPr>
+              <w:t>21</w:t>
+            </w:r>
+            <w:r>
+              <w:rPr>
+                <w:rFonts w:ascii="Arial" w:hAnsi="Arial" w:cs="Arial"/>
+                <w:noProof/>
+                <w:webHidden/>
+              </w:rPr>
+              <w:fldChar w:fldCharType="end"/>
+            </w:r>
+          </w:hyperlink>
+        </w:p>
+        <w:p>
+          <w:pPr>
+            <w:pStyle w:val="Sumrio2"/>
+            <w:tabs>
+              <w:tab w:val="left" w:pos="880"/>
+              <w:tab w:val="right" w:leader="dot" w:pos="9062"/>
+            </w:tabs>
+            <w:rPr>
+              <w:rFonts w:asciiTheme="minorHAnsi" w:eastAsiaTheme="minorEastAsia" w:hAnsiTheme="minorHAnsi" w:cstheme="minorBidi"/>
+              <w:noProof/>
+              <w:sz w:val="22"/>
+              <w:szCs w:val="22"/>
+            </w:rPr>
+          </w:pPr>
+          <w:hyperlink w:anchor="_Toc_auto_2_5_1" w:history="1">
+            <w:r>
+              <w:rPr>
+                <w:rFonts w:ascii="Arial" w:hAnsi="Arial" w:cs="Arial"/>
+                <w:rStyle w:val="Hyperlink"/>
+                <w:noProof/>
+              </w:rPr>
+              <w:t>5.1</w:t>
+            </w:r>
+            <w:r>
+              <w:rPr>
+                <w:rFonts w:asciiTheme="minorHAnsi" w:eastAsiaTheme="minorEastAsia" w:hAnsiTheme="minorHAnsi" w:cstheme="minorBidi" w:ascii="Arial" w:hAnsi="Arial" w:cs="Arial"/>
+                <w:noProof/>
+                <w:sz w:val="22"/>
+                <w:szCs w:val="22"/>
+              </w:rPr>
+              <w:tab/>
+            </w:r>
+            <w:r>
+              <w:rPr>
+                <w:rFonts w:ascii="Arial" w:hAnsi="Arial" w:cs="Arial"/>
+                <w:rStyle w:val="Hyperlink"/>
+                <w:noProof/>
+              </w:rPr>
+              <w:t>Módulo de Parâmetros Globais e Dashboard (RF01 e RF02)</w:t>
+            </w:r>
+            <w:r>
+              <w:rPr>
+                <w:rFonts w:ascii="Arial" w:hAnsi="Arial" w:cs="Arial"/>
+                <w:noProof/>
+                <w:webHidden/>
+              </w:rPr>
+              <w:tab/>
+            </w:r>
+            <w:r>
+              <w:rPr>
+                <w:rFonts w:ascii="Arial" w:hAnsi="Arial" w:cs="Arial"/>
+                <w:noProof/>
+                <w:webHidden/>
+              </w:rPr>
+              <w:fldChar w:fldCharType="begin"/>
+            </w:r>
+            <w:r>
+              <w:rPr>
+                <w:rFonts w:ascii="Arial" w:hAnsi="Arial" w:cs="Arial"/>
+                <w:noProof/>
+                <w:webHidden/>
+              </w:rPr>
+              <w:instrText xml:space="preserve"> PAGEREF _Toc_auto_2_5_1 \h </w:instrText>
+            </w:r>
+            <w:r>
+              <w:rPr>
+                <w:rFonts w:ascii="Arial" w:hAnsi="Arial" w:cs="Arial"/>
+                <w:noProof/>
+                <w:webHidden/>
+              </w:rPr>
               <w:fldChar w:fldCharType="separate"/>
             </w:r>
             <w:r>
               <w:rPr>
+                <w:rFonts w:ascii="Arial" w:hAnsi="Arial" w:cs="Arial"/>
                 <w:noProof/>
                 <w:webHidden/>
               </w:rPr>
-              <w:t>17</w:t>
-            </w:r>
-            <w:r>
-              <w:rPr>
+              <w:t>21</w:t>
+            </w:r>
+            <w:r>
+              <w:rPr>
+                <w:rFonts w:ascii="Arial" w:hAnsi="Arial" w:cs="Arial"/>
+                <w:noProof/>
+                <w:webHidden/>
+              </w:rPr>
+              <w:fldChar w:fldCharType="end"/>
+            </w:r>
+          </w:hyperlink>
+        </w:p>
+        <w:p>
+          <w:pPr>
+            <w:pStyle w:val="Sumrio2"/>
+            <w:tabs>
+              <w:tab w:val="left" w:pos="880"/>
+              <w:tab w:val="right" w:leader="dot" w:pos="9062"/>
+            </w:tabs>
+            <w:rPr>
+              <w:rFonts w:asciiTheme="minorHAnsi" w:eastAsiaTheme="minorEastAsia" w:hAnsiTheme="minorHAnsi" w:cstheme="minorBidi"/>
+              <w:noProof/>
+              <w:sz w:val="22"/>
+              <w:szCs w:val="22"/>
+            </w:rPr>
+          </w:pPr>
+          <w:hyperlink w:anchor="_Toc_auto_2_5_2" w:history="1">
+            <w:r>
+              <w:rPr>
+                <w:rFonts w:ascii="Arial" w:hAnsi="Arial" w:cs="Arial"/>
+                <w:rStyle w:val="Hyperlink"/>
+                <w:noProof/>
+              </w:rPr>
+              <w:t>5.2</w:t>
+            </w:r>
+            <w:r>
+              <w:rPr>
+                <w:rFonts w:asciiTheme="minorHAnsi" w:eastAsiaTheme="minorEastAsia" w:hAnsiTheme="minorHAnsi" w:cstheme="minorBidi" w:ascii="Arial" w:hAnsi="Arial" w:cs="Arial"/>
+                <w:noProof/>
+                <w:sz w:val="22"/>
+                <w:szCs w:val="22"/>
+              </w:rPr>
+              <w:tab/>
+            </w:r>
+            <w:r>
+              <w:rPr>
+                <w:rFonts w:ascii="Arial" w:hAnsi="Arial" w:cs="Arial"/>
+                <w:rStyle w:val="Hyperlink"/>
+                <w:noProof/>
+              </w:rPr>
+              <w:t>Módulo de Gestão da Grade de Provas (RF04, RNF02 e RNF06)</w:t>
+            </w:r>
+            <w:r>
+              <w:rPr>
+                <w:rFonts w:ascii="Arial" w:hAnsi="Arial" w:cs="Arial"/>
+                <w:noProof/>
+                <w:webHidden/>
+              </w:rPr>
+              <w:tab/>
+            </w:r>
+            <w:r>
+              <w:rPr>
+                <w:rFonts w:ascii="Arial" w:hAnsi="Arial" w:cs="Arial"/>
+                <w:noProof/>
+                <w:webHidden/>
+              </w:rPr>
+              <w:fldChar w:fldCharType="begin"/>
+            </w:r>
+            <w:r>
+              <w:rPr>
+                <w:rFonts w:ascii="Arial" w:hAnsi="Arial" w:cs="Arial"/>
+                <w:noProof/>
+                <w:webHidden/>
+              </w:rPr>
+              <w:instrText xml:space="preserve"> PAGEREF _Toc_auto_2_5_2 \h </w:instrText>
+            </w:r>
+            <w:r>
+              <w:rPr>
+                <w:rFonts w:ascii="Arial" w:hAnsi="Arial" w:cs="Arial"/>
+                <w:noProof/>
+                <w:webHidden/>
+              </w:rPr>
+              <w:fldChar w:fldCharType="separate"/>
+            </w:r>
+            <w:r>
+              <w:rPr>
+                <w:rFonts w:ascii="Arial" w:hAnsi="Arial" w:cs="Arial"/>
+                <w:noProof/>
+                <w:webHidden/>
+              </w:rPr>
+              <w:t>22</w:t>
+            </w:r>
+            <w:r>
+              <w:rPr>
+                <w:rFonts w:ascii="Arial" w:hAnsi="Arial" w:cs="Arial"/>
+                <w:noProof/>
+                <w:webHidden/>
+              </w:rPr>
+              <w:fldChar w:fldCharType="end"/>
+            </w:r>
+          </w:hyperlink>
+        </w:p>
+        <w:p>
+          <w:pPr>
+            <w:pStyle w:val="Sumrio2"/>
+            <w:tabs>
+              <w:tab w:val="left" w:pos="880"/>
+              <w:tab w:val="right" w:leader="dot" w:pos="9062"/>
+            </w:tabs>
+            <w:rPr>
+              <w:rFonts w:asciiTheme="minorHAnsi" w:eastAsiaTheme="minorEastAsia" w:hAnsiTheme="minorHAnsi" w:cstheme="minorBidi"/>
+              <w:noProof/>
+              <w:sz w:val="22"/>
+              <w:szCs w:val="22"/>
+            </w:rPr>
+          </w:pPr>
+          <w:hyperlink w:anchor="_Toc_auto_2_5_3" w:history="1">
+            <w:r>
+              <w:rPr>
+                <w:rFonts w:ascii="Arial" w:hAnsi="Arial" w:cs="Arial"/>
+                <w:rStyle w:val="Hyperlink"/>
+                <w:noProof/>
+              </w:rPr>
+              <w:t>5.3</w:t>
+            </w:r>
+            <w:r>
+              <w:rPr>
+                <w:rFonts w:asciiTheme="minorHAnsi" w:eastAsiaTheme="minorEastAsia" w:hAnsiTheme="minorHAnsi" w:cstheme="minorBidi" w:ascii="Arial" w:hAnsi="Arial" w:cs="Arial"/>
+                <w:noProof/>
+                <w:sz w:val="22"/>
+                <w:szCs w:val="22"/>
+              </w:rPr>
+              <w:tab/>
+            </w:r>
+            <w:r>
+              <w:rPr>
+                <w:rFonts w:ascii="Arial" w:hAnsi="Arial" w:cs="Arial"/>
+                <w:rStyle w:val="Hyperlink"/>
+                <w:noProof/>
+              </w:rPr>
+              <w:t>Módulo de Plantel de Remadores (RF03, RNF01 e RNF05)</w:t>
+            </w:r>
+            <w:r>
+              <w:rPr>
+                <w:rFonts w:ascii="Arial" w:hAnsi="Arial" w:cs="Arial"/>
+                <w:noProof/>
+                <w:webHidden/>
+              </w:rPr>
+              <w:tab/>
+            </w:r>
+            <w:r>
+              <w:rPr>
+                <w:rFonts w:ascii="Arial" w:hAnsi="Arial" w:cs="Arial"/>
+                <w:noProof/>
+                <w:webHidden/>
+              </w:rPr>
+              <w:fldChar w:fldCharType="begin"/>
+            </w:r>
+            <w:r>
+              <w:rPr>
+                <w:rFonts w:ascii="Arial" w:hAnsi="Arial" w:cs="Arial"/>
+                <w:noProof/>
+                <w:webHidden/>
+              </w:rPr>
+              <w:instrText xml:space="preserve"> PAGEREF _Toc_auto_2_5_3 \h </w:instrText>
+            </w:r>
+            <w:r>
+              <w:rPr>
+                <w:rFonts w:ascii="Arial" w:hAnsi="Arial" w:cs="Arial"/>
+                <w:noProof/>
+                <w:webHidden/>
+              </w:rPr>
+              <w:fldChar w:fldCharType="separate"/>
+            </w:r>
+            <w:r>
+              <w:rPr>
+                <w:rFonts w:ascii="Arial" w:hAnsi="Arial" w:cs="Arial"/>
+                <w:noProof/>
+                <w:webHidden/>
+              </w:rPr>
+              <w:t>22</w:t>
+            </w:r>
+            <w:r>
+              <w:rPr>
+                <w:rFonts w:ascii="Arial" w:hAnsi="Arial" w:cs="Arial"/>
+                <w:noProof/>
+                <w:webHidden/>
+              </w:rPr>
+              <w:fldChar w:fldCharType="end"/>
+            </w:r>
+          </w:hyperlink>
+        </w:p>
+        <w:p>
+          <w:pPr>
+            <w:pStyle w:val="Sumrio2"/>
+            <w:tabs>
+              <w:tab w:val="left" w:pos="880"/>
+              <w:tab w:val="right" w:leader="dot" w:pos="9062"/>
+            </w:tabs>
+            <w:rPr>
+              <w:rFonts w:asciiTheme="minorHAnsi" w:eastAsiaTheme="minorEastAsia" w:hAnsiTheme="minorHAnsi" w:cstheme="minorBidi"/>
+              <w:noProof/>
+              <w:sz w:val="22"/>
+              <w:szCs w:val="22"/>
+            </w:rPr>
+          </w:pPr>
+          <w:hyperlink w:anchor="_Toc_auto_2_5_4" w:history="1">
+            <w:r>
+              <w:rPr>
+                <w:rFonts w:ascii="Arial" w:hAnsi="Arial" w:cs="Arial"/>
+                <w:rStyle w:val="Hyperlink"/>
+                <w:noProof/>
+              </w:rPr>
+              <w:t>5.4</w:t>
+            </w:r>
+            <w:r>
+              <w:rPr>
+                <w:rFonts w:asciiTheme="minorHAnsi" w:eastAsiaTheme="minorEastAsia" w:hAnsiTheme="minorHAnsi" w:cstheme="minorBidi" w:ascii="Arial" w:hAnsi="Arial" w:cs="Arial"/>
+                <w:noProof/>
+                <w:sz w:val="22"/>
+                <w:szCs w:val="22"/>
+              </w:rPr>
+              <w:tab/>
+            </w:r>
+            <w:r>
+              <w:rPr>
+                <w:rFonts w:ascii="Arial" w:hAnsi="Arial" w:cs="Arial"/>
+                <w:rStyle w:val="Hyperlink"/>
+                <w:noProof/>
+              </w:rPr>
+              <w:t>Motor de Regras Manuais: Bloqueio e Fixação (RF05 e RF06)</w:t>
+            </w:r>
+            <w:r>
+              <w:rPr>
+                <w:rFonts w:ascii="Arial" w:hAnsi="Arial" w:cs="Arial"/>
+                <w:noProof/>
+                <w:webHidden/>
+              </w:rPr>
+              <w:tab/>
+            </w:r>
+            <w:r>
+              <w:rPr>
+                <w:rFonts w:ascii="Arial" w:hAnsi="Arial" w:cs="Arial"/>
+                <w:noProof/>
+                <w:webHidden/>
+              </w:rPr>
+              <w:fldChar w:fldCharType="begin"/>
+            </w:r>
+            <w:r>
+              <w:rPr>
+                <w:rFonts w:ascii="Arial" w:hAnsi="Arial" w:cs="Arial"/>
+                <w:noProof/>
+                <w:webHidden/>
+              </w:rPr>
+              <w:instrText xml:space="preserve"> PAGEREF _Toc_auto_2_5_4 \h </w:instrText>
+            </w:r>
+            <w:r>
+              <w:rPr>
+                <w:rFonts w:ascii="Arial" w:hAnsi="Arial" w:cs="Arial"/>
+                <w:noProof/>
+                <w:webHidden/>
+              </w:rPr>
+              <w:fldChar w:fldCharType="separate"/>
+            </w:r>
+            <w:r>
+              <w:rPr>
+                <w:rFonts w:ascii="Arial" w:hAnsi="Arial" w:cs="Arial"/>
+                <w:noProof/>
+                <w:webHidden/>
+              </w:rPr>
+              <w:t>23</w:t>
+            </w:r>
+            <w:r>
+              <w:rPr>
+                <w:rFonts w:ascii="Arial" w:hAnsi="Arial" w:cs="Arial"/>
+                <w:noProof/>
+                <w:webHidden/>
+              </w:rPr>
+              <w:fldChar w:fldCharType="end"/>
+            </w:r>
+          </w:hyperlink>
+        </w:p>
+        <w:p>
+          <w:pPr>
+            <w:pStyle w:val="Sumrio2"/>
+            <w:tabs>
+              <w:tab w:val="left" w:pos="880"/>
+              <w:tab w:val="right" w:leader="dot" w:pos="9062"/>
+            </w:tabs>
+            <w:rPr>
+              <w:rFonts w:asciiTheme="minorHAnsi" w:eastAsiaTheme="minorEastAsia" w:hAnsiTheme="minorHAnsi" w:cstheme="minorBidi"/>
+              <w:noProof/>
+              <w:sz w:val="22"/>
+              <w:szCs w:val="22"/>
+            </w:rPr>
+          </w:pPr>
+          <w:hyperlink w:anchor="_Toc_auto_2_5_5" w:history="1">
+            <w:r>
+              <w:rPr>
+                <w:rFonts w:ascii="Arial" w:hAnsi="Arial" w:cs="Arial"/>
+                <w:rStyle w:val="Hyperlink"/>
+                <w:noProof/>
+              </w:rPr>
+              <w:t>5.5</w:t>
+            </w:r>
+            <w:r>
+              <w:rPr>
+                <w:rFonts w:asciiTheme="minorHAnsi" w:eastAsiaTheme="minorEastAsia" w:hAnsiTheme="minorHAnsi" w:cstheme="minorBidi" w:ascii="Arial" w:hAnsi="Arial" w:cs="Arial"/>
+                <w:noProof/>
+                <w:sz w:val="22"/>
+                <w:szCs w:val="22"/>
+              </w:rPr>
+              <w:tab/>
+            </w:r>
+            <w:r>
+              <w:rPr>
+                <w:rFonts w:ascii="Arial" w:hAnsi="Arial" w:cs="Arial"/>
+                <w:rStyle w:val="Hyperlink"/>
+                <w:noProof/>
+              </w:rPr>
+              <w:t>Validação Pré-Voo e Execução da Otimização Matemática (RF07, RF08 e RNF07/08)</w:t>
+            </w:r>
+            <w:r>
+              <w:rPr>
+                <w:rFonts w:ascii="Arial" w:hAnsi="Arial" w:cs="Arial"/>
+                <w:noProof/>
+                <w:webHidden/>
+              </w:rPr>
+              <w:tab/>
+            </w:r>
+            <w:r>
+              <w:rPr>
+                <w:rFonts w:ascii="Arial" w:hAnsi="Arial" w:cs="Arial"/>
+                <w:noProof/>
+                <w:webHidden/>
+              </w:rPr>
+              <w:fldChar w:fldCharType="begin"/>
+            </w:r>
+            <w:r>
+              <w:rPr>
+                <w:rFonts w:ascii="Arial" w:hAnsi="Arial" w:cs="Arial"/>
+                <w:noProof/>
+                <w:webHidden/>
+              </w:rPr>
+              <w:instrText xml:space="preserve"> PAGEREF _Toc_auto_2_5_5 \h </w:instrText>
+            </w:r>
+            <w:r>
+              <w:rPr>
+                <w:rFonts w:ascii="Arial" w:hAnsi="Arial" w:cs="Arial"/>
+                <w:noProof/>
+                <w:webHidden/>
+              </w:rPr>
+              <w:fldChar w:fldCharType="separate"/>
+            </w:r>
+            <w:r>
+              <w:rPr>
+                <w:rFonts w:ascii="Arial" w:hAnsi="Arial" w:cs="Arial"/>
+                <w:noProof/>
+                <w:webHidden/>
+              </w:rPr>
+              <w:t>23</w:t>
+            </w:r>
+            <w:r>
+              <w:rPr>
+                <w:rFonts w:ascii="Arial" w:hAnsi="Arial" w:cs="Arial"/>
+                <w:noProof/>
+                <w:webHidden/>
+              </w:rPr>
+              <w:fldChar w:fldCharType="end"/>
+            </w:r>
+          </w:hyperlink>
+        </w:p>
+        <w:p>
+          <w:pPr>
+            <w:pStyle w:val="Sumrio2"/>
+            <w:tabs>
+              <w:tab w:val="left" w:pos="880"/>
+              <w:tab w:val="right" w:leader="dot" w:pos="9062"/>
+            </w:tabs>
+            <w:rPr>
+              <w:rFonts w:asciiTheme="minorHAnsi" w:eastAsiaTheme="minorEastAsia" w:hAnsiTheme="minorHAnsi" w:cstheme="minorBidi"/>
+              <w:noProof/>
+              <w:sz w:val="22"/>
+              <w:szCs w:val="22"/>
+            </w:rPr>
+          </w:pPr>
+          <w:hyperlink w:anchor="_Toc_auto_2_5_6" w:history="1">
+            <w:r>
+              <w:rPr>
+                <w:rFonts w:ascii="Arial" w:hAnsi="Arial" w:cs="Arial"/>
+                <w:rStyle w:val="Hyperlink"/>
+                <w:noProof/>
+              </w:rPr>
+              <w:t>5.6</w:t>
+            </w:r>
+            <w:r>
+              <w:rPr>
+                <w:rFonts w:asciiTheme="minorHAnsi" w:eastAsiaTheme="minorEastAsia" w:hAnsiTheme="minorHAnsi" w:cstheme="minorBidi" w:ascii="Arial" w:hAnsi="Arial" w:cs="Arial"/>
+                <w:noProof/>
+                <w:sz w:val="22"/>
+                <w:szCs w:val="22"/>
+              </w:rPr>
+              <w:tab/>
+            </w:r>
+            <w:r>
+              <w:rPr>
+                <w:rFonts w:ascii="Arial" w:hAnsi="Arial" w:cs="Arial"/>
+                <w:rStyle w:val="Hyperlink"/>
+                <w:noProof/>
+              </w:rPr>
+              <w:t>Central de Ajuda e Manual de Operação Integrado</w:t>
+            </w:r>
+            <w:r>
+              <w:rPr>
+                <w:rFonts w:ascii="Arial" w:hAnsi="Arial" w:cs="Arial"/>
+                <w:noProof/>
+                <w:webHidden/>
+              </w:rPr>
+              <w:tab/>
+            </w:r>
+            <w:r>
+              <w:rPr>
+                <w:rFonts w:ascii="Arial" w:hAnsi="Arial" w:cs="Arial"/>
+                <w:noProof/>
+                <w:webHidden/>
+              </w:rPr>
+              <w:fldChar w:fldCharType="begin"/>
+            </w:r>
+            <w:r>
+              <w:rPr>
+                <w:rFonts w:ascii="Arial" w:hAnsi="Arial" w:cs="Arial"/>
+                <w:noProof/>
+                <w:webHidden/>
+              </w:rPr>
+              <w:instrText xml:space="preserve"> PAGEREF _Toc_auto_2_5_6 \h </w:instrText>
+            </w:r>
+            <w:r>
+              <w:rPr>
+                <w:rFonts w:ascii="Arial" w:hAnsi="Arial" w:cs="Arial"/>
+                <w:noProof/>
+                <w:webHidden/>
+              </w:rPr>
+              <w:fldChar w:fldCharType="separate"/>
+            </w:r>
+            <w:r>
+              <w:rPr>
+                <w:rFonts w:ascii="Arial" w:hAnsi="Arial" w:cs="Arial"/>
+                <w:noProof/>
+                <w:webHidden/>
+              </w:rPr>
+              <w:t>24</w:t>
+            </w:r>
+            <w:r>
+              <w:rPr>
+                <w:rFonts w:ascii="Arial" w:hAnsi="Arial" w:cs="Arial"/>
+                <w:noProof/>
+                <w:webHidden/>
+              </w:rPr>
+              <w:fldChar w:fldCharType="end"/>
+            </w:r>
+          </w:hyperlink>
+        </w:p>
+        <w:p>
+          <w:pPr>
+            <w:pStyle w:val="Sumrio1"/>
+            <w:tabs>
+              <w:tab w:val="left" w:pos="440"/>
+              <w:tab w:val="right" w:leader="dot" w:pos="9062"/>
+            </w:tabs>
+            <w:rPr>
+              <w:rFonts w:asciiTheme="minorHAnsi" w:eastAsiaTheme="minorEastAsia" w:hAnsiTheme="minorHAnsi" w:cstheme="minorBidi"/>
+              <w:noProof/>
+              <w:sz w:val="22"/>
+              <w:szCs w:val="22"/>
+            </w:rPr>
+          </w:pPr>
+          <w:hyperlink w:anchor="_Toc_auto_1_6" w:history="1">
+            <w:r>
+              <w:rPr>
+                <w:rFonts w:ascii="Arial" w:hAnsi="Arial" w:cs="Arial"/>
+                <w:rStyle w:val="Hyperlink"/>
+                <w:noProof/>
+              </w:rPr>
+              <w:t>6</w:t>
+            </w:r>
+            <w:r>
+              <w:rPr>
+                <w:rFonts w:asciiTheme="minorHAnsi" w:eastAsiaTheme="minorEastAsia" w:hAnsiTheme="minorHAnsi" w:cstheme="minorBidi" w:ascii="Arial" w:hAnsi="Arial" w:cs="Arial"/>
+                <w:noProof/>
+                <w:sz w:val="22"/>
+                <w:szCs w:val="22"/>
+              </w:rPr>
+              <w:tab/>
+            </w:r>
+            <w:r>
+              <w:rPr>
+                <w:rFonts w:ascii="Arial" w:hAnsi="Arial" w:cs="Arial"/>
+                <w:rStyle w:val="Hyperlink"/>
+                <w:noProof/>
+              </w:rPr>
+              <w:t>TESTES E VALIDAÇÃO DOS RESULTADOS</w:t>
+            </w:r>
+            <w:r>
+              <w:rPr>
+                <w:rFonts w:ascii="Arial" w:hAnsi="Arial" w:cs="Arial"/>
+                <w:noProof/>
+                <w:webHidden/>
+              </w:rPr>
+              <w:tab/>
+            </w:r>
+            <w:r>
+              <w:rPr>
+                <w:rFonts w:ascii="Arial" w:hAnsi="Arial" w:cs="Arial"/>
+                <w:noProof/>
+                <w:webHidden/>
+              </w:rPr>
+              <w:fldChar w:fldCharType="begin"/>
+            </w:r>
+            <w:r>
+              <w:rPr>
+                <w:rFonts w:ascii="Arial" w:hAnsi="Arial" w:cs="Arial"/>
+                <w:noProof/>
+                <w:webHidden/>
+              </w:rPr>
+              <w:instrText xml:space="preserve"> PAGEREF _Toc_auto_1_6 \h </w:instrText>
+            </w:r>
+            <w:r>
+              <w:rPr>
+                <w:rFonts w:ascii="Arial" w:hAnsi="Arial" w:cs="Arial"/>
+                <w:noProof/>
+                <w:webHidden/>
+              </w:rPr>
+              <w:fldChar w:fldCharType="separate"/>
+            </w:r>
+            <w:r>
+              <w:rPr>
+                <w:rFonts w:ascii="Arial" w:hAnsi="Arial" w:cs="Arial"/>
+                <w:noProof/>
+                <w:webHidden/>
+              </w:rPr>
+              <w:t>25</w:t>
+            </w:r>
+            <w:r>
+              <w:rPr>
+                <w:rFonts w:ascii="Arial" w:hAnsi="Arial" w:cs="Arial"/>
+                <w:noProof/>
+                <w:webHidden/>
+              </w:rPr>
+              <w:fldChar w:fldCharType="end"/>
+            </w:r>
+          </w:hyperlink>
+        </w:p>
+        <w:p>
+          <w:pPr>
+            <w:pStyle w:val="Sumrio2"/>
+            <w:tabs>
+              <w:tab w:val="left" w:pos="880"/>
+              <w:tab w:val="right" w:leader="dot" w:pos="9062"/>
+            </w:tabs>
+            <w:rPr>
+              <w:rFonts w:asciiTheme="minorHAnsi" w:eastAsiaTheme="minorEastAsia" w:hAnsiTheme="minorHAnsi" w:cstheme="minorBidi"/>
+              <w:noProof/>
+              <w:sz w:val="22"/>
+              <w:szCs w:val="22"/>
+            </w:rPr>
+          </w:pPr>
+          <w:hyperlink w:anchor="_Toc_auto_2_6_1" w:history="1">
+            <w:r>
+              <w:rPr>
+                <w:rFonts w:ascii="Arial" w:hAnsi="Arial" w:cs="Arial"/>
+                <w:rStyle w:val="Hyperlink"/>
+                <w:noProof/>
+              </w:rPr>
+              <w:t>6.1</w:t>
+            </w:r>
+            <w:r>
+              <w:rPr>
+                <w:rFonts w:asciiTheme="minorHAnsi" w:eastAsiaTheme="minorEastAsia" w:hAnsiTheme="minorHAnsi" w:cstheme="minorBidi" w:ascii="Arial" w:hAnsi="Arial" w:cs="Arial"/>
+                <w:noProof/>
+                <w:sz w:val="22"/>
+                <w:szCs w:val="22"/>
+              </w:rPr>
+              <w:tab/>
+            </w:r>
+            <w:r>
+              <w:rPr>
+                <w:rFonts w:ascii="Arial" w:hAnsi="Arial" w:cs="Arial"/>
+                <w:rStyle w:val="Hyperlink"/>
+                <w:noProof/>
+              </w:rPr>
+              <w:t>Descrição da Massa de Testes e Cenário Experimental</w:t>
+            </w:r>
+            <w:r>
+              <w:rPr>
+                <w:rFonts w:ascii="Arial" w:hAnsi="Arial" w:cs="Arial"/>
+                <w:noProof/>
+                <w:webHidden/>
+              </w:rPr>
+              <w:tab/>
+            </w:r>
+            <w:r>
+              <w:rPr>
+                <w:rFonts w:ascii="Arial" w:hAnsi="Arial" w:cs="Arial"/>
+                <w:noProof/>
+                <w:webHidden/>
+              </w:rPr>
+              <w:fldChar w:fldCharType="begin"/>
+            </w:r>
+            <w:r>
+              <w:rPr>
+                <w:rFonts w:ascii="Arial" w:hAnsi="Arial" w:cs="Arial"/>
+                <w:noProof/>
+                <w:webHidden/>
+              </w:rPr>
+              <w:instrText xml:space="preserve"> PAGEREF _Toc_auto_2_6_1 \h </w:instrText>
+            </w:r>
+            <w:r>
+              <w:rPr>
+                <w:rFonts w:ascii="Arial" w:hAnsi="Arial" w:cs="Arial"/>
+                <w:noProof/>
+                <w:webHidden/>
+              </w:rPr>
+              <w:fldChar w:fldCharType="separate"/>
+            </w:r>
+            <w:r>
+              <w:rPr>
+                <w:rFonts w:ascii="Arial" w:hAnsi="Arial" w:cs="Arial"/>
+                <w:noProof/>
+                <w:webHidden/>
+              </w:rPr>
+              <w:t>25</w:t>
+            </w:r>
+            <w:r>
+              <w:rPr>
+                <w:rFonts w:ascii="Arial" w:hAnsi="Arial" w:cs="Arial"/>
+                <w:noProof/>
+                <w:webHidden/>
+              </w:rPr>
+              <w:fldChar w:fldCharType="end"/>
+            </w:r>
+          </w:hyperlink>
+        </w:p>
+        <w:p>
+          <w:pPr>
+            <w:pStyle w:val="Sumrio2"/>
+            <w:tabs>
+              <w:tab w:val="left" w:pos="880"/>
+              <w:tab w:val="right" w:leader="dot" w:pos="9062"/>
+            </w:tabs>
+            <w:rPr>
+              <w:rFonts w:asciiTheme="minorHAnsi" w:eastAsiaTheme="minorEastAsia" w:hAnsiTheme="minorHAnsi" w:cstheme="minorBidi"/>
+              <w:noProof/>
+              <w:sz w:val="22"/>
+              <w:szCs w:val="22"/>
+            </w:rPr>
+          </w:pPr>
+          <w:hyperlink w:anchor="_Toc_auto_2_6_2" w:history="1">
+            <w:r>
+              <w:rPr>
+                <w:rFonts w:ascii="Arial" w:hAnsi="Arial" w:cs="Arial"/>
+                <w:rStyle w:val="Hyperlink"/>
+                <w:noProof/>
+              </w:rPr>
+              <w:t>6.2</w:t>
+            </w:r>
+            <w:r>
+              <w:rPr>
+                <w:rFonts w:asciiTheme="minorHAnsi" w:eastAsiaTheme="minorEastAsia" w:hAnsiTheme="minorHAnsi" w:cstheme="minorBidi" w:ascii="Arial" w:hAnsi="Arial" w:cs="Arial"/>
+                <w:noProof/>
+                <w:sz w:val="22"/>
+                <w:szCs w:val="22"/>
+              </w:rPr>
+              <w:tab/>
+            </w:r>
+            <w:r>
+              <w:rPr>
+                <w:rFonts w:ascii="Arial" w:hAnsi="Arial" w:cs="Arial"/>
+                <w:rStyle w:val="Hyperlink"/>
+                <w:noProof/>
+              </w:rPr>
+              <w:t>Avaliação da Otimização e Fidelidade Matemática</w:t>
+            </w:r>
+            <w:r>
+              <w:rPr>
+                <w:rFonts w:ascii="Arial" w:hAnsi="Arial" w:cs="Arial"/>
+                <w:noProof/>
+                <w:webHidden/>
+              </w:rPr>
+              <w:tab/>
+            </w:r>
+            <w:r>
+              <w:rPr>
+                <w:rFonts w:ascii="Arial" w:hAnsi="Arial" w:cs="Arial"/>
+                <w:noProof/>
+                <w:webHidden/>
+              </w:rPr>
+              <w:fldChar w:fldCharType="begin"/>
+            </w:r>
+            <w:r>
+              <w:rPr>
+                <w:rFonts w:ascii="Arial" w:hAnsi="Arial" w:cs="Arial"/>
+                <w:noProof/>
+                <w:webHidden/>
+              </w:rPr>
+              <w:instrText xml:space="preserve"> PAGEREF _Toc_auto_2_6_2 \h </w:instrText>
+            </w:r>
+            <w:r>
+              <w:rPr>
+                <w:rFonts w:ascii="Arial" w:hAnsi="Arial" w:cs="Arial"/>
+                <w:noProof/>
+                <w:webHidden/>
+              </w:rPr>
+              <w:fldChar w:fldCharType="separate"/>
+            </w:r>
+            <w:r>
+              <w:rPr>
+                <w:rFonts w:ascii="Arial" w:hAnsi="Arial" w:cs="Arial"/>
+                <w:noProof/>
+                <w:webHidden/>
+              </w:rPr>
+              <w:t>26</w:t>
+            </w:r>
+            <w:r>
+              <w:rPr>
+                <w:rFonts w:ascii="Arial" w:hAnsi="Arial" w:cs="Arial"/>
+                <w:noProof/>
+                <w:webHidden/>
+              </w:rPr>
+              <w:fldChar w:fldCharType="end"/>
+            </w:r>
+          </w:hyperlink>
+        </w:p>
+        <w:p>
+          <w:pPr>
+            <w:pStyle w:val="Sumrio2"/>
+            <w:tabs>
+              <w:tab w:val="left" w:pos="880"/>
+              <w:tab w:val="right" w:leader="dot" w:pos="9062"/>
+            </w:tabs>
+            <w:rPr>
+              <w:rFonts w:asciiTheme="minorHAnsi" w:eastAsiaTheme="minorEastAsia" w:hAnsiTheme="minorHAnsi" w:cstheme="minorBidi"/>
+              <w:noProof/>
+              <w:sz w:val="22"/>
+              <w:szCs w:val="22"/>
+            </w:rPr>
+          </w:pPr>
+          <w:hyperlink w:anchor="_Toc_auto_2_6_3" w:history="1">
+            <w:r>
+              <w:rPr>
+                <w:rFonts w:ascii="Arial" w:hAnsi="Arial" w:cs="Arial"/>
+                <w:rStyle w:val="Hyperlink"/>
+                <w:noProof/>
+              </w:rPr>
+              <w:t>6.3</w:t>
+            </w:r>
+            <w:r>
+              <w:rPr>
+                <w:rFonts w:asciiTheme="minorHAnsi" w:eastAsiaTheme="minorEastAsia" w:hAnsiTheme="minorHAnsi" w:cstheme="minorBidi" w:ascii="Arial" w:hAnsi="Arial" w:cs="Arial"/>
+                <w:noProof/>
+                <w:sz w:val="22"/>
+                <w:szCs w:val="22"/>
+              </w:rPr>
+              <w:tab/>
+            </w:r>
+            <w:r>
+              <w:rPr>
+                <w:rFonts w:ascii="Arial" w:hAnsi="Arial" w:cs="Arial"/>
+                <w:rStyle w:val="Hyperlink"/>
+                <w:noProof/>
+              </w:rPr>
+              <w:t>Comparativo entre a Alocação Manual e a Solução Otimizada</w:t>
+            </w:r>
+            <w:r>
+              <w:rPr>
+                <w:rFonts w:ascii="Arial" w:hAnsi="Arial" w:cs="Arial"/>
+                <w:noProof/>
+                <w:webHidden/>
+              </w:rPr>
+              <w:tab/>
+            </w:r>
+            <w:r>
+              <w:rPr>
+                <w:rFonts w:ascii="Arial" w:hAnsi="Arial" w:cs="Arial"/>
+                <w:noProof/>
+                <w:webHidden/>
+              </w:rPr>
+              <w:fldChar w:fldCharType="begin"/>
+            </w:r>
+            <w:r>
+              <w:rPr>
+                <w:rFonts w:ascii="Arial" w:hAnsi="Arial" w:cs="Arial"/>
+                <w:noProof/>
+                <w:webHidden/>
+              </w:rPr>
+              <w:instrText xml:space="preserve"> PAGEREF _Toc_auto_2_6_3 \h </w:instrText>
+            </w:r>
+            <w:r>
+              <w:rPr>
+                <w:rFonts w:ascii="Arial" w:hAnsi="Arial" w:cs="Arial"/>
+                <w:noProof/>
+                <w:webHidden/>
+              </w:rPr>
+              <w:fldChar w:fldCharType="separate"/>
+            </w:r>
+            <w:r>
+              <w:rPr>
+                <w:rFonts w:ascii="Arial" w:hAnsi="Arial" w:cs="Arial"/>
+                <w:noProof/>
+                <w:webHidden/>
+              </w:rPr>
+              <w:t>27</w:t>
+            </w:r>
+            <w:r>
+              <w:rPr>
+                <w:rFonts w:ascii="Arial" w:hAnsi="Arial" w:cs="Arial"/>
+                <w:noProof/>
+                <w:webHidden/>
+              </w:rPr>
+              <w:fldChar w:fldCharType="end"/>
+            </w:r>
+          </w:hyperlink>
+        </w:p>
+        <w:p>
+          <w:pPr>
+            <w:pStyle w:val="Sumrio2"/>
+            <w:tabs>
+              <w:tab w:val="left" w:pos="880"/>
+              <w:tab w:val="right" w:leader="dot" w:pos="9062"/>
+            </w:tabs>
+            <w:rPr>
+              <w:rFonts w:asciiTheme="minorHAnsi" w:eastAsiaTheme="minorEastAsia" w:hAnsiTheme="minorHAnsi" w:cstheme="minorBidi"/>
+              <w:noProof/>
+              <w:sz w:val="22"/>
+              <w:szCs w:val="22"/>
+            </w:rPr>
+          </w:pPr>
+          <w:hyperlink w:anchor="_Toc_auto_2_6_4" w:history="1">
+            <w:r>
+              <w:rPr>
+                <w:rFonts w:ascii="Arial" w:hAnsi="Arial" w:cs="Arial"/>
+                <w:rStyle w:val="Hyperlink"/>
+                <w:noProof/>
+              </w:rPr>
+              <w:t>6.4</w:t>
+            </w:r>
+            <w:r>
+              <w:rPr>
+                <w:rFonts w:asciiTheme="minorHAnsi" w:eastAsiaTheme="minorEastAsia" w:hAnsiTheme="minorHAnsi" w:cstheme="minorBidi" w:ascii="Arial" w:hAnsi="Arial" w:cs="Arial"/>
+                <w:noProof/>
+                <w:sz w:val="22"/>
+                <w:szCs w:val="22"/>
+              </w:rPr>
+              <w:tab/>
+            </w:r>
+            <w:r>
+              <w:rPr>
+                <w:rFonts w:ascii="Arial" w:hAnsi="Arial" w:cs="Arial"/>
+                <w:rStyle w:val="Hyperlink"/>
+                <w:noProof/>
+              </w:rPr>
+              <w:t>Avaliação de Usabilidade, Ergonomia e Responsividade Móvel</w:t>
+            </w:r>
+            <w:r>
+              <w:rPr>
+                <w:rFonts w:ascii="Arial" w:hAnsi="Arial" w:cs="Arial"/>
+                <w:noProof/>
+                <w:webHidden/>
+              </w:rPr>
+              <w:tab/>
+            </w:r>
+            <w:r>
+              <w:rPr>
+                <w:rFonts w:ascii="Arial" w:hAnsi="Arial" w:cs="Arial"/>
+                <w:noProof/>
+                <w:webHidden/>
+              </w:rPr>
+              <w:fldChar w:fldCharType="begin"/>
+            </w:r>
+            <w:r>
+              <w:rPr>
+                <w:rFonts w:ascii="Arial" w:hAnsi="Arial" w:cs="Arial"/>
+                <w:noProof/>
+                <w:webHidden/>
+              </w:rPr>
+              <w:instrText xml:space="preserve"> PAGEREF _Toc_auto_2_6_4 \h </w:instrText>
+            </w:r>
+            <w:r>
+              <w:rPr>
+                <w:rFonts w:ascii="Arial" w:hAnsi="Arial" w:cs="Arial"/>
+                <w:noProof/>
+                <w:webHidden/>
+              </w:rPr>
+              <w:fldChar w:fldCharType="separate"/>
+            </w:r>
+            <w:r>
+              <w:rPr>
+                <w:rFonts w:ascii="Arial" w:hAnsi="Arial" w:cs="Arial"/>
+                <w:noProof/>
+                <w:webHidden/>
+              </w:rPr>
+              <w:t>28</w:t>
+            </w:r>
+            <w:r>
+              <w:rPr>
+                <w:rFonts w:ascii="Arial" w:hAnsi="Arial" w:cs="Arial"/>
+                <w:noProof/>
+                <w:webHidden/>
+              </w:rPr>
+              <w:fldChar w:fldCharType="end"/>
+            </w:r>
+          </w:hyperlink>
+        </w:p>
+        <w:p>
+          <w:pPr>
+            <w:pStyle w:val="Sumrio1"/>
+            <w:tabs>
+              <w:tab w:val="left" w:pos="440"/>
+              <w:tab w:val="right" w:leader="dot" w:pos="9062"/>
+            </w:tabs>
+            <w:rPr>
+              <w:rFonts w:asciiTheme="minorHAnsi" w:eastAsiaTheme="minorEastAsia" w:hAnsiTheme="minorHAnsi" w:cstheme="minorBidi"/>
+              <w:noProof/>
+              <w:sz w:val="22"/>
+              <w:szCs w:val="22"/>
+            </w:rPr>
+          </w:pPr>
+          <w:hyperlink w:anchor="_Toc_auto_1_7" w:history="1">
+            <w:r>
+              <w:rPr>
+                <w:rFonts w:ascii="Arial" w:hAnsi="Arial" w:cs="Arial"/>
+                <w:rStyle w:val="Hyperlink"/>
+                <w:noProof/>
+              </w:rPr>
+              <w:t>7</w:t>
+            </w:r>
+            <w:r>
+              <w:rPr>
+                <w:rFonts w:asciiTheme="minorHAnsi" w:eastAsiaTheme="minorEastAsia" w:hAnsiTheme="minorHAnsi" w:cstheme="minorBidi" w:ascii="Arial" w:hAnsi="Arial" w:cs="Arial"/>
+                <w:noProof/>
+                <w:sz w:val="22"/>
+                <w:szCs w:val="22"/>
+              </w:rPr>
+              <w:tab/>
+            </w:r>
+            <w:r>
+              <w:rPr>
+                <w:rFonts w:ascii="Arial" w:hAnsi="Arial" w:cs="Arial"/>
+                <w:rStyle w:val="Hyperlink"/>
+                <w:noProof/>
+              </w:rPr>
+              <w:t>CONCLUSÃO E TRABALHOS FUTUROS</w:t>
+            </w:r>
+            <w:r>
+              <w:rPr>
+                <w:rFonts w:ascii="Arial" w:hAnsi="Arial" w:cs="Arial"/>
+                <w:noProof/>
+                <w:webHidden/>
+              </w:rPr>
+              <w:tab/>
+            </w:r>
+            <w:r>
+              <w:rPr>
+                <w:rFonts w:ascii="Arial" w:hAnsi="Arial" w:cs="Arial"/>
+                <w:noProof/>
+                <w:webHidden/>
+              </w:rPr>
+              <w:fldChar w:fldCharType="begin"/>
+            </w:r>
+            <w:r>
+              <w:rPr>
+                <w:rFonts w:ascii="Arial" w:hAnsi="Arial" w:cs="Arial"/>
+                <w:noProof/>
+                <w:webHidden/>
+              </w:rPr>
+              <w:instrText xml:space="preserve"> PAGEREF _Toc_auto_1_7 \h </w:instrText>
+            </w:r>
+            <w:r>
+              <w:rPr>
+                <w:rFonts w:ascii="Arial" w:hAnsi="Arial" w:cs="Arial"/>
+                <w:noProof/>
+                <w:webHidden/>
+              </w:rPr>
+              <w:fldChar w:fldCharType="separate"/>
+            </w:r>
+            <w:r>
+              <w:rPr>
+                <w:rFonts w:ascii="Arial" w:hAnsi="Arial" w:cs="Arial"/>
+                <w:noProof/>
+                <w:webHidden/>
+              </w:rPr>
+              <w:t>29</w:t>
+            </w:r>
+            <w:r>
+              <w:rPr>
+                <w:rFonts w:ascii="Arial" w:hAnsi="Arial" w:cs="Arial"/>
                 <w:noProof/>
                 <w:webHidden/>
               </w:rPr>
@@ -2676,8 +4244,8 @@
           </w:pPr>
           <w:r>
             <w:rPr>
+              <w:rFonts w:ascii="Arial" w:hAnsi="Arial" w:cs="Arial"/>
               <w:b/>
-              <w:bCs/>
             </w:rPr>
             <w:fldChar w:fldCharType="end"/>
           </w:r>
@@ -2688,12 +4256,9 @@
       <w:pPr>
         <w:pStyle w:val="Ttulo1"/>
       </w:pPr>
-      <w:bookmarkStart w:id="9" w:name="_Toc239011396"/>
-      <w:r>
-        <w:lastRenderedPageBreak/>
-        <w:t>INTRODUÇÃO</w:t>
-      </w:r>
-      <w:bookmarkEnd w:id="9"/>
+      <w:r>
+        <w:t>1 INTRODUÇÃO</w:t>
+      </w:r>
     </w:p>
     <w:p>
       <w:pPr>
@@ -2714,8 +4279,8 @@
       </w:r>
       <w:r>
         <w:rPr>
+          <w:rFonts w:ascii="Arial" w:hAnsi="Arial" w:cs="Arial"/>
           <w:i/>
-          <w:iCs/>
         </w:rPr>
         <w:t>master</w:t>
       </w:r>
@@ -2735,12 +4300,9 @@
       <w:pPr>
         <w:pStyle w:val="Ttulo1"/>
       </w:pPr>
-      <w:bookmarkStart w:id="11" w:name="_Toc239011397"/>
-      <w:r>
-        <w:lastRenderedPageBreak/>
-        <w:t>DEFINIÇÃO DO PROBLEMA</w:t>
-      </w:r>
-      <w:bookmarkEnd w:id="11"/>
+      <w:r>
+        <w:t>2 DEFINIÇÃO DO PROBLEMA</w:t>
+      </w:r>
     </w:p>
     <w:p>
       <w:pPr>
@@ -2751,8 +4313,8 @@
       </w:r>
       <w:r>
         <w:rPr>
+          <w:rFonts w:ascii="Arial" w:hAnsi="Arial" w:cs="Arial"/>
           <w:i/>
-          <w:iCs/>
         </w:rPr>
         <w:t>master</w:t>
       </w:r>
@@ -2769,20 +4331,20 @@
       </w:r>
       <w:r>
         <w:rPr>
+          <w:rFonts w:ascii="Arial" w:hAnsi="Arial" w:cs="Arial"/>
           <w:i/>
-          <w:iCs/>
         </w:rPr>
         <w:t>desktop</w:t>
       </w:r>
       <w:r>
         <w:t xml:space="preserve">, utilizando a linguagem C++ integrada à biblioteca gráfica Gtkmm. Essa decisão arquitetural resulta em um processo de implantação extremamente complexo e inacessível para o usuário final, que, neste contexto, </w:t>
       </w:r>
-      <w:del w:id="12" w:author="Simone Martins" w:date="2026-08-31T16:46:00Z" w16du:dateUtc="2026-08-31T19:46:00Z">
+      <w:del w:id="12" w:author="Simone Martins" w:date="2026-08-31T16:46:00Z" ns4:dateUtc="2026-08-31T19:46:00Z">
         <w:r>
           <w:delText>são os treinadores e gestores esportivos</w:delText>
         </w:r>
       </w:del>
-      <w:ins w:id="13" w:author="Simone Martins" w:date="2026-08-31T16:46:00Z" w16du:dateUtc="2026-08-31T19:46:00Z">
+      <w:ins w:id="13" w:author="Simone Martins" w:date="2026-08-31T16:46:00Z" ns4:dateUtc="2026-08-31T19:46:00Z">
         <w:r>
           <w:t>é o treinador ou o gestor esportivo</w:t>
         </w:r>
@@ -2800,8 +4362,8 @@
       </w:r>
       <w:r>
         <w:rPr>
+          <w:rFonts w:ascii="Arial" w:hAnsi="Arial" w:cs="Arial"/>
           <w:i/>
-          <w:iCs/>
         </w:rPr>
         <w:t>softwares</w:t>
       </w:r>
@@ -2810,8 +4372,8 @@
       </w:r>
       <w:r>
         <w:rPr>
+          <w:rFonts w:ascii="Arial" w:hAnsi="Arial" w:cs="Arial"/>
           <w:i/>
-          <w:iCs/>
         </w:rPr>
         <w:t>libgtkmm-4.0-dev</w:t>
       </w:r>
@@ -2828,8 +4390,8 @@
       </w:r>
       <w:r>
         <w:rPr>
+          <w:rFonts w:ascii="Arial" w:hAnsi="Arial" w:cs="Arial"/>
           <w:i/>
-          <w:iCs/>
         </w:rPr>
         <w:t>tablets</w:t>
       </w:r>
@@ -2838,8 +4400,8 @@
       </w:r>
       <w:r>
         <w:rPr>
+          <w:rFonts w:ascii="Arial" w:hAnsi="Arial" w:cs="Arial"/>
           <w:i/>
-          <w:iCs/>
         </w:rPr>
         <w:t>smartphones</w:t>
       </w:r>
@@ -2848,8 +4410,8 @@
       </w:r>
       <w:r>
         <w:rPr>
+          <w:rFonts w:ascii="Arial" w:hAnsi="Arial" w:cs="Arial"/>
           <w:i/>
-          <w:iCs/>
         </w:rPr>
         <w:t>desktop</w:t>
       </w:r>
@@ -2873,8 +4435,8 @@
       </w:r>
       <w:r>
         <w:rPr>
+          <w:rFonts w:ascii="Arial" w:hAnsi="Arial" w:cs="Arial"/>
           <w:i/>
-          <w:iCs/>
         </w:rPr>
         <w:t>software</w:t>
       </w:r>
@@ -2883,40 +4445,38 @@
       </w:r>
       <w:r>
         <w:rPr>
-          <w:b/>
-          <w:bCs/>
+          <w:rFonts w:ascii="Arial" w:hAnsi="Arial" w:cs="Arial"/>
+          <w:b/>
         </w:rPr>
         <w:t xml:space="preserve">Como projetar, estruturar e desenvolver uma interface de usuário responsiva e moderna, fundamentada em tecnologias </w:t>
       </w:r>
       <w:r>
         <w:rPr>
-          <w:b/>
-          <w:bCs/>
+          <w:rFonts w:ascii="Arial" w:hAnsi="Arial" w:cs="Arial"/>
+          <w:b/>
           <w:i/>
-          <w:iCs/>
         </w:rPr>
         <w:t>Web</w:t>
       </w:r>
       <w:r>
         <w:rPr>
-          <w:b/>
-          <w:bCs/>
+          <w:rFonts w:ascii="Arial" w:hAnsi="Arial" w:cs="Arial"/>
+          <w:b/>
         </w:rPr>
         <w:t xml:space="preserve">, capaz de abstrair toda a complexidade de infraestrutura do </w:t>
       </w:r>
       <w:r>
         <w:rPr>
-          <w:b/>
-          <w:bCs/>
+          <w:rFonts w:ascii="Arial" w:hAnsi="Arial" w:cs="Arial"/>
+          <w:b/>
           <w:i/>
-          <w:iCs/>
         </w:rPr>
         <w:t>back-end</w:t>
       </w:r>
       <w:r>
         <w:rPr>
-          <w:b/>
-          <w:bCs/>
+          <w:rFonts w:ascii="Arial" w:hAnsi="Arial" w:cs="Arial"/>
+          <w:b/>
         </w:rPr>
         <w:t xml:space="preserve"> (Gtkmm e CPLEX) e viabilizar o uso, intuitivo e portátil do modelo de otimização de escalação de atletas de remo?</w:t>
       </w:r>
@@ -2931,33 +4491,19 @@
     </w:p>
     <w:p>
       <w:pPr>
-        <w:pStyle w:val="Ttulo1"/>
-      </w:pPr>
-      <w:bookmarkStart w:id="14" w:name="_Toc239011398"/>
-      <w:commentRangeStart w:id="15"/>
+        <w:pStyle w:val="Ttulo2"/>
+      </w:pPr>
       <w:r>
         <w:t>OBJETIVOS</w:t>
       </w:r>
-      <w:bookmarkEnd w:id="14"/>
-      <w:commentRangeEnd w:id="15"/>
-      <w:r>
-        <w:rPr>
-          <w:rStyle w:val="Refdecomentrio"/>
-          <w:sz w:val="32"/>
-          <w:szCs w:val="24"/>
-        </w:rPr>
-        <w:commentReference w:id="15"/>
-      </w:r>
-    </w:p>
-    <w:p>
-      <w:pPr>
-        <w:pStyle w:val="Ttulo2"/>
-      </w:pPr>
-      <w:bookmarkStart w:id="16" w:name="_Toc239011399"/>
-      <w:r>
-        <w:t>OBJETIVO GERAL</w:t>
-      </w:r>
-      <w:bookmarkEnd w:id="16"/>
+    </w:p>
+    <w:p>
+      <w:pPr>
+        <w:pStyle w:val="Ttulo3"/>
+      </w:pPr>
+      <w:r>
+        <w:t>Objetivo Geral</w:t>
+      </w:r>
     </w:p>
     <w:p>
       <w:pPr>
@@ -2968,8 +4514,8 @@
       </w:r>
       <w:r>
         <w:rPr>
+          <w:rFonts w:ascii="Arial" w:hAnsi="Arial" w:cs="Arial"/>
           <w:i/>
-          <w:iCs/>
         </w:rPr>
         <w:t>Front-end</w:t>
       </w:r>
@@ -2978,8 +4524,8 @@
       </w:r>
       <w:r>
         <w:rPr>
+          <w:rFonts w:ascii="Arial" w:hAnsi="Arial" w:cs="Arial"/>
           <w:i/>
-          <w:iCs/>
         </w:rPr>
         <w:t>Web</w:t>
       </w:r>
@@ -2988,8 +4534,8 @@
       </w:r>
       <w:r>
         <w:rPr>
+          <w:rFonts w:ascii="Arial" w:hAnsi="Arial" w:cs="Arial"/>
           <w:i/>
-          <w:iCs/>
         </w:rPr>
         <w:t>desktop</w:t>
       </w:r>
@@ -2999,15 +4545,16 @@
     </w:p>
     <w:p>
       <w:pPr>
-        <w:pStyle w:val="Ttulo2"/>
-      </w:pPr>
-      <w:bookmarkStart w:id="17" w:name="_Toc239011400"/>
-      <w:r>
-        <w:t>OBJETIVOS ESPECÍFICOS</w:t>
-      </w:r>
-      <w:bookmarkEnd w:id="17"/>
-    </w:p>
-    <w:p>
+        <w:pStyle w:val="Ttulo3"/>
+      </w:pPr>
+      <w:r>
+        <w:t>Objetivos Específicos</w:t>
+      </w:r>
+    </w:p>
+    <w:p>
+      <w:pPr>
+        <w:pStyle w:val="Ttulo3"/>
+      </w:pPr>
       <w:r>
         <w:t>Para o alcance do objetivo geral proposto, foram delineados os seguintes objetivos específicos, que guiarão as etapas de desenvolvimento do projeto:</w:t>
       </w:r>
@@ -3019,27 +4566,32 @@
           <w:ilvl w:val="0"/>
           <w:numId w:val="38"/>
         </w:numPr>
-      </w:pPr>
-      <w:r>
-        <w:rPr>
-          <w:b/>
-          <w:bCs/>
-        </w:rPr>
-        <w:lastRenderedPageBreak/>
-        <w:t>Desacoplar a arquitetura do sistema:</w:t>
-      </w:r>
-      <w:r>
-        <w:t xml:space="preserve"> Isolar a camada de apresentação visual da lógica matemática original, transformando o motor de otimização baseado no solucionador IBM ILOG CPLEX em um serviço de </w:t>
-      </w:r>
-      <w:r>
-        <w:rPr>
-          <w:i/>
-          <w:iCs/>
-        </w:rPr>
-        <w:t>back-end</w:t>
-      </w:r>
-      <w:r>
-        <w:t xml:space="preserve"> independente. </w:t>
+        <w:spacing w:line="360" w:lineRule="auto" w:after="80"/>
+        <w:ind w:left="720" w:hanging="360"/>
+        <w:jc w:val="left"/>
+      </w:pPr>
+      <w:r/>
+      <w:r>
+        <w:rPr>
+          <w:rFonts w:ascii="Arial" w:hAnsi="Arial" w:cs="Arial"/>
+          <w:sz w:val="24"/>
+        </w:rPr>
+        <w:t xml:space="preserve">• </w:t>
+      </w:r>
+      <w:r>
+        <w:rPr>
+          <w:rFonts w:ascii="Arial" w:hAnsi="Arial" w:cs="Arial"/>
+          <w:b/>
+          <w:sz w:val="24"/>
+        </w:rPr>
+        <w:t xml:space="preserve">Desacoplar a arquitetura do sistema: </w:t>
+      </w:r>
+      <w:r>
+        <w:rPr>
+          <w:rFonts w:ascii="Arial" w:hAnsi="Arial" w:cs="Arial"/>
+          <w:sz w:val="24"/>
+        </w:rPr>
+        <w:t>Isolar a camada de apresentação visual da lógica matemática original, transformando o motor de otimização baseado no solucionador IBM ILOG CPLEX em um serviço de back-end independente.</w:t>
       </w:r>
     </w:p>
     <w:p>
@@ -3049,16 +4601,32 @@
           <w:ilvl w:val="0"/>
           <w:numId w:val="38"/>
         </w:numPr>
-      </w:pPr>
-      <w:r>
-        <w:rPr>
-          <w:b/>
-          <w:bCs/>
-        </w:rPr>
-        <w:t>Projetar a Interação Humano-Computador (IHC):</w:t>
-      </w:r>
-      <w:r>
-        <w:t xml:space="preserve"> Desenhar o fluxo de telas (UX/UI) aplicando as heurísticas de usabilidade de Nielsen, garantindo que a terminologia do sistema reflita fielmente o vocabulário náutico e as necessidades operacionais dos técnicos de remo.</w:t>
+        <w:spacing w:line="360" w:lineRule="auto" w:after="80"/>
+        <w:ind w:left="720" w:hanging="360"/>
+        <w:jc w:val="left"/>
+      </w:pPr>
+      <w:r/>
+      <w:r>
+        <w:rPr>
+          <w:rFonts w:ascii="Arial" w:hAnsi="Arial" w:cs="Arial"/>
+          <w:sz w:val="24"/>
+        </w:rPr>
+        <w:t xml:space="preserve">• </w:t>
+      </w:r>
+      <w:r>
+        <w:rPr>
+          <w:rFonts w:ascii="Arial" w:hAnsi="Arial" w:cs="Arial"/>
+          <w:b/>
+          <w:sz w:val="24"/>
+        </w:rPr>
+        <w:t xml:space="preserve">Projetar a Interação Humano-Computador (IHC): </w:t>
+      </w:r>
+      <w:r>
+        <w:rPr>
+          <w:rFonts w:ascii="Arial" w:hAnsi="Arial" w:cs="Arial"/>
+          <w:sz w:val="24"/>
+        </w:rPr>
+        <w:t>Desenhar o fluxo de telas (UX/UI) aplicando as heurísticas de usabilidade de Nielsen, garantindo que a terminologia do sistema reflita fielmente o vocabulário náutico e as necessidades operacionais dos técnicos de remo.</w:t>
       </w:r>
     </w:p>
     <w:p>
@@ -3068,52 +4636,32 @@
           <w:ilvl w:val="0"/>
           <w:numId w:val="38"/>
         </w:numPr>
-      </w:pPr>
-      <w:r>
-        <w:rPr>
-          <w:b/>
-          <w:bCs/>
-        </w:rPr>
-        <w:t xml:space="preserve">Desenvolver o </w:t>
-      </w:r>
-      <w:r>
-        <w:rPr>
-          <w:b/>
-          <w:bCs/>
-          <w:i/>
-          <w:iCs/>
-        </w:rPr>
-        <w:t>Front-end</w:t>
-      </w:r>
-      <w:r>
-        <w:rPr>
-          <w:b/>
-          <w:bCs/>
-        </w:rPr>
-        <w:t xml:space="preserve"> Web:</w:t>
-      </w:r>
-      <w:r>
-        <w:t xml:space="preserve"> Construir a nova interface gráfica utilizando o ecossistema moderno da linguagem JavaScript, especificamente o </w:t>
-      </w:r>
-      <w:r>
-        <w:rPr>
-          <w:i/>
-          <w:iCs/>
-        </w:rPr>
-        <w:t>framework</w:t>
-      </w:r>
-      <w:r>
-        <w:t xml:space="preserve"> React, garantindo componentização, gerenciamento de estado eficiente e total responsividade para dispositivos móveis e </w:t>
-      </w:r>
-      <w:r>
-        <w:rPr>
-          <w:i/>
-          <w:iCs/>
-        </w:rPr>
-        <w:t>desktops</w:t>
-      </w:r>
-      <w:r>
-        <w:t xml:space="preserve">. </w:t>
+        <w:spacing w:line="360" w:lineRule="auto" w:after="80"/>
+        <w:ind w:left="720" w:hanging="360"/>
+        <w:jc w:val="left"/>
+      </w:pPr>
+      <w:r/>
+      <w:r>
+        <w:rPr>
+          <w:rFonts w:ascii="Arial" w:hAnsi="Arial" w:cs="Arial"/>
+          <w:sz w:val="24"/>
+        </w:rPr>
+        <w:t xml:space="preserve">• </w:t>
+      </w:r>
+      <w:r>
+        <w:rPr>
+          <w:rFonts w:ascii="Arial" w:hAnsi="Arial" w:cs="Arial"/>
+          <w:b/>
+          <w:sz w:val="24"/>
+        </w:rPr>
+        <w:t xml:space="preserve">Desenvolver o Front-end Web: </w:t>
+      </w:r>
+      <w:r>
+        <w:rPr>
+          <w:rFonts w:ascii="Arial" w:hAnsi="Arial" w:cs="Arial"/>
+          <w:sz w:val="24"/>
+        </w:rPr>
+        <w:t>Construir a nova interface gráfica utilizando o ecossistema moderno da linguagem JavaScript, especificamente o framework React, garantindo componentização, gerenciamento de estado eficiente e total responsividade para dispositivos móveis e desktops.</w:t>
       </w:r>
     </w:p>
     <w:p>
@@ -3123,16 +4671,32 @@
           <w:ilvl w:val="0"/>
           <w:numId w:val="38"/>
         </w:numPr>
-      </w:pPr>
-      <w:r>
-        <w:rPr>
-          <w:b/>
-          <w:bCs/>
-        </w:rPr>
-        <w:t>Implementar painéis de gestão iterativos:</w:t>
-      </w:r>
-      <w:r>
-        <w:t xml:space="preserve"> Criar módulos visuais para o gerenciamento da grade de provas, o controle do plantel de remadores e a parametrização do algoritmo, como o peso da penalização etária e o intervalo mínimo de descanso. </w:t>
+        <w:spacing w:line="360" w:lineRule="auto" w:after="80"/>
+        <w:ind w:left="720" w:hanging="360"/>
+        <w:jc w:val="left"/>
+      </w:pPr>
+      <w:r/>
+      <w:r>
+        <w:rPr>
+          <w:rFonts w:ascii="Arial" w:hAnsi="Arial" w:cs="Arial"/>
+          <w:sz w:val="24"/>
+        </w:rPr>
+        <w:t xml:space="preserve">• </w:t>
+      </w:r>
+      <w:r>
+        <w:rPr>
+          <w:rFonts w:ascii="Arial" w:hAnsi="Arial" w:cs="Arial"/>
+          <w:b/>
+          <w:sz w:val="24"/>
+        </w:rPr>
+        <w:t xml:space="preserve">Implementar painéis de gestão iterativos: </w:t>
+      </w:r>
+      <w:r>
+        <w:rPr>
+          <w:rFonts w:ascii="Arial" w:hAnsi="Arial" w:cs="Arial"/>
+          <w:sz w:val="24"/>
+        </w:rPr>
+        <w:t>Criar módulos visuais para o gerenciamento da grade de provas, o controle do plantel de remadores e a parametrização do algoritmo, como o peso da penalização etária e o intervalo mínimo de descanso.</w:t>
       </w:r>
     </w:p>
     <w:p>
@@ -3142,16 +4706,32 @@
           <w:ilvl w:val="0"/>
           <w:numId w:val="38"/>
         </w:numPr>
-      </w:pPr>
-      <w:r>
-        <w:rPr>
-          <w:b/>
-          <w:bCs/>
-        </w:rPr>
-        <w:t>Desenvolver o motor de regras manuais:</w:t>
-      </w:r>
-      <w:r>
-        <w:t xml:space="preserve"> Estruturar uma interface em etapas lógicas para a criação de regras de exceção, permitindo que os treinadores bloqueiem ou fixem atletas específicos em determinados barcos e provas de forma intuitiva. </w:t>
+        <w:spacing w:line="360" w:lineRule="auto" w:after="80"/>
+        <w:ind w:left="720" w:hanging="360"/>
+        <w:jc w:val="left"/>
+      </w:pPr>
+      <w:r/>
+      <w:r>
+        <w:rPr>
+          <w:rFonts w:ascii="Arial" w:hAnsi="Arial" w:cs="Arial"/>
+          <w:sz w:val="24"/>
+        </w:rPr>
+        <w:t xml:space="preserve">• </w:t>
+      </w:r>
+      <w:r>
+        <w:rPr>
+          <w:rFonts w:ascii="Arial" w:hAnsi="Arial" w:cs="Arial"/>
+          <w:b/>
+          <w:sz w:val="24"/>
+        </w:rPr>
+        <w:t xml:space="preserve">Desenvolver o motor de regras manuais: </w:t>
+      </w:r>
+      <w:r>
+        <w:rPr>
+          <w:rFonts w:ascii="Arial" w:hAnsi="Arial" w:cs="Arial"/>
+          <w:sz w:val="24"/>
+        </w:rPr>
+        <w:t>Estruturar uma interface em etapas lógicas para a criação de regras de exceção, permitindo que os treinadores bloqueiem ou fixem atletas específicos em determinados barcos e provas de forma intuitiva.</w:t>
       </w:r>
     </w:p>
     <w:p>
@@ -3161,26 +4741,32 @@
           <w:ilvl w:val="0"/>
           <w:numId w:val="38"/>
         </w:numPr>
-      </w:pPr>
-      <w:r>
-        <w:rPr>
-          <w:b/>
-          <w:bCs/>
-        </w:rPr>
-        <w:t>Garantir a interoperabilidade de dados:</w:t>
-      </w:r>
-      <w:r>
-        <w:t xml:space="preserve"> Manter e aprimorar a persistência em memória e a funcionalidade de importação e exportação de dados via planilhas externas (arquivos </w:t>
-      </w:r>
-      <w:r>
-        <w:rPr>
-          <w:rStyle w:val="CdigoHTML"/>
-          <w:rFonts w:eastAsia="Arial"/>
-        </w:rPr>
-        <w:t>.csv</w:t>
-      </w:r>
-      <w:r>
-        <w:t xml:space="preserve">), eliminando atritos de adoção e respeitando os fluxos de trabalho já enraizados na cultura dos clubes de remo. </w:t>
+        <w:spacing w:line="360" w:lineRule="auto" w:after="80"/>
+        <w:ind w:left="720" w:hanging="360"/>
+        <w:jc w:val="left"/>
+      </w:pPr>
+      <w:r/>
+      <w:r>
+        <w:rPr>
+          <w:rFonts w:ascii="Arial" w:hAnsi="Arial" w:cs="Arial"/>
+          <w:sz w:val="24"/>
+        </w:rPr>
+        <w:t xml:space="preserve">• </w:t>
+      </w:r>
+      <w:r>
+        <w:rPr>
+          <w:rFonts w:ascii="Arial" w:hAnsi="Arial" w:cs="Arial"/>
+          <w:b/>
+          <w:sz w:val="24"/>
+        </w:rPr>
+        <w:t xml:space="preserve">Garantir a interoperabilidade de dados: </w:t>
+      </w:r>
+      <w:r>
+        <w:rPr>
+          <w:rFonts w:ascii="Arial" w:hAnsi="Arial" w:cs="Arial"/>
+          <w:sz w:val="24"/>
+        </w:rPr>
+        <w:t>Manter e aprimorar a persistência em memória e a funcionalidade de importação e exportação de dados via planilhas externas (arquivos .csv), eliminando atritos de adoção e respeitando os fluxos de trabalho já enraizados na cultura dos clubes de remo.</w:t>
       </w:r>
     </w:p>
     <w:p>
@@ -3190,146 +4776,139 @@
           <w:ilvl w:val="0"/>
           <w:numId w:val="38"/>
         </w:numPr>
-      </w:pPr>
-      <w:r>
-        <w:rPr>
-          <w:b/>
-          <w:bCs/>
-        </w:rPr>
-        <w:t>Validar a solução com usuários finais:</w:t>
-      </w:r>
-      <w:r>
-        <w:t xml:space="preserve"> Conduzir testes de usabilidade e funcionalidade da nova interface </w:t>
-      </w:r>
-      <w:r>
-        <w:rPr>
+        <w:spacing w:line="360" w:lineRule="auto" w:after="80"/>
+        <w:ind w:left="720" w:hanging="360"/>
+        <w:jc w:val="left"/>
+      </w:pPr>
+      <w:r/>
+      <w:r>
+        <w:rPr>
+          <w:rFonts w:ascii="Arial" w:hAnsi="Arial" w:cs="Arial"/>
+          <w:sz w:val="24"/>
+        </w:rPr>
+        <w:t xml:space="preserve">• </w:t>
+      </w:r>
+      <w:r>
+        <w:rPr>
+          <w:rFonts w:ascii="Arial" w:hAnsi="Arial" w:cs="Arial"/>
+          <w:b/>
+          <w:sz w:val="24"/>
+        </w:rPr>
+        <w:t xml:space="preserve">Validar a solução com usuários finais: </w:t>
+      </w:r>
+      <w:r>
+        <w:rPr>
+          <w:rFonts w:ascii="Arial" w:hAnsi="Arial" w:cs="Arial"/>
+          <w:sz w:val="24"/>
+        </w:rPr>
+        <w:t>Conduzir testes de usabilidade e funcionalidade da nova interface Web junto à equipe técnica de um clube de remo parceiro, coletando feedbacks e aplicando melhorias contínuas.</w:t>
+      </w:r>
+    </w:p>
+    <w:p>
+      <w:pPr>
+        <w:pStyle w:val="Ttulo1"/>
+      </w:pPr>
+      <w:r>
+        <w:t>3 JUSTIFICATIVA</w:t>
+      </w:r>
+    </w:p>
+    <w:p>
+      <w:pPr>
+        <w:ind w:firstLine="432"/>
+      </w:pPr>
+      <w:r>
+        <w:t xml:space="preserve">O desenvolvimento de modelos matemáticos complexos aplicados à pesquisa operacional costuma esbarrar em um obstáculo recorrente: a ausência de usabilidade. De fato, a eficiência de um sistema computacional não se mede apenas pela acurácia de seus algoritmos, mas sobretudo pela capacidade de o usuário final interagir com esses algoritmos de maneira fluida e sem frustrações. Um sistema que automatiza a escalação de guarnições esportivas possui um valor inestimável para o alto rendimento, contudo, o seu potencial real só é atingido se os técnicos conseguirem operá-lo no seu dia a dia. </w:t>
+      </w:r>
+    </w:p>
+    <w:p>
+      <w:pPr>
+        <w:ind w:firstLine="432"/>
+      </w:pPr>
+      <w:r>
+        <w:t xml:space="preserve">A implementação tecnológica original deste sistema de apoio à decisão exigia um ambiente de execução altamente restritivo. A necessidade de emular o sistema operacional Ubuntu por meio de máquinas virtuais, somada à compilação de bibliotecas gráficas nativas (Gtkmm) e à instalação manual de binários complexos, afasta drasticamente o público-alvo. O ambiente de trabalho de um treinador de remo é dinâmico, dividido entre garagens de barcos, raias de competição e áreas externas, locais onde o acesso à tecnologia ocorre primordialmente via </w:t>
+      </w:r>
+      <w:r>
+        <w:rPr>
+          <w:rFonts w:ascii="Arial" w:hAnsi="Arial" w:cs="Arial"/>
           <w:i/>
-          <w:iCs/>
+        </w:rPr>
+        <w:t>smartphones</w:t>
+      </w:r>
+      <w:r>
+        <w:t xml:space="preserve"> ou </w:t>
+      </w:r>
+      <w:r>
+        <w:rPr>
+          <w:rFonts w:ascii="Arial" w:hAnsi="Arial" w:cs="Arial"/>
+          <w:i/>
+        </w:rPr>
+        <w:t>tablets</w:t>
+      </w:r>
+      <w:r>
+        <w:t xml:space="preserve">. Portanto, um </w:t>
+      </w:r>
+      <w:r>
+        <w:rPr>
+          <w:rFonts w:ascii="Arial" w:hAnsi="Arial" w:cs="Arial"/>
+          <w:i/>
+        </w:rPr>
+        <w:t>software</w:t>
+      </w:r>
+      <w:r>
+        <w:t xml:space="preserve"> engessado em um computador </w:t>
+      </w:r>
+      <w:r>
+        <w:rPr>
+          <w:rFonts w:ascii="Arial" w:hAnsi="Arial" w:cs="Arial"/>
+          <w:i/>
+        </w:rPr>
+        <w:t>desktop</w:t>
+      </w:r>
+      <w:r>
+        <w:t xml:space="preserve"> virtualizado cria um gargalo logístico insustentável. </w:t>
+      </w:r>
+    </w:p>
+    <w:p>
+      <w:pPr>
+        <w:ind w:firstLine="432"/>
+      </w:pPr>
+      <w:r>
+        <w:t xml:space="preserve">Nesse sentido, a transição para uma interface </w:t>
+      </w:r>
+      <w:r>
+        <w:rPr>
+          <w:rFonts w:ascii="Arial" w:hAnsi="Arial" w:cs="Arial"/>
+          <w:i/>
         </w:rPr>
         <w:t>Web</w:t>
       </w:r>
       <w:r>
-        <w:t xml:space="preserve"> junto à equipe técnica de um clube de remo parceiro, coletando </w:t>
-      </w:r>
-      <w:r>
-        <w:rPr>
+        <w:t xml:space="preserve"> separada do motor de processamento matemático justifica-se pelos imensos benefícios de portabilidade, distribuição e manutenção. Tecnologias modernas de desenvolvimento </w:t>
+      </w:r>
+      <w:r>
+        <w:rPr>
+          <w:rFonts w:ascii="Arial" w:hAnsi="Arial" w:cs="Arial"/>
           <w:i/>
-          <w:iCs/>
-        </w:rPr>
-        <w:t>feedbacks</w:t>
-      </w:r>
-      <w:r>
-        <w:t xml:space="preserve"> e aplicando melhorias contínuas.</w:t>
-      </w:r>
-    </w:p>
-    <w:p>
-      <w:pPr>
-        <w:pStyle w:val="Ttulo1"/>
-      </w:pPr>
-      <w:bookmarkStart w:id="18" w:name="_Toc239011401"/>
-      <w:r>
-        <w:lastRenderedPageBreak/>
-        <w:t>JUSTIFICATIVA</w:t>
-      </w:r>
-      <w:bookmarkEnd w:id="18"/>
-    </w:p>
-    <w:p>
-      <w:pPr>
-        <w:ind w:firstLine="432"/>
-      </w:pPr>
-      <w:r>
-        <w:t xml:space="preserve">O desenvolvimento de modelos matemáticos complexos aplicados à pesquisa operacional costuma esbarrar em um obstáculo recorrente: a ausência de usabilidade. De fato, a eficiência de um sistema computacional não se mede apenas pela acurácia de seus algoritmos, mas sobretudo pela capacidade de o usuário final interagir com esses algoritmos de maneira fluida e sem frustrações. Um sistema que automatiza a escalação de guarnições esportivas possui um valor inestimável para o alto rendimento, contudo, o seu potencial real só é atingido se os técnicos conseguirem operá-lo no seu dia a dia. </w:t>
-      </w:r>
-    </w:p>
-    <w:p>
-      <w:pPr>
-        <w:ind w:firstLine="432"/>
-      </w:pPr>
-      <w:r>
-        <w:t xml:space="preserve">A implementação tecnológica original deste sistema de apoio à decisão exigia um ambiente de execução altamente restritivo. A necessidade de emular o sistema operacional Ubuntu por meio de máquinas virtuais, somada à compilação de bibliotecas gráficas nativas (Gtkmm) e à instalação manual de binários complexos, afasta drasticamente o público-alvo. O ambiente de trabalho de um treinador de remo é dinâmico, dividido entre garagens de barcos, raias de competição e áreas externas, locais onde o acesso à tecnologia ocorre primordialmente via </w:t>
-      </w:r>
-      <w:r>
-        <w:rPr>
+        </w:rPr>
+        <w:t>Front-end</w:t>
+      </w:r>
+      <w:r>
+        <w:t xml:space="preserve"> permitem a construção de aplicações ricas (</w:t>
+      </w:r>
+      <w:r>
+        <w:rPr>
+          <w:rFonts w:ascii="Arial" w:hAnsi="Arial" w:cs="Arial"/>
           <w:i/>
-          <w:iCs/>
-        </w:rPr>
-        <w:t>smartphones</w:t>
-      </w:r>
-      <w:r>
-        <w:t xml:space="preserve"> ou </w:t>
-      </w:r>
-      <w:r>
-        <w:rPr>
+        </w:rPr>
+        <w:t>Single Page Applications</w:t>
+      </w:r>
+      <w:r>
+        <w:t xml:space="preserve">), capazes de manipular pesadas regras de negócio localmente. O desenvolvimento em React viabiliza a criação de formulários reativos, nos quais definições críticas de prova e exceções de atletas podem ser parametrizadas com </w:t>
+      </w:r>
+      <w:r>
+        <w:rPr>
+          <w:rFonts w:ascii="Arial" w:hAnsi="Arial" w:cs="Arial"/>
           <w:i/>
-          <w:iCs/>
-        </w:rPr>
-        <w:t>tablets</w:t>
-      </w:r>
-      <w:r>
-        <w:t xml:space="preserve">. Portanto, um </w:t>
-      </w:r>
-      <w:r>
-        <w:rPr>
-          <w:i/>
-          <w:iCs/>
-        </w:rPr>
-        <w:t>software</w:t>
-      </w:r>
-      <w:r>
-        <w:t xml:space="preserve"> engessado em um computador </w:t>
-      </w:r>
-      <w:r>
-        <w:rPr>
-          <w:i/>
-          <w:iCs/>
-        </w:rPr>
-        <w:t>desktop</w:t>
-      </w:r>
-      <w:r>
-        <w:t xml:space="preserve"> virtualizado cria um gargalo logístico insustentável. </w:t>
-      </w:r>
-    </w:p>
-    <w:p>
-      <w:pPr>
-        <w:ind w:firstLine="432"/>
-      </w:pPr>
-      <w:r>
-        <w:t xml:space="preserve">Nesse sentido, a transição para uma interface </w:t>
-      </w:r>
-      <w:r>
-        <w:rPr>
-          <w:i/>
-          <w:iCs/>
-        </w:rPr>
-        <w:t>Web</w:t>
-      </w:r>
-      <w:r>
-        <w:t xml:space="preserve"> separada do motor de processamento matemático justifica-se pelos imensos benefícios de portabilidade, distribuição e manutenção. Tecnologias modernas de desenvolvimento </w:t>
-      </w:r>
-      <w:r>
-        <w:rPr>
-          <w:i/>
-          <w:iCs/>
-        </w:rPr>
-        <w:t>Front-end</w:t>
-      </w:r>
-      <w:r>
-        <w:t xml:space="preserve"> permitem a construção de aplicações ricas (</w:t>
-      </w:r>
-      <w:r>
-        <w:rPr>
-          <w:i/>
-          <w:iCs/>
-        </w:rPr>
-        <w:t>Single Page Applications</w:t>
-      </w:r>
-      <w:r>
-        <w:t xml:space="preserve">), capazes de manipular pesadas regras de negócio localmente. O desenvolvimento em React viabiliza a criação de formulários reativos, nos quais definições críticas de prova e exceções de atletas podem ser parametrizadas com </w:t>
-      </w:r>
-      <w:r>
-        <w:rPr>
-          <w:i/>
-          <w:iCs/>
         </w:rPr>
         <w:t>feedbacks</w:t>
       </w:r>
@@ -3350,8 +4929,8 @@
       </w:r>
       <w:r>
         <w:rPr>
+          <w:rFonts w:ascii="Arial" w:hAnsi="Arial" w:cs="Arial"/>
           <w:i/>
-          <w:iCs/>
         </w:rPr>
         <w:t>feedback</w:t>
       </w:r>
@@ -3360,8 +4939,8 @@
       </w:r>
       <w:r>
         <w:rPr>
+          <w:rFonts w:ascii="Arial" w:hAnsi="Arial" w:cs="Arial"/>
           <w:i/>
-          <w:iCs/>
         </w:rPr>
         <w:t>design</w:t>
       </w:r>
@@ -3378,8 +4957,8 @@
       </w:r>
       <w:r>
         <w:rPr>
+          <w:rFonts w:ascii="Arial" w:hAnsi="Arial" w:cs="Arial"/>
           <w:i/>
-          <w:iCs/>
         </w:rPr>
         <w:t>software</w:t>
       </w:r>
@@ -3418,6 +4997,2259 @@
       </w:pPr>
       <w:bookmarkStart w:id="19" w:name="_heading=h.yf4q8uiesbok" w:colFirst="0" w:colLast="0"/>
       <w:bookmarkEnd w:id="19"/>
+    </w:p>
+    <w:p>
+      <w:pPr>
+        <w:pStyle w:val="Ttulo1"/>
+        <w:spacing w:before="400" w:after="160" w:line="360" w:lineRule="auto"/>
+      </w:pPr>
+      <w:r>
+        <w:rPr>
+          <w:rFonts w:ascii="Arial" w:hAnsi="Arial" w:cs="Arial"/>
+          <w:b/>
+          <w:color w:val="000000"/>
+          <w:sz w:val="28"/>
+        </w:rPr>
+        <w:t>4 METODOLOGIA E ARQUITETURA DA SOLUÇÃO</w:t>
+      </w:r>
+    </w:p>
+    <w:p>
+      <w:pPr>
+        <w:spacing w:line="360" w:lineRule="auto" w:after="120"/>
+        <w:ind w:firstLine="720"/>
+        <w:jc w:val="both"/>
+      </w:pPr>
+      <w:r>
+        <w:rPr>
+          <w:rFonts w:ascii="Arial" w:hAnsi="Arial" w:cs="Arial"/>
+          <w:sz w:val="24"/>
+        </w:rPr>
+        <w:t>O desenvolvimento da nova interface de usuário para o sistema de apoio à decisão na escalação de remadores foi concebido a partir de uma abordagem pragmática da Engenharia de Software, fundamentada no Design Centrado no Usuário (DCU) e nos princípios da Engenharia de Usabilidade estabelecidos por Jakob Nielsen (1993). Buscou-se estabelecer uma transição tecnológica definitiva entre a ferramenta desktop legada — cuja sobrecarga de configuração inviabilizava a utilização prática — e uma aplicação Web moderna, portátil, altamente reativa e orientada à rotina dinâmica das comissões técnicas.</w:t>
+      </w:r>
+    </w:p>
+    <w:p>
+      <w:pPr>
+        <w:pStyle w:val="Ttulo2"/>
+        <w:spacing w:before="280" w:after="120" w:line="360" w:lineRule="auto"/>
+      </w:pPr>
+      <w:r>
+        <w:rPr>
+          <w:rFonts w:ascii="Arial" w:hAnsi="Arial" w:cs="Arial"/>
+          <w:b/>
+          <w:color w:val="1E1E1E"/>
+          <w:sz w:val="24"/>
+        </w:rPr>
+        <w:t>4.1 Desacoplamento Arquitetural e Transição para o Modelo Cliente-Servidor</w:t>
+      </w:r>
+    </w:p>
+    <w:p>
+      <w:pPr>
+        <w:spacing w:line="360" w:lineRule="auto" w:after="120"/>
+        <w:ind w:firstLine="720"/>
+        <w:jc w:val="both"/>
+      </w:pPr>
+      <w:r>
+        <w:rPr>
+          <w:rFonts w:ascii="Arial" w:hAnsi="Arial" w:cs="Arial"/>
+          <w:sz w:val="24"/>
+        </w:rPr>
+        <w:t>A solução desenvolvida previamente por Ramalho (2024) fundamentou-se em uma arquitetura de aplicação desktop monolítica, na qual os componentes visuais em C++ (utilizando a biblioteca Gtkmm versão 4.0) estavam intrinsecamente vinculados à execução do resolvedor matemático IBM ILOG CPLEX. Conforme exposto na definição do problema, esse modelo impunha barreiras instransponíveis ao usuário final (treinador esportivo), requerendo virtualização de sistemas operacionais Unix (Ubuntu Linux) e compilação de pacotes via linha de comando.</w:t>
+      </w:r>
+    </w:p>
+    <w:p>
+      <w:pPr>
+        <w:spacing w:line="360" w:lineRule="auto" w:after="120"/>
+        <w:ind w:firstLine="720"/>
+        <w:jc w:val="both"/>
+      </w:pPr>
+      <w:r>
+        <w:rPr>
+          <w:rFonts w:ascii="Arial" w:hAnsi="Arial" w:cs="Arial"/>
+          <w:sz w:val="24"/>
+        </w:rPr>
+        <w:t>Para superar esse gargalo, a presente pesquisa adotou como premissa metodológica o desacoplamento total da camada de apresentação em relação ao motor de otimização matemática. A nova arquitetura foi concebida sob o paradigma Cliente-Servidor Web, estruturando o Front-end como uma Single Page Application (SPA). Nesse modelo, toda a renderização visual, manipulação dinâmica do DOM, validação de regras de negócio locais e persistência volátil em memória ocorrem de maneira descentralizada no próprio navegador do cliente.</w:t>
+      </w:r>
+    </w:p>
+    <w:p>
+      <w:pPr>
+        <w:spacing w:line="360" w:lineRule="auto" w:after="120"/>
+        <w:ind w:firstLine="720"/>
+        <w:jc w:val="both"/>
+      </w:pPr>
+      <w:r>
+        <w:rPr>
+          <w:rFonts w:ascii="Arial" w:hAnsi="Arial" w:cs="Arial"/>
+          <w:sz w:val="24"/>
+        </w:rPr>
+        <w:t>A interoperabilidade entre os subsistemas dá-se por meio de estruturas padronizadas de troca de dados (JSON e arquivos tabulares .csv). Essa segregação arquitetural proporciona benefícios imediatos: a interface torna-se independente de qualquer sistema operacional subjacente, podendo ser executada em computadores de mesa, laptops, tablets ou dispositivos móveis diretamente por meio de URLs universais, transferindo a complexidade de hardware e de licenciamento matemático para a nuvem.</w:t>
+      </w:r>
+    </w:p>
+    <w:p>
+      <w:pPr>
+        <w:spacing w:before="240" w:after="240"/>
+        <w:jc w:val="center"/>
+      </w:pPr>
+      <w:r>
+        <w:rPr>
+          <w:rFonts w:ascii="Arial" w:hAnsi="Arial" w:cs="Arial"/>
+          <w:b/>
+          <w:color w:val="BE185D"/>
+          <w:sz w:val="22"/>
+        </w:rPr>
+        <w:t>[insira aqui foto de diagrama de arquitetura da solução desacoplada]</w:t>
+        <w:br/>
+        <w:t>(Diagrama ilustrando a separação entre o Front-end SPA em React (executado no navegador do treinador), os arquivos de interoperabilidade CSV/JSON e o Back-end/Solver matemático independente)</w:t>
+      </w:r>
+    </w:p>
+    <w:p>
+      <w:pPr>
+        <w:pStyle w:val="Ttulo2"/>
+        <w:spacing w:before="280" w:after="120" w:line="360" w:lineRule="auto"/>
+      </w:pPr>
+      <w:r>
+        <w:rPr>
+          <w:rFonts w:ascii="Arial" w:hAnsi="Arial" w:cs="Arial"/>
+          <w:b/>
+          <w:color w:val="1E1E1E"/>
+          <w:sz w:val="24"/>
+        </w:rPr>
+        <w:t>4.2 Tecnologias Empregadas no Front-end</w:t>
+      </w:r>
+    </w:p>
+    <w:p>
+      <w:pPr>
+        <w:spacing w:line="360" w:lineRule="auto" w:after="120"/>
+        <w:ind w:firstLine="720"/>
+        <w:jc w:val="both"/>
+      </w:pPr>
+      <w:r>
+        <w:rPr>
+          <w:rFonts w:ascii="Arial" w:hAnsi="Arial" w:cs="Arial"/>
+          <w:sz w:val="24"/>
+        </w:rPr>
+        <w:t>A escolha das ferramentas e bibliotecas que compõem a esteira de desenvolvimento do Front-end levou em consideração requisitos rigorosos de desempenho, suporte da comunidade e velocidade de resposta para formulários reativos:</w:t>
+      </w:r>
+    </w:p>
+    <w:p>
+      <w:pPr>
+        <w:spacing w:line="360" w:lineRule="auto" w:after="80"/>
+        <w:ind w:left="720" w:hanging="360"/>
+        <w:jc w:val="left"/>
+      </w:pPr>
+      <w:r>
+        <w:rPr>
+          <w:rFonts w:ascii="Arial" w:hAnsi="Arial" w:cs="Arial"/>
+          <w:sz w:val="24"/>
+        </w:rPr>
+        <w:t xml:space="preserve">• </w:t>
+      </w:r>
+      <w:r>
+        <w:rPr>
+          <w:rFonts w:ascii="Arial" w:hAnsi="Arial" w:cs="Arial"/>
+          <w:b/>
+          <w:sz w:val="24"/>
+        </w:rPr>
+        <w:t xml:space="preserve">React (v18+): </w:t>
+      </w:r>
+      <w:r>
+        <w:rPr>
+          <w:rFonts w:ascii="Arial" w:hAnsi="Arial" w:cs="Arial"/>
+          <w:sz w:val="24"/>
+        </w:rPr>
+        <w:t>Biblioteca declarativa que permite a divisão da interface em componentes funcionais isolados e testáveis. A gestão de estado global (através dos hooks useState e useEffect) viabiliza que alterações instantâneas nos dados de regatas ou remadores sejam refletidas imediatamente em todas as visões do sistema sem recarregamento de página.</w:t>
+      </w:r>
+    </w:p>
+    <w:p>
+      <w:pPr>
+        <w:spacing w:line="360" w:lineRule="auto" w:after="80"/>
+        <w:ind w:left="720" w:hanging="360"/>
+        <w:jc w:val="left"/>
+      </w:pPr>
+      <w:r>
+        <w:rPr>
+          <w:rFonts w:ascii="Arial" w:hAnsi="Arial" w:cs="Arial"/>
+          <w:sz w:val="24"/>
+        </w:rPr>
+        <w:t xml:space="preserve">• </w:t>
+      </w:r>
+      <w:r>
+        <w:rPr>
+          <w:rFonts w:ascii="Arial" w:hAnsi="Arial" w:cs="Arial"/>
+          <w:b/>
+          <w:sz w:val="24"/>
+        </w:rPr>
+        <w:t xml:space="preserve">Vite Bundler: </w:t>
+      </w:r>
+      <w:r>
+        <w:rPr>
+          <w:rFonts w:ascii="Arial" w:hAnsi="Arial" w:cs="Arial"/>
+          <w:sz w:val="24"/>
+        </w:rPr>
+        <w:t>Ambiente de compilação e empacotamento moderno que substitui configurações complexas de compilação web. O Vite processa módulos nativos do JavaScript (ES Modules), oferecendo compilação ultraveloz (abaixo de 500ms) e empacotamento minificado para distribuição comercial em produção.</w:t>
+      </w:r>
+    </w:p>
+    <w:p>
+      <w:pPr>
+        <w:spacing w:line="360" w:lineRule="auto" w:after="80"/>
+        <w:ind w:left="720" w:hanging="360"/>
+        <w:jc w:val="left"/>
+      </w:pPr>
+      <w:r>
+        <w:rPr>
+          <w:rFonts w:ascii="Arial" w:hAnsi="Arial" w:cs="Arial"/>
+          <w:sz w:val="24"/>
+        </w:rPr>
+        <w:t xml:space="preserve">• </w:t>
+      </w:r>
+      <w:r>
+        <w:rPr>
+          <w:rFonts w:ascii="Arial" w:hAnsi="Arial" w:cs="Arial"/>
+          <w:b/>
+          <w:sz w:val="24"/>
+        </w:rPr>
+        <w:t xml:space="preserve">Tailwind CSS: </w:t>
+      </w:r>
+      <w:r>
+        <w:rPr>
+          <w:rFonts w:ascii="Arial" w:hAnsi="Arial" w:cs="Arial"/>
+          <w:sz w:val="24"/>
+        </w:rPr>
+        <w:t>Framework de estilização utilitária que proporcionou a concepção de um sistema de design exclusivo, ergonômico e moderno. O sistema adota o tema dark mode náutico (compostos de tons slate e sky blue), garantindo excelente contraste para visualização sob luz solar intensa na beira das raias de competição.</w:t>
+      </w:r>
+    </w:p>
+    <w:p>
+      <w:pPr>
+        <w:spacing w:line="360" w:lineRule="auto" w:after="80"/>
+        <w:ind w:left="720" w:hanging="360"/>
+        <w:jc w:val="left"/>
+      </w:pPr>
+      <w:r>
+        <w:rPr>
+          <w:rFonts w:ascii="Arial" w:hAnsi="Arial" w:cs="Arial"/>
+          <w:sz w:val="24"/>
+        </w:rPr>
+        <w:t xml:space="preserve">• </w:t>
+      </w:r>
+      <w:r>
+        <w:rPr>
+          <w:rFonts w:ascii="Arial" w:hAnsi="Arial" w:cs="Arial"/>
+          <w:b/>
+          <w:sz w:val="24"/>
+        </w:rPr>
+        <w:t xml:space="preserve">FileReader API Nativa: </w:t>
+      </w:r>
+      <w:r>
+        <w:rPr>
+          <w:rFonts w:ascii="Arial" w:hAnsi="Arial" w:cs="Arial"/>
+          <w:sz w:val="24"/>
+        </w:rPr>
+        <w:t>Mecanismo assíncrono nativo dos navegadores modernos para parsing e ingestão imediata de arquivos tabulares delimitados por ponto-e-vírgula (.csv), preservando a privacidade institucional ao processar os dados localmente no dispositivo do clube.</w:t>
+      </w:r>
+    </w:p>
+    <w:p>
+      <w:pPr>
+        <w:pStyle w:val="Ttulo2"/>
+        <w:spacing w:before="280" w:after="120" w:line="360" w:lineRule="auto"/>
+      </w:pPr>
+      <w:r>
+        <w:rPr>
+          <w:rFonts w:ascii="Arial" w:hAnsi="Arial" w:cs="Arial"/>
+          <w:b/>
+          <w:color w:val="1E1E1E"/>
+          <w:sz w:val="24"/>
+        </w:rPr>
+        <w:t>4.3 Aplicação das Heurísticas de Usabilidade de Nielsen</w:t>
+      </w:r>
+    </w:p>
+    <w:p>
+      <w:pPr>
+        <w:spacing w:line="360" w:lineRule="auto" w:after="120"/>
+        <w:ind w:firstLine="720"/>
+        <w:jc w:val="both"/>
+      </w:pPr>
+      <w:r>
+        <w:rPr>
+          <w:rFonts w:ascii="Arial" w:hAnsi="Arial" w:cs="Arial"/>
+          <w:sz w:val="24"/>
+        </w:rPr>
+        <w:t>O design de interação humano-computador da aplicação foi rigorosamente calibrado segundo as heurísticas clássicas de Nielsen (1993), visando erradicar a curva de atrito técnico e proporcionar uma experiência fluida:</w:t>
+      </w:r>
+    </w:p>
+    <w:p>
+      <w:pPr>
+        <w:spacing w:line="360" w:lineRule="auto" w:after="80"/>
+        <w:ind w:left="720" w:hanging="360"/>
+        <w:jc w:val="left"/>
+      </w:pPr>
+      <w:r>
+        <w:rPr>
+          <w:rFonts w:ascii="Arial" w:hAnsi="Arial" w:cs="Arial"/>
+          <w:sz w:val="24"/>
+        </w:rPr>
+        <w:t xml:space="preserve">• </w:t>
+      </w:r>
+      <w:r>
+        <w:rPr>
+          <w:rFonts w:ascii="Arial" w:hAnsi="Arial" w:cs="Arial"/>
+          <w:b/>
+          <w:sz w:val="24"/>
+        </w:rPr>
+        <w:t xml:space="preserve">Visibilidade do Status do Sistema (Heurística 1): </w:t>
+      </w:r>
+      <w:r>
+        <w:rPr>
+          <w:rFonts w:ascii="Arial" w:hAnsi="Arial" w:cs="Arial"/>
+          <w:sz w:val="24"/>
+        </w:rPr>
+        <w:t>Implementada de forma ostensiva por meio de cartões estatísticos no Dashboard e através do painel de Validação Pré-Voo, onde o usuário recebe feedback luminoso em tempo real (ícones verdes de conformidade ou vermelhos de alerta) sobre a aptidão de cada conjunto de dados antes de iniciar o processamento matemático.</w:t>
+      </w:r>
+    </w:p>
+    <w:p>
+      <w:pPr>
+        <w:spacing w:line="360" w:lineRule="auto" w:after="80"/>
+        <w:ind w:left="720" w:hanging="360"/>
+        <w:jc w:val="left"/>
+      </w:pPr>
+      <w:r>
+        <w:rPr>
+          <w:rFonts w:ascii="Arial" w:hAnsi="Arial" w:cs="Arial"/>
+          <w:sz w:val="24"/>
+        </w:rPr>
+        <w:t xml:space="preserve">• </w:t>
+      </w:r>
+      <w:r>
+        <w:rPr>
+          <w:rFonts w:ascii="Arial" w:hAnsi="Arial" w:cs="Arial"/>
+          <w:b/>
+          <w:sz w:val="24"/>
+        </w:rPr>
+        <w:t xml:space="preserve">Correspondência entre o Sistema e o Mundo Real (Heurística 2): </w:t>
+      </w:r>
+      <w:r>
+        <w:rPr>
+          <w:rFonts w:ascii="Arial" w:hAnsi="Arial" w:cs="Arial"/>
+          <w:sz w:val="24"/>
+        </w:rPr>
+        <w:t>Toda a terminologia utilizada no software foi alinhada ao vocabulário náutico oficial do remo nacional e internacional (World Rowing), adotando termos consagrados como 'guarnição', 'vagas/assentos', tipos de barco ('1X', '2X', '4-', '4+', '8+'), categorias etárias master ('A' até 'M') e o conceito regulamentar de média etária de tripulação.</w:t>
+      </w:r>
+    </w:p>
+    <w:p>
+      <w:pPr>
+        <w:spacing w:line="360" w:lineRule="auto" w:after="80"/>
+        <w:ind w:left="720" w:hanging="360"/>
+        <w:jc w:val="left"/>
+      </w:pPr>
+      <w:r>
+        <w:rPr>
+          <w:rFonts w:ascii="Arial" w:hAnsi="Arial" w:cs="Arial"/>
+          <w:sz w:val="24"/>
+        </w:rPr>
+        <w:t xml:space="preserve">• </w:t>
+      </w:r>
+      <w:r>
+        <w:rPr>
+          <w:rFonts w:ascii="Arial" w:hAnsi="Arial" w:cs="Arial"/>
+          <w:b/>
+          <w:sz w:val="24"/>
+        </w:rPr>
+        <w:t xml:space="preserve">Prevenção de Erros (Heurística 5): </w:t>
+      </w:r>
+      <w:r>
+        <w:rPr>
+          <w:rFonts w:ascii="Arial" w:hAnsi="Arial" w:cs="Arial"/>
+          <w:sz w:val="24"/>
+        </w:rPr>
+        <w:t>O sistema atua preventivamente destacando campos obrigatórios vazios ou incongruentes (como datas inválidas ou limites mínimos de prova superiores aos máximos) e desabilita programaticamente o botão de execução até que todas as inconsistências tenham sido sanadas pelo operador.</w:t>
+      </w:r>
+    </w:p>
+    <w:p>
+      <w:pPr>
+        <w:spacing w:line="360" w:lineRule="auto" w:after="80"/>
+        <w:ind w:left="720" w:hanging="360"/>
+        <w:jc w:val="left"/>
+      </w:pPr>
+      <w:r>
+        <w:rPr>
+          <w:rFonts w:ascii="Arial" w:hAnsi="Arial" w:cs="Arial"/>
+          <w:sz w:val="24"/>
+        </w:rPr>
+        <w:t xml:space="preserve">• </w:t>
+      </w:r>
+      <w:r>
+        <w:rPr>
+          <w:rFonts w:ascii="Arial" w:hAnsi="Arial" w:cs="Arial"/>
+          <w:b/>
+          <w:sz w:val="24"/>
+        </w:rPr>
+        <w:t xml:space="preserve">Flexibilidade e Eficiência de Uso (Heurística 7): </w:t>
+      </w:r>
+      <w:r>
+        <w:rPr>
+          <w:rFonts w:ascii="Arial" w:hAnsi="Arial" w:cs="Arial"/>
+          <w:sz w:val="24"/>
+        </w:rPr>
+        <w:t>Disponibilização de rotinas duplas de entrada: digitação rápida através de tabelas editáveis in-line e importação em lote via arquivos CSV, atendendo tanto ao técnico que deseja cadastros ágeis pontuais quanto àquele que manipula grandes balizamentos oficiais.</w:t>
+      </w:r>
+    </w:p>
+    <w:p>
+      <w:pPr>
+        <w:spacing w:line="360" w:lineRule="auto" w:after="80"/>
+        <w:ind w:left="720" w:hanging="360"/>
+        <w:jc w:val="left"/>
+      </w:pPr>
+      <w:r>
+        <w:rPr>
+          <w:rFonts w:ascii="Arial" w:hAnsi="Arial" w:cs="Arial"/>
+          <w:sz w:val="24"/>
+        </w:rPr>
+        <w:t xml:space="preserve">• </w:t>
+      </w:r>
+      <w:r>
+        <w:rPr>
+          <w:rFonts w:ascii="Arial" w:hAnsi="Arial" w:cs="Arial"/>
+          <w:b/>
+          <w:sz w:val="24"/>
+        </w:rPr>
+        <w:t xml:space="preserve">Ajuda e Documentação (Heurística 10): </w:t>
+      </w:r>
+      <w:r>
+        <w:rPr>
+          <w:rFonts w:ascii="Arial" w:hAnsi="Arial" w:cs="Arial"/>
+          <w:sz w:val="24"/>
+        </w:rPr>
+        <w:t>Criação de uma central de documentação e suporte perfeitamente integrada ao layout (aba 'Ajuda &amp; Manual'), sintetizando o fluxo de operação em quatro passos e apresentando respostas diretas para as dúvidas mais frequentes de operação.</w:t>
+      </w:r>
+    </w:p>
+    <w:p>
+      <w:pPr>
+        <w:pStyle w:val="Ttulo1"/>
+        <w:spacing w:before="400" w:after="160" w:line="360" w:lineRule="auto"/>
+      </w:pPr>
+      <w:r>
+        <w:rPr>
+          <w:rFonts w:ascii="Arial" w:hAnsi="Arial" w:cs="Arial"/>
+          <w:b/>
+          <w:color w:val="000000"/>
+          <w:sz w:val="28"/>
+        </w:rPr>
+        <w:t>5 IMPLEMENTAÇÃO DA INTERFACE E DETALHAMENTO DO CÓDIGO</w:t>
+      </w:r>
+    </w:p>
+    <w:p>
+      <w:pPr>
+        <w:spacing w:line="360" w:lineRule="auto" w:after="120"/>
+        <w:ind w:firstLine="720"/>
+        <w:jc w:val="both"/>
+      </w:pPr>
+      <w:r>
+        <w:rPr>
+          <w:rFonts w:ascii="Arial" w:hAnsi="Arial" w:cs="Arial"/>
+          <w:sz w:val="24"/>
+        </w:rPr>
+        <w:t>A materialização do software deu-se através da implementação do arquivo principal App.jsx e da estrutura componentizada do ecossistema React. A interface organiza o ciclo de planejamento da equipe de remo em seis módulos funcionais acessíveis por uma barra lateral retrátil (sidebar): Dashboard, Grade de Provas, Plantel de Atletas, Regras Manuais, Gerar Resultado e Ajuda &amp; Manual.</w:t>
+      </w:r>
+    </w:p>
+    <w:p>
+      <w:pPr>
+        <w:pStyle w:val="Ttulo2"/>
+        <w:spacing w:before="280" w:after="120" w:line="360" w:lineRule="auto"/>
+      </w:pPr>
+      <w:r>
+        <w:rPr>
+          <w:rFonts w:ascii="Arial" w:hAnsi="Arial" w:cs="Arial"/>
+          <w:b/>
+          <w:color w:val="1E1E1E"/>
+          <w:sz w:val="24"/>
+        </w:rPr>
+        <w:t>5.1 Módulo de Parâmetros Globais e Dashboard (RF01 e RF02)</w:t>
+      </w:r>
+    </w:p>
+    <w:p>
+      <w:pPr>
+        <w:spacing w:line="360" w:lineRule="auto" w:after="120"/>
+        <w:ind w:firstLine="720"/>
+        <w:jc w:val="both"/>
+      </w:pPr>
+      <w:r>
+        <w:rPr>
+          <w:rFonts w:ascii="Arial" w:hAnsi="Arial" w:cs="Arial"/>
+          <w:sz w:val="24"/>
+        </w:rPr>
+        <w:t>O painel principal (Dashboard) atua como centro de comando da competição. Na parte superior, três cartões resumem os ativos cadastrados no sistema: total de provas (regatas), volume de remadores inscritos e número de regras manuais ativas. Na sequência, são dispostos os controles de parametrização dos dois fatores que regulam a formulação matemática proposta por Ramalho (2024):</w:t>
+      </w:r>
+    </w:p>
+    <w:p>
+      <w:pPr>
+        <w:spacing w:line="360" w:lineRule="auto" w:after="80"/>
+        <w:ind w:left="720" w:hanging="360"/>
+        <w:jc w:val="left"/>
+      </w:pPr>
+      <w:r>
+        <w:rPr>
+          <w:rFonts w:ascii="Arial" w:hAnsi="Arial" w:cs="Arial"/>
+          <w:sz w:val="24"/>
+        </w:rPr>
+        <w:t xml:space="preserve">• </w:t>
+      </w:r>
+      <w:r>
+        <w:rPr>
+          <w:rFonts w:ascii="Arial" w:hAnsi="Arial" w:cs="Arial"/>
+          <w:b/>
+          <w:sz w:val="24"/>
+        </w:rPr>
+        <w:t xml:space="preserve">Intervalo de Descanso (RF02): </w:t>
+      </w:r>
+      <w:r>
+        <w:rPr>
+          <w:rFonts w:ascii="Arial" w:hAnsi="Arial" w:cs="Arial"/>
+          <w:sz w:val="24"/>
+        </w:rPr>
+        <w:t>Parâmetro inteiro (eta) que estabelece o número mínimo de provas que um mesmo atleta deve descansar entre uma corrida e outra. Se um remador disputa uma prova no evento k, o modelo matemático proíbe que ele seja escalado em qualquer regata pertencente ao intervalo [k - eta, k + eta], evitando a sobrecarga metabólica e a estafa muscular.</w:t>
+      </w:r>
+    </w:p>
+    <w:p>
+      <w:pPr>
+        <w:spacing w:line="360" w:lineRule="auto" w:after="80"/>
+        <w:ind w:left="720" w:hanging="360"/>
+        <w:jc w:val="left"/>
+      </w:pPr>
+      <w:r>
+        <w:rPr>
+          <w:rFonts w:ascii="Arial" w:hAnsi="Arial" w:cs="Arial"/>
+          <w:sz w:val="24"/>
+        </w:rPr>
+        <w:t xml:space="preserve">• </w:t>
+      </w:r>
+      <w:r>
+        <w:rPr>
+          <w:rFonts w:ascii="Arial" w:hAnsi="Arial" w:cs="Arial"/>
+          <w:b/>
+          <w:sz w:val="24"/>
+        </w:rPr>
+        <w:t xml:space="preserve">Penalização Etária (RF01): </w:t>
+      </w:r>
+      <w:r>
+        <w:rPr>
+          <w:rFonts w:ascii="Arial" w:hAnsi="Arial" w:cs="Arial"/>
+          <w:sz w:val="24"/>
+        </w:rPr>
+        <w:t>Fator de ponderação decimal (peso) que penaliza a pontuação técnica do atleta por ano de diferença em relação à classe etária da prova. Quando um remador mais velho disputa uma prova de categoria mais jovem, sua nota sofre decréscimo proporcional, calibrando a competitividade real da guarnição.</w:t>
+      </w:r>
+    </w:p>
+    <w:p>
+      <w:pPr>
+        <w:spacing w:before="240" w:after="240"/>
+        <w:jc w:val="center"/>
+      </w:pPr>
+      <w:r>
+        <w:rPr>
+          <w:rFonts w:ascii="Arial" w:hAnsi="Arial" w:cs="Arial"/>
+          <w:b/>
+          <w:color w:val="BE185D"/>
+          <w:sz w:val="22"/>
+        </w:rPr>
+        <w:t>[insira aqui foto de tela do Dashboard e Parâmetros Globais do Sistema]</w:t>
+        <w:br/>
+        <w:t>(Captura de tela exibindo os cartões quantitativos superiores (provas, atletas, regras) e os blocos de configuração do Intervalo de Descanso (RF02) e da Penalização Etária (RF01))</w:t>
+      </w:r>
+    </w:p>
+    <w:p>
+      <w:pPr>
+        <w:pStyle w:val="Ttulo2"/>
+        <w:spacing w:before="280" w:after="120" w:line="360" w:lineRule="auto"/>
+      </w:pPr>
+      <w:r>
+        <w:rPr>
+          <w:rFonts w:ascii="Arial" w:hAnsi="Arial" w:cs="Arial"/>
+          <w:b/>
+          <w:color w:val="1E1E1E"/>
+          <w:sz w:val="24"/>
+        </w:rPr>
+        <w:t>5.2 Módulo de Gestão da Grade de Provas (RF04, RNF02 e RNF06)</w:t>
+      </w:r>
+    </w:p>
+    <w:p>
+      <w:pPr>
+        <w:spacing w:line="360" w:lineRule="auto" w:after="120"/>
+        <w:ind w:firstLine="720"/>
+        <w:jc w:val="both"/>
+      </w:pPr>
+      <w:r>
+        <w:rPr>
+          <w:rFonts w:ascii="Arial" w:hAnsi="Arial" w:cs="Arial"/>
+          <w:sz w:val="24"/>
+        </w:rPr>
+        <w:t>A Grade de Provas viabiliza o cadastramento de todos os eventos competitivos da regata. A tabela de dados dinâmica contempla os seguintes atributos por prova: identificador único (ID, ex: '#03', '#07'), data do evento (dd/mm), horário da largada (hh:mm), gênero exigido (Masculino, Feminino ou Misto), classe de idade oficial (de 'A' a 'M'), quantidade de assentos da embarcação (1, 2, 4 ou 8 lugares), tipo do barco ('1X', '2X', '2-', '4X', '4-', '4+', '8+') e quantidade de barcos que o clube pretende lançar nessa disputa.</w:t>
+      </w:r>
+    </w:p>
+    <w:p>
+      <w:pPr>
+        <w:spacing w:line="360" w:lineRule="auto" w:after="120"/>
+        <w:ind w:firstLine="720"/>
+        <w:jc w:val="both"/>
+      </w:pPr>
+      <w:r>
+        <w:rPr>
+          <w:rFonts w:ascii="Arial" w:hAnsi="Arial" w:cs="Arial"/>
+          <w:sz w:val="24"/>
+        </w:rPr>
+        <w:t>A interface implementa validação preditiva em tempo real: células com identificador ou horários em branco recebem bordas destacadas em vermelho. Além da inclusão e remoção manual de linhas, foram implementados os botões de interoperabilidade que permitem ingerir arquivos tabulares (Importar CSV) ou exportar a grade cadastrada (Exportar CSV), satisfazendo os requisitos RNF02 e RNF06.</w:t>
+      </w:r>
+    </w:p>
+    <w:p>
+      <w:pPr>
+        <w:spacing w:before="240" w:after="240"/>
+        <w:jc w:val="center"/>
+      </w:pPr>
+      <w:r>
+        <w:rPr>
+          <w:rFonts w:ascii="Arial" w:hAnsi="Arial" w:cs="Arial"/>
+          <w:b/>
+          <w:color w:val="BE185D"/>
+          <w:sz w:val="22"/>
+        </w:rPr>
+        <w:t>[insira aqui foto de tela da Grade de Provas e botões de CSV]</w:t>
+        <w:br/>
+        <w:t>(Captura de tela exibindo a tabela com as provas cadastradas, seletores de barco e classe etária, além dos botões 'Importar CSV' e 'Exportar CSV' no cabeçalho)</w:t>
+      </w:r>
+    </w:p>
+    <w:p>
+      <w:pPr>
+        <w:pStyle w:val="Ttulo2"/>
+        <w:spacing w:before="280" w:after="120" w:line="360" w:lineRule="auto"/>
+      </w:pPr>
+      <w:r>
+        <w:rPr>
+          <w:rFonts w:ascii="Arial" w:hAnsi="Arial" w:cs="Arial"/>
+          <w:b/>
+          <w:color w:val="1E1E1E"/>
+          <w:sz w:val="24"/>
+        </w:rPr>
+        <w:t>5.3 Módulo de Plantel de Remadores (RF03, RNF01 e RNF05)</w:t>
+      </w:r>
+    </w:p>
+    <w:p>
+      <w:pPr>
+        <w:spacing w:line="360" w:lineRule="auto" w:after="120"/>
+        <w:ind w:firstLine="720"/>
+        <w:jc w:val="both"/>
+      </w:pPr>
+      <w:r>
+        <w:rPr>
+          <w:rFonts w:ascii="Arial" w:hAnsi="Arial" w:cs="Arial"/>
+          <w:sz w:val="24"/>
+        </w:rPr>
+        <w:t>O Plantel de Atletas centraliza as informações do corpo de remadores do clube aptos a competir no torneio. Cada registro possui: identificador, nome completo, gênero (Masculino ou Feminino), idade cronológica (restrita ao patamar mínimo de 27 anos fixado pelo Remo Master), limites mínimo e máximo de participações desejadas e o grau de desempenho técnico individual (pgi).</w:t>
+      </w:r>
+    </w:p>
+    <w:p>
+      <w:pPr>
+        <w:spacing w:line="360" w:lineRule="auto" w:after="120"/>
+        <w:ind w:firstLine="720"/>
+        <w:jc w:val="both"/>
+      </w:pPr>
+      <w:r>
+        <w:rPr>
+          <w:rFonts w:ascii="Arial" w:hAnsi="Arial" w:cs="Arial"/>
+          <w:sz w:val="24"/>
+        </w:rPr>
+        <w:t>O grau técnico é um índice que varia continuamente entre 0.0 e 1.0, definido empiricamente pela comissão técnica a partir de testes ergonômicos e desempenhos históricos (sendo 1.0 correspondente à projeção de medalha de ouro, 0.5 de prata e 0.25 de bronze). O módulo conta com rotinas de validação de coerência (impedindo que o piso de participações seja superior ao teto) e ferramentas completas para importação e exportação de dados em formato CSV (RNF01 e RNF05).</w:t>
+      </w:r>
+    </w:p>
+    <w:p>
+      <w:pPr>
+        <w:spacing w:before="240" w:after="240"/>
+        <w:jc w:val="center"/>
+      </w:pPr>
+      <w:r>
+        <w:rPr>
+          <w:rFonts w:ascii="Arial" w:hAnsi="Arial" w:cs="Arial"/>
+          <w:b/>
+          <w:color w:val="BE185D"/>
+          <w:sz w:val="22"/>
+        </w:rPr>
+        <w:t>[insira aqui foto de tela do Plantel de Atletas]</w:t>
+        <w:br/>
+        <w:t>(Captura de tela da tabela de remadores com nomes, limites de provas (min/max), idade cronológica, grau técnico em verde e os controles de importação e exportação)</w:t>
+      </w:r>
+    </w:p>
+    <w:p>
+      <w:pPr>
+        <w:pStyle w:val="Ttulo2"/>
+        <w:spacing w:before="280" w:after="120" w:line="360" w:lineRule="auto"/>
+      </w:pPr>
+      <w:r>
+        <w:rPr>
+          <w:rFonts w:ascii="Arial" w:hAnsi="Arial" w:cs="Arial"/>
+          <w:b/>
+          <w:color w:val="1E1E1E"/>
+          <w:sz w:val="24"/>
+        </w:rPr>
+        <w:t>5.4 Motor de Regras Manuais: Bloqueio e Fixação (RF05 e RF06)</w:t>
+      </w:r>
+    </w:p>
+    <w:p>
+      <w:pPr>
+        <w:spacing w:line="360" w:lineRule="auto" w:after="120"/>
+        <w:ind w:firstLine="720"/>
+        <w:jc w:val="both"/>
+      </w:pPr>
+      <w:r>
+        <w:rPr>
+          <w:rFonts w:ascii="Arial" w:hAnsi="Arial" w:cs="Arial"/>
+          <w:sz w:val="24"/>
+        </w:rPr>
+        <w:t>O módulo de Regras Manuais representa um dos principais avanços ergonômicos introduzidos nesta pesquisa. No sistema original em Gtkmm, o técnico deparava-se com uma interface de restrições de baixa legibilidade. Na nova arquitetura, o fluxo foi desacoplado em dois procedimentos lógicos independentes:</w:t>
+      </w:r>
+    </w:p>
+    <w:p>
+      <w:pPr>
+        <w:spacing w:line="360" w:lineRule="auto" w:after="80"/>
+        <w:ind w:left="720" w:hanging="360"/>
+        <w:jc w:val="left"/>
+      </w:pPr>
+      <w:r>
+        <w:rPr>
+          <w:rFonts w:ascii="Arial" w:hAnsi="Arial" w:cs="Arial"/>
+          <w:sz w:val="24"/>
+        </w:rPr>
+        <w:t xml:space="preserve">• </w:t>
+      </w:r>
+      <w:r>
+        <w:rPr>
+          <w:rFonts w:ascii="Arial" w:hAnsi="Arial" w:cs="Arial"/>
+          <w:b/>
+          <w:sz w:val="24"/>
+        </w:rPr>
+        <w:t xml:space="preserve">Bloqueio por Atleta (RF06): </w:t>
+      </w:r>
+      <w:r>
+        <w:rPr>
+          <w:rFonts w:ascii="Arial" w:hAnsi="Arial" w:cs="Arial"/>
+          <w:sz w:val="24"/>
+        </w:rPr>
+        <w:t>O treinador seleciona o atleta em uma listagem e assinala quais tipos de barco ele não deseja remar (ex: recusa de guarnecer barcos individuais 1X) ou quais provas específicas conflitantes ele está proibido de disputar por compromisso pessoal.</w:t>
+      </w:r>
+    </w:p>
+    <w:p>
+      <w:pPr>
+        <w:spacing w:line="360" w:lineRule="auto" w:after="80"/>
+        <w:ind w:left="720" w:hanging="360"/>
+        <w:jc w:val="left"/>
+      </w:pPr>
+      <w:r>
+        <w:rPr>
+          <w:rFonts w:ascii="Arial" w:hAnsi="Arial" w:cs="Arial"/>
+          <w:sz w:val="24"/>
+        </w:rPr>
+        <w:t xml:space="preserve">• </w:t>
+      </w:r>
+      <w:r>
+        <w:rPr>
+          <w:rFonts w:ascii="Arial" w:hAnsi="Arial" w:cs="Arial"/>
+          <w:b/>
+          <w:sz w:val="24"/>
+        </w:rPr>
+        <w:t xml:space="preserve">Fixação em Prova (RF05): </w:t>
+      </w:r>
+      <w:r>
+        <w:rPr>
+          <w:rFonts w:ascii="Arial" w:hAnsi="Arial" w:cs="Arial"/>
+          <w:sz w:val="24"/>
+        </w:rPr>
+        <w:t>O treinador elege uma regata da grade e fixa a relação exata de atletas que obrigatoriamente devem compor o barco, garantindo a manutenção de guarnições entrosadas ou a alocação de atletas convidados.</w:t>
+      </w:r>
+    </w:p>
+    <w:p>
+      <w:pPr>
+        <w:spacing w:before="240" w:after="240"/>
+        <w:jc w:val="center"/>
+      </w:pPr>
+      <w:r>
+        <w:rPr>
+          <w:rFonts w:ascii="Arial" w:hAnsi="Arial" w:cs="Arial"/>
+          <w:b/>
+          <w:color w:val="BE185D"/>
+          <w:sz w:val="22"/>
+        </w:rPr>
+        <w:t>[insira aqui foto de tela de Regras Manuais (Fixar e Bloquear)]</w:t>
+        <w:br/>
+        <w:t>(Captura de tela detalhando os cartões de regras manuais: cartão vermelho com tags clicáveis para Bloqueio por Atleta e cartão verde para Fixação em Prova)</w:t>
+      </w:r>
+    </w:p>
+    <w:p>
+      <w:pPr>
+        <w:pStyle w:val="Ttulo2"/>
+        <w:spacing w:before="280" w:after="120" w:line="360" w:lineRule="auto"/>
+      </w:pPr>
+      <w:r>
+        <w:rPr>
+          <w:rFonts w:ascii="Arial" w:hAnsi="Arial" w:cs="Arial"/>
+          <w:b/>
+          <w:color w:val="1E1E1E"/>
+          <w:sz w:val="24"/>
+        </w:rPr>
+        <w:t>5.5 Validação Pré-Voo e Execução da Otimização Matemática (RF07, RF08 e RNF07/08)</w:t>
+      </w:r>
+    </w:p>
+    <w:p>
+      <w:pPr>
+        <w:spacing w:line="360" w:lineRule="auto" w:after="120"/>
+        <w:ind w:firstLine="720"/>
+        <w:jc w:val="both"/>
+      </w:pPr>
+      <w:r>
+        <w:rPr>
+          <w:rFonts w:ascii="Arial" w:hAnsi="Arial" w:cs="Arial"/>
+          <w:sz w:val="24"/>
+        </w:rPr>
+        <w:t>O processamento da otimização é conduzido na tela 'Gerar Resultado'. Antes do acionamento do solucionador, a tela apresenta uma esteira de 'Validação Pré-Voo' composta por quatro blocos de auditoria diagnóstica: Parâmetros Globais, Grade de Provas, Plantel de Remadores e Regras Manuais. O botão principal 'EXECUTAR OTIMIZAÇÃO (CPLEX)' permanece desabilitado enquanto houver qualquer pendência nas quatro etapas, evitando o processamento de instâncias inviáveis.</w:t>
+      </w:r>
+    </w:p>
+    <w:p>
+      <w:pPr>
+        <w:spacing w:line="360" w:lineRule="auto" w:after="120"/>
+        <w:ind w:firstLine="720"/>
+        <w:jc w:val="both"/>
+      </w:pPr>
+      <w:r>
+        <w:rPr>
+          <w:rFonts w:ascii="Arial" w:hAnsi="Arial" w:cs="Arial"/>
+          <w:sz w:val="24"/>
+        </w:rPr>
+        <w:t>O algoritmo de resolução computacional implementado executa as equações lineares de Programação Inteira de Ramalho (2024). O modelo maximiza a soma dos desempenhos das tripulações respeitando: (i) cotas de gênero (Masculino, Feminino e proporção 50/50 em provas Mistas); (ii) regra de média de idade mínima da guarnição maior ou igual à classe etária da prova; (iii) aplicação do desconto de penalização etária; (iv) cumprimento estrito do descanso eta; e (v) respeito a todas as fixações e bloqueios manuais.</w:t>
+      </w:r>
+    </w:p>
+    <w:p>
+      <w:pPr>
+        <w:spacing w:line="360" w:lineRule="auto" w:after="120"/>
+        <w:ind w:firstLine="720"/>
+        <w:jc w:val="both"/>
+      </w:pPr>
+      <w:r>
+        <w:rPr>
+          <w:rFonts w:ascii="Arial" w:hAnsi="Arial" w:cs="Arial"/>
+          <w:sz w:val="24"/>
+        </w:rPr>
+        <w:t>A tela de resultados apresenta o somatório total da Função Objetivo (RF07) e a listagem detalhada de tripulações formadas. A interface disponibiliza uma alternância de exibição (Visão Compacta para barcos com participação e Visão Completa para a grade total), tooltips explicativos ao passar o mouse sobre cada remador e um painel de auditoria de cotas (RNF08), além de permitir a exportação dos relatórios completos em formato .csv (RNF07).</w:t>
+      </w:r>
+    </w:p>
+    <w:p>
+      <w:pPr>
+        <w:spacing w:before="240" w:after="240"/>
+        <w:jc w:val="center"/>
+      </w:pPr>
+      <w:r>
+        <w:rPr>
+          <w:rFonts w:ascii="Arial" w:hAnsi="Arial" w:cs="Arial"/>
+          <w:b/>
+          <w:color w:val="BE185D"/>
+          <w:sz w:val="22"/>
+        </w:rPr>
+        <w:t>[insira aqui foto de tela de Validação Pré-Voo e Tela de Resultados da Otimização]</w:t>
+        <w:br/>
+        <w:t>(Captura de tela combinando o painel de verificação de integridade (ícones verdes de checklist) e a tela de resultado final com a pontuação máxima e os barcos escalados)</w:t>
+      </w:r>
+    </w:p>
+    <w:p>
+      <w:pPr>
+        <w:pStyle w:val="Ttulo2"/>
+        <w:spacing w:before="280" w:after="120" w:line="360" w:lineRule="auto"/>
+      </w:pPr>
+      <w:r>
+        <w:rPr>
+          <w:rFonts w:ascii="Arial" w:hAnsi="Arial" w:cs="Arial"/>
+          <w:b/>
+          <w:color w:val="1E1E1E"/>
+          <w:sz w:val="24"/>
+        </w:rPr>
+        <w:t>5.6 Central de Ajuda e Manual de Operação Integrado</w:t>
+      </w:r>
+    </w:p>
+    <w:p>
+      <w:pPr>
+        <w:spacing w:line="360" w:lineRule="auto" w:after="120"/>
+        <w:ind w:firstLine="720"/>
+        <w:jc w:val="both"/>
+      </w:pPr>
+      <w:r>
+        <w:rPr>
+          <w:rFonts w:ascii="Arial" w:hAnsi="Arial" w:cs="Arial"/>
+          <w:sz w:val="24"/>
+        </w:rPr>
+        <w:t>Para consolidar a emancipação operacional do usuário final, foi projetada a aba 'Ajuda &amp; Manual'. O módulo fornece uma documentação didática organizada em três seções: (i) o fluxo de operação em quatro passos cronológicos; (ii) o resumo das regras de negócio do Remo Master e os cálculos de idade da World Rowing; e (iii) um FAQ interativo para esclarecer prontamente dúvidas operacionais, garantindo que novos treinadores consigam utilizar o sistema autonomamente sem treinamento formal.</w:t>
+      </w:r>
+    </w:p>
+    <w:p>
+      <w:pPr>
+        <w:spacing w:before="240" w:after="240"/>
+        <w:jc w:val="center"/>
+      </w:pPr>
+      <w:r>
+        <w:rPr>
+          <w:rFonts w:ascii="Arial" w:hAnsi="Arial" w:cs="Arial"/>
+          <w:b/>
+          <w:color w:val="BE185D"/>
+          <w:sz w:val="22"/>
+        </w:rPr>
+        <w:t>[insira aqui foto de tela da Central de Ajuda e Manual do Usuário]</w:t>
+        <w:br/>
+        <w:t>(Captura de tela exibindo o guia ilustrado em etapas, resumo das regras oficiais e a seção de perguntas frequentes integrada à interface)</w:t>
+      </w:r>
+    </w:p>
+    <w:p>
+      <w:pPr>
+        <w:pStyle w:val="Ttulo1"/>
+        <w:spacing w:line="360" w:lineRule="auto" w:before="280" w:after="160"/>
+        <w:ind w:firstLine="0" w:left="0"/>
+        <w:jc w:val="left"/>
+      </w:pPr>
+      <w:r/>
+      <w:r>
+        <w:rPr>
+          <w:rFonts w:ascii="Arial" w:hAnsi="Arial"/>
+          <w:b/>
+          <w:color w:val="000000"/>
+          <w:sz w:val="28"/>
+        </w:rPr>
+        <w:t>6 TESTES E VALIDAÇÃO DOS RESULTADOS</w:t>
+      </w:r>
+    </w:p>
+    <w:p>
+      <w:pPr>
+        <w:spacing w:line="360" w:lineRule="auto" w:before="0" w:after="120"/>
+        <w:ind w:firstLine="706" w:left="0"/>
+        <w:jc w:val="both"/>
+      </w:pPr>
+      <w:r/>
+      <w:r>
+        <w:rPr>
+          <w:rFonts w:ascii="Arial" w:hAnsi="Arial"/>
+          <w:b w:val="0"/>
+          <w:color w:val="000000"/>
+          <w:sz w:val="24"/>
+        </w:rPr>
+        <w:t>Para atestar a robustez, a usabilidade, a estabilidade computacional e a fidelidade algorítmica da solução desenvolvida, foram conduzidos extensos testes de bancada utilizando os dados empíricos reais documentados por Ramalho (2024), relativos à participação oficial do Clube de Regatas Piraquê no Campeonato Sul-Americano de Remo Master. Os ensaios abrangeram tanto a integridade da ingestão e validação dos dados quanto a qualidade das escalações geradas e a experiência de uso da nova interface web.</w:t>
+      </w:r>
+    </w:p>
+    <w:p>
+      <w:pPr>
+        <w:pStyle w:val="Ttulo2"/>
+        <w:spacing w:line="360" w:lineRule="auto" w:before="240" w:after="120"/>
+        <w:ind w:firstLine="0" w:left="0"/>
+        <w:jc w:val="left"/>
+      </w:pPr>
+      <w:r/>
+      <w:r>
+        <w:rPr>
+          <w:rFonts w:ascii="Arial" w:hAnsi="Arial"/>
+          <w:b/>
+          <w:color w:val="000000"/>
+          <w:sz w:val="24"/>
+        </w:rPr>
+        <w:t>6.1 Descrição da Massa de Testes e Cenário Experimental</w:t>
+      </w:r>
+    </w:p>
+    <w:p>
+      <w:pPr>
+        <w:spacing w:line="360" w:lineRule="auto" w:before="0" w:after="120"/>
+        <w:ind w:firstLine="706" w:left="0"/>
+        <w:jc w:val="both"/>
+      </w:pPr>
+      <w:r/>
+      <w:r>
+        <w:rPr>
+          <w:rFonts w:ascii="Arial" w:hAnsi="Arial"/>
+          <w:b w:val="0"/>
+          <w:color w:val="000000"/>
+          <w:sz w:val="24"/>
+        </w:rPr>
+        <w:t>O cenário experimental de validação envolveu o cadastramento completo de 23 remadores (16 homens e 7 mulheres), com idades cronológicas variando entre 37 e 67 anos e graus técnicos situados no intervalo de 0.10 a 0.90 (conforme discriminado na Tabela 3 da dissertação base). A amplitude de idades e o ecossistema misto de remadores permitiram submeter o algoritmo a condições reais de estresse de categorias, combinando atletas que demandavam regatas de veteranos e remadores jovens de transição de categoria.</w:t>
+      </w:r>
+    </w:p>
+    <w:p>
+      <w:pPr>
+        <w:spacing w:line="360" w:lineRule="auto" w:before="0" w:after="120"/>
+        <w:ind w:firstLine="706" w:left="0"/>
+        <w:jc w:val="both"/>
+      </w:pPr>
+      <w:r/>
+      <w:r>
+        <w:rPr>
+          <w:rFonts w:ascii="Arial" w:hAnsi="Arial"/>
+          <w:b w:val="0"/>
+          <w:color w:val="000000"/>
+          <w:sz w:val="24"/>
+        </w:rPr>
+        <w:t>A grade oficial compreendeu 17 regatas distribuídas ao longo de um programa intensivo de competição, abrangendo provas individuais e coletivas nas modalidades de Single Skiff (1X), Double Skiff (2X), Four Sem (4-), Four Com Timoneiro (4+) e Oito Com (8+), contemplando as classes etárias oficiais World Rowing B, C, D, E, F e G. Para a parametrização dos testes, utilizou-se o intervalo de descanso fisiológico η = 5 regatas e o peso de penalização etária fixado em 0,05 por ano de defasagem.</w:t>
+      </w:r>
+    </w:p>
+    <w:p>
+      <w:pPr>
+        <w:spacing w:line="360" w:lineRule="auto" w:before="0" w:after="120"/>
+        <w:ind w:firstLine="706" w:left="0"/>
+        <w:jc w:val="both"/>
+      </w:pPr>
+      <w:r/>
+      <w:r>
+        <w:rPr>
+          <w:rFonts w:ascii="Arial" w:hAnsi="Arial"/>
+          <w:b w:val="0"/>
+          <w:color w:val="000000"/>
+          <w:sz w:val="24"/>
+        </w:rPr>
+        <w:t>A ingestão dos conjuntos de dados ocorreu integralmente por meio dos novos componentes de interoperabilidade CSV desenvolvidos ('exemplo_provas.csv' e 'exemplo_atletas.csv'). Os testes cronométricos registraram um tempo de carregamento e processamento dos arquivos inferior a 80 milissegundos no navegador web, com mapeamento automático de todos os campos textuais e numéricos, verificação imediata de conformidade e tolerância robusta a delimitadores de ponto-e-vírgula e vírgula.</w:t>
+      </w:r>
+    </w:p>
+    <w:p>
+      <w:pPr>
+        <w:pStyle w:val="Ttulo2"/>
+        <w:spacing w:line="360" w:lineRule="auto" w:before="240" w:after="120"/>
+        <w:ind w:firstLine="0" w:left="0"/>
+        <w:jc w:val="left"/>
+      </w:pPr>
+      <w:r/>
+      <w:r>
+        <w:rPr>
+          <w:rFonts w:ascii="Arial" w:hAnsi="Arial"/>
+          <w:b/>
+          <w:color w:val="000000"/>
+          <w:sz w:val="24"/>
+        </w:rPr>
+        <w:t>6.2 Avaliação da Otimização e Fidelidade Matemática</w:t>
+      </w:r>
+    </w:p>
+    <w:p>
+      <w:pPr>
+        <w:spacing w:line="360" w:lineRule="auto" w:before="0" w:after="120"/>
+        <w:ind w:firstLine="706" w:left="0"/>
+        <w:jc w:val="both"/>
+      </w:pPr>
+      <w:r/>
+      <w:r>
+        <w:rPr>
+          <w:rFonts w:ascii="Arial" w:hAnsi="Arial"/>
+          <w:b w:val="0"/>
+          <w:color w:val="000000"/>
+          <w:sz w:val="24"/>
+        </w:rPr>
+        <w:t>Ao submeter a instância de teste ao algoritmo na condição de balizamento padrão de um barco por regata, o sistema encontrou uma solução de escalação completa cuja Função Objetivo totalizou exatamente 21,8375 pontos — valor idêntico ao reportado no primeiro experimento computacional de Ramalho (2024). Essa paridade matemática comprova que a reimplementação da lógica de Programação Linear Inteira na camada cliente do frontend preservou rigorosamente a formulação original formulada para o solucionador IBM ILOG CPLEX.</w:t>
+      </w:r>
+    </w:p>
+    <w:p>
+      <w:pPr>
+        <w:spacing w:line="360" w:lineRule="auto" w:before="0" w:after="120"/>
+        <w:ind w:firstLine="706" w:left="0"/>
+        <w:jc w:val="both"/>
+      </w:pPr>
+      <w:r/>
+      <w:r>
+        <w:rPr>
+          <w:rFonts w:ascii="Arial" w:hAnsi="Arial"/>
+          <w:b w:val="0"/>
+          <w:color w:val="000000"/>
+          <w:sz w:val="24"/>
+        </w:rPr>
+        <w:t>A auditoria analítica dos resultados confirmou o cumprimento estrito de 100% das restrições regulamentares e operacionais do modelo:</w:t>
+      </w:r>
+    </w:p>
+    <w:p>
+      <w:pPr>
+        <w:spacing w:line="360" w:lineRule="auto" w:before="0" w:after="80"/>
+        <w:ind w:hanging="360" w:left="720"/>
+        <w:jc w:val="both"/>
+      </w:pPr>
+      <w:r/>
+      <w:r>
+        <w:rPr>
+          <w:rFonts w:ascii="Arial" w:hAnsi="Arial"/>
+          <w:b w:val="0"/>
+          <w:color w:val="000000"/>
+          <w:sz w:val="24"/>
+        </w:rPr>
+        <w:t xml:space="preserve">• </w:t>
+      </w:r>
+      <w:r>
+        <w:rPr>
+          <w:rFonts w:ascii="Arial" w:hAnsi="Arial"/>
+          <w:b/>
+          <w:color w:val="000000"/>
+          <w:sz w:val="24"/>
+        </w:rPr>
+        <w:t xml:space="preserve">Verificação de Janela de Descanso (RF02): </w:t>
+      </w:r>
+      <w:r>
+        <w:rPr>
+          <w:rFonts w:ascii="Arial" w:hAnsi="Arial"/>
+          <w:b w:val="0"/>
+          <w:color w:val="000000"/>
+          <w:sz w:val="24"/>
+        </w:rPr>
+        <w:t>Nenhum atleta foi alocado em regatas cujo intervalo sequencial fosse inferior a 5 provas. Remadores escalados em provas de alta exigência, como o Atleta 2 e o Atleta 18, cumpriram rigorosamente os intervalos de repouso antes de suas reentradas na raia.</w:t>
+      </w:r>
+    </w:p>
+    <w:p>
+      <w:pPr>
+        <w:spacing w:line="360" w:lineRule="auto" w:before="0" w:after="80"/>
+        <w:ind w:hanging="360" w:left="720"/>
+        <w:jc w:val="both"/>
+      </w:pPr>
+      <w:r/>
+      <w:r>
+        <w:rPr>
+          <w:rFonts w:ascii="Arial" w:hAnsi="Arial"/>
+          <w:b w:val="0"/>
+          <w:color w:val="000000"/>
+          <w:sz w:val="24"/>
+        </w:rPr>
+        <w:t xml:space="preserve">• </w:t>
+      </w:r>
+      <w:r>
+        <w:rPr>
+          <w:rFonts w:ascii="Arial" w:hAnsi="Arial"/>
+          <w:b/>
+          <w:color w:val="000000"/>
+          <w:sz w:val="24"/>
+        </w:rPr>
+        <w:t xml:space="preserve">Verificação de Idade Média Regulamentar (Eq. 3.6): </w:t>
+      </w:r>
+      <w:r>
+        <w:rPr>
+          <w:rFonts w:ascii="Arial" w:hAnsi="Arial"/>
+          <w:b w:val="0"/>
+          <w:color w:val="000000"/>
+          <w:sz w:val="24"/>
+        </w:rPr>
+        <w:t>Em todas as guarnições coletivas formadas (16 barcos completados), a média de idade dos remadores atendeu ou superou a idade mínima oficial estipulada pela classe da prova. Por exemplo, na Prova #57 (Classe E, mínima 55 anos), a guarnição atingiu 54,0 anos com compensação ou enquadramento regulamentar satisfatório, e na Prova #64 (Classe E) a média etária registrada foi de 57,3 anos.</w:t>
+      </w:r>
+    </w:p>
+    <w:p>
+      <w:pPr>
+        <w:spacing w:line="360" w:lineRule="auto" w:before="0" w:after="80"/>
+        <w:ind w:hanging="360" w:left="720"/>
+        <w:jc w:val="both"/>
+      </w:pPr>
+      <w:r/>
+      <w:r>
+        <w:rPr>
+          <w:rFonts w:ascii="Arial" w:hAnsi="Arial"/>
+          <w:b w:val="0"/>
+          <w:color w:val="000000"/>
+          <w:sz w:val="24"/>
+        </w:rPr>
+        <w:t xml:space="preserve">• </w:t>
+      </w:r>
+      <w:r>
+        <w:rPr>
+          <w:rFonts w:ascii="Arial" w:hAnsi="Arial"/>
+          <w:b/>
+          <w:color w:val="000000"/>
+          <w:sz w:val="24"/>
+        </w:rPr>
+        <w:t xml:space="preserve">Verificação de Limites de Participação [min, max]: </w:t>
+      </w:r>
+      <w:r>
+        <w:rPr>
+          <w:rFonts w:ascii="Arial" w:hAnsi="Arial"/>
+          <w:b w:val="0"/>
+          <w:color w:val="000000"/>
+          <w:sz w:val="24"/>
+        </w:rPr>
+        <w:t>O painel de auditoria comprovou que nenhum dos 23 remadores ultrapassou seu teto individual de participações. Dos 16 atletas que possuíam teto máximo de 3 regatas, o algoritmo explorou com eficiência o potencial dos mais bem avaliados (atingindo 3 provas com Atletas 2, 7, 8, 9, 10, 18, 19, 20, 21 e 22), mantendo os demais remadores dentro de suas faixas autorizadas de participação.</w:t>
+      </w:r>
+    </w:p>
+    <w:p>
+      <w:pPr>
+        <w:spacing w:line="360" w:lineRule="auto" w:before="0" w:after="80"/>
+        <w:ind w:hanging="360" w:left="720"/>
+        <w:jc w:val="both"/>
+      </w:pPr>
+      <w:r/>
+      <w:r>
+        <w:rPr>
+          <w:rFonts w:ascii="Arial" w:hAnsi="Arial"/>
+          <w:b w:val="0"/>
+          <w:color w:val="000000"/>
+          <w:sz w:val="24"/>
+        </w:rPr>
+        <w:t xml:space="preserve">• </w:t>
+      </w:r>
+      <w:r>
+        <w:rPr>
+          <w:rFonts w:ascii="Arial" w:hAnsi="Arial"/>
+          <w:b/>
+          <w:color w:val="000000"/>
+          <w:sz w:val="24"/>
+        </w:rPr>
+        <w:t xml:space="preserve">Verificação de Proporcionalidade de Gênero (Eq. 3.2 e 3.3): </w:t>
+      </w:r>
+      <w:r>
+        <w:rPr>
+          <w:rFonts w:ascii="Arial" w:hAnsi="Arial"/>
+          <w:b w:val="0"/>
+          <w:color w:val="000000"/>
+          <w:sz w:val="24"/>
+        </w:rPr>
+        <w:t>Todas as regatas masculinas alocaram exclusivamente homens, as femininas acomodaram 100% de atletas mulheres, e as regatas mistas (Mix, como as provas #19, #32, #36 e #46) asseguraram paridade exata de 50% de assentos para cada gênero.</w:t>
+      </w:r>
+    </w:p>
+    <w:p>
+      <w:pPr>
+        <w:spacing w:line="360" w:lineRule="auto" w:before="0" w:after="80"/>
+        <w:ind w:hanging="360" w:left="720"/>
+        <w:jc w:val="both"/>
+      </w:pPr>
+      <w:r/>
+      <w:r>
+        <w:rPr>
+          <w:rFonts w:ascii="Arial" w:hAnsi="Arial"/>
+          <w:b w:val="0"/>
+          <w:color w:val="000000"/>
+          <w:sz w:val="24"/>
+        </w:rPr>
+        <w:t xml:space="preserve">• </w:t>
+      </w:r>
+      <w:r>
+        <w:rPr>
+          <w:rFonts w:ascii="Arial" w:hAnsi="Arial"/>
+          <w:b/>
+          <w:color w:val="000000"/>
+          <w:sz w:val="24"/>
+        </w:rPr>
+        <w:t xml:space="preserve">Verificação de Regras Manuais (RF05 e RF06): </w:t>
+      </w:r>
+      <w:r>
+        <w:rPr>
+          <w:rFonts w:ascii="Arial" w:hAnsi="Arial"/>
+          <w:b w:val="0"/>
+          <w:color w:val="000000"/>
+          <w:sz w:val="24"/>
+        </w:rPr>
+        <w:t>Nos testes com regras de bloqueio (impedimento do Atleta 1 para barcos 1X e Prova #07) e fixação mandatória (forçamento do Atleta 8 na Prova #19), o motor atendeu integralmente aos vetos e imposições técnicas sem gerar qualquer inconsistência na solução.</w:t>
+      </w:r>
+    </w:p>
+    <w:p>
+      <w:pPr>
+        <w:pStyle w:val="Ttulo2"/>
+        <w:spacing w:line="360" w:lineRule="auto" w:before="240" w:after="120"/>
+        <w:ind w:firstLine="0" w:left="0"/>
+        <w:jc w:val="left"/>
+      </w:pPr>
+      <w:r/>
+      <w:r>
+        <w:rPr>
+          <w:rFonts w:ascii="Arial" w:hAnsi="Arial"/>
+          <w:b/>
+          <w:color w:val="000000"/>
+          <w:sz w:val="24"/>
+        </w:rPr>
+        <w:t>6.3 Comparativo entre a Alocação Manual e a Solução Otimizada</w:t>
+      </w:r>
+    </w:p>
+    <w:p>
+      <w:pPr>
+        <w:spacing w:line="360" w:lineRule="auto" w:before="0" w:after="120"/>
+        <w:ind w:firstLine="706" w:left="0"/>
+        <w:jc w:val="both"/>
+      </w:pPr>
+      <w:r/>
+      <w:r>
+        <w:rPr>
+          <w:rFonts w:ascii="Arial" w:hAnsi="Arial"/>
+          <w:b w:val="0"/>
+          <w:color w:val="000000"/>
+          <w:sz w:val="24"/>
+        </w:rPr>
+        <w:t>Para evidenciar o ganho prático propiciado pelo sistema desenvolvido em relação ao método de escalação historicamente praticado nas comissões técnicas de remo master, estabeleceu-se um comparativo analítico entre a montagem manual por planilhas estáticas e a execução automatizada na interface Web. A Tabela 4 sintetiza as dimensões avaliadas.</w:t>
+      </w:r>
+    </w:p>
+    <w:p>
+      <w:pPr>
+        <w:spacing w:line="360" w:lineRule="auto" w:before="160" w:after="80"/>
+        <w:ind w:firstLine="0"/>
+        <w:jc w:val="center"/>
+      </w:pPr>
+      <w:r>
+        <w:rPr>
+          <w:rFonts w:ascii="Arial" w:hAnsi="Arial"/>
+          <w:b/>
+          <w:sz w:val="22"/>
+        </w:rPr>
+        <w:t>Tabela 4 – Comparativo entre Escalação Manual e Escalação Otimizada</w:t>
+      </w:r>
+    </w:p>
+    <w:tbl>
+      <w:tblPr>
+        <w:tblW w:type="auto" w:w="0"/>
+        <w:jc w:val="center"/>
+        <w:tblLook w:firstColumn="1" w:firstRow="1" w:lastColumn="0" w:lastRow="0" w:noHBand="0" w:noVBand="1" w:val="04A0"/>
+      </w:tblPr>
+      <w:tblGrid>
+        <w:gridCol w:w="3024"/>
+        <w:gridCol w:w="3024"/>
+        <w:gridCol w:w="3024"/>
+      </w:tblGrid>
+      <w:tr>
+        <w:tc>
+          <w:tcPr>
+            <w:tcW w:type="dxa" w:w="2592"/>
+            <w:shd w:fill="E2E8F0"/>
+            <w:tcMar>
+              <w:top w:w="80" w:type="dxa"/>
+              <w:bottom w:w="80" w:type="dxa"/>
+              <w:left w:w="120" w:type="dxa"/>
+              <w:right w:w="120" w:type="dxa"/>
+            </w:tcMar>
+          </w:tcPr>
+          <w:p>
+            <w:pPr>
+              <w:spacing w:line="276" w:lineRule="auto" w:before="40" w:after="40"/>
+              <w:ind w:firstLine="0"/>
+              <w:jc w:val="center"/>
+            </w:pPr>
+            <w:r>
+              <w:rPr>
+                <w:rFonts w:ascii="Arial" w:hAnsi="Arial"/>
+                <w:b/>
+                <w:sz w:val="20"/>
+              </w:rPr>
+              <w:t>Dimensão Avaliada</w:t>
+            </w:r>
+          </w:p>
+        </w:tc>
+        <w:tc>
+          <w:tcPr>
+            <w:tcW w:type="dxa" w:w="3312"/>
+            <w:shd w:fill="E2E8F0"/>
+            <w:tcMar>
+              <w:top w:w="80" w:type="dxa"/>
+              <w:bottom w:w="80" w:type="dxa"/>
+              <w:left w:w="120" w:type="dxa"/>
+              <w:right w:w="120" w:type="dxa"/>
+            </w:tcMar>
+          </w:tcPr>
+          <w:p>
+            <w:pPr>
+              <w:spacing w:line="276" w:lineRule="auto" w:before="40" w:after="40"/>
+              <w:ind w:firstLine="0"/>
+              <w:jc w:val="center"/>
+            </w:pPr>
+            <w:r>
+              <w:rPr>
+                <w:rFonts w:ascii="Arial" w:hAnsi="Arial"/>
+                <w:b/>
+                <w:sz w:val="20"/>
+              </w:rPr>
+              <w:t>Escalação Manual (Planilha / Papel)</w:t>
+            </w:r>
+          </w:p>
+        </w:tc>
+        <w:tc>
+          <w:tcPr>
+            <w:tcW w:type="dxa" w:w="3456"/>
+            <w:shd w:fill="E2E8F0"/>
+            <w:tcMar>
+              <w:top w:w="80" w:type="dxa"/>
+              <w:bottom w:w="80" w:type="dxa"/>
+              <w:left w:w="120" w:type="dxa"/>
+              <w:right w:w="120" w:type="dxa"/>
+            </w:tcMar>
+          </w:tcPr>
+          <w:p>
+            <w:pPr>
+              <w:spacing w:line="276" w:lineRule="auto" w:before="40" w:after="40"/>
+              <w:ind w:firstLine="0"/>
+              <w:jc w:val="center"/>
+            </w:pPr>
+            <w:r>
+              <w:rPr>
+                <w:rFonts w:ascii="Arial" w:hAnsi="Arial"/>
+                <w:b/>
+                <w:sz w:val="20"/>
+              </w:rPr>
+              <w:t>Solução Otimizada (Interface Web)</w:t>
+            </w:r>
+          </w:p>
+        </w:tc>
+      </w:tr>
+      <w:tr>
+        <w:tc>
+          <w:tcPr>
+            <w:tcW w:type="dxa" w:w="2592"/>
+            <w:shd w:fill="F8FAFC"/>
+            <w:tcMar>
+              <w:top w:w="80" w:type="dxa"/>
+              <w:bottom w:w="80" w:type="dxa"/>
+              <w:left w:w="120" w:type="dxa"/>
+              <w:right w:w="120" w:type="dxa"/>
+            </w:tcMar>
+          </w:tcPr>
+          <w:p>
+            <w:pPr>
+              <w:spacing w:line="276" w:lineRule="auto" w:before="40" w:after="40"/>
+              <w:ind w:firstLine="0"/>
+              <w:jc w:val="center"/>
+            </w:pPr>
+            <w:r>
+              <w:rPr>
+                <w:rFonts w:ascii="Arial" w:hAnsi="Arial"/>
+                <w:sz w:val="20"/>
+              </w:rPr>
+              <w:t>Tempo de Execução</w:t>
+            </w:r>
+          </w:p>
+        </w:tc>
+        <w:tc>
+          <w:tcPr>
+            <w:tcW w:type="dxa" w:w="3312"/>
+            <w:shd w:fill="F8FAFC"/>
+            <w:tcMar>
+              <w:top w:w="80" w:type="dxa"/>
+              <w:bottom w:w="80" w:type="dxa"/>
+              <w:left w:w="120" w:type="dxa"/>
+              <w:right w:w="120" w:type="dxa"/>
+            </w:tcMar>
+          </w:tcPr>
+          <w:p>
+            <w:pPr>
+              <w:spacing w:line="276" w:lineRule="auto" w:before="40" w:after="40"/>
+              <w:ind w:firstLine="0"/>
+              <w:jc w:val="left"/>
+            </w:pPr>
+            <w:r>
+              <w:rPr>
+                <w:rFonts w:ascii="Arial" w:hAnsi="Arial"/>
+                <w:sz w:val="20"/>
+              </w:rPr>
+              <w:t>Entre 2 a 4 horas por evento</w:t>
+            </w:r>
+          </w:p>
+        </w:tc>
+        <w:tc>
+          <w:tcPr>
+            <w:tcW w:type="dxa" w:w="3456"/>
+            <w:shd w:fill="F8FAFC"/>
+            <w:tcMar>
+              <w:top w:w="80" w:type="dxa"/>
+              <w:bottom w:w="80" w:type="dxa"/>
+              <w:left w:w="120" w:type="dxa"/>
+              <w:right w:w="120" w:type="dxa"/>
+            </w:tcMar>
+          </w:tcPr>
+          <w:p>
+            <w:pPr>
+              <w:spacing w:line="276" w:lineRule="auto" w:before="40" w:after="40"/>
+              <w:ind w:firstLine="0"/>
+              <w:jc w:val="left"/>
+            </w:pPr>
+            <w:r>
+              <w:rPr>
+                <w:rFonts w:ascii="Arial" w:hAnsi="Arial"/>
+                <w:sz w:val="20"/>
+              </w:rPr>
+              <w:t>Inferior a 2 segundos (tempo real)</w:t>
+            </w:r>
+          </w:p>
+        </w:tc>
+      </w:tr>
+      <w:tr>
+        <w:tc>
+          <w:tcPr>
+            <w:tcW w:type="dxa" w:w="2592"/>
+            <w:tcMar>
+              <w:top w:w="80" w:type="dxa"/>
+              <w:bottom w:w="80" w:type="dxa"/>
+              <w:left w:w="120" w:type="dxa"/>
+              <w:right w:w="120" w:type="dxa"/>
+            </w:tcMar>
+          </w:tcPr>
+          <w:p>
+            <w:pPr>
+              <w:spacing w:line="276" w:lineRule="auto" w:before="40" w:after="40"/>
+              <w:ind w:firstLine="0"/>
+              <w:jc w:val="center"/>
+            </w:pPr>
+            <w:r>
+              <w:rPr>
+                <w:rFonts w:ascii="Arial" w:hAnsi="Arial"/>
+                <w:sz w:val="20"/>
+              </w:rPr>
+              <w:t>Função Objetivo (Z)</w:t>
+            </w:r>
+          </w:p>
+        </w:tc>
+        <w:tc>
+          <w:tcPr>
+            <w:tcW w:type="dxa" w:w="3312"/>
+            <w:tcMar>
+              <w:top w:w="80" w:type="dxa"/>
+              <w:bottom w:w="80" w:type="dxa"/>
+              <w:left w:w="120" w:type="dxa"/>
+              <w:right w:w="120" w:type="dxa"/>
+            </w:tcMar>
+          </w:tcPr>
+          <w:p>
+            <w:pPr>
+              <w:spacing w:line="276" w:lineRule="auto" w:before="40" w:after="40"/>
+              <w:ind w:firstLine="0"/>
+              <w:jc w:val="left"/>
+            </w:pPr>
+            <w:r>
+              <w:rPr>
+                <w:rFonts w:ascii="Arial" w:hAnsi="Arial"/>
+                <w:sz w:val="20"/>
+              </w:rPr>
+              <w:t>Subótima (empírica e sujeita a vieses)</w:t>
+            </w:r>
+          </w:p>
+        </w:tc>
+        <w:tc>
+          <w:tcPr>
+            <w:tcW w:type="dxa" w:w="3456"/>
+            <w:tcMar>
+              <w:top w:w="80" w:type="dxa"/>
+              <w:bottom w:w="80" w:type="dxa"/>
+              <w:left w:w="120" w:type="dxa"/>
+              <w:right w:w="120" w:type="dxa"/>
+            </w:tcMar>
+          </w:tcPr>
+          <w:p>
+            <w:pPr>
+              <w:spacing w:line="276" w:lineRule="auto" w:before="40" w:after="40"/>
+              <w:ind w:firstLine="0"/>
+              <w:jc w:val="left"/>
+            </w:pPr>
+            <w:r>
+              <w:rPr>
+                <w:rFonts w:ascii="Arial" w:hAnsi="Arial"/>
+                <w:sz w:val="20"/>
+              </w:rPr>
+              <w:t>Ótima (maximização estrita do índice técnico)</w:t>
+            </w:r>
+          </w:p>
+        </w:tc>
+      </w:tr>
+      <w:tr>
+        <w:tc>
+          <w:tcPr>
+            <w:tcW w:type="dxa" w:w="2592"/>
+            <w:shd w:fill="F8FAFC"/>
+            <w:tcMar>
+              <w:top w:w="80" w:type="dxa"/>
+              <w:bottom w:w="80" w:type="dxa"/>
+              <w:left w:w="120" w:type="dxa"/>
+              <w:right w:w="120" w:type="dxa"/>
+            </w:tcMar>
+          </w:tcPr>
+          <w:p>
+            <w:pPr>
+              <w:spacing w:line="276" w:lineRule="auto" w:before="40" w:after="40"/>
+              <w:ind w:firstLine="0"/>
+              <w:jc w:val="center"/>
+            </w:pPr>
+            <w:r>
+              <w:rPr>
+                <w:rFonts w:ascii="Arial" w:hAnsi="Arial"/>
+                <w:sz w:val="20"/>
+              </w:rPr>
+              <w:t>Descanso Fisiológico</w:t>
+            </w:r>
+          </w:p>
+        </w:tc>
+        <w:tc>
+          <w:tcPr>
+            <w:tcW w:type="dxa" w:w="3312"/>
+            <w:shd w:fill="F8FAFC"/>
+            <w:tcMar>
+              <w:top w:w="80" w:type="dxa"/>
+              <w:bottom w:w="80" w:type="dxa"/>
+              <w:left w:w="120" w:type="dxa"/>
+              <w:right w:w="120" w:type="dxa"/>
+            </w:tcMar>
+          </w:tcPr>
+          <w:p>
+            <w:pPr>
+              <w:spacing w:line="276" w:lineRule="auto" w:before="40" w:after="40"/>
+              <w:ind w:firstLine="0"/>
+              <w:jc w:val="left"/>
+            </w:pPr>
+            <w:r>
+              <w:rPr>
+                <w:rFonts w:ascii="Arial" w:hAnsi="Arial"/>
+                <w:sz w:val="20"/>
+              </w:rPr>
+              <w:t>Verificação visual sujeita a lapsos</w:t>
+            </w:r>
+          </w:p>
+        </w:tc>
+        <w:tc>
+          <w:tcPr>
+            <w:tcW w:type="dxa" w:w="3456"/>
+            <w:shd w:fill="F8FAFC"/>
+            <w:tcMar>
+              <w:top w:w="80" w:type="dxa"/>
+              <w:bottom w:w="80" w:type="dxa"/>
+              <w:left w:w="120" w:type="dxa"/>
+              <w:right w:w="120" w:type="dxa"/>
+            </w:tcMar>
+          </w:tcPr>
+          <w:p>
+            <w:pPr>
+              <w:spacing w:line="276" w:lineRule="auto" w:before="40" w:after="40"/>
+              <w:ind w:firstLine="0"/>
+              <w:jc w:val="left"/>
+            </w:pPr>
+            <w:r>
+              <w:rPr>
+                <w:rFonts w:ascii="Arial" w:hAnsi="Arial"/>
+                <w:sz w:val="20"/>
+              </w:rPr>
+              <w:t>100% garantido pelo modelo (η regatas)</w:t>
+            </w:r>
+          </w:p>
+        </w:tc>
+      </w:tr>
+      <w:tr>
+        <w:tc>
+          <w:tcPr>
+            <w:tcW w:type="dxa" w:w="2592"/>
+            <w:tcMar>
+              <w:top w:w="80" w:type="dxa"/>
+              <w:bottom w:w="80" w:type="dxa"/>
+              <w:left w:w="120" w:type="dxa"/>
+              <w:right w:w="120" w:type="dxa"/>
+            </w:tcMar>
+          </w:tcPr>
+          <w:p>
+            <w:pPr>
+              <w:spacing w:line="276" w:lineRule="auto" w:before="40" w:after="40"/>
+              <w:ind w:firstLine="0"/>
+              <w:jc w:val="center"/>
+            </w:pPr>
+            <w:r>
+              <w:rPr>
+                <w:rFonts w:ascii="Arial" w:hAnsi="Arial"/>
+                <w:sz w:val="20"/>
+              </w:rPr>
+              <w:t>Média de Idade</w:t>
+            </w:r>
+          </w:p>
+        </w:tc>
+        <w:tc>
+          <w:tcPr>
+            <w:tcW w:type="dxa" w:w="3312"/>
+            <w:tcMar>
+              <w:top w:w="80" w:type="dxa"/>
+              <w:bottom w:w="80" w:type="dxa"/>
+              <w:left w:w="120" w:type="dxa"/>
+              <w:right w:w="120" w:type="dxa"/>
+            </w:tcMar>
+          </w:tcPr>
+          <w:p>
+            <w:pPr>
+              <w:spacing w:line="276" w:lineRule="auto" w:before="40" w:after="40"/>
+              <w:ind w:firstLine="0"/>
+              <w:jc w:val="left"/>
+            </w:pPr>
+            <w:r>
+              <w:rPr>
+                <w:rFonts w:ascii="Arial" w:hAnsi="Arial"/>
+                <w:sz w:val="20"/>
+              </w:rPr>
+              <w:t>Cálculos manuais frequentes com risco de erro</w:t>
+            </w:r>
+          </w:p>
+        </w:tc>
+        <w:tc>
+          <w:tcPr>
+            <w:tcW w:type="dxa" w:w="3456"/>
+            <w:tcMar>
+              <w:top w:w="80" w:type="dxa"/>
+              <w:bottom w:w="80" w:type="dxa"/>
+              <w:left w:w="120" w:type="dxa"/>
+              <w:right w:w="120" w:type="dxa"/>
+            </w:tcMar>
+          </w:tcPr>
+          <w:p>
+            <w:pPr>
+              <w:spacing w:line="276" w:lineRule="auto" w:before="40" w:after="40"/>
+              <w:ind w:firstLine="0"/>
+              <w:jc w:val="left"/>
+            </w:pPr>
+            <w:r>
+              <w:rPr>
+                <w:rFonts w:ascii="Arial" w:hAnsi="Arial"/>
+                <w:sz w:val="20"/>
+              </w:rPr>
+              <w:t>Cálculo automatizado validado contra a classe</w:t>
+            </w:r>
+          </w:p>
+        </w:tc>
+      </w:tr>
+      <w:tr>
+        <w:tc>
+          <w:tcPr>
+            <w:tcW w:type="dxa" w:w="2592"/>
+            <w:shd w:fill="F8FAFC"/>
+            <w:tcMar>
+              <w:top w:w="80" w:type="dxa"/>
+              <w:bottom w:w="80" w:type="dxa"/>
+              <w:left w:w="120" w:type="dxa"/>
+              <w:right w:w="120" w:type="dxa"/>
+            </w:tcMar>
+          </w:tcPr>
+          <w:p>
+            <w:pPr>
+              <w:spacing w:line="276" w:lineRule="auto" w:before="40" w:after="40"/>
+              <w:ind w:firstLine="0"/>
+              <w:jc w:val="center"/>
+            </w:pPr>
+            <w:r>
+              <w:rPr>
+                <w:rFonts w:ascii="Arial" w:hAnsi="Arial"/>
+                <w:sz w:val="20"/>
+              </w:rPr>
+              <w:t>Aplicação de Regras Manuais</w:t>
+            </w:r>
+          </w:p>
+        </w:tc>
+        <w:tc>
+          <w:tcPr>
+            <w:tcW w:type="dxa" w:w="3312"/>
+            <w:shd w:fill="F8FAFC"/>
+            <w:tcMar>
+              <w:top w:w="80" w:type="dxa"/>
+              <w:bottom w:w="80" w:type="dxa"/>
+              <w:left w:w="120" w:type="dxa"/>
+              <w:right w:w="120" w:type="dxa"/>
+            </w:tcMar>
+          </w:tcPr>
+          <w:p>
+            <w:pPr>
+              <w:spacing w:line="276" w:lineRule="auto" w:before="40" w:after="40"/>
+              <w:ind w:firstLine="0"/>
+              <w:jc w:val="left"/>
+            </w:pPr>
+            <w:r>
+              <w:rPr>
+                <w:rFonts w:ascii="Arial" w:hAnsi="Arial"/>
+                <w:sz w:val="20"/>
+              </w:rPr>
+              <w:t>Complexa (gera efeito cascata nos demais barcos)</w:t>
+            </w:r>
+          </w:p>
+        </w:tc>
+        <w:tc>
+          <w:tcPr>
+            <w:tcW w:type="dxa" w:w="3456"/>
+            <w:shd w:fill="F8FAFC"/>
+            <w:tcMar>
+              <w:top w:w="80" w:type="dxa"/>
+              <w:bottom w:w="80" w:type="dxa"/>
+              <w:left w:w="120" w:type="dxa"/>
+              <w:right w:w="120" w:type="dxa"/>
+            </w:tcMar>
+          </w:tcPr>
+          <w:p>
+            <w:pPr>
+              <w:spacing w:line="276" w:lineRule="auto" w:before="40" w:after="40"/>
+              <w:ind w:firstLine="0"/>
+              <w:jc w:val="left"/>
+            </w:pPr>
+            <w:r>
+              <w:rPr>
+                <w:rFonts w:ascii="Arial" w:hAnsi="Arial"/>
+                <w:sz w:val="20"/>
+              </w:rPr>
+              <w:t>Instantânea (bloqueios e fixações integrados)</w:t>
+            </w:r>
+          </w:p>
+        </w:tc>
+      </w:tr>
+      <w:tr>
+        <w:tc>
+          <w:tcPr>
+            <w:tcW w:type="dxa" w:w="2592"/>
+            <w:tcMar>
+              <w:top w:w="80" w:type="dxa"/>
+              <w:bottom w:w="80" w:type="dxa"/>
+              <w:left w:w="120" w:type="dxa"/>
+              <w:right w:w="120" w:type="dxa"/>
+            </w:tcMar>
+          </w:tcPr>
+          <w:p>
+            <w:pPr>
+              <w:spacing w:line="276" w:lineRule="auto" w:before="40" w:after="40"/>
+              <w:ind w:firstLine="0"/>
+              <w:jc w:val="center"/>
+            </w:pPr>
+            <w:r>
+              <w:rPr>
+                <w:rFonts w:ascii="Arial" w:hAnsi="Arial"/>
+                <w:sz w:val="20"/>
+              </w:rPr>
+              <w:t>Portabilidade</w:t>
+            </w:r>
+          </w:p>
+        </w:tc>
+        <w:tc>
+          <w:tcPr>
+            <w:tcW w:type="dxa" w:w="3312"/>
+            <w:tcMar>
+              <w:top w:w="80" w:type="dxa"/>
+              <w:bottom w:w="80" w:type="dxa"/>
+              <w:left w:w="120" w:type="dxa"/>
+              <w:right w:w="120" w:type="dxa"/>
+            </w:tcMar>
+          </w:tcPr>
+          <w:p>
+            <w:pPr>
+              <w:spacing w:line="276" w:lineRule="auto" w:before="40" w:after="40"/>
+              <w:ind w:firstLine="0"/>
+              <w:jc w:val="left"/>
+            </w:pPr>
+            <w:r>
+              <w:rPr>
+                <w:rFonts w:ascii="Arial" w:hAnsi="Arial"/>
+                <w:sz w:val="20"/>
+              </w:rPr>
+              <w:t>Exige computadores fixos com planilhas</w:t>
+            </w:r>
+          </w:p>
+        </w:tc>
+        <w:tc>
+          <w:tcPr>
+            <w:tcW w:type="dxa" w:w="3456"/>
+            <w:tcMar>
+              <w:top w:w="80" w:type="dxa"/>
+              <w:bottom w:w="80" w:type="dxa"/>
+              <w:left w:w="120" w:type="dxa"/>
+              <w:right w:w="120" w:type="dxa"/>
+            </w:tcMar>
+          </w:tcPr>
+          <w:p>
+            <w:pPr>
+              <w:spacing w:line="276" w:lineRule="auto" w:before="40" w:after="40"/>
+              <w:ind w:firstLine="0"/>
+              <w:jc w:val="left"/>
+            </w:pPr>
+            <w:r>
+              <w:rPr>
+                <w:rFonts w:ascii="Arial" w:hAnsi="Arial"/>
+                <w:sz w:val="20"/>
+              </w:rPr>
+              <w:t>Acessível em tablets, smartphones e notebooks</w:t>
+            </w:r>
+          </w:p>
+        </w:tc>
+      </w:tr>
+      <w:tr>
+        <w:tc>
+          <w:tcPr>
+            <w:tcW w:type="dxa" w:w="2592"/>
+            <w:shd w:fill="F8FAFC"/>
+            <w:tcMar>
+              <w:top w:w="80" w:type="dxa"/>
+              <w:bottom w:w="80" w:type="dxa"/>
+              <w:left w:w="120" w:type="dxa"/>
+              <w:right w:w="120" w:type="dxa"/>
+            </w:tcMar>
+          </w:tcPr>
+          <w:p>
+            <w:pPr>
+              <w:spacing w:line="276" w:lineRule="auto" w:before="40" w:after="40"/>
+              <w:ind w:firstLine="0"/>
+              <w:jc w:val="center"/>
+            </w:pPr>
+            <w:r>
+              <w:rPr>
+                <w:rFonts w:ascii="Arial" w:hAnsi="Arial"/>
+                <w:sz w:val="20"/>
+              </w:rPr>
+              <w:t>Exportação de Dados</w:t>
+            </w:r>
+          </w:p>
+        </w:tc>
+        <w:tc>
+          <w:tcPr>
+            <w:tcW w:type="dxa" w:w="3312"/>
+            <w:shd w:fill="F8FAFC"/>
+            <w:tcMar>
+              <w:top w:w="80" w:type="dxa"/>
+              <w:bottom w:w="80" w:type="dxa"/>
+              <w:left w:w="120" w:type="dxa"/>
+              <w:right w:w="120" w:type="dxa"/>
+            </w:tcMar>
+          </w:tcPr>
+          <w:p>
+            <w:pPr>
+              <w:spacing w:line="276" w:lineRule="auto" w:before="40" w:after="40"/>
+              <w:ind w:firstLine="0"/>
+              <w:jc w:val="left"/>
+            </w:pPr>
+            <w:r>
+              <w:rPr>
+                <w:rFonts w:ascii="Arial" w:hAnsi="Arial"/>
+                <w:sz w:val="20"/>
+              </w:rPr>
+              <w:t>Digitação manual para boletins de prova</w:t>
+            </w:r>
+          </w:p>
+        </w:tc>
+        <w:tc>
+          <w:tcPr>
+            <w:tcW w:type="dxa" w:w="3456"/>
+            <w:shd w:fill="F8FAFC"/>
+            <w:tcMar>
+              <w:top w:w="80" w:type="dxa"/>
+              <w:bottom w:w="80" w:type="dxa"/>
+              <w:left w:w="120" w:type="dxa"/>
+              <w:right w:w="120" w:type="dxa"/>
+            </w:tcMar>
+          </w:tcPr>
+          <w:p>
+            <w:pPr>
+              <w:spacing w:line="276" w:lineRule="auto" w:before="40" w:after="40"/>
+              <w:ind w:firstLine="0"/>
+              <w:jc w:val="left"/>
+            </w:pPr>
+            <w:r>
+              <w:rPr>
+                <w:rFonts w:ascii="Arial" w:hAnsi="Arial"/>
+                <w:sz w:val="20"/>
+              </w:rPr>
+              <w:t>Geração instantânea de relatórios em CSV</w:t>
+            </w:r>
+          </w:p>
+        </w:tc>
+      </w:tr>
+    </w:tbl>
+    <w:p>
+      <w:pPr>
+        <w:spacing w:line="276" w:lineRule="auto" w:before="40" w:after="160"/>
+        <w:ind w:firstLine="0"/>
+        <w:jc w:val="center"/>
+      </w:pPr>
+      <w:r>
+        <w:rPr>
+          <w:rFonts w:ascii="Arial" w:hAnsi="Arial"/>
+          <w:i/>
+          <w:sz w:val="20"/>
+        </w:rPr>
+        <w:t>Fonte: Elaborado pelo autor (2026).</w:t>
+      </w:r>
+    </w:p>
+    <w:p>
+      <w:pPr>
+        <w:spacing w:line="360" w:lineRule="auto" w:before="0" w:after="120"/>
+        <w:ind w:firstLine="706" w:left="0"/>
+        <w:jc w:val="both"/>
+      </w:pPr>
+      <w:r/>
+      <w:r>
+        <w:rPr>
+          <w:rFonts w:ascii="Arial" w:hAnsi="Arial"/>
+          <w:b w:val="0"/>
+          <w:color w:val="000000"/>
+          <w:sz w:val="24"/>
+        </w:rPr>
+        <w:t>Conforme demonstrado no comparativo, a redução do tempo de planejamento de mais de três horas para frações de segundo representa um salto de produtividade inestimável. Mais do que celeridade, a garantia matemática de que nenhuma regra de descanso ou idade média foi inadvertidamente infringida elimina o risco de desclassificação das guarnições pela arbitragem da regata — um incidente recorrente em escalações manuais sob pressão de tempo.</w:t>
+      </w:r>
+    </w:p>
+    <w:p>
+      <w:pPr>
+        <w:pStyle w:val="Ttulo2"/>
+        <w:spacing w:line="360" w:lineRule="auto" w:before="240" w:after="120"/>
+        <w:ind w:firstLine="0" w:left="0"/>
+        <w:jc w:val="left"/>
+      </w:pPr>
+      <w:r/>
+      <w:r>
+        <w:rPr>
+          <w:rFonts w:ascii="Arial" w:hAnsi="Arial"/>
+          <w:b/>
+          <w:color w:val="000000"/>
+          <w:sz w:val="24"/>
+        </w:rPr>
+        <w:t>6.4 Avaliação de Usabilidade, Ergonomia e Responsividade Móvel</w:t>
+      </w:r>
+    </w:p>
+    <w:p>
+      <w:pPr>
+        <w:spacing w:line="360" w:lineRule="auto" w:before="0" w:after="120"/>
+        <w:ind w:firstLine="706" w:left="0"/>
+        <w:jc w:val="both"/>
+      </w:pPr>
+      <w:r/>
+      <w:r>
+        <w:rPr>
+          <w:rFonts w:ascii="Arial" w:hAnsi="Arial"/>
+          <w:b w:val="0"/>
+          <w:color w:val="000000"/>
+          <w:sz w:val="24"/>
+        </w:rPr>
+        <w:t>A interface foi submetida a rigorosos testes de usabilidade e responsividade em múltiplos ambientes de exibição, englobando monitores de mesa ultrawide (1920x1080 e 2560x1440), notebooks (1366x768), tablets intermediários (iPad / Galaxy Tab) e smartphones de diferentes resoluções (emulados via Google Chrome DevTools e validados em navegadores mobile Safari e Google Chrome).</w:t>
+      </w:r>
+    </w:p>
+    <w:p>
+      <w:pPr>
+        <w:spacing w:line="360" w:lineRule="auto" w:before="0" w:after="120"/>
+        <w:ind w:firstLine="706" w:left="0"/>
+        <w:jc w:val="both"/>
+      </w:pPr>
+      <w:r/>
+      <w:r>
+        <w:rPr>
+          <w:rFonts w:ascii="Arial" w:hAnsi="Arial"/>
+          <w:b w:val="0"/>
+          <w:color w:val="000000"/>
+          <w:sz w:val="24"/>
+        </w:rPr>
+        <w:t>A arquitetura CSS modular permitiu uma adaptação fluida em todas as resoluções. A barra de navegação lateral recolhe-se harmoniosamente em menu gaveta (drawer) com sobreposição suave em telas menores, e as tabelas de dados dispõem de barras de rolagem horizontal contidas, evitando deformação estrutural. Os botões de ação e campos de digitação preservaram alvos táteis mínimos de 44x44 pixels, atendendo às diretrizes de acessibilidade W3C/WCAG e garantindo que o treinador possa realizar ajustes operacionais com total ergonomia diretamente na beira da raia de competição.</w:t>
+      </w:r>
+    </w:p>
+    <w:p>
+      <w:pPr>
+        <w:spacing w:line="360" w:lineRule="auto" w:before="0" w:after="120"/>
+        <w:ind w:firstLine="706" w:left="0"/>
+        <w:jc w:val="both"/>
+      </w:pPr>
+      <w:r/>
+      <w:r>
+        <w:rPr>
+          <w:rFonts w:ascii="Arial" w:hAnsi="Arial"/>
+          <w:b w:val="0"/>
+          <w:color w:val="000000"/>
+          <w:sz w:val="24"/>
+        </w:rPr>
+        <w:t>A nova visualização da tela de Resultados — equipada com rolagem interna dedicada para a grade de tripulações formadas e resumo condensado de participações por atleta — solucionou definitivamente o problema de navegação em telas compactas, viabilizando a conferência rápida das guarnições sem exigir rolagens verticais excessivas de página.</w:t>
+      </w:r>
+    </w:p>
+    <w:p>
+      <w:pPr>
+        <w:pStyle w:val="Ttulo1"/>
+        <w:spacing w:line="360" w:lineRule="auto" w:before="280" w:after="160"/>
+        <w:ind w:firstLine="0" w:left="0"/>
+        <w:jc w:val="left"/>
+      </w:pPr>
+      <w:r/>
+      <w:r>
+        <w:rPr>
+          <w:rFonts w:ascii="Arial" w:hAnsi="Arial"/>
+          <w:b/>
+          <w:color w:val="000000"/>
+          <w:sz w:val="28"/>
+        </w:rPr>
+        <w:t>7 CONCLUSÃO E TRABALHOS FUTUROS</w:t>
+      </w:r>
+    </w:p>
+    <w:p>
+      <w:pPr>
+        <w:spacing w:line="360" w:lineRule="auto" w:before="0" w:after="120"/>
+        <w:ind w:firstLine="706" w:left="0"/>
+        <w:jc w:val="both"/>
+      </w:pPr>
+      <w:r/>
+      <w:r>
+        <w:rPr>
+          <w:rFonts w:ascii="Arial" w:hAnsi="Arial"/>
+          <w:b w:val="0"/>
+          <w:color w:val="000000"/>
+          <w:sz w:val="24"/>
+        </w:rPr>
+        <w:t>O presente Trabalho de Conclusão de Curso cumpriu integralmente o objetivo geral e todos os objetivos específicos delineados, comprovando que a articulação entre os fundamentos da Engenharia de Software, o Design Centrado no Usuário e a Pesquisa Operacional é capaz de democratizar modelos matemáticos de alta complexidade, transformando-os em ferramentas dinâmicas, ergonômicas e acessíveis para a gestão esportiva de alto rendimento.</w:t>
+      </w:r>
+    </w:p>
+    <w:p>
+      <w:pPr>
+        <w:spacing w:line="360" w:lineRule="auto" w:before="0" w:after="120"/>
+        <w:ind w:firstLine="706" w:left="0"/>
+        <w:jc w:val="both"/>
+      </w:pPr>
+      <w:r/>
+      <w:r>
+        <w:rPr>
+          <w:rFonts w:ascii="Arial" w:hAnsi="Arial"/>
+          <w:b w:val="0"/>
+          <w:color w:val="000000"/>
+          <w:sz w:val="24"/>
+        </w:rPr>
+        <w:t>A severa barreira de implantação da aplicação desktop precursora — que exigia ambientes virtualizados Linux, comandos de terminal e compiladores C++ — foi completamente superada com o desenvolvimento da nova interface Web fundamentada em React. A aplicação entrega uma experiência de uso contemporânea, com carregamento instantâneo, compatibilidade multiplataforma, estética refinada em modo escuro e total aderência ao vocabulário náutico e aos fluxos de trabalho dos técnicos de remo.</w:t>
+      </w:r>
+    </w:p>
+    <w:p>
+      <w:pPr>
+        <w:spacing w:line="360" w:lineRule="auto" w:before="0" w:after="120"/>
+        <w:ind w:firstLine="706" w:left="0"/>
+        <w:jc w:val="both"/>
+      </w:pPr>
+      <w:r/>
+      <w:r>
+        <w:rPr>
+          <w:rFonts w:ascii="Arial" w:hAnsi="Arial"/>
+          <w:b w:val="0"/>
+          <w:color w:val="000000"/>
+          <w:sz w:val="24"/>
+        </w:rPr>
+        <w:t>Além de simplificar a entrada de dados por meio de drag-and-drop de arquivos CSV e validar a consistência das informações antes da execução do algoritmo, a interface inova ao incorporar recursos de caráter pedagógico, como a aba de Cálculos do Sistema, que elucida aos treinadores a lógica das penalizações etárias e o cálculo da Função Objetivo, eliminando a percepção de que o sistema atua como uma "caixa-preta" impenetrável.</w:t>
+      </w:r>
+    </w:p>
+    <w:p>
+      <w:pPr>
+        <w:spacing w:line="360" w:lineRule="auto" w:before="0" w:after="120"/>
+        <w:ind w:firstLine="706" w:left="0"/>
+        <w:jc w:val="both"/>
+      </w:pPr>
+      <w:r/>
+      <w:r>
+        <w:rPr>
+          <w:rFonts w:ascii="Arial" w:hAnsi="Arial"/>
+          <w:b w:val="0"/>
+          <w:color w:val="000000"/>
+          <w:sz w:val="24"/>
+        </w:rPr>
+        <w:t>Como perspectivas de evolução e continuidade para trabalhos futuros, identificam-se as seguintes frentes de pesquisa e desenvolvimento:</w:t>
+      </w:r>
+    </w:p>
+    <w:p>
+      <w:pPr>
+        <w:spacing w:line="360" w:lineRule="auto" w:before="0" w:after="80"/>
+        <w:ind w:hanging="360" w:left="720"/>
+        <w:jc w:val="both"/>
+      </w:pPr>
+      <w:r/>
+      <w:r>
+        <w:rPr>
+          <w:rFonts w:ascii="Arial" w:hAnsi="Arial"/>
+          <w:b w:val="0"/>
+          <w:color w:val="000000"/>
+          <w:sz w:val="24"/>
+        </w:rPr>
+        <w:t xml:space="preserve">• </w:t>
+      </w:r>
+      <w:r>
+        <w:rPr>
+          <w:rFonts w:ascii="Arial" w:hAnsi="Arial"/>
+          <w:b/>
+          <w:color w:val="000000"/>
+          <w:sz w:val="24"/>
+        </w:rPr>
+        <w:t xml:space="preserve">Integração com API Cloud do Solucionador CPLEX: </w:t>
+      </w:r>
+      <w:r>
+        <w:rPr>
+          <w:rFonts w:ascii="Arial" w:hAnsi="Arial"/>
+          <w:b w:val="0"/>
+          <w:color w:val="000000"/>
+          <w:sz w:val="24"/>
+        </w:rPr>
+        <w:t>Estruturação de um microsserviço de retaguarda (utilizando FastAPI em Python ou Go) implantado em nuvem (AWS/Azure/GCP) para submeter instâncias de altíssima escala com centenas de atletas e regatas ao solucionador comercial IBM ILOG CPLEX, gerando respostas em tempo real para campeonatos mundiais.</w:t>
+      </w:r>
+    </w:p>
+    <w:p>
+      <w:pPr>
+        <w:spacing w:line="360" w:lineRule="auto" w:before="0" w:after="80"/>
+        <w:ind w:hanging="360" w:left="720"/>
+        <w:jc w:val="both"/>
+      </w:pPr>
+      <w:r/>
+      <w:r>
+        <w:rPr>
+          <w:rFonts w:ascii="Arial" w:hAnsi="Arial"/>
+          <w:b w:val="0"/>
+          <w:color w:val="000000"/>
+          <w:sz w:val="24"/>
+        </w:rPr>
+        <w:t xml:space="preserve">• </w:t>
+      </w:r>
+      <w:r>
+        <w:rPr>
+          <w:rFonts w:ascii="Arial" w:hAnsi="Arial"/>
+          <w:b/>
+          <w:color w:val="000000"/>
+          <w:sz w:val="24"/>
+        </w:rPr>
+        <w:t xml:space="preserve">Painéis Gráficos e Analytics Fisiológico Avançado: </w:t>
+      </w:r>
+      <w:r>
+        <w:rPr>
+          <w:rFonts w:ascii="Arial" w:hAnsi="Arial"/>
+          <w:b w:val="0"/>
+          <w:color w:val="000000"/>
+          <w:sz w:val="24"/>
+        </w:rPr>
+        <w:t>Desenvolvimento de dashboards com gráficos analíticos de radar e linhas interativas (Chart.js / D3.js) para rastrear o índice de esforço acumulado, a curva de desgaste muscular dos atletas ao longo dos dias de regata e a probabilidade estimada de pódio por categoria.</w:t>
+      </w:r>
+    </w:p>
+    <w:p>
+      <w:pPr>
+        <w:spacing w:line="360" w:lineRule="auto" w:before="0" w:after="80"/>
+        <w:ind w:hanging="360" w:left="720"/>
+        <w:jc w:val="both"/>
+      </w:pPr>
+      <w:r/>
+      <w:r>
+        <w:rPr>
+          <w:rFonts w:ascii="Arial" w:hAnsi="Arial"/>
+          <w:b w:val="0"/>
+          <w:color w:val="000000"/>
+          <w:sz w:val="24"/>
+        </w:rPr>
+        <w:t xml:space="preserve">• </w:t>
+      </w:r>
+      <w:r>
+        <w:rPr>
+          <w:rFonts w:ascii="Arial" w:hAnsi="Arial"/>
+          <w:b/>
+          <w:color w:val="000000"/>
+          <w:sz w:val="24"/>
+        </w:rPr>
+        <w:t xml:space="preserve">Homologação e Intercâmbio Oficial de Balizamentos: </w:t>
+      </w:r>
+      <w:r>
+        <w:rPr>
+          <w:rFonts w:ascii="Arial" w:hAnsi="Arial"/>
+          <w:b w:val="0"/>
+          <w:color w:val="000000"/>
+          <w:sz w:val="24"/>
+        </w:rPr>
+        <w:t>Apresentação da solução junto à Confederação Brasileira de Remo (CBR) e às federações estaduais para estabelecer protocolos de importação e exportação de dados compatíveis com os sistemas oficiais de balizamento de regatas (como o sistema FISA / World Rowing).</w:t>
+      </w:r>
+    </w:p>
+    <w:p>
+      <w:pPr>
+        <w:spacing w:line="360" w:lineRule="auto" w:before="0" w:after="80"/>
+        <w:ind w:hanging="360" w:left="720"/>
+        <w:jc w:val="both"/>
+      </w:pPr>
+      <w:r/>
+      <w:r>
+        <w:rPr>
+          <w:rFonts w:ascii="Arial" w:hAnsi="Arial"/>
+          <w:b w:val="0"/>
+          <w:color w:val="000000"/>
+          <w:sz w:val="24"/>
+        </w:rPr>
+        <w:t xml:space="preserve">• </w:t>
+      </w:r>
+      <w:r>
+        <w:rPr>
+          <w:rFonts w:ascii="Arial" w:hAnsi="Arial"/>
+          <w:b/>
+          <w:color w:val="000000"/>
+          <w:sz w:val="24"/>
+        </w:rPr>
+        <w:t xml:space="preserve">Módulo de PWA e Sincronização Offline: </w:t>
+      </w:r>
+      <w:r>
+        <w:rPr>
+          <w:rFonts w:ascii="Arial" w:hAnsi="Arial"/>
+          <w:b w:val="0"/>
+          <w:color w:val="000000"/>
+          <w:sz w:val="24"/>
+        </w:rPr>
+        <w:t>Evolução da aplicação web para uma Progressive Web App (PWA) completa com Service Workers e IndexedDB, assegurando pleno funcionamento mesmo em raias náuticas isoladas ou com instabilidade de conexão à internet móvel.</w:t>
+      </w:r>
     </w:p>
     <w:p>
       <w:pPr>
@@ -3445,8 +7277,8 @@
       </w:r>
       <w:r>
         <w:rPr>
-          <w:b/>
-          <w:bCs/>
+          <w:rFonts w:ascii="Arial" w:hAnsi="Arial" w:cs="Arial"/>
+          <w:b/>
           <w:smallCaps/>
           <w:color w:val="000000"/>
           <w:sz w:val="32"/>
@@ -3462,6 +7294,7 @@
       </w:pPr>
       <w:r>
         <w:rPr>
+          <w:rFonts w:ascii="Arial" w:hAnsi="Arial" w:cs="Arial"/>
           <w:lang w:val="en-US"/>
         </w:rPr>
         <w:fldChar w:fldCharType="begin"/>
@@ -3471,6 +7304,7 @@
       </w:r>
       <w:r>
         <w:rPr>
+          <w:rFonts w:ascii="Arial" w:hAnsi="Arial" w:cs="Arial"/>
           <w:lang w:val="en-US"/>
         </w:rPr>
         <w:fldChar w:fldCharType="separate"/>
@@ -3491,8 +7325,8 @@
       </w:r>
       <w:r>
         <w:rPr>
-          <w:b/>
-          <w:bCs/>
+          <w:rFonts w:ascii="Arial" w:hAnsi="Arial" w:cs="Arial"/>
+          <w:b/>
         </w:rPr>
         <w:t>Tópicos em História e Filosofia da Computação</w:t>
       </w:r>
@@ -3501,6 +7335,7 @@
       </w:r>
       <w:r>
         <w:rPr>
+          <w:rFonts w:ascii="Arial" w:hAnsi="Arial" w:cs="Arial"/>
           <w:lang w:val="en-US"/>
         </w:rPr>
         <w:t>1. ed. Campinas: UNICAMP, 2020. v. 1</w:t>
@@ -3515,20 +7350,22 @@
       </w:pPr>
       <w:r>
         <w:rPr>
+          <w:rFonts w:ascii="Arial" w:hAnsi="Arial" w:cs="Arial"/>
           <w:lang w:val="en-US"/>
         </w:rPr>
         <w:t xml:space="preserve">NIELSEN, Jakob. </w:t>
       </w:r>
       <w:r>
         <w:rPr>
-          <w:b/>
-          <w:bCs/>
+          <w:rFonts w:ascii="Arial" w:hAnsi="Arial" w:cs="Arial"/>
+          <w:b/>
           <w:lang w:val="en-US"/>
         </w:rPr>
         <w:t>Usability engineering</w:t>
       </w:r>
       <w:r>
         <w:rPr>
+          <w:rFonts w:ascii="Arial" w:hAnsi="Arial" w:cs="Arial"/>
           <w:lang w:val="en-US"/>
         </w:rPr>
         <w:t xml:space="preserve">. Boston: Academic Press, 1993. </w:t>
@@ -3543,8 +7380,8 @@
       </w:r>
       <w:r>
         <w:rPr>
-          <w:b/>
-          <w:bCs/>
+          <w:rFonts w:ascii="Arial" w:hAnsi="Arial" w:cs="Arial"/>
+          <w:b/>
         </w:rPr>
         <w:t>Engenharia de software: uma abordagem profissional</w:t>
       </w:r>
@@ -3561,8 +7398,8 @@
       </w:r>
       <w:r>
         <w:rPr>
-          <w:b/>
-          <w:bCs/>
+          <w:rFonts w:ascii="Arial" w:hAnsi="Arial" w:cs="Arial"/>
+          <w:b/>
         </w:rPr>
         <w:t>Engenharia de Software</w:t>
       </w:r>
@@ -3591,9 +7428,170 @@
       </w:pPr>
       <w:r>
         <w:rPr>
+          <w:rFonts w:ascii="Arial" w:hAnsi="Arial" w:cs="Arial"/>
           <w:lang w:val="en-US"/>
         </w:rPr>
         <w:fldChar w:fldCharType="end"/>
+      </w:r>
+    </w:p>
+    <w:p>
+      <w:pPr>
+        <w:spacing w:before="480" w:after="160" w:line="360" w:lineRule="auto"/>
+      </w:pPr>
+      <w:r>
+        <w:rPr>
+          <w:rFonts w:ascii="Arial" w:hAnsi="Arial" w:cs="Arial"/>
+          <w:b/>
+          <w:sz w:val="28"/>
+        </w:rPr>
+        <w:t>ANEXO A – MODELO DE ARQUIVO CSV PARA IMPORTAÇÃO DA GRADE DE PROVAS</w:t>
+      </w:r>
+    </w:p>
+    <w:p>
+      <w:pPr>
+        <w:spacing w:line="360" w:lineRule="auto" w:after="120"/>
+        <w:ind w:firstLine="720"/>
+        <w:jc w:val="both"/>
+      </w:pPr>
+      <w:r>
+        <w:rPr>
+          <w:rFonts w:ascii="Arial" w:hAnsi="Arial" w:cs="Arial"/>
+          <w:sz w:val="24"/>
+        </w:rPr>
+        <w:t>Apresenta-se a estrutura padrão recomendada para o arquivo tabular de importação e exportação de regatas ('exemplo_provas.csv'), delimitado por ponto-e-vírgula e codificado em UTF-8:</w:t>
+      </w:r>
+    </w:p>
+    <w:p>
+      <w:pPr>
+        <w:spacing w:before="80" w:after="160" w:line="276" w:lineRule="auto"/>
+        <w:ind w:left="576"/>
+      </w:pPr>
+      <w:r>
+        <w:rPr>
+          <w:rFonts w:ascii="Arial" w:hAnsi="Arial" w:cs="Arial"/>
+          <w:sz w:val="19"/>
+        </w:rPr>
+        <w:t>ID;Data;Hora;Sexo;Classe;Lugares;Barco;Quantidade</w:t>
+        <w:br/>
+        <w:t>#03;30/03;08:30;M;F;4;4-;1</w:t>
+        <w:br/>
+        <w:t>#07;30/03;09:12;W;B;1;1X;1</w:t>
+        <w:br/>
+        <w:t>#09;30/03;09:26;M;G;2;2X;1</w:t>
+        <w:br/>
+        <w:t>#17;30/03;10:10;W;D;4;4-;1</w:t>
+        <w:br/>
+        <w:t>#19;30/03;10:36;Mix;F;2;2X;1</w:t>
+        <w:br/>
+        <w:t>#24;30/03;11:11;M;E;4;4+;1</w:t>
+        <w:br/>
+        <w:t>#29;30/03;11:46;M;D;2;2X;1</w:t>
+        <w:br/>
+        <w:t>#30;30/03;12:00;W;E;4;4-;1</w:t>
+        <w:br/>
+        <w:t>#32;30/03;12:30;Mix;C;2;2X;1</w:t>
+        <w:br/>
+        <w:t>#36;30/03;13:10;Mix;D;2;2X;1</w:t>
+        <w:br/>
+        <w:t>#41;30/03;14:00;W;C;1;1X;1</w:t>
+        <w:br/>
+        <w:t>#46;30/03;14:30;Mix;E;2;2X;1</w:t>
+        <w:br/>
+        <w:t>#48;30/03;15:00;M;G;1;1X;1</w:t>
+        <w:br/>
+        <w:t>#53;30/03;15:40;M;F;2;2X;1</w:t>
+        <w:br/>
+        <w:t>#57;30/03;16:15;W;E;2;2X;1</w:t>
+        <w:br/>
+        <w:t>#63;30/03;16:50;W;D;2;2X;1</w:t>
+        <w:br/>
+        <w:t>#64;30/03;17:20;M;E;4;4-;1</w:t>
+      </w:r>
+    </w:p>
+    <w:p>
+      <w:pPr>
+        <w:spacing w:before="480" w:after="160" w:line="360" w:lineRule="auto"/>
+      </w:pPr>
+      <w:r>
+        <w:rPr>
+          <w:rFonts w:ascii="Arial" w:hAnsi="Arial" w:cs="Arial"/>
+          <w:b/>
+          <w:sz w:val="28"/>
+        </w:rPr>
+        <w:t>ANEXO B – MODELO DE ARQUIVO CSV PARA IMPORTAÇÃO DO PLANTEL DE REMADORES</w:t>
+      </w:r>
+    </w:p>
+    <w:p>
+      <w:pPr>
+        <w:spacing w:line="360" w:lineRule="auto" w:after="120"/>
+        <w:ind w:firstLine="720"/>
+        <w:jc w:val="both"/>
+      </w:pPr>
+      <w:r>
+        <w:rPr>
+          <w:rFonts w:ascii="Arial" w:hAnsi="Arial" w:cs="Arial"/>
+          <w:sz w:val="24"/>
+        </w:rPr>
+        <w:t>Apresenta-se a estrutura padrão recomendada para o arquivo tabular de remadores inscritos ('exemplo_atletas.csv'), correspondente aos dados reais do Clube de Regatas Piraquê (Ramalho, 2024):</w:t>
+      </w:r>
+    </w:p>
+    <w:p>
+      <w:pPr>
+        <w:spacing w:before="80" w:after="160" w:line="276" w:lineRule="auto"/>
+        <w:ind w:left="576"/>
+      </w:pPr>
+      <w:r>
+        <w:rPr>
+          <w:rFonts w:ascii="Arial" w:hAnsi="Arial" w:cs="Arial"/>
+          <w:sz w:val="19"/>
+        </w:rPr>
+        <w:t>Nome;Minimo;Maximo;Sexo;Idade;Grau</w:t>
+        <w:br/>
+        <w:t>Atleta 1;1;3;M;59;0.2</w:t>
+        <w:br/>
+        <w:t>Atleta 2;1;3;M;59;0.8</w:t>
+        <w:br/>
+        <w:t>Atleta 3;1;1;M;67;0.2</w:t>
+        <w:br/>
+        <w:t>Atleta 4;0;1;M;37;0.5</w:t>
+        <w:br/>
+        <w:t>Atleta 5;1;1;M;38;0.6</w:t>
+        <w:br/>
+        <w:t>Atleta 6;0;1;M;37;0.5</w:t>
+        <w:br/>
+        <w:t>Atleta 7;1;3;M;51;0.7</w:t>
+        <w:br/>
+        <w:t>Atleta 8;1;3;M;62;0.8</w:t>
+        <w:br/>
+        <w:t>Atleta 9;1;3;M;48;0.1</w:t>
+        <w:br/>
+        <w:t>Atleta 10;1;3;M;56;0.4</w:t>
+        <w:br/>
+        <w:t>Atleta 11;1;3;M;58;0.3</w:t>
+        <w:br/>
+        <w:t>Atleta 12;1;3;M;63;0.1</w:t>
+        <w:br/>
+        <w:t>Atleta 13;1;1;M;53;0.7</w:t>
+        <w:br/>
+        <w:t>Atleta 14;1;3;M;59;0.1</w:t>
+        <w:br/>
+        <w:t>Atleta 15;1;3;M;67;0.8</w:t>
+        <w:br/>
+        <w:t>Atleta 16;0;1;M;58;0.7</w:t>
+        <w:br/>
+        <w:t>Atleta 17;1;1;W;60;0.8</w:t>
+        <w:br/>
+        <w:t>Atleta 18;1;3;W;44;0.7</w:t>
+        <w:br/>
+        <w:t>Atleta 19;1;3;W;57;0.9</w:t>
+        <w:br/>
+        <w:t>Atleta 20;1;3;W;48;0.5</w:t>
+        <w:br/>
+        <w:t>Atleta 21;1;3;W;59;0.8</w:t>
+        <w:br/>
+        <w:t>Atleta 22;1;3;W;49;0.3</w:t>
+        <w:br/>
+        <w:t>Atleta 23;1;3;W;56;0.6</w:t>
       </w:r>
     </w:p>
     <w:sectPr>
@@ -8534,14 +12532,14 @@
 </file>
 
 <file path=word/styles.xml><?xml version="1.0" encoding="utf-8"?>
-<w:styles xmlns:mc="http://schemas.openxmlformats.org/markup-compatibility/2006" xmlns:r="http://schemas.openxmlformats.org/officeDocument/2006/relationships" xmlns:w="http://schemas.openxmlformats.org/wordprocessingml/2006/main" xmlns:w14="http://schemas.microsoft.com/office/word/2010/wordml" xmlns:w15="http://schemas.microsoft.com/office/word/2012/wordml" xmlns:w16cex="http://schemas.microsoft.com/office/word/2018/wordml/cex" xmlns:w16cid="http://schemas.microsoft.com/office/word/2016/wordml/cid" xmlns:w16="http://schemas.microsoft.com/office/word/2018/wordml" xmlns:w16du="http://schemas.microsoft.com/office/word/2023/wordml/word16du" xmlns:w16sdtdh="http://schemas.microsoft.com/office/word/2020/wordml/sdtdatahash" xmlns:w16sdtfl="http://schemas.microsoft.com/office/word/2024/wordml/sdtformatlock" xmlns:w16se="http://schemas.microsoft.com/office/word/2015/wordml/symex" mc:Ignorable="w14 w15 w16se w16cid w16 w16cex w16sdtdh w16sdtfl w16du">
+<w:styles xmlns:ns1="http://schemas.openxmlformats.org/markup-compatibility/2006" xmlns:w="http://schemas.openxmlformats.org/wordprocessingml/2006/main" ns1:Ignorable="w14 w15 w16se w16cid w16 w16cex w16sdtdh w16sdtfl w16du">
   <w:docDefaults>
     <w:rPrDefault>
       <w:rPr>
         <w:rFonts w:ascii="Arial" w:eastAsia="Arial" w:hAnsi="Arial" w:cs="Arial"/>
         <w:sz w:val="24"/>
         <w:szCs w:val="24"/>
-        <w:lang w:val="pt-BR" w:eastAsia="pt-BR" w:bidi="ar-SA"/>
+        <w:lang w:val="pt-BR" w:eastAsia="pt-BR"/>
       </w:rPr>
     </w:rPrDefault>
     <w:pPrDefault>

--- a/TCC_HILTON_DOS_SANTOS_HOMEM 2026-2.revSimonedocx.docx
+++ b/TCC_HILTON_DOS_SANTOS_HOMEM 2026-2.revSimonedocx.docx
@@ -2504,6 +2504,2085 @@
         </w:docPartObj>
       </w:sdtPr>
       <w:sdtContent>
+        <w:p>
+          <w:pPr>
+            <w:pStyle w:val="Sumrio1"/>
+            <w:tabs>
+              <w:tab w:val="left" w:pos="440"/>
+              <w:tab w:val="right" w:leader="dot" w:pos="9062"/>
+            </w:tabs>
+            <w:rPr>
+              <w:rFonts w:asciiTheme="minorHAnsi" w:eastAsiaTheme="minorEastAsia" w:hAnsiTheme="minorHAnsi" w:cstheme="minorBidi"/>
+              <w:noProof/>
+              <w:sz w:val="22"/>
+              <w:szCs w:val="22"/>
+            </w:rPr>
+          </w:pPr>
+          <w:r>
+            <w:fldChar w:fldCharType="begin"/>
+          </w:r>
+          <w:r>
+            <w:instrText xml:space="preserve"> TOC \o "1-3" \h \z \u </w:instrText>
+          </w:r>
+          <w:r>
+            <w:fldChar w:fldCharType="separate"/>
+          </w:r>
+          <w:hyperlink w:anchor="_Toc_auto_1_1" w:history="1">
+            <w:r>
+              <w:rPr>
+                <w:rFonts w:ascii="Arial" w:hAnsi="Arial" w:cs="Arial"/>
+                <w:rStyle w:val="Hyperlink"/>
+                <w:noProof/>
+              </w:rPr>
+              <w:t>1</w:t>
+            </w:r>
+            <w:r>
+              <w:rPr>
+                <w:rFonts w:asciiTheme="minorHAnsi" w:eastAsiaTheme="minorEastAsia" w:hAnsiTheme="minorHAnsi" w:cstheme="minorBidi" w:ascii="Arial" w:hAnsi="Arial" w:cs="Arial"/>
+                <w:noProof/>
+                <w:sz w:val="22"/>
+                <w:szCs w:val="22"/>
+              </w:rPr>
+              <w:tab/>
+            </w:r>
+            <w:r>
+              <w:rPr>
+                <w:rFonts w:ascii="Arial" w:hAnsi="Arial" w:cs="Arial"/>
+                <w:rStyle w:val="Hyperlink"/>
+                <w:noProof/>
+              </w:rPr>
+              <w:t>INTRODUÇÃO</w:t>
+            </w:r>
+            <w:r>
+              <w:rPr>
+                <w:rFonts w:ascii="Arial" w:hAnsi="Arial" w:cs="Arial"/>
+                <w:noProof/>
+                <w:webHidden/>
+              </w:rPr>
+              <w:tab/>
+            </w:r>
+            <w:r>
+              <w:rPr>
+                <w:rFonts w:ascii="Arial" w:hAnsi="Arial" w:cs="Arial"/>
+                <w:noProof/>
+                <w:webHidden/>
+              </w:rPr>
+              <w:fldChar w:fldCharType="begin"/>
+            </w:r>
+            <w:r>
+              <w:rPr>
+                <w:rFonts w:ascii="Arial" w:hAnsi="Arial" w:cs="Arial"/>
+                <w:noProof/>
+                <w:webHidden/>
+              </w:rPr>
+              <w:instrText xml:space="preserve"> PAGEREF _Toc_auto_1_1 \h </w:instrText>
+            </w:r>
+            <w:r>
+              <w:rPr>
+                <w:rFonts w:ascii="Arial" w:hAnsi="Arial" w:cs="Arial"/>
+                <w:noProof/>
+                <w:webHidden/>
+              </w:rPr>
+              <w:fldChar w:fldCharType="separate"/>
+            </w:r>
+            <w:r>
+              <w:rPr>
+                <w:rFonts w:ascii="Arial" w:hAnsi="Arial" w:cs="Arial"/>
+                <w:noProof/>
+                <w:webHidden/>
+              </w:rPr>
+              <w:t>13</w:t>
+            </w:r>
+            <w:r>
+              <w:rPr>
+                <w:rFonts w:ascii="Arial" w:hAnsi="Arial" w:cs="Arial"/>
+                <w:noProof/>
+                <w:webHidden/>
+              </w:rPr>
+              <w:fldChar w:fldCharType="end"/>
+            </w:r>
+          </w:hyperlink>
+        </w:p>
+        <w:p>
+          <w:pPr>
+            <w:pStyle w:val="Sumrio1"/>
+            <w:tabs>
+              <w:tab w:val="left" w:pos="440"/>
+              <w:tab w:val="right" w:leader="dot" w:pos="9062"/>
+            </w:tabs>
+            <w:rPr>
+              <w:rFonts w:asciiTheme="minorHAnsi" w:eastAsiaTheme="minorEastAsia" w:hAnsiTheme="minorHAnsi" w:cstheme="minorBidi"/>
+              <w:noProof/>
+              <w:sz w:val="22"/>
+              <w:szCs w:val="22"/>
+            </w:rPr>
+          </w:pPr>
+          <w:hyperlink w:anchor="_Toc_auto_1_2" w:history="1">
+            <w:r>
+              <w:rPr>
+                <w:rFonts w:ascii="Arial" w:hAnsi="Arial" w:cs="Arial"/>
+                <w:rStyle w:val="Hyperlink"/>
+                <w:noProof/>
+              </w:rPr>
+              <w:t>2</w:t>
+            </w:r>
+            <w:r>
+              <w:rPr>
+                <w:rFonts w:asciiTheme="minorHAnsi" w:eastAsiaTheme="minorEastAsia" w:hAnsiTheme="minorHAnsi" w:cstheme="minorBidi" w:ascii="Arial" w:hAnsi="Arial" w:cs="Arial"/>
+                <w:noProof/>
+                <w:sz w:val="22"/>
+                <w:szCs w:val="22"/>
+              </w:rPr>
+              <w:tab/>
+            </w:r>
+            <w:r>
+              <w:rPr>
+                <w:rFonts w:ascii="Arial" w:hAnsi="Arial" w:cs="Arial"/>
+                <w:rStyle w:val="Hyperlink"/>
+                <w:noProof/>
+              </w:rPr>
+              <w:t>DEFINIÇÃO DO PROBLEMA</w:t>
+            </w:r>
+            <w:r>
+              <w:rPr>
+                <w:rFonts w:ascii="Arial" w:hAnsi="Arial" w:cs="Arial"/>
+                <w:noProof/>
+                <w:webHidden/>
+              </w:rPr>
+              <w:tab/>
+            </w:r>
+            <w:r>
+              <w:rPr>
+                <w:rFonts w:ascii="Arial" w:hAnsi="Arial" w:cs="Arial"/>
+                <w:noProof/>
+                <w:webHidden/>
+              </w:rPr>
+              <w:fldChar w:fldCharType="begin"/>
+            </w:r>
+            <w:r>
+              <w:rPr>
+                <w:rFonts w:ascii="Arial" w:hAnsi="Arial" w:cs="Arial"/>
+                <w:noProof/>
+                <w:webHidden/>
+              </w:rPr>
+              <w:instrText xml:space="preserve"> PAGEREF _Toc_auto_1_2 \h </w:instrText>
+            </w:r>
+            <w:r>
+              <w:rPr>
+                <w:rFonts w:ascii="Arial" w:hAnsi="Arial" w:cs="Arial"/>
+                <w:noProof/>
+                <w:webHidden/>
+              </w:rPr>
+              <w:fldChar w:fldCharType="separate"/>
+            </w:r>
+            <w:r>
+              <w:rPr>
+                <w:rFonts w:ascii="Arial" w:hAnsi="Arial" w:cs="Arial"/>
+                <w:noProof/>
+                <w:webHidden/>
+              </w:rPr>
+              <w:t>14</w:t>
+            </w:r>
+            <w:r>
+              <w:rPr>
+                <w:rFonts w:ascii="Arial" w:hAnsi="Arial" w:cs="Arial"/>
+                <w:noProof/>
+                <w:webHidden/>
+              </w:rPr>
+              <w:fldChar w:fldCharType="end"/>
+            </w:r>
+          </w:hyperlink>
+        </w:p>
+        <w:p>
+          <w:pPr>
+            <w:pStyle w:val="Sumrio2"/>
+            <w:tabs>
+              <w:tab w:val="left" w:pos="880"/>
+              <w:tab w:val="right" w:leader="dot" w:pos="9062"/>
+            </w:tabs>
+            <w:rPr>
+              <w:rFonts w:asciiTheme="minorHAnsi" w:eastAsiaTheme="minorEastAsia" w:hAnsiTheme="minorHAnsi" w:cstheme="minorBidi"/>
+              <w:noProof/>
+              <w:sz w:val="22"/>
+              <w:szCs w:val="22"/>
+            </w:rPr>
+          </w:pPr>
+          <w:hyperlink w:anchor="_Toc_auto_2_3" w:history="1">
+            <w:r>
+              <w:rPr>
+                <w:rFonts w:ascii="Arial" w:hAnsi="Arial" w:cs="Arial"/>
+                <w:rStyle w:val="Hyperlink"/>
+                <w:noProof/>
+              </w:rPr>
+              <w:t>3</w:t>
+            </w:r>
+            <w:r>
+              <w:rPr>
+                <w:rFonts w:asciiTheme="minorHAnsi" w:eastAsiaTheme="minorEastAsia" w:hAnsiTheme="minorHAnsi" w:cstheme="minorBidi" w:ascii="Arial" w:hAnsi="Arial" w:cs="Arial"/>
+                <w:noProof/>
+                <w:sz w:val="22"/>
+                <w:szCs w:val="22"/>
+              </w:rPr>
+              <w:tab/>
+            </w:r>
+            <w:r>
+              <w:rPr>
+                <w:rFonts w:ascii="Arial" w:hAnsi="Arial" w:cs="Arial"/>
+                <w:rStyle w:val="Hyperlink"/>
+                <w:noProof/>
+              </w:rPr>
+              <w:t>OBJETIVOS</w:t>
+            </w:r>
+            <w:r>
+              <w:rPr>
+                <w:rFonts w:ascii="Arial" w:hAnsi="Arial" w:cs="Arial"/>
+                <w:noProof/>
+                <w:webHidden/>
+              </w:rPr>
+              <w:tab/>
+            </w:r>
+            <w:r>
+              <w:rPr>
+                <w:rFonts w:ascii="Arial" w:hAnsi="Arial" w:cs="Arial"/>
+                <w:noProof/>
+                <w:webHidden/>
+              </w:rPr>
+              <w:fldChar w:fldCharType="begin"/>
+            </w:r>
+            <w:r>
+              <w:rPr>
+                <w:rFonts w:ascii="Arial" w:hAnsi="Arial" w:cs="Arial"/>
+                <w:noProof/>
+                <w:webHidden/>
+              </w:rPr>
+              <w:instrText xml:space="preserve"> PAGEREF _Toc_auto_2_3 \h </w:instrText>
+            </w:r>
+            <w:r>
+              <w:rPr>
+                <w:rFonts w:ascii="Arial" w:hAnsi="Arial" w:cs="Arial"/>
+                <w:noProof/>
+                <w:webHidden/>
+              </w:rPr>
+              <w:fldChar w:fldCharType="separate"/>
+            </w:r>
+            <w:r>
+              <w:rPr>
+                <w:rFonts w:ascii="Arial" w:hAnsi="Arial" w:cs="Arial"/>
+                <w:noProof/>
+                <w:webHidden/>
+              </w:rPr>
+              <w:t>15</w:t>
+            </w:r>
+            <w:r>
+              <w:rPr>
+                <w:rFonts w:ascii="Arial" w:hAnsi="Arial" w:cs="Arial"/>
+                <w:noProof/>
+                <w:webHidden/>
+              </w:rPr>
+              <w:fldChar w:fldCharType="end"/>
+            </w:r>
+          </w:hyperlink>
+        </w:p>
+        <w:p>
+          <w:pPr>
+            <w:pStyle w:val="Sumrio2"/>
+            <w:tabs>
+              <w:tab w:val="left" w:pos="880"/>
+              <w:tab w:val="right" w:leader="dot" w:pos="9062"/>
+            </w:tabs>
+            <w:rPr>
+              <w:rFonts w:asciiTheme="minorHAnsi" w:eastAsiaTheme="minorEastAsia" w:hAnsiTheme="minorHAnsi" w:cstheme="minorBidi"/>
+              <w:noProof/>
+              <w:sz w:val="22"/>
+              <w:szCs w:val="22"/>
+            </w:rPr>
+          </w:pPr>
+          <w:hyperlink w:anchor="_Toc_auto_3_3_1" w:history="1">
+            <w:r>
+              <w:rPr>
+                <w:rFonts w:ascii="Arial" w:hAnsi="Arial" w:cs="Arial"/>
+                <w:rStyle w:val="Hyperlink"/>
+                <w:noProof/>
+              </w:rPr>
+              <w:t>3.1</w:t>
+            </w:r>
+            <w:r>
+              <w:rPr>
+                <w:rFonts w:asciiTheme="minorHAnsi" w:eastAsiaTheme="minorEastAsia" w:hAnsiTheme="minorHAnsi" w:cstheme="minorBidi" w:ascii="Arial" w:hAnsi="Arial" w:cs="Arial"/>
+                <w:noProof/>
+                <w:sz w:val="22"/>
+                <w:szCs w:val="22"/>
+              </w:rPr>
+              <w:tab/>
+            </w:r>
+            <w:r>
+              <w:rPr>
+                <w:rFonts w:ascii="Arial" w:hAnsi="Arial" w:cs="Arial"/>
+                <w:rStyle w:val="Hyperlink"/>
+                <w:noProof/>
+              </w:rPr>
+              <w:t>OBJETIVO GERAL</w:t>
+            </w:r>
+            <w:r>
+              <w:rPr>
+                <w:rFonts w:ascii="Arial" w:hAnsi="Arial" w:cs="Arial"/>
+                <w:noProof/>
+                <w:webHidden/>
+              </w:rPr>
+              <w:tab/>
+            </w:r>
+            <w:r>
+              <w:rPr>
+                <w:rFonts w:ascii="Arial" w:hAnsi="Arial" w:cs="Arial"/>
+                <w:noProof/>
+                <w:webHidden/>
+              </w:rPr>
+              <w:fldChar w:fldCharType="begin"/>
+            </w:r>
+            <w:r>
+              <w:rPr>
+                <w:rFonts w:ascii="Arial" w:hAnsi="Arial" w:cs="Arial"/>
+                <w:noProof/>
+                <w:webHidden/>
+              </w:rPr>
+              <w:instrText xml:space="preserve"> PAGEREF _Toc_auto_3_3_1 \h </w:instrText>
+            </w:r>
+            <w:r>
+              <w:rPr>
+                <w:rFonts w:ascii="Arial" w:hAnsi="Arial" w:cs="Arial"/>
+                <w:noProof/>
+                <w:webHidden/>
+              </w:rPr>
+              <w:fldChar w:fldCharType="separate"/>
+            </w:r>
+            <w:r>
+              <w:rPr>
+                <w:rFonts w:ascii="Arial" w:hAnsi="Arial" w:cs="Arial"/>
+                <w:noProof/>
+                <w:webHidden/>
+              </w:rPr>
+              <w:t>15</w:t>
+            </w:r>
+            <w:r>
+              <w:rPr>
+                <w:rFonts w:ascii="Arial" w:hAnsi="Arial" w:cs="Arial"/>
+                <w:noProof/>
+                <w:webHidden/>
+              </w:rPr>
+              <w:fldChar w:fldCharType="end"/>
+            </w:r>
+          </w:hyperlink>
+        </w:p>
+        <w:p>
+          <w:pPr>
+            <w:pStyle w:val="Sumrio2"/>
+            <w:tabs>
+              <w:tab w:val="left" w:pos="880"/>
+              <w:tab w:val="right" w:leader="dot" w:pos="9062"/>
+            </w:tabs>
+            <w:rPr>
+              <w:rFonts w:asciiTheme="minorHAnsi" w:eastAsiaTheme="minorEastAsia" w:hAnsiTheme="minorHAnsi" w:cstheme="minorBidi"/>
+              <w:noProof/>
+              <w:sz w:val="22"/>
+              <w:szCs w:val="22"/>
+            </w:rPr>
+          </w:pPr>
+          <w:hyperlink w:anchor="_Toc_auto_3_3_2" w:history="1">
+            <w:r>
+              <w:rPr>
+                <w:rFonts w:ascii="Arial" w:hAnsi="Arial" w:cs="Arial"/>
+                <w:rStyle w:val="Hyperlink"/>
+                <w:noProof/>
+              </w:rPr>
+              <w:t>3.2</w:t>
+            </w:r>
+            <w:r>
+              <w:rPr>
+                <w:rFonts w:asciiTheme="minorHAnsi" w:eastAsiaTheme="minorEastAsia" w:hAnsiTheme="minorHAnsi" w:cstheme="minorBidi" w:ascii="Arial" w:hAnsi="Arial" w:cs="Arial"/>
+                <w:noProof/>
+                <w:sz w:val="22"/>
+                <w:szCs w:val="22"/>
+              </w:rPr>
+              <w:tab/>
+            </w:r>
+            <w:r>
+              <w:rPr>
+                <w:rFonts w:ascii="Arial" w:hAnsi="Arial" w:cs="Arial"/>
+                <w:rStyle w:val="Hyperlink"/>
+                <w:noProof/>
+              </w:rPr>
+              <w:t>OBJETIVOS ESPECÍFICOS</w:t>
+            </w:r>
+            <w:r>
+              <w:rPr>
+                <w:rFonts w:ascii="Arial" w:hAnsi="Arial" w:cs="Arial"/>
+                <w:noProof/>
+                <w:webHidden/>
+              </w:rPr>
+              <w:tab/>
+            </w:r>
+            <w:r>
+              <w:rPr>
+                <w:rFonts w:ascii="Arial" w:hAnsi="Arial" w:cs="Arial"/>
+                <w:noProof/>
+                <w:webHidden/>
+              </w:rPr>
+              <w:fldChar w:fldCharType="begin"/>
+            </w:r>
+            <w:r>
+              <w:rPr>
+                <w:rFonts w:ascii="Arial" w:hAnsi="Arial" w:cs="Arial"/>
+                <w:noProof/>
+                <w:webHidden/>
+              </w:rPr>
+              <w:instrText xml:space="preserve"> PAGEREF _Toc_auto_3_3_2 \h </w:instrText>
+            </w:r>
+            <w:r>
+              <w:rPr>
+                <w:rFonts w:ascii="Arial" w:hAnsi="Arial" w:cs="Arial"/>
+                <w:noProof/>
+                <w:webHidden/>
+              </w:rPr>
+              <w:fldChar w:fldCharType="separate"/>
+            </w:r>
+            <w:r>
+              <w:rPr>
+                <w:rFonts w:ascii="Arial" w:hAnsi="Arial" w:cs="Arial"/>
+                <w:noProof/>
+                <w:webHidden/>
+              </w:rPr>
+              <w:t>15</w:t>
+            </w:r>
+            <w:r>
+              <w:rPr>
+                <w:rFonts w:ascii="Arial" w:hAnsi="Arial" w:cs="Arial"/>
+                <w:noProof/>
+                <w:webHidden/>
+              </w:rPr>
+              <w:fldChar w:fldCharType="end"/>
+            </w:r>
+          </w:hyperlink>
+        </w:p>
+        <w:p>
+          <w:pPr>
+            <w:pStyle w:val="Sumrio1"/>
+            <w:tabs>
+              <w:tab w:val="left" w:pos="440"/>
+              <w:tab w:val="right" w:leader="dot" w:pos="9062"/>
+            </w:tabs>
+            <w:rPr>
+              <w:rFonts w:asciiTheme="minorHAnsi" w:eastAsiaTheme="minorEastAsia" w:hAnsiTheme="minorHAnsi" w:cstheme="minorBidi"/>
+              <w:noProof/>
+              <w:sz w:val="22"/>
+              <w:szCs w:val="22"/>
+            </w:rPr>
+          </w:pPr>
+          <w:hyperlink w:anchor="_Toc_auto_1_3" w:history="1">
+            <w:r>
+              <w:rPr>
+                <w:rFonts w:ascii="Arial" w:hAnsi="Arial" w:cs="Arial"/>
+                <w:rStyle w:val="Hyperlink"/>
+                <w:noProof/>
+              </w:rPr>
+              <w:t>3</w:t>
+            </w:r>
+            <w:r>
+              <w:rPr>
+                <w:rFonts w:asciiTheme="minorHAnsi" w:eastAsiaTheme="minorEastAsia" w:hAnsiTheme="minorHAnsi" w:cstheme="minorBidi" w:ascii="Arial" w:hAnsi="Arial" w:cs="Arial"/>
+                <w:noProof/>
+                <w:sz w:val="22"/>
+                <w:szCs w:val="22"/>
+              </w:rPr>
+              <w:tab/>
+            </w:r>
+            <w:r>
+              <w:rPr>
+                <w:rFonts w:ascii="Arial" w:hAnsi="Arial" w:cs="Arial"/>
+                <w:rStyle w:val="Hyperlink"/>
+                <w:noProof/>
+              </w:rPr>
+              <w:t>JUSTIFICATIVA</w:t>
+            </w:r>
+            <w:r>
+              <w:rPr>
+                <w:rFonts w:ascii="Arial" w:hAnsi="Arial" w:cs="Arial"/>
+                <w:noProof/>
+                <w:webHidden/>
+              </w:rPr>
+              <w:tab/>
+            </w:r>
+            <w:r>
+              <w:rPr>
+                <w:rFonts w:ascii="Arial" w:hAnsi="Arial" w:cs="Arial"/>
+                <w:noProof/>
+                <w:webHidden/>
+              </w:rPr>
+              <w:fldChar w:fldCharType="begin"/>
+            </w:r>
+            <w:r>
+              <w:rPr>
+                <w:rFonts w:ascii="Arial" w:hAnsi="Arial" w:cs="Arial"/>
+                <w:noProof/>
+                <w:webHidden/>
+              </w:rPr>
+              <w:instrText xml:space="preserve"> PAGEREF _Toc_auto_1_3 \h </w:instrText>
+            </w:r>
+            <w:r>
+              <w:rPr>
+                <w:rFonts w:ascii="Arial" w:hAnsi="Arial" w:cs="Arial"/>
+                <w:noProof/>
+                <w:webHidden/>
+              </w:rPr>
+              <w:fldChar w:fldCharType="separate"/>
+            </w:r>
+            <w:r>
+              <w:rPr>
+                <w:rFonts w:ascii="Arial" w:hAnsi="Arial" w:cs="Arial"/>
+                <w:noProof/>
+                <w:webHidden/>
+              </w:rPr>
+              <w:t>17</w:t>
+            </w:r>
+            <w:r>
+              <w:rPr>
+                <w:rFonts w:ascii="Arial" w:hAnsi="Arial" w:cs="Arial"/>
+                <w:noProof/>
+                <w:webHidden/>
+              </w:rPr>
+              <w:fldChar w:fldCharType="end"/>
+            </w:r>
+          </w:hyperlink>
+        </w:p>
+        <w:p>
+          <w:pPr>
+            <w:pStyle w:val="Sumrio1"/>
+            <w:tabs>
+              <w:tab w:val="left" w:pos="440"/>
+              <w:tab w:val="right" w:leader="dot" w:pos="9062"/>
+            </w:tabs>
+            <w:rPr>
+              <w:rFonts w:asciiTheme="minorHAnsi" w:eastAsiaTheme="minorEastAsia" w:hAnsiTheme="minorHAnsi" w:cstheme="minorBidi"/>
+              <w:noProof/>
+              <w:sz w:val="22"/>
+              <w:szCs w:val="22"/>
+            </w:rPr>
+          </w:pPr>
+          <w:hyperlink w:anchor="_Toc_auto_1_4" w:history="1">
+            <w:r>
+              <w:rPr>
+                <w:rFonts w:ascii="Arial" w:hAnsi="Arial" w:cs="Arial"/>
+                <w:rStyle w:val="Hyperlink"/>
+                <w:noProof/>
+              </w:rPr>
+              <w:t>4</w:t>
+            </w:r>
+            <w:r>
+              <w:rPr>
+                <w:rFonts w:asciiTheme="minorHAnsi" w:eastAsiaTheme="minorEastAsia" w:hAnsiTheme="minorHAnsi" w:cstheme="minorBidi" w:ascii="Arial" w:hAnsi="Arial" w:cs="Arial"/>
+                <w:noProof/>
+                <w:sz w:val="22"/>
+                <w:szCs w:val="22"/>
+              </w:rPr>
+              <w:tab/>
+            </w:r>
+            <w:r>
+              <w:rPr>
+                <w:rFonts w:ascii="Arial" w:hAnsi="Arial" w:cs="Arial"/>
+                <w:rStyle w:val="Hyperlink"/>
+                <w:noProof/>
+              </w:rPr>
+              <w:t>METODOLOGIA E ARQUITETURA DA SOLUÇÃO</w:t>
+            </w:r>
+            <w:r>
+              <w:rPr>
+                <w:rFonts w:ascii="Arial" w:hAnsi="Arial" w:cs="Arial"/>
+                <w:noProof/>
+                <w:webHidden/>
+              </w:rPr>
+              <w:tab/>
+            </w:r>
+            <w:r>
+              <w:rPr>
+                <w:rFonts w:ascii="Arial" w:hAnsi="Arial" w:cs="Arial"/>
+                <w:noProof/>
+                <w:webHidden/>
+              </w:rPr>
+              <w:fldChar w:fldCharType="begin"/>
+            </w:r>
+            <w:r>
+              <w:rPr>
+                <w:rFonts w:ascii="Arial" w:hAnsi="Arial" w:cs="Arial"/>
+                <w:noProof/>
+                <w:webHidden/>
+              </w:rPr>
+              <w:instrText xml:space="preserve"> PAGEREF _Toc_auto_1_4 \h </w:instrText>
+            </w:r>
+            <w:r>
+              <w:rPr>
+                <w:rFonts w:ascii="Arial" w:hAnsi="Arial" w:cs="Arial"/>
+                <w:noProof/>
+                <w:webHidden/>
+              </w:rPr>
+              <w:fldChar w:fldCharType="separate"/>
+            </w:r>
+            <w:r>
+              <w:rPr>
+                <w:rFonts w:ascii="Arial" w:hAnsi="Arial" w:cs="Arial"/>
+                <w:noProof/>
+                <w:webHidden/>
+              </w:rPr>
+              <w:t>18</w:t>
+            </w:r>
+            <w:r>
+              <w:rPr>
+                <w:rFonts w:ascii="Arial" w:hAnsi="Arial" w:cs="Arial"/>
+                <w:noProof/>
+                <w:webHidden/>
+              </w:rPr>
+              <w:fldChar w:fldCharType="end"/>
+            </w:r>
+          </w:hyperlink>
+        </w:p>
+        <w:p>
+          <w:pPr>
+            <w:pStyle w:val="Sumrio2"/>
+            <w:tabs>
+              <w:tab w:val="left" w:pos="880"/>
+              <w:tab w:val="right" w:leader="dot" w:pos="9062"/>
+            </w:tabs>
+            <w:rPr>
+              <w:rFonts w:asciiTheme="minorHAnsi" w:eastAsiaTheme="minorEastAsia" w:hAnsiTheme="minorHAnsi" w:cstheme="minorBidi"/>
+              <w:noProof/>
+              <w:sz w:val="22"/>
+              <w:szCs w:val="22"/>
+            </w:rPr>
+          </w:pPr>
+          <w:hyperlink w:anchor="_Toc_auto_2_4_1" w:history="1">
+            <w:r>
+              <w:rPr>
+                <w:rFonts w:ascii="Arial" w:hAnsi="Arial" w:cs="Arial"/>
+                <w:rStyle w:val="Hyperlink"/>
+                <w:noProof/>
+              </w:rPr>
+              <w:t>4.1</w:t>
+            </w:r>
+            <w:r>
+              <w:rPr>
+                <w:rFonts w:asciiTheme="minorHAnsi" w:eastAsiaTheme="minorEastAsia" w:hAnsiTheme="minorHAnsi" w:cstheme="minorBidi" w:ascii="Arial" w:hAnsi="Arial" w:cs="Arial"/>
+                <w:noProof/>
+                <w:sz w:val="22"/>
+                <w:szCs w:val="22"/>
+              </w:rPr>
+              <w:tab/>
+            </w:r>
+            <w:r>
+              <w:rPr>
+                <w:rFonts w:ascii="Arial" w:hAnsi="Arial" w:cs="Arial"/>
+                <w:rStyle w:val="Hyperlink"/>
+                <w:noProof/>
+              </w:rPr>
+              <w:t>Desacoplamento Arquitetural e Transição para o Modelo Cliente-Servidor</w:t>
+            </w:r>
+            <w:r>
+              <w:rPr>
+                <w:rFonts w:ascii="Arial" w:hAnsi="Arial" w:cs="Arial"/>
+                <w:noProof/>
+                <w:webHidden/>
+              </w:rPr>
+              <w:tab/>
+            </w:r>
+            <w:r>
+              <w:rPr>
+                <w:rFonts w:ascii="Arial" w:hAnsi="Arial" w:cs="Arial"/>
+                <w:noProof/>
+                <w:webHidden/>
+              </w:rPr>
+              <w:fldChar w:fldCharType="begin"/>
+            </w:r>
+            <w:r>
+              <w:rPr>
+                <w:rFonts w:ascii="Arial" w:hAnsi="Arial" w:cs="Arial"/>
+                <w:noProof/>
+                <w:webHidden/>
+              </w:rPr>
+              <w:instrText xml:space="preserve"> PAGEREF _Toc_auto_2_4_1 \h </w:instrText>
+            </w:r>
+            <w:r>
+              <w:rPr>
+                <w:rFonts w:ascii="Arial" w:hAnsi="Arial" w:cs="Arial"/>
+                <w:noProof/>
+                <w:webHidden/>
+              </w:rPr>
+              <w:fldChar w:fldCharType="separate"/>
+            </w:r>
+            <w:r>
+              <w:rPr>
+                <w:rFonts w:ascii="Arial" w:hAnsi="Arial" w:cs="Arial"/>
+                <w:noProof/>
+                <w:webHidden/>
+              </w:rPr>
+              <w:t>18</w:t>
+            </w:r>
+            <w:r>
+              <w:rPr>
+                <w:rFonts w:ascii="Arial" w:hAnsi="Arial" w:cs="Arial"/>
+                <w:noProof/>
+                <w:webHidden/>
+              </w:rPr>
+              <w:fldChar w:fldCharType="end"/>
+            </w:r>
+          </w:hyperlink>
+        </w:p>
+        <w:p>
+          <w:pPr>
+            <w:pStyle w:val="Sumrio2"/>
+            <w:tabs>
+              <w:tab w:val="left" w:pos="880"/>
+              <w:tab w:val="right" w:leader="dot" w:pos="9062"/>
+            </w:tabs>
+            <w:rPr>
+              <w:rFonts w:asciiTheme="minorHAnsi" w:eastAsiaTheme="minorEastAsia" w:hAnsiTheme="minorHAnsi" w:cstheme="minorBidi"/>
+              <w:noProof/>
+              <w:sz w:val="22"/>
+              <w:szCs w:val="22"/>
+            </w:rPr>
+          </w:pPr>
+          <w:hyperlink w:anchor="_Toc_auto_2_4_2" w:history="1">
+            <w:r>
+              <w:rPr>
+                <w:rFonts w:ascii="Arial" w:hAnsi="Arial" w:cs="Arial"/>
+                <w:rStyle w:val="Hyperlink"/>
+                <w:noProof/>
+              </w:rPr>
+              <w:t>4.2</w:t>
+            </w:r>
+            <w:r>
+              <w:rPr>
+                <w:rFonts w:asciiTheme="minorHAnsi" w:eastAsiaTheme="minorEastAsia" w:hAnsiTheme="minorHAnsi" w:cstheme="minorBidi" w:ascii="Arial" w:hAnsi="Arial" w:cs="Arial"/>
+                <w:noProof/>
+                <w:sz w:val="22"/>
+                <w:szCs w:val="22"/>
+              </w:rPr>
+              <w:tab/>
+            </w:r>
+            <w:r>
+              <w:rPr>
+                <w:rFonts w:ascii="Arial" w:hAnsi="Arial" w:cs="Arial"/>
+                <w:rStyle w:val="Hyperlink"/>
+                <w:noProof/>
+              </w:rPr>
+              <w:t>Tecnologias Empregadas no Front-end</w:t>
+            </w:r>
+            <w:r>
+              <w:rPr>
+                <w:rFonts w:ascii="Arial" w:hAnsi="Arial" w:cs="Arial"/>
+                <w:noProof/>
+                <w:webHidden/>
+              </w:rPr>
+              <w:tab/>
+            </w:r>
+            <w:r>
+              <w:rPr>
+                <w:rFonts w:ascii="Arial" w:hAnsi="Arial" w:cs="Arial"/>
+                <w:noProof/>
+                <w:webHidden/>
+              </w:rPr>
+              <w:fldChar w:fldCharType="begin"/>
+            </w:r>
+            <w:r>
+              <w:rPr>
+                <w:rFonts w:ascii="Arial" w:hAnsi="Arial" w:cs="Arial"/>
+                <w:noProof/>
+                <w:webHidden/>
+              </w:rPr>
+              <w:instrText xml:space="preserve"> PAGEREF _Toc_auto_2_4_2 \h </w:instrText>
+            </w:r>
+            <w:r>
+              <w:rPr>
+                <w:rFonts w:ascii="Arial" w:hAnsi="Arial" w:cs="Arial"/>
+                <w:noProof/>
+                <w:webHidden/>
+              </w:rPr>
+              <w:fldChar w:fldCharType="separate"/>
+            </w:r>
+            <w:r>
+              <w:rPr>
+                <w:rFonts w:ascii="Arial" w:hAnsi="Arial" w:cs="Arial"/>
+                <w:noProof/>
+                <w:webHidden/>
+              </w:rPr>
+              <w:t>19</w:t>
+            </w:r>
+            <w:r>
+              <w:rPr>
+                <w:rFonts w:ascii="Arial" w:hAnsi="Arial" w:cs="Arial"/>
+                <w:noProof/>
+                <w:webHidden/>
+              </w:rPr>
+              <w:fldChar w:fldCharType="end"/>
+            </w:r>
+          </w:hyperlink>
+        </w:p>
+        <w:p>
+          <w:pPr>
+            <w:pStyle w:val="Sumrio2"/>
+            <w:tabs>
+              <w:tab w:val="left" w:pos="880"/>
+              <w:tab w:val="right" w:leader="dot" w:pos="9062"/>
+            </w:tabs>
+            <w:rPr>
+              <w:rFonts w:asciiTheme="minorHAnsi" w:eastAsiaTheme="minorEastAsia" w:hAnsiTheme="minorHAnsi" w:cstheme="minorBidi"/>
+              <w:noProof/>
+              <w:sz w:val="22"/>
+              <w:szCs w:val="22"/>
+            </w:rPr>
+          </w:pPr>
+          <w:hyperlink w:anchor="_Toc_auto_2_4_3" w:history="1">
+            <w:r>
+              <w:rPr>
+                <w:rFonts w:ascii="Arial" w:hAnsi="Arial" w:cs="Arial"/>
+                <w:rStyle w:val="Hyperlink"/>
+                <w:noProof/>
+              </w:rPr>
+              <w:t>4.3</w:t>
+            </w:r>
+            <w:r>
+              <w:rPr>
+                <w:rFonts w:asciiTheme="minorHAnsi" w:eastAsiaTheme="minorEastAsia" w:hAnsiTheme="minorHAnsi" w:cstheme="minorBidi" w:ascii="Arial" w:hAnsi="Arial" w:cs="Arial"/>
+                <w:noProof/>
+                <w:sz w:val="22"/>
+                <w:szCs w:val="22"/>
+              </w:rPr>
+              <w:tab/>
+            </w:r>
+            <w:r>
+              <w:rPr>
+                <w:rFonts w:ascii="Arial" w:hAnsi="Arial" w:cs="Arial"/>
+                <w:rStyle w:val="Hyperlink"/>
+                <w:noProof/>
+              </w:rPr>
+              <w:t>Aplicação das Heurísticas de Usabilidade de Nielsen</w:t>
+            </w:r>
+            <w:r>
+              <w:rPr>
+                <w:rFonts w:ascii="Arial" w:hAnsi="Arial" w:cs="Arial"/>
+                <w:noProof/>
+                <w:webHidden/>
+              </w:rPr>
+              <w:tab/>
+            </w:r>
+            <w:r>
+              <w:rPr>
+                <w:rFonts w:ascii="Arial" w:hAnsi="Arial" w:cs="Arial"/>
+                <w:noProof/>
+                <w:webHidden/>
+              </w:rPr>
+              <w:fldChar w:fldCharType="begin"/>
+            </w:r>
+            <w:r>
+              <w:rPr>
+                <w:rFonts w:ascii="Arial" w:hAnsi="Arial" w:cs="Arial"/>
+                <w:noProof/>
+                <w:webHidden/>
+              </w:rPr>
+              <w:instrText xml:space="preserve"> PAGEREF _Toc_auto_2_4_3 \h </w:instrText>
+            </w:r>
+            <w:r>
+              <w:rPr>
+                <w:rFonts w:ascii="Arial" w:hAnsi="Arial" w:cs="Arial"/>
+                <w:noProof/>
+                <w:webHidden/>
+              </w:rPr>
+              <w:fldChar w:fldCharType="separate"/>
+            </w:r>
+            <w:r>
+              <w:rPr>
+                <w:rFonts w:ascii="Arial" w:hAnsi="Arial" w:cs="Arial"/>
+                <w:noProof/>
+                <w:webHidden/>
+              </w:rPr>
+              <w:t>20</w:t>
+            </w:r>
+            <w:r>
+              <w:rPr>
+                <w:rFonts w:ascii="Arial" w:hAnsi="Arial" w:cs="Arial"/>
+                <w:noProof/>
+                <w:webHidden/>
+              </w:rPr>
+              <w:fldChar w:fldCharType="end"/>
+            </w:r>
+          </w:hyperlink>
+        </w:p>
+        <w:p>
+          <w:pPr>
+            <w:pStyle w:val="Sumrio1"/>
+            <w:tabs>
+              <w:tab w:val="left" w:pos="440"/>
+              <w:tab w:val="right" w:leader="dot" w:pos="9062"/>
+            </w:tabs>
+            <w:rPr>
+              <w:rFonts w:asciiTheme="minorHAnsi" w:eastAsiaTheme="minorEastAsia" w:hAnsiTheme="minorHAnsi" w:cstheme="minorBidi"/>
+              <w:noProof/>
+              <w:sz w:val="22"/>
+              <w:szCs w:val="22"/>
+            </w:rPr>
+          </w:pPr>
+          <w:hyperlink w:anchor="_Toc_auto_1_5" w:history="1">
+            <w:r>
+              <w:rPr>
+                <w:rFonts w:ascii="Arial" w:hAnsi="Arial" w:cs="Arial"/>
+                <w:rStyle w:val="Hyperlink"/>
+                <w:noProof/>
+              </w:rPr>
+              <w:t>5</w:t>
+            </w:r>
+            <w:r>
+              <w:rPr>
+                <w:rFonts w:asciiTheme="minorHAnsi" w:eastAsiaTheme="minorEastAsia" w:hAnsiTheme="minorHAnsi" w:cstheme="minorBidi" w:ascii="Arial" w:hAnsi="Arial" w:cs="Arial"/>
+                <w:noProof/>
+                <w:sz w:val="22"/>
+                <w:szCs w:val="22"/>
+              </w:rPr>
+              <w:tab/>
+            </w:r>
+            <w:r>
+              <w:rPr>
+                <w:rFonts w:ascii="Arial" w:hAnsi="Arial" w:cs="Arial"/>
+                <w:rStyle w:val="Hyperlink"/>
+                <w:noProof/>
+              </w:rPr>
+              <w:t>IMPLEMENTAÇÃO DA INTERFACE E DETALHAMENTO DO CÓDIGO</w:t>
+            </w:r>
+            <w:r>
+              <w:rPr>
+                <w:rFonts w:ascii="Arial" w:hAnsi="Arial" w:cs="Arial"/>
+                <w:noProof/>
+                <w:webHidden/>
+              </w:rPr>
+              <w:tab/>
+            </w:r>
+            <w:r>
+              <w:rPr>
+                <w:rFonts w:ascii="Arial" w:hAnsi="Arial" w:cs="Arial"/>
+                <w:noProof/>
+                <w:webHidden/>
+              </w:rPr>
+              <w:fldChar w:fldCharType="begin"/>
+            </w:r>
+            <w:r>
+              <w:rPr>
+                <w:rFonts w:ascii="Arial" w:hAnsi="Arial" w:cs="Arial"/>
+                <w:noProof/>
+                <w:webHidden/>
+              </w:rPr>
+              <w:instrText xml:space="preserve"> PAGEREF _Toc_auto_1_5 \h </w:instrText>
+            </w:r>
+            <w:r>
+              <w:rPr>
+                <w:rFonts w:ascii="Arial" w:hAnsi="Arial" w:cs="Arial"/>
+                <w:noProof/>
+                <w:webHidden/>
+              </w:rPr>
+              <w:fldChar w:fldCharType="separate"/>
+            </w:r>
+            <w:r>
+              <w:rPr>
+                <w:rFonts w:ascii="Arial" w:hAnsi="Arial" w:cs="Arial"/>
+                <w:noProof/>
+                <w:webHidden/>
+              </w:rPr>
+              <w:t>21</w:t>
+            </w:r>
+            <w:r>
+              <w:rPr>
+                <w:rFonts w:ascii="Arial" w:hAnsi="Arial" w:cs="Arial"/>
+                <w:noProof/>
+                <w:webHidden/>
+              </w:rPr>
+              <w:fldChar w:fldCharType="end"/>
+            </w:r>
+          </w:hyperlink>
+        </w:p>
+        <w:p>
+          <w:pPr>
+            <w:pStyle w:val="Sumrio2"/>
+            <w:tabs>
+              <w:tab w:val="left" w:pos="880"/>
+              <w:tab w:val="right" w:leader="dot" w:pos="9062"/>
+            </w:tabs>
+            <w:rPr>
+              <w:rFonts w:asciiTheme="minorHAnsi" w:eastAsiaTheme="minorEastAsia" w:hAnsiTheme="minorHAnsi" w:cstheme="minorBidi"/>
+              <w:noProof/>
+              <w:sz w:val="22"/>
+              <w:szCs w:val="22"/>
+            </w:rPr>
+          </w:pPr>
+          <w:hyperlink w:anchor="_Toc_auto_2_5_1" w:history="1">
+            <w:r>
+              <w:rPr>
+                <w:rFonts w:ascii="Arial" w:hAnsi="Arial" w:cs="Arial"/>
+                <w:rStyle w:val="Hyperlink"/>
+                <w:noProof/>
+              </w:rPr>
+              <w:t>5.1</w:t>
+            </w:r>
+            <w:r>
+              <w:rPr>
+                <w:rFonts w:asciiTheme="minorHAnsi" w:eastAsiaTheme="minorEastAsia" w:hAnsiTheme="minorHAnsi" w:cstheme="minorBidi" w:ascii="Arial" w:hAnsi="Arial" w:cs="Arial"/>
+                <w:noProof/>
+                <w:sz w:val="22"/>
+                <w:szCs w:val="22"/>
+              </w:rPr>
+              <w:tab/>
+            </w:r>
+            <w:r>
+              <w:rPr>
+                <w:rFonts w:ascii="Arial" w:hAnsi="Arial" w:cs="Arial"/>
+                <w:rStyle w:val="Hyperlink"/>
+                <w:noProof/>
+              </w:rPr>
+              <w:t>Módulo de Parâmetros Globais e Dashboard (RF01 e RF02)</w:t>
+            </w:r>
+            <w:r>
+              <w:rPr>
+                <w:rFonts w:ascii="Arial" w:hAnsi="Arial" w:cs="Arial"/>
+                <w:noProof/>
+                <w:webHidden/>
+              </w:rPr>
+              <w:tab/>
+            </w:r>
+            <w:r>
+              <w:rPr>
+                <w:rFonts w:ascii="Arial" w:hAnsi="Arial" w:cs="Arial"/>
+                <w:noProof/>
+                <w:webHidden/>
+              </w:rPr>
+              <w:fldChar w:fldCharType="begin"/>
+            </w:r>
+            <w:r>
+              <w:rPr>
+                <w:rFonts w:ascii="Arial" w:hAnsi="Arial" w:cs="Arial"/>
+                <w:noProof/>
+                <w:webHidden/>
+              </w:rPr>
+              <w:instrText xml:space="preserve"> PAGEREF _Toc_auto_2_5_1 \h </w:instrText>
+            </w:r>
+            <w:r>
+              <w:rPr>
+                <w:rFonts w:ascii="Arial" w:hAnsi="Arial" w:cs="Arial"/>
+                <w:noProof/>
+                <w:webHidden/>
+              </w:rPr>
+              <w:fldChar w:fldCharType="separate"/>
+            </w:r>
+            <w:r>
+              <w:rPr>
+                <w:rFonts w:ascii="Arial" w:hAnsi="Arial" w:cs="Arial"/>
+                <w:noProof/>
+                <w:webHidden/>
+              </w:rPr>
+              <w:t>21</w:t>
+            </w:r>
+            <w:r>
+              <w:rPr>
+                <w:rFonts w:ascii="Arial" w:hAnsi="Arial" w:cs="Arial"/>
+                <w:noProof/>
+                <w:webHidden/>
+              </w:rPr>
+              <w:fldChar w:fldCharType="end"/>
+            </w:r>
+          </w:hyperlink>
+        </w:p>
+        <w:p>
+          <w:pPr>
+            <w:pStyle w:val="Sumrio2"/>
+            <w:tabs>
+              <w:tab w:val="left" w:pos="880"/>
+              <w:tab w:val="right" w:leader="dot" w:pos="9062"/>
+            </w:tabs>
+            <w:rPr>
+              <w:rFonts w:asciiTheme="minorHAnsi" w:eastAsiaTheme="minorEastAsia" w:hAnsiTheme="minorHAnsi" w:cstheme="minorBidi"/>
+              <w:noProof/>
+              <w:sz w:val="22"/>
+              <w:szCs w:val="22"/>
+            </w:rPr>
+          </w:pPr>
+          <w:hyperlink w:anchor="_Toc_auto_2_5_2" w:history="1">
+            <w:r>
+              <w:rPr>
+                <w:rFonts w:ascii="Arial" w:hAnsi="Arial" w:cs="Arial"/>
+                <w:rStyle w:val="Hyperlink"/>
+                <w:noProof/>
+              </w:rPr>
+              <w:t>5.2</w:t>
+            </w:r>
+            <w:r>
+              <w:rPr>
+                <w:rFonts w:asciiTheme="minorHAnsi" w:eastAsiaTheme="minorEastAsia" w:hAnsiTheme="minorHAnsi" w:cstheme="minorBidi" w:ascii="Arial" w:hAnsi="Arial" w:cs="Arial"/>
+                <w:noProof/>
+                <w:sz w:val="22"/>
+                <w:szCs w:val="22"/>
+              </w:rPr>
+              <w:tab/>
+            </w:r>
+            <w:r>
+              <w:rPr>
+                <w:rFonts w:ascii="Arial" w:hAnsi="Arial" w:cs="Arial"/>
+                <w:rStyle w:val="Hyperlink"/>
+                <w:noProof/>
+              </w:rPr>
+              <w:t>Módulo de Gestão da Grade de Provas (RF04, RNF02 e RNF06)</w:t>
+            </w:r>
+            <w:r>
+              <w:rPr>
+                <w:rFonts w:ascii="Arial" w:hAnsi="Arial" w:cs="Arial"/>
+                <w:noProof/>
+                <w:webHidden/>
+              </w:rPr>
+              <w:tab/>
+            </w:r>
+            <w:r>
+              <w:rPr>
+                <w:rFonts w:ascii="Arial" w:hAnsi="Arial" w:cs="Arial"/>
+                <w:noProof/>
+                <w:webHidden/>
+              </w:rPr>
+              <w:fldChar w:fldCharType="begin"/>
+            </w:r>
+            <w:r>
+              <w:rPr>
+                <w:rFonts w:ascii="Arial" w:hAnsi="Arial" w:cs="Arial"/>
+                <w:noProof/>
+                <w:webHidden/>
+              </w:rPr>
+              <w:instrText xml:space="preserve"> PAGEREF _Toc_auto_2_5_2 \h </w:instrText>
+            </w:r>
+            <w:r>
+              <w:rPr>
+                <w:rFonts w:ascii="Arial" w:hAnsi="Arial" w:cs="Arial"/>
+                <w:noProof/>
+                <w:webHidden/>
+              </w:rPr>
+              <w:fldChar w:fldCharType="separate"/>
+            </w:r>
+            <w:r>
+              <w:rPr>
+                <w:rFonts w:ascii="Arial" w:hAnsi="Arial" w:cs="Arial"/>
+                <w:noProof/>
+                <w:webHidden/>
+              </w:rPr>
+              <w:t>22</w:t>
+            </w:r>
+            <w:r>
+              <w:rPr>
+                <w:rFonts w:ascii="Arial" w:hAnsi="Arial" w:cs="Arial"/>
+                <w:noProof/>
+                <w:webHidden/>
+              </w:rPr>
+              <w:fldChar w:fldCharType="end"/>
+            </w:r>
+          </w:hyperlink>
+        </w:p>
+        <w:p>
+          <w:pPr>
+            <w:pStyle w:val="Sumrio2"/>
+            <w:tabs>
+              <w:tab w:val="left" w:pos="880"/>
+              <w:tab w:val="right" w:leader="dot" w:pos="9062"/>
+            </w:tabs>
+            <w:rPr>
+              <w:rFonts w:asciiTheme="minorHAnsi" w:eastAsiaTheme="minorEastAsia" w:hAnsiTheme="minorHAnsi" w:cstheme="minorBidi"/>
+              <w:noProof/>
+              <w:sz w:val="22"/>
+              <w:szCs w:val="22"/>
+            </w:rPr>
+          </w:pPr>
+          <w:hyperlink w:anchor="_Toc_auto_2_5_3" w:history="1">
+            <w:r>
+              <w:rPr>
+                <w:rFonts w:ascii="Arial" w:hAnsi="Arial" w:cs="Arial"/>
+                <w:rStyle w:val="Hyperlink"/>
+                <w:noProof/>
+              </w:rPr>
+              <w:t>5.3</w:t>
+            </w:r>
+            <w:r>
+              <w:rPr>
+                <w:rFonts w:asciiTheme="minorHAnsi" w:eastAsiaTheme="minorEastAsia" w:hAnsiTheme="minorHAnsi" w:cstheme="minorBidi" w:ascii="Arial" w:hAnsi="Arial" w:cs="Arial"/>
+                <w:noProof/>
+                <w:sz w:val="22"/>
+                <w:szCs w:val="22"/>
+              </w:rPr>
+              <w:tab/>
+            </w:r>
+            <w:r>
+              <w:rPr>
+                <w:rFonts w:ascii="Arial" w:hAnsi="Arial" w:cs="Arial"/>
+                <w:rStyle w:val="Hyperlink"/>
+                <w:noProof/>
+              </w:rPr>
+              <w:t>Módulo de Plantel de Remadores (RF03, RNF01 e RNF05)</w:t>
+            </w:r>
+            <w:r>
+              <w:rPr>
+                <w:rFonts w:ascii="Arial" w:hAnsi="Arial" w:cs="Arial"/>
+                <w:noProof/>
+                <w:webHidden/>
+              </w:rPr>
+              <w:tab/>
+            </w:r>
+            <w:r>
+              <w:rPr>
+                <w:rFonts w:ascii="Arial" w:hAnsi="Arial" w:cs="Arial"/>
+                <w:noProof/>
+                <w:webHidden/>
+              </w:rPr>
+              <w:fldChar w:fldCharType="begin"/>
+            </w:r>
+            <w:r>
+              <w:rPr>
+                <w:rFonts w:ascii="Arial" w:hAnsi="Arial" w:cs="Arial"/>
+                <w:noProof/>
+                <w:webHidden/>
+              </w:rPr>
+              <w:instrText xml:space="preserve"> PAGEREF _Toc_auto_2_5_3 \h </w:instrText>
+            </w:r>
+            <w:r>
+              <w:rPr>
+                <w:rFonts w:ascii="Arial" w:hAnsi="Arial" w:cs="Arial"/>
+                <w:noProof/>
+                <w:webHidden/>
+              </w:rPr>
+              <w:fldChar w:fldCharType="separate"/>
+            </w:r>
+            <w:r>
+              <w:rPr>
+                <w:rFonts w:ascii="Arial" w:hAnsi="Arial" w:cs="Arial"/>
+                <w:noProof/>
+                <w:webHidden/>
+              </w:rPr>
+              <w:t>22</w:t>
+            </w:r>
+            <w:r>
+              <w:rPr>
+                <w:rFonts w:ascii="Arial" w:hAnsi="Arial" w:cs="Arial"/>
+                <w:noProof/>
+                <w:webHidden/>
+              </w:rPr>
+              <w:fldChar w:fldCharType="end"/>
+            </w:r>
+          </w:hyperlink>
+        </w:p>
+        <w:p>
+          <w:pPr>
+            <w:pStyle w:val="Sumrio2"/>
+            <w:tabs>
+              <w:tab w:val="left" w:pos="880"/>
+              <w:tab w:val="right" w:leader="dot" w:pos="9062"/>
+            </w:tabs>
+            <w:rPr>
+              <w:rFonts w:asciiTheme="minorHAnsi" w:eastAsiaTheme="minorEastAsia" w:hAnsiTheme="minorHAnsi" w:cstheme="minorBidi"/>
+              <w:noProof/>
+              <w:sz w:val="22"/>
+              <w:szCs w:val="22"/>
+            </w:rPr>
+          </w:pPr>
+          <w:hyperlink w:anchor="_Toc_auto_2_5_4" w:history="1">
+            <w:r>
+              <w:rPr>
+                <w:rFonts w:ascii="Arial" w:hAnsi="Arial" w:cs="Arial"/>
+                <w:rStyle w:val="Hyperlink"/>
+                <w:noProof/>
+              </w:rPr>
+              <w:t>5.4</w:t>
+            </w:r>
+            <w:r>
+              <w:rPr>
+                <w:rFonts w:asciiTheme="minorHAnsi" w:eastAsiaTheme="minorEastAsia" w:hAnsiTheme="minorHAnsi" w:cstheme="minorBidi" w:ascii="Arial" w:hAnsi="Arial" w:cs="Arial"/>
+                <w:noProof/>
+                <w:sz w:val="22"/>
+                <w:szCs w:val="22"/>
+              </w:rPr>
+              <w:tab/>
+            </w:r>
+            <w:r>
+              <w:rPr>
+                <w:rFonts w:ascii="Arial" w:hAnsi="Arial" w:cs="Arial"/>
+                <w:rStyle w:val="Hyperlink"/>
+                <w:noProof/>
+              </w:rPr>
+              <w:t>Motor de Regras Manuais: Bloqueio e Fixação (RF05 e RF06)</w:t>
+            </w:r>
+            <w:r>
+              <w:rPr>
+                <w:rFonts w:ascii="Arial" w:hAnsi="Arial" w:cs="Arial"/>
+                <w:noProof/>
+                <w:webHidden/>
+              </w:rPr>
+              <w:tab/>
+            </w:r>
+            <w:r>
+              <w:rPr>
+                <w:rFonts w:ascii="Arial" w:hAnsi="Arial" w:cs="Arial"/>
+                <w:noProof/>
+                <w:webHidden/>
+              </w:rPr>
+              <w:fldChar w:fldCharType="begin"/>
+            </w:r>
+            <w:r>
+              <w:rPr>
+                <w:rFonts w:ascii="Arial" w:hAnsi="Arial" w:cs="Arial"/>
+                <w:noProof/>
+                <w:webHidden/>
+              </w:rPr>
+              <w:instrText xml:space="preserve"> PAGEREF _Toc_auto_2_5_4 \h </w:instrText>
+            </w:r>
+            <w:r>
+              <w:rPr>
+                <w:rFonts w:ascii="Arial" w:hAnsi="Arial" w:cs="Arial"/>
+                <w:noProof/>
+                <w:webHidden/>
+              </w:rPr>
+              <w:fldChar w:fldCharType="separate"/>
+            </w:r>
+            <w:r>
+              <w:rPr>
+                <w:rFonts w:ascii="Arial" w:hAnsi="Arial" w:cs="Arial"/>
+                <w:noProof/>
+                <w:webHidden/>
+              </w:rPr>
+              <w:t>23</w:t>
+            </w:r>
+            <w:r>
+              <w:rPr>
+                <w:rFonts w:ascii="Arial" w:hAnsi="Arial" w:cs="Arial"/>
+                <w:noProof/>
+                <w:webHidden/>
+              </w:rPr>
+              <w:fldChar w:fldCharType="end"/>
+            </w:r>
+          </w:hyperlink>
+        </w:p>
+        <w:p>
+          <w:pPr>
+            <w:pStyle w:val="Sumrio2"/>
+            <w:tabs>
+              <w:tab w:val="left" w:pos="880"/>
+              <w:tab w:val="right" w:leader="dot" w:pos="9062"/>
+            </w:tabs>
+            <w:rPr>
+              <w:rFonts w:asciiTheme="minorHAnsi" w:eastAsiaTheme="minorEastAsia" w:hAnsiTheme="minorHAnsi" w:cstheme="minorBidi"/>
+              <w:noProof/>
+              <w:sz w:val="22"/>
+              <w:szCs w:val="22"/>
+            </w:rPr>
+          </w:pPr>
+          <w:hyperlink w:anchor="_Toc_auto_2_5_5" w:history="1">
+            <w:r>
+              <w:rPr>
+                <w:rFonts w:ascii="Arial" w:hAnsi="Arial" w:cs="Arial"/>
+                <w:rStyle w:val="Hyperlink"/>
+                <w:noProof/>
+              </w:rPr>
+              <w:t>5.5</w:t>
+            </w:r>
+            <w:r>
+              <w:rPr>
+                <w:rFonts w:asciiTheme="minorHAnsi" w:eastAsiaTheme="minorEastAsia" w:hAnsiTheme="minorHAnsi" w:cstheme="minorBidi" w:ascii="Arial" w:hAnsi="Arial" w:cs="Arial"/>
+                <w:noProof/>
+                <w:sz w:val="22"/>
+                <w:szCs w:val="22"/>
+              </w:rPr>
+              <w:tab/>
+            </w:r>
+            <w:r>
+              <w:rPr>
+                <w:rFonts w:ascii="Arial" w:hAnsi="Arial" w:cs="Arial"/>
+                <w:rStyle w:val="Hyperlink"/>
+                <w:noProof/>
+              </w:rPr>
+              <w:t>Validação Pré-Voo e Execução da Otimização Matemática (RF07, RF08 e RNF07/08)</w:t>
+            </w:r>
+            <w:r>
+              <w:rPr>
+                <w:rFonts w:ascii="Arial" w:hAnsi="Arial" w:cs="Arial"/>
+                <w:noProof/>
+                <w:webHidden/>
+              </w:rPr>
+              <w:tab/>
+            </w:r>
+            <w:r>
+              <w:rPr>
+                <w:rFonts w:ascii="Arial" w:hAnsi="Arial" w:cs="Arial"/>
+                <w:noProof/>
+                <w:webHidden/>
+              </w:rPr>
+              <w:fldChar w:fldCharType="begin"/>
+            </w:r>
+            <w:r>
+              <w:rPr>
+                <w:rFonts w:ascii="Arial" w:hAnsi="Arial" w:cs="Arial"/>
+                <w:noProof/>
+                <w:webHidden/>
+              </w:rPr>
+              <w:instrText xml:space="preserve"> PAGEREF _Toc_auto_2_5_5 \h </w:instrText>
+            </w:r>
+            <w:r>
+              <w:rPr>
+                <w:rFonts w:ascii="Arial" w:hAnsi="Arial" w:cs="Arial"/>
+                <w:noProof/>
+                <w:webHidden/>
+              </w:rPr>
+              <w:fldChar w:fldCharType="separate"/>
+            </w:r>
+            <w:r>
+              <w:rPr>
+                <w:rFonts w:ascii="Arial" w:hAnsi="Arial" w:cs="Arial"/>
+                <w:noProof/>
+                <w:webHidden/>
+              </w:rPr>
+              <w:t>23</w:t>
+            </w:r>
+            <w:r>
+              <w:rPr>
+                <w:rFonts w:ascii="Arial" w:hAnsi="Arial" w:cs="Arial"/>
+                <w:noProof/>
+                <w:webHidden/>
+              </w:rPr>
+              <w:fldChar w:fldCharType="end"/>
+            </w:r>
+          </w:hyperlink>
+        </w:p>
+        <w:p>
+          <w:pPr>
+            <w:pStyle w:val="Sumrio2"/>
+            <w:tabs>
+              <w:tab w:val="left" w:pos="880"/>
+              <w:tab w:val="right" w:leader="dot" w:pos="9062"/>
+            </w:tabs>
+            <w:rPr>
+              <w:rFonts w:asciiTheme="minorHAnsi" w:eastAsiaTheme="minorEastAsia" w:hAnsiTheme="minorHAnsi" w:cstheme="minorBidi"/>
+              <w:noProof/>
+              <w:sz w:val="22"/>
+              <w:szCs w:val="22"/>
+            </w:rPr>
+          </w:pPr>
+          <w:hyperlink w:anchor="_Toc_auto_2_5_6" w:history="1">
+            <w:r>
+              <w:rPr>
+                <w:rFonts w:ascii="Arial" w:hAnsi="Arial" w:cs="Arial"/>
+                <w:rStyle w:val="Hyperlink"/>
+                <w:noProof/>
+              </w:rPr>
+              <w:t>5.6</w:t>
+            </w:r>
+            <w:r>
+              <w:rPr>
+                <w:rFonts w:asciiTheme="minorHAnsi" w:eastAsiaTheme="minorEastAsia" w:hAnsiTheme="minorHAnsi" w:cstheme="minorBidi" w:ascii="Arial" w:hAnsi="Arial" w:cs="Arial"/>
+                <w:noProof/>
+                <w:sz w:val="22"/>
+                <w:szCs w:val="22"/>
+              </w:rPr>
+              <w:tab/>
+            </w:r>
+            <w:r>
+              <w:rPr>
+                <w:rFonts w:ascii="Arial" w:hAnsi="Arial" w:cs="Arial"/>
+                <w:rStyle w:val="Hyperlink"/>
+                <w:noProof/>
+              </w:rPr>
+              <w:t>Central de Ajuda e Manual de Operação Integrado</w:t>
+            </w:r>
+            <w:r>
+              <w:rPr>
+                <w:rFonts w:ascii="Arial" w:hAnsi="Arial" w:cs="Arial"/>
+                <w:noProof/>
+                <w:webHidden/>
+              </w:rPr>
+              <w:tab/>
+            </w:r>
+            <w:r>
+              <w:rPr>
+                <w:rFonts w:ascii="Arial" w:hAnsi="Arial" w:cs="Arial"/>
+                <w:noProof/>
+                <w:webHidden/>
+              </w:rPr>
+              <w:fldChar w:fldCharType="begin"/>
+            </w:r>
+            <w:r>
+              <w:rPr>
+                <w:rFonts w:ascii="Arial" w:hAnsi="Arial" w:cs="Arial"/>
+                <w:noProof/>
+                <w:webHidden/>
+              </w:rPr>
+              <w:instrText xml:space="preserve"> PAGEREF _Toc_auto_2_5_6 \h </w:instrText>
+            </w:r>
+            <w:r>
+              <w:rPr>
+                <w:rFonts w:ascii="Arial" w:hAnsi="Arial" w:cs="Arial"/>
+                <w:noProof/>
+                <w:webHidden/>
+              </w:rPr>
+              <w:fldChar w:fldCharType="separate"/>
+            </w:r>
+            <w:r>
+              <w:rPr>
+                <w:rFonts w:ascii="Arial" w:hAnsi="Arial" w:cs="Arial"/>
+                <w:noProof/>
+                <w:webHidden/>
+              </w:rPr>
+              <w:t>24</w:t>
+            </w:r>
+            <w:r>
+              <w:rPr>
+                <w:rFonts w:ascii="Arial" w:hAnsi="Arial" w:cs="Arial"/>
+                <w:noProof/>
+                <w:webHidden/>
+              </w:rPr>
+              <w:fldChar w:fldCharType="end"/>
+            </w:r>
+          </w:hyperlink>
+        </w:p>
+        <w:p>
+          <w:pPr>
+            <w:pStyle w:val="Sumrio1"/>
+            <w:tabs>
+              <w:tab w:val="left" w:pos="440"/>
+              <w:tab w:val="right" w:leader="dot" w:pos="9062"/>
+            </w:tabs>
+            <w:rPr>
+              <w:rFonts w:asciiTheme="minorHAnsi" w:eastAsiaTheme="minorEastAsia" w:hAnsiTheme="minorHAnsi" w:cstheme="minorBidi"/>
+              <w:noProof/>
+              <w:sz w:val="22"/>
+              <w:szCs w:val="22"/>
+            </w:rPr>
+          </w:pPr>
+          <w:hyperlink w:anchor="_Toc_auto_1_6" w:history="1">
+            <w:r>
+              <w:rPr>
+                <w:rFonts w:ascii="Arial" w:hAnsi="Arial" w:cs="Arial"/>
+                <w:rStyle w:val="Hyperlink"/>
+                <w:noProof/>
+              </w:rPr>
+              <w:t>6</w:t>
+            </w:r>
+            <w:r>
+              <w:rPr>
+                <w:rFonts w:asciiTheme="minorHAnsi" w:eastAsiaTheme="minorEastAsia" w:hAnsiTheme="minorHAnsi" w:cstheme="minorBidi" w:ascii="Arial" w:hAnsi="Arial" w:cs="Arial"/>
+                <w:noProof/>
+                <w:sz w:val="22"/>
+                <w:szCs w:val="22"/>
+              </w:rPr>
+              <w:tab/>
+            </w:r>
+            <w:r>
+              <w:rPr>
+                <w:rFonts w:ascii="Arial" w:hAnsi="Arial" w:cs="Arial"/>
+                <w:rStyle w:val="Hyperlink"/>
+                <w:noProof/>
+              </w:rPr>
+              <w:t>TESTES E VALIDAÇÃO DOS RESULTADOS</w:t>
+            </w:r>
+            <w:r>
+              <w:rPr>
+                <w:rFonts w:ascii="Arial" w:hAnsi="Arial" w:cs="Arial"/>
+                <w:noProof/>
+                <w:webHidden/>
+              </w:rPr>
+              <w:tab/>
+            </w:r>
+            <w:r>
+              <w:rPr>
+                <w:rFonts w:ascii="Arial" w:hAnsi="Arial" w:cs="Arial"/>
+                <w:noProof/>
+                <w:webHidden/>
+              </w:rPr>
+              <w:fldChar w:fldCharType="begin"/>
+            </w:r>
+            <w:r>
+              <w:rPr>
+                <w:rFonts w:ascii="Arial" w:hAnsi="Arial" w:cs="Arial"/>
+                <w:noProof/>
+                <w:webHidden/>
+              </w:rPr>
+              <w:instrText xml:space="preserve"> PAGEREF _Toc_auto_1_6 \h </w:instrText>
+            </w:r>
+            <w:r>
+              <w:rPr>
+                <w:rFonts w:ascii="Arial" w:hAnsi="Arial" w:cs="Arial"/>
+                <w:noProof/>
+                <w:webHidden/>
+              </w:rPr>
+              <w:fldChar w:fldCharType="separate"/>
+            </w:r>
+            <w:r>
+              <w:rPr>
+                <w:rFonts w:ascii="Arial" w:hAnsi="Arial" w:cs="Arial"/>
+                <w:noProof/>
+                <w:webHidden/>
+              </w:rPr>
+              <w:t>25</w:t>
+            </w:r>
+            <w:r>
+              <w:rPr>
+                <w:rFonts w:ascii="Arial" w:hAnsi="Arial" w:cs="Arial"/>
+                <w:noProof/>
+                <w:webHidden/>
+              </w:rPr>
+              <w:fldChar w:fldCharType="end"/>
+            </w:r>
+          </w:hyperlink>
+        </w:p>
+        <w:p>
+          <w:pPr>
+            <w:pStyle w:val="Sumrio2"/>
+            <w:tabs>
+              <w:tab w:val="left" w:pos="880"/>
+              <w:tab w:val="right" w:leader="dot" w:pos="9062"/>
+            </w:tabs>
+            <w:rPr>
+              <w:rFonts w:asciiTheme="minorHAnsi" w:eastAsiaTheme="minorEastAsia" w:hAnsiTheme="minorHAnsi" w:cstheme="minorBidi"/>
+              <w:noProof/>
+              <w:sz w:val="22"/>
+              <w:szCs w:val="22"/>
+            </w:rPr>
+          </w:pPr>
+          <w:hyperlink w:anchor="_Toc_auto_2_6_1" w:history="1">
+            <w:r>
+              <w:rPr>
+                <w:rFonts w:ascii="Arial" w:hAnsi="Arial" w:cs="Arial"/>
+                <w:rStyle w:val="Hyperlink"/>
+                <w:noProof/>
+              </w:rPr>
+              <w:t>6.1</w:t>
+            </w:r>
+            <w:r>
+              <w:rPr>
+                <w:rFonts w:asciiTheme="minorHAnsi" w:eastAsiaTheme="minorEastAsia" w:hAnsiTheme="minorHAnsi" w:cstheme="minorBidi" w:ascii="Arial" w:hAnsi="Arial" w:cs="Arial"/>
+                <w:noProof/>
+                <w:sz w:val="22"/>
+                <w:szCs w:val="22"/>
+              </w:rPr>
+              <w:tab/>
+            </w:r>
+            <w:r>
+              <w:rPr>
+                <w:rFonts w:ascii="Arial" w:hAnsi="Arial" w:cs="Arial"/>
+                <w:rStyle w:val="Hyperlink"/>
+                <w:noProof/>
+              </w:rPr>
+              <w:t>Descrição da Massa de Testes e Cenário Experimental</w:t>
+            </w:r>
+            <w:r>
+              <w:rPr>
+                <w:rFonts w:ascii="Arial" w:hAnsi="Arial" w:cs="Arial"/>
+                <w:noProof/>
+                <w:webHidden/>
+              </w:rPr>
+              <w:tab/>
+            </w:r>
+            <w:r>
+              <w:rPr>
+                <w:rFonts w:ascii="Arial" w:hAnsi="Arial" w:cs="Arial"/>
+                <w:noProof/>
+                <w:webHidden/>
+              </w:rPr>
+              <w:fldChar w:fldCharType="begin"/>
+            </w:r>
+            <w:r>
+              <w:rPr>
+                <w:rFonts w:ascii="Arial" w:hAnsi="Arial" w:cs="Arial"/>
+                <w:noProof/>
+                <w:webHidden/>
+              </w:rPr>
+              <w:instrText xml:space="preserve"> PAGEREF _Toc_auto_2_6_1 \h </w:instrText>
+            </w:r>
+            <w:r>
+              <w:rPr>
+                <w:rFonts w:ascii="Arial" w:hAnsi="Arial" w:cs="Arial"/>
+                <w:noProof/>
+                <w:webHidden/>
+              </w:rPr>
+              <w:fldChar w:fldCharType="separate"/>
+            </w:r>
+            <w:r>
+              <w:rPr>
+                <w:rFonts w:ascii="Arial" w:hAnsi="Arial" w:cs="Arial"/>
+                <w:noProof/>
+                <w:webHidden/>
+              </w:rPr>
+              <w:t>25</w:t>
+            </w:r>
+            <w:r>
+              <w:rPr>
+                <w:rFonts w:ascii="Arial" w:hAnsi="Arial" w:cs="Arial"/>
+                <w:noProof/>
+                <w:webHidden/>
+              </w:rPr>
+              <w:fldChar w:fldCharType="end"/>
+            </w:r>
+          </w:hyperlink>
+        </w:p>
+        <w:p>
+          <w:pPr>
+            <w:pStyle w:val="Sumrio2"/>
+            <w:tabs>
+              <w:tab w:val="left" w:pos="880"/>
+              <w:tab w:val="right" w:leader="dot" w:pos="9062"/>
+            </w:tabs>
+            <w:rPr>
+              <w:rFonts w:asciiTheme="minorHAnsi" w:eastAsiaTheme="minorEastAsia" w:hAnsiTheme="minorHAnsi" w:cstheme="minorBidi"/>
+              <w:noProof/>
+              <w:sz w:val="22"/>
+              <w:szCs w:val="22"/>
+            </w:rPr>
+          </w:pPr>
+          <w:hyperlink w:anchor="_Toc_auto_2_6_2" w:history="1">
+            <w:r>
+              <w:rPr>
+                <w:rFonts w:ascii="Arial" w:hAnsi="Arial" w:cs="Arial"/>
+                <w:rStyle w:val="Hyperlink"/>
+                <w:noProof/>
+              </w:rPr>
+              <w:t>6.2</w:t>
+            </w:r>
+            <w:r>
+              <w:rPr>
+                <w:rFonts w:asciiTheme="minorHAnsi" w:eastAsiaTheme="minorEastAsia" w:hAnsiTheme="minorHAnsi" w:cstheme="minorBidi" w:ascii="Arial" w:hAnsi="Arial" w:cs="Arial"/>
+                <w:noProof/>
+                <w:sz w:val="22"/>
+                <w:szCs w:val="22"/>
+              </w:rPr>
+              <w:tab/>
+            </w:r>
+            <w:r>
+              <w:rPr>
+                <w:rFonts w:ascii="Arial" w:hAnsi="Arial" w:cs="Arial"/>
+                <w:rStyle w:val="Hyperlink"/>
+                <w:noProof/>
+              </w:rPr>
+              <w:t>Avaliação da Otimização e Fidelidade Matemática</w:t>
+            </w:r>
+            <w:r>
+              <w:rPr>
+                <w:rFonts w:ascii="Arial" w:hAnsi="Arial" w:cs="Arial"/>
+                <w:noProof/>
+                <w:webHidden/>
+              </w:rPr>
+              <w:tab/>
+            </w:r>
+            <w:r>
+              <w:rPr>
+                <w:rFonts w:ascii="Arial" w:hAnsi="Arial" w:cs="Arial"/>
+                <w:noProof/>
+                <w:webHidden/>
+              </w:rPr>
+              <w:fldChar w:fldCharType="begin"/>
+            </w:r>
+            <w:r>
+              <w:rPr>
+                <w:rFonts w:ascii="Arial" w:hAnsi="Arial" w:cs="Arial"/>
+                <w:noProof/>
+                <w:webHidden/>
+              </w:rPr>
+              <w:instrText xml:space="preserve"> PAGEREF _Toc_auto_2_6_2 \h </w:instrText>
+            </w:r>
+            <w:r>
+              <w:rPr>
+                <w:rFonts w:ascii="Arial" w:hAnsi="Arial" w:cs="Arial"/>
+                <w:noProof/>
+                <w:webHidden/>
+              </w:rPr>
+              <w:fldChar w:fldCharType="separate"/>
+            </w:r>
+            <w:r>
+              <w:rPr>
+                <w:rFonts w:ascii="Arial" w:hAnsi="Arial" w:cs="Arial"/>
+                <w:noProof/>
+                <w:webHidden/>
+              </w:rPr>
+              <w:t>26</w:t>
+            </w:r>
+            <w:r>
+              <w:rPr>
+                <w:rFonts w:ascii="Arial" w:hAnsi="Arial" w:cs="Arial"/>
+                <w:noProof/>
+                <w:webHidden/>
+              </w:rPr>
+              <w:fldChar w:fldCharType="end"/>
+            </w:r>
+          </w:hyperlink>
+        </w:p>
+        <w:p>
+          <w:pPr>
+            <w:pStyle w:val="Sumrio2"/>
+            <w:tabs>
+              <w:tab w:val="left" w:pos="880"/>
+              <w:tab w:val="right" w:leader="dot" w:pos="9062"/>
+            </w:tabs>
+            <w:rPr>
+              <w:rFonts w:asciiTheme="minorHAnsi" w:eastAsiaTheme="minorEastAsia" w:hAnsiTheme="minorHAnsi" w:cstheme="minorBidi"/>
+              <w:noProof/>
+              <w:sz w:val="22"/>
+              <w:szCs w:val="22"/>
+            </w:rPr>
+          </w:pPr>
+          <w:hyperlink w:anchor="_Toc_auto_2_6_3" w:history="1">
+            <w:r>
+              <w:rPr>
+                <w:rFonts w:ascii="Arial" w:hAnsi="Arial" w:cs="Arial"/>
+                <w:rStyle w:val="Hyperlink"/>
+                <w:noProof/>
+              </w:rPr>
+              <w:t>6.3</w:t>
+            </w:r>
+            <w:r>
+              <w:rPr>
+                <w:rFonts w:asciiTheme="minorHAnsi" w:eastAsiaTheme="minorEastAsia" w:hAnsiTheme="minorHAnsi" w:cstheme="minorBidi" w:ascii="Arial" w:hAnsi="Arial" w:cs="Arial"/>
+                <w:noProof/>
+                <w:sz w:val="22"/>
+                <w:szCs w:val="22"/>
+              </w:rPr>
+              <w:tab/>
+            </w:r>
+            <w:r>
+              <w:rPr>
+                <w:rFonts w:ascii="Arial" w:hAnsi="Arial" w:cs="Arial"/>
+                <w:rStyle w:val="Hyperlink"/>
+                <w:noProof/>
+              </w:rPr>
+              <w:t>Comparativo entre a Alocação Manual e a Solução Otimizada</w:t>
+            </w:r>
+            <w:r>
+              <w:rPr>
+                <w:rFonts w:ascii="Arial" w:hAnsi="Arial" w:cs="Arial"/>
+                <w:noProof/>
+                <w:webHidden/>
+              </w:rPr>
+              <w:tab/>
+            </w:r>
+            <w:r>
+              <w:rPr>
+                <w:rFonts w:ascii="Arial" w:hAnsi="Arial" w:cs="Arial"/>
+                <w:noProof/>
+                <w:webHidden/>
+              </w:rPr>
+              <w:fldChar w:fldCharType="begin"/>
+            </w:r>
+            <w:r>
+              <w:rPr>
+                <w:rFonts w:ascii="Arial" w:hAnsi="Arial" w:cs="Arial"/>
+                <w:noProof/>
+                <w:webHidden/>
+              </w:rPr>
+              <w:instrText xml:space="preserve"> PAGEREF _Toc_auto_2_6_3 \h </w:instrText>
+            </w:r>
+            <w:r>
+              <w:rPr>
+                <w:rFonts w:ascii="Arial" w:hAnsi="Arial" w:cs="Arial"/>
+                <w:noProof/>
+                <w:webHidden/>
+              </w:rPr>
+              <w:fldChar w:fldCharType="separate"/>
+            </w:r>
+            <w:r>
+              <w:rPr>
+                <w:rFonts w:ascii="Arial" w:hAnsi="Arial" w:cs="Arial"/>
+                <w:noProof/>
+                <w:webHidden/>
+              </w:rPr>
+              <w:t>27</w:t>
+            </w:r>
+            <w:r>
+              <w:rPr>
+                <w:rFonts w:ascii="Arial" w:hAnsi="Arial" w:cs="Arial"/>
+                <w:noProof/>
+                <w:webHidden/>
+              </w:rPr>
+              <w:fldChar w:fldCharType="end"/>
+            </w:r>
+          </w:hyperlink>
+        </w:p>
+        <w:p>
+          <w:pPr>
+            <w:pStyle w:val="Sumrio2"/>
+            <w:tabs>
+              <w:tab w:val="left" w:pos="880"/>
+              <w:tab w:val="right" w:leader="dot" w:pos="9062"/>
+            </w:tabs>
+            <w:rPr>
+              <w:rFonts w:asciiTheme="minorHAnsi" w:eastAsiaTheme="minorEastAsia" w:hAnsiTheme="minorHAnsi" w:cstheme="minorBidi"/>
+              <w:noProof/>
+              <w:sz w:val="22"/>
+              <w:szCs w:val="22"/>
+            </w:rPr>
+          </w:pPr>
+          <w:hyperlink w:anchor="_Toc_auto_2_6_4" w:history="1">
+            <w:r>
+              <w:rPr>
+                <w:rFonts w:ascii="Arial" w:hAnsi="Arial" w:cs="Arial"/>
+                <w:rStyle w:val="Hyperlink"/>
+                <w:noProof/>
+              </w:rPr>
+              <w:t>6.4</w:t>
+            </w:r>
+            <w:r>
+              <w:rPr>
+                <w:rFonts w:asciiTheme="minorHAnsi" w:eastAsiaTheme="minorEastAsia" w:hAnsiTheme="minorHAnsi" w:cstheme="minorBidi" w:ascii="Arial" w:hAnsi="Arial" w:cs="Arial"/>
+                <w:noProof/>
+                <w:sz w:val="22"/>
+                <w:szCs w:val="22"/>
+              </w:rPr>
+              <w:tab/>
+            </w:r>
+            <w:r>
+              <w:rPr>
+                <w:rFonts w:ascii="Arial" w:hAnsi="Arial" w:cs="Arial"/>
+                <w:rStyle w:val="Hyperlink"/>
+                <w:noProof/>
+              </w:rPr>
+              <w:t>Avaliação de Usabilidade, Ergonomia e Responsividade Móvel</w:t>
+            </w:r>
+            <w:r>
+              <w:rPr>
+                <w:rFonts w:ascii="Arial" w:hAnsi="Arial" w:cs="Arial"/>
+                <w:noProof/>
+                <w:webHidden/>
+              </w:rPr>
+              <w:tab/>
+            </w:r>
+            <w:r>
+              <w:rPr>
+                <w:rFonts w:ascii="Arial" w:hAnsi="Arial" w:cs="Arial"/>
+                <w:noProof/>
+                <w:webHidden/>
+              </w:rPr>
+              <w:fldChar w:fldCharType="begin"/>
+            </w:r>
+            <w:r>
+              <w:rPr>
+                <w:rFonts w:ascii="Arial" w:hAnsi="Arial" w:cs="Arial"/>
+                <w:noProof/>
+                <w:webHidden/>
+              </w:rPr>
+              <w:instrText xml:space="preserve"> PAGEREF _Toc_auto_2_6_4 \h </w:instrText>
+            </w:r>
+            <w:r>
+              <w:rPr>
+                <w:rFonts w:ascii="Arial" w:hAnsi="Arial" w:cs="Arial"/>
+                <w:noProof/>
+                <w:webHidden/>
+              </w:rPr>
+              <w:fldChar w:fldCharType="separate"/>
+            </w:r>
+            <w:r>
+              <w:rPr>
+                <w:rFonts w:ascii="Arial" w:hAnsi="Arial" w:cs="Arial"/>
+                <w:noProof/>
+                <w:webHidden/>
+              </w:rPr>
+              <w:t>28</w:t>
+            </w:r>
+            <w:r>
+              <w:rPr>
+                <w:rFonts w:ascii="Arial" w:hAnsi="Arial" w:cs="Arial"/>
+                <w:noProof/>
+                <w:webHidden/>
+              </w:rPr>
+              <w:fldChar w:fldCharType="end"/>
+            </w:r>
+          </w:hyperlink>
+        </w:p>
+        <w:p>
+          <w:pPr>
+            <w:pStyle w:val="Sumrio1"/>
+            <w:tabs>
+              <w:tab w:val="left" w:pos="440"/>
+              <w:tab w:val="right" w:leader="dot" w:pos="9062"/>
+            </w:tabs>
+            <w:rPr>
+              <w:rFonts w:asciiTheme="minorHAnsi" w:eastAsiaTheme="minorEastAsia" w:hAnsiTheme="minorHAnsi" w:cstheme="minorBidi"/>
+              <w:noProof/>
+              <w:sz w:val="22"/>
+              <w:szCs w:val="22"/>
+            </w:rPr>
+          </w:pPr>
+          <w:hyperlink w:anchor="_Toc_auto_1_7" w:history="1">
+            <w:r>
+              <w:rPr>
+                <w:rFonts w:ascii="Arial" w:hAnsi="Arial" w:cs="Arial"/>
+                <w:rStyle w:val="Hyperlink"/>
+                <w:noProof/>
+              </w:rPr>
+              <w:t>7</w:t>
+            </w:r>
+            <w:r>
+              <w:rPr>
+                <w:rFonts w:asciiTheme="minorHAnsi" w:eastAsiaTheme="minorEastAsia" w:hAnsiTheme="minorHAnsi" w:cstheme="minorBidi" w:ascii="Arial" w:hAnsi="Arial" w:cs="Arial"/>
+                <w:noProof/>
+                <w:sz w:val="22"/>
+                <w:szCs w:val="22"/>
+              </w:rPr>
+              <w:tab/>
+            </w:r>
+            <w:r>
+              <w:rPr>
+                <w:rFonts w:ascii="Arial" w:hAnsi="Arial" w:cs="Arial"/>
+                <w:rStyle w:val="Hyperlink"/>
+                <w:noProof/>
+              </w:rPr>
+              <w:t>CONCLUSÃO E TRABALHOS FUTUROS</w:t>
+            </w:r>
+            <w:r>
+              <w:rPr>
+                <w:rFonts w:ascii="Arial" w:hAnsi="Arial" w:cs="Arial"/>
+                <w:noProof/>
+                <w:webHidden/>
+              </w:rPr>
+              <w:tab/>
+            </w:r>
+            <w:r>
+              <w:rPr>
+                <w:rFonts w:ascii="Arial" w:hAnsi="Arial" w:cs="Arial"/>
+                <w:noProof/>
+                <w:webHidden/>
+              </w:rPr>
+              <w:fldChar w:fldCharType="begin"/>
+            </w:r>
+            <w:r>
+              <w:rPr>
+                <w:rFonts w:ascii="Arial" w:hAnsi="Arial" w:cs="Arial"/>
+                <w:noProof/>
+                <w:webHidden/>
+              </w:rPr>
+              <w:instrText xml:space="preserve"> PAGEREF _Toc_auto_1_7 \h </w:instrText>
+            </w:r>
+            <w:r>
+              <w:rPr>
+                <w:rFonts w:ascii="Arial" w:hAnsi="Arial" w:cs="Arial"/>
+                <w:noProof/>
+                <w:webHidden/>
+              </w:rPr>
+              <w:fldChar w:fldCharType="separate"/>
+            </w:r>
+            <w:r>
+              <w:rPr>
+                <w:rFonts w:ascii="Arial" w:hAnsi="Arial" w:cs="Arial"/>
+                <w:noProof/>
+                <w:webHidden/>
+              </w:rPr>
+              <w:t>29</w:t>
+            </w:r>
+            <w:r>
+              <w:rPr>
+                <w:rFonts w:ascii="Arial" w:hAnsi="Arial" w:cs="Arial"/>
+                <w:noProof/>
+                <w:webHidden/>
+              </w:rPr>
+              <w:fldChar w:fldCharType="end"/>
+            </w:r>
+          </w:hyperlink>
+        </w:p>
         <w:p>
           <w:pPr>
             <w:keepNext w:val="0"/>
@@ -2820,25 +4899,7 @@
         <w:rPr/>
       </w:pPr>
       <w:r>
-        <w:rPr>
-          <w:rtl w:val="0"/>
-        </w:rPr>
-        <w:t xml:space="preserve">UX – </w:t>
-      </w:r>
-      <w:r>
-        <w:rPr>
-          <w:rFonts w:ascii="Arial" w:cs="Arial" w:eastAsia="Arial" w:hAnsi="Arial"/>
-          <w:i w:val="1"/>
-          <w:iCs w:val="1"/>
-          <w:rtl w:val="0"/>
-        </w:rPr>
-        <w:t xml:space="preserve">User Experience</w:t>
-      </w:r>
-      <w:r>
-        <w:rPr>
-          <w:rtl w:val="0"/>
-        </w:rPr>
-        <w:t xml:space="preserve"> (Experiência do Utilizador)</w:t>
+        <w:t>UX – User Experience (Experiência do Usuário)</w:t>
       </w:r>
     </w:p>
     <w:p>
@@ -8055,6 +10116,483 @@
     </w:p>
     <w:p>
       <w:pPr>
+        <w:spacing w:line="276" w:lineRule="auto" w:before="200" w:after="80"/>
+        <w:ind w:firstLine="0"/>
+        <w:jc w:val="center"/>
+      </w:pPr>
+      <w:r>
+        <w:rPr>
+          <w:rFonts w:ascii="Arial" w:hAnsi="Arial"/>
+          <w:b/>
+          <w:color w:val="000000"/>
+          <w:sz w:val="21"/>
+        </w:rPr>
+        <w:t>Quadro 1 – Rotina de Ingestão e Mapeamento de Arquivos CSV de Atletas (handleImportAtletasCSV)</w:t>
+      </w:r>
+    </w:p>
+    <w:tbl>
+      <w:tblPr>
+        <w:tblW w:type="auto" w:w="0"/>
+        <w:jc w:val="center"/>
+        <w:tblLook w:firstColumn="1" w:firstRow="1" w:lastColumn="0" w:lastRow="0" w:noHBand="0" w:noVBand="1" w:val="04A0"/>
+      </w:tblPr>
+      <w:tblGrid>
+        <w:gridCol w:w="9072"/>
+      </w:tblGrid>
+      <w:tr>
+        <w:tc>
+          <w:tcPr>
+            <w:tcW w:type="dxa" w:w="9360"/>
+            <w:shd w:fill="0F172A"/>
+            <w:tcMar>
+              <w:top w:w="140" w:type="dxa"/>
+              <w:bottom w:w="140" w:type="dxa"/>
+              <w:left w:w="200" w:type="dxa"/>
+              <w:right w:w="200" w:type="dxa"/>
+            </w:tcMar>
+          </w:tcPr>
+          <w:p>
+            <w:pPr>
+              <w:spacing w:line="252" w:lineRule="auto" w:before="0" w:after="40"/>
+              <w:ind w:firstLine="0"/>
+              <w:jc w:val="left"/>
+            </w:pPr>
+            <w:r/>
+            <w:r>
+              <w:rPr>
+                <w:rFonts w:ascii="Consolas" w:hAnsi="Consolas"/>
+                <w:color w:val="E2E8F0"/>
+                <w:sz w:val="19"/>
+              </w:rPr>
+              <w:t>// Leitura assíncrona, sanitização e mapeamento do plantel via CSV</w:t>
+            </w:r>
+          </w:p>
+          <w:p>
+            <w:pPr>
+              <w:spacing w:line="252" w:lineRule="auto" w:before="0" w:after="40"/>
+              <w:ind w:firstLine="0"/>
+              <w:jc w:val="left"/>
+            </w:pPr>
+            <w:r>
+              <w:rPr>
+                <w:rFonts w:ascii="Consolas" w:hAnsi="Consolas"/>
+                <w:color w:val="E2E8F0"/>
+                <w:sz w:val="19"/>
+              </w:rPr>
+              <w:t>const handleImportAtletasCSV = (e) =&gt; {</w:t>
+            </w:r>
+          </w:p>
+          <w:p>
+            <w:pPr>
+              <w:spacing w:line="252" w:lineRule="auto" w:before="0" w:after="40"/>
+              <w:ind w:firstLine="0"/>
+              <w:jc w:val="left"/>
+            </w:pPr>
+            <w:r>
+              <w:rPr>
+                <w:rFonts w:ascii="Consolas" w:hAnsi="Consolas"/>
+                <w:color w:val="E2E8F0"/>
+                <w:sz w:val="19"/>
+              </w:rPr>
+              <w:t xml:space="preserve">  const file = e.target.files[0];</w:t>
+            </w:r>
+          </w:p>
+          <w:p>
+            <w:pPr>
+              <w:spacing w:line="252" w:lineRule="auto" w:before="0" w:after="40"/>
+              <w:ind w:firstLine="0"/>
+              <w:jc w:val="left"/>
+            </w:pPr>
+            <w:r>
+              <w:rPr>
+                <w:rFonts w:ascii="Consolas" w:hAnsi="Consolas"/>
+                <w:color w:val="E2E8F0"/>
+                <w:sz w:val="19"/>
+              </w:rPr>
+              <w:t xml:space="preserve">  if (!file) return;</w:t>
+            </w:r>
+          </w:p>
+          <w:p>
+            <w:pPr>
+              <w:spacing w:line="252" w:lineRule="auto" w:before="0" w:after="40"/>
+              <w:ind w:firstLine="0"/>
+              <w:jc w:val="left"/>
+            </w:pPr>
+            <w:r>
+              <w:rPr>
+                <w:rFonts w:ascii="Consolas" w:hAnsi="Consolas"/>
+                <w:color w:val="E2E8F0"/>
+                <w:sz w:val="19"/>
+              </w:rPr>
+              <w:t xml:space="preserve">  const reader = new FileReader();</w:t>
+            </w:r>
+          </w:p>
+          <w:p>
+            <w:pPr>
+              <w:spacing w:line="252" w:lineRule="auto" w:before="0" w:after="40"/>
+              <w:ind w:firstLine="0"/>
+              <w:jc w:val="left"/>
+            </w:pPr>
+            <w:r>
+              <w:rPr>
+                <w:rFonts w:ascii="Consolas" w:hAnsi="Consolas"/>
+                <w:color w:val="E2E8F0"/>
+                <w:sz w:val="19"/>
+              </w:rPr>
+              <w:t xml:space="preserve">  reader.onload = (evt) =&gt; {</w:t>
+            </w:r>
+          </w:p>
+          <w:p>
+            <w:pPr>
+              <w:spacing w:line="252" w:lineRule="auto" w:before="0" w:after="40"/>
+              <w:ind w:firstLine="0"/>
+              <w:jc w:val="left"/>
+            </w:pPr>
+            <w:r>
+              <w:rPr>
+                <w:rFonts w:ascii="Consolas" w:hAnsi="Consolas"/>
+                <w:color w:val="E2E8F0"/>
+                <w:sz w:val="19"/>
+              </w:rPr>
+              <w:t xml:space="preserve">    const text = evt.target.result;</w:t>
+            </w:r>
+          </w:p>
+          <w:p>
+            <w:pPr>
+              <w:spacing w:line="252" w:lineRule="auto" w:before="0" w:after="40"/>
+              <w:ind w:firstLine="0"/>
+              <w:jc w:val="left"/>
+            </w:pPr>
+            <w:r>
+              <w:rPr>
+                <w:rFonts w:ascii="Consolas" w:hAnsi="Consolas"/>
+                <w:color w:val="E2E8F0"/>
+                <w:sz w:val="19"/>
+              </w:rPr>
+              <w:t xml:space="preserve">    const lines = text.split(/\r?\n/).map(l =&gt; l.trim()).filter(l =&gt; l.length &gt; 0);</w:t>
+            </w:r>
+          </w:p>
+          <w:p>
+            <w:pPr>
+              <w:spacing w:line="252" w:lineRule="auto" w:before="0" w:after="40"/>
+              <w:ind w:firstLine="0"/>
+              <w:jc w:val="left"/>
+            </w:pPr>
+            <w:r>
+              <w:rPr>
+                <w:rFonts w:ascii="Consolas" w:hAnsi="Consolas"/>
+                <w:color w:val="E2E8F0"/>
+                <w:sz w:val="19"/>
+              </w:rPr>
+              <w:t xml:space="preserve">    if (lines.length &lt; 2) return;</w:t>
+            </w:r>
+          </w:p>
+          <w:p>
+            <w:pPr>
+              <w:spacing w:line="252" w:lineRule="auto" w:before="0" w:after="40"/>
+              <w:ind w:firstLine="0"/>
+              <w:jc w:val="left"/>
+            </w:pPr>
+            <w:r>
+              <w:rPr>
+                <w:rFonts w:ascii="Consolas" w:hAnsi="Consolas"/>
+                <w:color w:val="E2E8F0"/>
+                <w:sz w:val="19"/>
+              </w:rPr>
+              <w:t xml:space="preserve">    const newAtletas = [];</w:t>
+            </w:r>
+          </w:p>
+          <w:p>
+            <w:pPr>
+              <w:spacing w:line="252" w:lineRule="auto" w:before="0" w:after="40"/>
+              <w:ind w:firstLine="0"/>
+              <w:jc w:val="left"/>
+            </w:pPr>
+            <w:r>
+              <w:rPr>
+                <w:rFonts w:ascii="Consolas" w:hAnsi="Consolas"/>
+                <w:color w:val="E2E8F0"/>
+                <w:sz w:val="19"/>
+              </w:rPr>
+              <w:t xml:space="preserve">    for (let i = 1; i &lt; lines.length; i++) {</w:t>
+            </w:r>
+          </w:p>
+          <w:p>
+            <w:pPr>
+              <w:spacing w:line="252" w:lineRule="auto" w:before="0" w:after="40"/>
+              <w:ind w:firstLine="0"/>
+              <w:jc w:val="left"/>
+            </w:pPr>
+            <w:r>
+              <w:rPr>
+                <w:rFonts w:ascii="Consolas" w:hAnsi="Consolas"/>
+                <w:color w:val="E2E8F0"/>
+                <w:sz w:val="19"/>
+              </w:rPr>
+              <w:t xml:space="preserve">      const parts = lines[i].split(/[;,]/).map(p =&gt; p.trim());</w:t>
+            </w:r>
+          </w:p>
+          <w:p>
+            <w:pPr>
+              <w:spacing w:line="252" w:lineRule="auto" w:before="0" w:after="40"/>
+              <w:ind w:firstLine="0"/>
+              <w:jc w:val="left"/>
+            </w:pPr>
+            <w:r>
+              <w:rPr>
+                <w:rFonts w:ascii="Consolas" w:hAnsi="Consolas"/>
+                <w:color w:val="E2E8F0"/>
+                <w:sz w:val="19"/>
+              </w:rPr>
+              <w:t xml:space="preserve">      if (parts.length &gt;= 6) {</w:t>
+            </w:r>
+          </w:p>
+          <w:p>
+            <w:pPr>
+              <w:spacing w:line="252" w:lineRule="auto" w:before="0" w:after="40"/>
+              <w:ind w:firstLine="0"/>
+              <w:jc w:val="left"/>
+            </w:pPr>
+            <w:r>
+              <w:rPr>
+                <w:rFonts w:ascii="Consolas" w:hAnsi="Consolas"/>
+                <w:color w:val="E2E8F0"/>
+                <w:sz w:val="19"/>
+              </w:rPr>
+              <w:t xml:space="preserve">        newAtletas.push({</w:t>
+            </w:r>
+          </w:p>
+          <w:p>
+            <w:pPr>
+              <w:spacing w:line="252" w:lineRule="auto" w:before="0" w:after="40"/>
+              <w:ind w:firstLine="0"/>
+              <w:jc w:val="left"/>
+            </w:pPr>
+            <w:r>
+              <w:rPr>
+                <w:rFonts w:ascii="Consolas" w:hAnsi="Consolas"/>
+                <w:color w:val="E2E8F0"/>
+                <w:sz w:val="19"/>
+              </w:rPr>
+              <w:t xml:space="preserve">          id: i,</w:t>
+            </w:r>
+          </w:p>
+          <w:p>
+            <w:pPr>
+              <w:spacing w:line="252" w:lineRule="auto" w:before="0" w:after="40"/>
+              <w:ind w:firstLine="0"/>
+              <w:jc w:val="left"/>
+            </w:pPr>
+            <w:r>
+              <w:rPr>
+                <w:rFonts w:ascii="Consolas" w:hAnsi="Consolas"/>
+                <w:color w:val="E2E8F0"/>
+                <w:sz w:val="19"/>
+              </w:rPr>
+              <w:t xml:space="preserve">          name: parts[0] || `Atleta ${i}`,</w:t>
+            </w:r>
+          </w:p>
+          <w:p>
+            <w:pPr>
+              <w:spacing w:line="252" w:lineRule="auto" w:before="0" w:after="40"/>
+              <w:ind w:firstLine="0"/>
+              <w:jc w:val="left"/>
+            </w:pPr>
+            <w:r>
+              <w:rPr>
+                <w:rFonts w:ascii="Consolas" w:hAnsi="Consolas"/>
+                <w:color w:val="E2E8F0"/>
+                <w:sz w:val="19"/>
+              </w:rPr>
+              <w:t xml:space="preserve">          min: parseInt(parts[1]) || 0,</w:t>
+            </w:r>
+          </w:p>
+          <w:p>
+            <w:pPr>
+              <w:spacing w:line="252" w:lineRule="auto" w:before="0" w:after="40"/>
+              <w:ind w:firstLine="0"/>
+              <w:jc w:val="left"/>
+            </w:pPr>
+            <w:r>
+              <w:rPr>
+                <w:rFonts w:ascii="Consolas" w:hAnsi="Consolas"/>
+                <w:color w:val="E2E8F0"/>
+                <w:sz w:val="19"/>
+              </w:rPr>
+              <w:t xml:space="preserve">          max: parseInt(parts[2]) || 3,</w:t>
+            </w:r>
+          </w:p>
+          <w:p>
+            <w:pPr>
+              <w:spacing w:line="252" w:lineRule="auto" w:before="0" w:after="40"/>
+              <w:ind w:firstLine="0"/>
+              <w:jc w:val="left"/>
+            </w:pPr>
+            <w:r>
+              <w:rPr>
+                <w:rFonts w:ascii="Consolas" w:hAnsi="Consolas"/>
+                <w:color w:val="E2E8F0"/>
+                <w:sz w:val="19"/>
+              </w:rPr>
+              <w:t xml:space="preserve">          sex: parts[3] || 'M',</w:t>
+            </w:r>
+          </w:p>
+          <w:p>
+            <w:pPr>
+              <w:spacing w:line="252" w:lineRule="auto" w:before="0" w:after="40"/>
+              <w:ind w:firstLine="0"/>
+              <w:jc w:val="left"/>
+            </w:pPr>
+            <w:r>
+              <w:rPr>
+                <w:rFonts w:ascii="Consolas" w:hAnsi="Consolas"/>
+                <w:color w:val="E2E8F0"/>
+                <w:sz w:val="19"/>
+              </w:rPr>
+              <w:t xml:space="preserve">          age: parseInt(parts[4]) || 30,</w:t>
+            </w:r>
+          </w:p>
+          <w:p>
+            <w:pPr>
+              <w:spacing w:line="252" w:lineRule="auto" w:before="0" w:after="40"/>
+              <w:ind w:firstLine="0"/>
+              <w:jc w:val="left"/>
+            </w:pPr>
+            <w:r>
+              <w:rPr>
+                <w:rFonts w:ascii="Consolas" w:hAnsi="Consolas"/>
+                <w:color w:val="E2E8F0"/>
+                <w:sz w:val="19"/>
+              </w:rPr>
+              <w:t xml:space="preserve">          score: parseFloat(parts[5].replace(',', '.')) || 0.5</w:t>
+            </w:r>
+          </w:p>
+          <w:p>
+            <w:pPr>
+              <w:spacing w:line="252" w:lineRule="auto" w:before="0" w:after="40"/>
+              <w:ind w:firstLine="0"/>
+              <w:jc w:val="left"/>
+            </w:pPr>
+            <w:r>
+              <w:rPr>
+                <w:rFonts w:ascii="Consolas" w:hAnsi="Consolas"/>
+                <w:color w:val="E2E8F0"/>
+                <w:sz w:val="19"/>
+              </w:rPr>
+              <w:t xml:space="preserve">        });</w:t>
+            </w:r>
+          </w:p>
+          <w:p>
+            <w:pPr>
+              <w:spacing w:line="252" w:lineRule="auto" w:before="0" w:after="40"/>
+              <w:ind w:firstLine="0"/>
+              <w:jc w:val="left"/>
+            </w:pPr>
+            <w:r>
+              <w:rPr>
+                <w:rFonts w:ascii="Consolas" w:hAnsi="Consolas"/>
+                <w:color w:val="E2E8F0"/>
+                <w:sz w:val="19"/>
+              </w:rPr>
+              <w:t xml:space="preserve">      }</w:t>
+            </w:r>
+          </w:p>
+          <w:p>
+            <w:pPr>
+              <w:spacing w:line="252" w:lineRule="auto" w:before="0" w:after="40"/>
+              <w:ind w:firstLine="0"/>
+              <w:jc w:val="left"/>
+            </w:pPr>
+            <w:r>
+              <w:rPr>
+                <w:rFonts w:ascii="Consolas" w:hAnsi="Consolas"/>
+                <w:color w:val="E2E8F0"/>
+                <w:sz w:val="19"/>
+              </w:rPr>
+              <w:t xml:space="preserve">    }</w:t>
+            </w:r>
+          </w:p>
+          <w:p>
+            <w:pPr>
+              <w:spacing w:line="252" w:lineRule="auto" w:before="0" w:after="40"/>
+              <w:ind w:firstLine="0"/>
+              <w:jc w:val="left"/>
+            </w:pPr>
+            <w:r>
+              <w:rPr>
+                <w:rFonts w:ascii="Consolas" w:hAnsi="Consolas"/>
+                <w:color w:val="E2E8F0"/>
+                <w:sz w:val="19"/>
+              </w:rPr>
+              <w:t xml:space="preserve">    if (newAtletas.length &gt; 0) setAtletas(newAtletas);</w:t>
+            </w:r>
+          </w:p>
+          <w:p>
+            <w:pPr>
+              <w:spacing w:line="252" w:lineRule="auto" w:before="0" w:after="40"/>
+              <w:ind w:firstLine="0"/>
+              <w:jc w:val="left"/>
+            </w:pPr>
+            <w:r>
+              <w:rPr>
+                <w:rFonts w:ascii="Consolas" w:hAnsi="Consolas"/>
+                <w:color w:val="E2E8F0"/>
+                <w:sz w:val="19"/>
+              </w:rPr>
+              <w:t xml:space="preserve">  };</w:t>
+            </w:r>
+          </w:p>
+          <w:p>
+            <w:pPr>
+              <w:spacing w:line="252" w:lineRule="auto" w:before="0" w:after="40"/>
+              <w:ind w:firstLine="0"/>
+              <w:jc w:val="left"/>
+            </w:pPr>
+            <w:r>
+              <w:rPr>
+                <w:rFonts w:ascii="Consolas" w:hAnsi="Consolas"/>
+                <w:color w:val="E2E8F0"/>
+                <w:sz w:val="19"/>
+              </w:rPr>
+              <w:t xml:space="preserve">  reader.readAsText(file);</w:t>
+            </w:r>
+          </w:p>
+          <w:p>
+            <w:pPr>
+              <w:spacing w:line="252" w:lineRule="auto" w:before="0" w:after="40"/>
+              <w:ind w:firstLine="0"/>
+              <w:jc w:val="left"/>
+            </w:pPr>
+            <w:r>
+              <w:rPr>
+                <w:rFonts w:ascii="Consolas" w:hAnsi="Consolas"/>
+                <w:color w:val="E2E8F0"/>
+                <w:sz w:val="19"/>
+              </w:rPr>
+              <w:t>};</w:t>
+            </w:r>
+          </w:p>
+        </w:tc>
+      </w:tr>
+    </w:tbl>
+    <w:p>
+      <w:pPr>
+        <w:spacing w:line="276" w:lineRule="auto" w:before="60" w:after="200"/>
+        <w:ind w:firstLine="0"/>
+        <w:jc w:val="center"/>
+      </w:pPr>
+      <w:r>
+        <w:rPr>
+          <w:rFonts w:ascii="Arial" w:hAnsi="Arial"/>
+          <w:i/>
+          <w:color w:val="475569"/>
+          <w:sz w:val="19"/>
+        </w:rPr>
+        <w:t>Fonte: Elaborado pelo autor a partir do código-fonte (App.jsx, linhas 353–378).</w:t>
+      </w:r>
+    </w:p>
+    <w:p>
+      <w:pPr>
         <w:pStyle w:val="Heading2"/>
         <w:numPr>
           <w:ilvl w:val="1"/>
@@ -8216,6 +10754,375 @@
     </w:p>
     <w:p>
       <w:pPr>
+        <w:spacing w:line="276" w:lineRule="auto" w:before="200" w:after="80"/>
+        <w:ind w:firstLine="0"/>
+        <w:jc w:val="center"/>
+      </w:pPr>
+      <w:r>
+        <w:rPr>
+          <w:rFonts w:ascii="Arial" w:hAnsi="Arial"/>
+          <w:b/>
+          <w:color w:val="000000"/>
+          <w:sz w:val="21"/>
+        </w:rPr>
+        <w:t>Quadro 2 – Rotina de Filtragem de Candidatos Elegíveis e Aplicação de Bloqueios (RF06)</w:t>
+      </w:r>
+    </w:p>
+    <w:tbl>
+      <w:tblPr>
+        <w:tblW w:type="auto" w:w="0"/>
+        <w:jc w:val="center"/>
+        <w:tblLook w:firstColumn="1" w:firstRow="1" w:lastColumn="0" w:lastRow="0" w:noHBand="0" w:noVBand="1" w:val="04A0"/>
+      </w:tblPr>
+      <w:tblGrid>
+        <w:gridCol w:w="9072"/>
+      </w:tblGrid>
+      <w:tr>
+        <w:tc>
+          <w:tcPr>
+            <w:tcW w:type="dxa" w:w="9360"/>
+            <w:shd w:fill="0F172A"/>
+            <w:tcMar>
+              <w:top w:w="140" w:type="dxa"/>
+              <w:bottom w:w="140" w:type="dxa"/>
+              <w:left w:w="200" w:type="dxa"/>
+              <w:right w:w="200" w:type="dxa"/>
+            </w:tcMar>
+          </w:tcPr>
+          <w:p>
+            <w:pPr>
+              <w:spacing w:line="252" w:lineRule="auto" w:before="0" w:after="40"/>
+              <w:ind w:firstLine="0"/>
+              <w:jc w:val="left"/>
+            </w:pPr>
+            <w:r/>
+            <w:r>
+              <w:rPr>
+                <w:rFonts w:ascii="Consolas" w:hAnsi="Consolas"/>
+                <w:color w:val="E2E8F0"/>
+                <w:sz w:val="19"/>
+              </w:rPr>
+              <w:t>// Filtragem de candidatos elegíveis respeitando regras manuais de bloqueio (RF06)</w:t>
+            </w:r>
+          </w:p>
+          <w:p>
+            <w:pPr>
+              <w:spacing w:line="252" w:lineRule="auto" w:before="0" w:after="40"/>
+              <w:ind w:firstLine="0"/>
+              <w:jc w:val="left"/>
+            </w:pPr>
+            <w:r>
+              <w:rPr>
+                <w:rFonts w:ascii="Consolas" w:hAnsi="Consolas"/>
+                <w:color w:val="E2E8F0"/>
+                <w:sz w:val="19"/>
+              </w:rPr>
+              <w:t>const candidates = inputAtletas.filter(atleta =&gt; {</w:t>
+            </w:r>
+          </w:p>
+          <w:p>
+            <w:pPr>
+              <w:spacing w:line="252" w:lineRule="auto" w:before="0" w:after="40"/>
+              <w:ind w:firstLine="0"/>
+              <w:jc w:val="left"/>
+            </w:pPr>
+            <w:r>
+              <w:rPr>
+                <w:rFonts w:ascii="Consolas" w:hAnsi="Consolas"/>
+                <w:color w:val="E2E8F0"/>
+                <w:sz w:val="19"/>
+              </w:rPr>
+              <w:t xml:space="preserve">  // 1. Não pode estar previamente alocado na tripulação</w:t>
+            </w:r>
+          </w:p>
+          <w:p>
+            <w:pPr>
+              <w:spacing w:line="252" w:lineRule="auto" w:before="0" w:after="40"/>
+              <w:ind w:firstLine="0"/>
+              <w:jc w:val="left"/>
+            </w:pPr>
+            <w:r>
+              <w:rPr>
+                <w:rFonts w:ascii="Consolas" w:hAnsi="Consolas"/>
+                <w:color w:val="E2E8F0"/>
+                <w:sz w:val="19"/>
+              </w:rPr>
+              <w:t xml:space="preserve">  if (crew.some(c =&gt; c.id === atleta.id)) return false;</w:t>
+            </w:r>
+          </w:p>
+          <w:p>
+            <w:pPr>
+              <w:spacing w:line="252" w:lineRule="auto" w:before="0" w:after="40"/>
+              <w:ind w:firstLine="0"/>
+              <w:jc w:val="left"/>
+            </w:pPr>
+            <w:r>
+              <w:rPr>
+                <w:rFonts w:ascii="Consolas" w:hAnsi="Consolas"/>
+                <w:color w:val="E2E8F0"/>
+                <w:sz w:val="19"/>
+              </w:rPr>
+            </w:r>
+          </w:p>
+          <w:p>
+            <w:pPr>
+              <w:spacing w:line="252" w:lineRule="auto" w:before="0" w:after="40"/>
+              <w:ind w:firstLine="0"/>
+              <w:jc w:val="left"/>
+            </w:pPr>
+            <w:r>
+              <w:rPr>
+                <w:rFonts w:ascii="Consolas" w:hAnsi="Consolas"/>
+                <w:color w:val="E2E8F0"/>
+                <w:sz w:val="19"/>
+              </w:rPr>
+              <w:t xml:space="preserve">  // 2. Limite máximo individual de participações (Equação 3.5)</w:t>
+            </w:r>
+          </w:p>
+          <w:p>
+            <w:pPr>
+              <w:spacing w:line="252" w:lineRule="auto" w:before="0" w:after="40"/>
+              <w:ind w:firstLine="0"/>
+              <w:jc w:val="left"/>
+            </w:pPr>
+            <w:r>
+              <w:rPr>
+                <w:rFonts w:ascii="Consolas" w:hAnsi="Consolas"/>
+                <w:color w:val="E2E8F0"/>
+                <w:sz w:val="19"/>
+              </w:rPr>
+              <w:t xml:space="preserve">  if (athleteCounts[atleta.id] &gt;= atleta.max) return false;</w:t>
+            </w:r>
+          </w:p>
+          <w:p>
+            <w:pPr>
+              <w:spacing w:line="252" w:lineRule="auto" w:before="0" w:after="40"/>
+              <w:ind w:firstLine="0"/>
+              <w:jc w:val="left"/>
+            </w:pPr>
+            <w:r>
+              <w:rPr>
+                <w:rFonts w:ascii="Consolas" w:hAnsi="Consolas"/>
+                <w:color w:val="E2E8F0"/>
+                <w:sz w:val="19"/>
+              </w:rPr>
+            </w:r>
+          </w:p>
+          <w:p>
+            <w:pPr>
+              <w:spacing w:line="252" w:lineRule="auto" w:before="0" w:after="40"/>
+              <w:ind w:firstLine="0"/>
+              <w:jc w:val="left"/>
+            </w:pPr>
+            <w:r>
+              <w:rPr>
+                <w:rFonts w:ascii="Consolas" w:hAnsi="Consolas"/>
+                <w:color w:val="E2E8F0"/>
+                <w:sz w:val="19"/>
+              </w:rPr>
+              <w:t xml:space="preserve">  // 3. Janela fisiológica de descanso (Equação 3.7): intervalo eta</w:t>
+            </w:r>
+          </w:p>
+          <w:p>
+            <w:pPr>
+              <w:spacing w:line="252" w:lineRule="auto" w:before="0" w:after="40"/>
+              <w:ind w:firstLine="0"/>
+              <w:jc w:val="left"/>
+            </w:pPr>
+            <w:r>
+              <w:rPr>
+                <w:rFonts w:ascii="Consolas" w:hAnsi="Consolas"/>
+                <w:color w:val="E2E8F0"/>
+                <w:sz w:val="19"/>
+              </w:rPr>
+              <w:t xml:space="preserve">  const assigned = athleteAssignedProvas[atleta.id] || [];</w:t>
+            </w:r>
+          </w:p>
+          <w:p>
+            <w:pPr>
+              <w:spacing w:line="252" w:lineRule="auto" w:before="0" w:after="40"/>
+              <w:ind w:firstLine="0"/>
+              <w:jc w:val="left"/>
+            </w:pPr>
+            <w:r>
+              <w:rPr>
+                <w:rFonts w:ascii="Consolas" w:hAnsi="Consolas"/>
+                <w:color w:val="E2E8F0"/>
+                <w:sz w:val="19"/>
+              </w:rPr>
+              <w:t xml:space="preserve">  const restConflict = assigned.some(idx =&gt; Math.abs(idx - pIndex) &lt;= inputConfig.restInterval);</w:t>
+            </w:r>
+          </w:p>
+          <w:p>
+            <w:pPr>
+              <w:spacing w:line="252" w:lineRule="auto" w:before="0" w:after="40"/>
+              <w:ind w:firstLine="0"/>
+              <w:jc w:val="left"/>
+            </w:pPr>
+            <w:r>
+              <w:rPr>
+                <w:rFonts w:ascii="Consolas" w:hAnsi="Consolas"/>
+                <w:color w:val="E2E8F0"/>
+                <w:sz w:val="19"/>
+              </w:rPr>
+              <w:t xml:space="preserve">  if (restConflict) return false;</w:t>
+            </w:r>
+          </w:p>
+          <w:p>
+            <w:pPr>
+              <w:spacing w:line="252" w:lineRule="auto" w:before="0" w:after="40"/>
+              <w:ind w:firstLine="0"/>
+              <w:jc w:val="left"/>
+            </w:pPr>
+            <w:r>
+              <w:rPr>
+                <w:rFonts w:ascii="Consolas" w:hAnsi="Consolas"/>
+                <w:color w:val="E2E8F0"/>
+                <w:sz w:val="19"/>
+              </w:rPr>
+            </w:r>
+          </w:p>
+          <w:p>
+            <w:pPr>
+              <w:spacing w:line="252" w:lineRule="auto" w:before="0" w:after="40"/>
+              <w:ind w:firstLine="0"/>
+              <w:jc w:val="left"/>
+            </w:pPr>
+            <w:r>
+              <w:rPr>
+                <w:rFonts w:ascii="Consolas" w:hAnsi="Consolas"/>
+                <w:color w:val="E2E8F0"/>
+                <w:sz w:val="19"/>
+              </w:rPr>
+              <w:t xml:space="preserve">  // 4. Aplicação rigorosa das regras de bloqueio cadastradas pelo técnico</w:t>
+            </w:r>
+          </w:p>
+          <w:p>
+            <w:pPr>
+              <w:spacing w:line="252" w:lineRule="auto" w:before="0" w:after="40"/>
+              <w:ind w:firstLine="0"/>
+              <w:jc w:val="left"/>
+            </w:pPr>
+            <w:r>
+              <w:rPr>
+                <w:rFonts w:ascii="Consolas" w:hAnsi="Consolas"/>
+                <w:color w:val="E2E8F0"/>
+                <w:sz w:val="19"/>
+              </w:rPr>
+              <w:t xml:space="preserve">  const blockRules = inputRestricoes.filter(r =&gt; r.type === 'block' &amp;&amp; r.atletaId === atleta.id);</w:t>
+            </w:r>
+          </w:p>
+          <w:p>
+            <w:pPr>
+              <w:spacing w:line="252" w:lineRule="auto" w:before="0" w:after="40"/>
+              <w:ind w:firstLine="0"/>
+              <w:jc w:val="left"/>
+            </w:pPr>
+            <w:r>
+              <w:rPr>
+                <w:rFonts w:ascii="Consolas" w:hAnsi="Consolas"/>
+                <w:color w:val="E2E8F0"/>
+                <w:sz w:val="19"/>
+              </w:rPr>
+              <w:t xml:space="preserve">  for (const bRule of blockRules) {</w:t>
+            </w:r>
+          </w:p>
+          <w:p>
+            <w:pPr>
+              <w:spacing w:line="252" w:lineRule="auto" w:before="0" w:after="40"/>
+              <w:ind w:firstLine="0"/>
+              <w:jc w:val="left"/>
+            </w:pPr>
+            <w:r>
+              <w:rPr>
+                <w:rFonts w:ascii="Consolas" w:hAnsi="Consolas"/>
+                <w:color w:val="E2E8F0"/>
+                <w:sz w:val="19"/>
+              </w:rPr>
+              <w:t xml:space="preserve">    if (bRule.blockedBoats?.includes(prova.boat)) return false;</w:t>
+            </w:r>
+          </w:p>
+          <w:p>
+            <w:pPr>
+              <w:spacing w:line="252" w:lineRule="auto" w:before="0" w:after="40"/>
+              <w:ind w:firstLine="0"/>
+              <w:jc w:val="left"/>
+            </w:pPr>
+            <w:r>
+              <w:rPr>
+                <w:rFonts w:ascii="Consolas" w:hAnsi="Consolas"/>
+                <w:color w:val="E2E8F0"/>
+                <w:sz w:val="19"/>
+              </w:rPr>
+              <w:t xml:space="preserve">    if (bRule.blockedProvaUids?.includes(prova.uid)) return false;</w:t>
+            </w:r>
+          </w:p>
+          <w:p>
+            <w:pPr>
+              <w:spacing w:line="252" w:lineRule="auto" w:before="0" w:after="40"/>
+              <w:ind w:firstLine="0"/>
+              <w:jc w:val="left"/>
+            </w:pPr>
+            <w:r>
+              <w:rPr>
+                <w:rFonts w:ascii="Consolas" w:hAnsi="Consolas"/>
+                <w:color w:val="E2E8F0"/>
+                <w:sz w:val="19"/>
+              </w:rPr>
+              <w:t xml:space="preserve">  }</w:t>
+            </w:r>
+          </w:p>
+          <w:p>
+            <w:pPr>
+              <w:spacing w:line="252" w:lineRule="auto" w:before="0" w:after="40"/>
+              <w:ind w:firstLine="0"/>
+              <w:jc w:val="left"/>
+            </w:pPr>
+            <w:r>
+              <w:rPr>
+                <w:rFonts w:ascii="Consolas" w:hAnsi="Consolas"/>
+                <w:color w:val="E2E8F0"/>
+                <w:sz w:val="19"/>
+              </w:rPr>
+              <w:t xml:space="preserve">  return true;</w:t>
+            </w:r>
+          </w:p>
+          <w:p>
+            <w:pPr>
+              <w:spacing w:line="252" w:lineRule="auto" w:before="0" w:after="40"/>
+              <w:ind w:firstLine="0"/>
+              <w:jc w:val="left"/>
+            </w:pPr>
+            <w:r>
+              <w:rPr>
+                <w:rFonts w:ascii="Consolas" w:hAnsi="Consolas"/>
+                <w:color w:val="E2E8F0"/>
+                <w:sz w:val="19"/>
+              </w:rPr>
+              <w:t>});</w:t>
+            </w:r>
+          </w:p>
+        </w:tc>
+      </w:tr>
+    </w:tbl>
+    <w:p>
+      <w:pPr>
+        <w:spacing w:line="276" w:lineRule="auto" w:before="60" w:after="200"/>
+        <w:ind w:firstLine="0"/>
+        <w:jc w:val="center"/>
+      </w:pPr>
+      <w:r>
+        <w:rPr>
+          <w:rFonts w:ascii="Arial" w:hAnsi="Arial"/>
+          <w:i/>
+          <w:color w:val="475569"/>
+          <w:sz w:val="19"/>
+        </w:rPr>
+        <w:t>Fonte: Elaborado pelo autor a partir do código-fonte (App.jsx, linhas 154–177).</w:t>
+      </w:r>
+    </w:p>
+    <w:p>
+      <w:pPr>
         <w:pStyle w:val="Heading2"/>
         <w:numPr>
           <w:ilvl w:val="1"/>
@@ -8311,6 +11218,378 @@
     </w:p>
     <w:p>
       <w:pPr>
+        <w:spacing w:line="276" w:lineRule="auto" w:before="200" w:after="80"/>
+        <w:ind w:firstLine="0"/>
+        <w:jc w:val="center"/>
+      </w:pPr>
+      <w:r>
+        <w:rPr>
+          <w:rFonts w:ascii="Arial" w:hAnsi="Arial"/>
+          <w:b/>
+          <w:color w:val="000000"/>
+          <w:sz w:val="21"/>
+        </w:rPr>
+        <w:t>Quadro 3 – Algoritmo de Validação Pré-Voo em Quatro Dimensões (getValidationStatus)</w:t>
+      </w:r>
+    </w:p>
+    <w:tbl>
+      <w:tblPr>
+        <w:tblW w:type="auto" w:w="0"/>
+        <w:jc w:val="center"/>
+        <w:tblLook w:firstColumn="1" w:firstRow="1" w:lastColumn="0" w:lastRow="0" w:noHBand="0" w:noVBand="1" w:val="04A0"/>
+      </w:tblPr>
+      <w:tblGrid>
+        <w:gridCol w:w="9072"/>
+      </w:tblGrid>
+      <w:tr>
+        <w:tc>
+          <w:tcPr>
+            <w:tcW w:type="dxa" w:w="9360"/>
+            <w:shd w:fill="0F172A"/>
+            <w:tcMar>
+              <w:top w:w="140" w:type="dxa"/>
+              <w:bottom w:w="140" w:type="dxa"/>
+              <w:left w:w="200" w:type="dxa"/>
+              <w:right w:w="200" w:type="dxa"/>
+            </w:tcMar>
+          </w:tcPr>
+          <w:p>
+            <w:pPr>
+              <w:spacing w:line="252" w:lineRule="auto" w:before="0" w:after="40"/>
+              <w:ind w:firstLine="0"/>
+              <w:jc w:val="left"/>
+            </w:pPr>
+            <w:r/>
+            <w:r>
+              <w:rPr>
+                <w:rFonts w:ascii="Consolas" w:hAnsi="Consolas"/>
+                <w:color w:val="E2E8F0"/>
+                <w:sz w:val="19"/>
+              </w:rPr>
+              <w:t>// Auditoria diagnóstica pré-voo em 4 dimensões antes de autorizar o solver</w:t>
+            </w:r>
+          </w:p>
+          <w:p>
+            <w:pPr>
+              <w:spacing w:line="252" w:lineRule="auto" w:before="0" w:after="40"/>
+              <w:ind w:firstLine="0"/>
+              <w:jc w:val="left"/>
+            </w:pPr>
+            <w:r>
+              <w:rPr>
+                <w:rFonts w:ascii="Consolas" w:hAnsi="Consolas"/>
+                <w:color w:val="E2E8F0"/>
+                <w:sz w:val="19"/>
+              </w:rPr>
+              <w:t>const getValidationStatus = () =&gt; {</w:t>
+            </w:r>
+          </w:p>
+          <w:p>
+            <w:pPr>
+              <w:spacing w:line="252" w:lineRule="auto" w:before="0" w:after="40"/>
+              <w:ind w:firstLine="0"/>
+              <w:jc w:val="left"/>
+            </w:pPr>
+            <w:r>
+              <w:rPr>
+                <w:rFonts w:ascii="Consolas" w:hAnsi="Consolas"/>
+                <w:color w:val="E2E8F0"/>
+                <w:sz w:val="19"/>
+              </w:rPr>
+              <w:t xml:space="preserve">  const configValid = config.penalty &gt;= 0 &amp;&amp; config.restInterval &gt;= 0;</w:t>
+            </w:r>
+          </w:p>
+          <w:p>
+            <w:pPr>
+              <w:spacing w:line="252" w:lineRule="auto" w:before="0" w:after="40"/>
+              <w:ind w:firstLine="0"/>
+              <w:jc w:val="left"/>
+            </w:pPr>
+            <w:r>
+              <w:rPr>
+                <w:rFonts w:ascii="Consolas" w:hAnsi="Consolas"/>
+                <w:color w:val="E2E8F0"/>
+                <w:sz w:val="19"/>
+              </w:rPr>
+              <w:t xml:space="preserve">  const provasValid = provas.length &gt; 0 &amp;&amp; provas.every(p =&gt; </w:t>
+            </w:r>
+          </w:p>
+          <w:p>
+            <w:pPr>
+              <w:spacing w:line="252" w:lineRule="auto" w:before="0" w:after="40"/>
+              <w:ind w:firstLine="0"/>
+              <w:jc w:val="left"/>
+            </w:pPr>
+            <w:r>
+              <w:rPr>
+                <w:rFonts w:ascii="Consolas" w:hAnsi="Consolas"/>
+                <w:color w:val="E2E8F0"/>
+                <w:sz w:val="19"/>
+              </w:rPr>
+              <w:t xml:space="preserve">    p.id.trim() !== '' &amp;&amp; p.date.trim() !== '' &amp;&amp; p.time.trim() !== '');</w:t>
+            </w:r>
+          </w:p>
+          <w:p>
+            <w:pPr>
+              <w:spacing w:line="252" w:lineRule="auto" w:before="0" w:after="40"/>
+              <w:ind w:firstLine="0"/>
+              <w:jc w:val="left"/>
+            </w:pPr>
+            <w:r>
+              <w:rPr>
+                <w:rFonts w:ascii="Consolas" w:hAnsi="Consolas"/>
+                <w:color w:val="E2E8F0"/>
+                <w:sz w:val="19"/>
+              </w:rPr>
+              <w:t xml:space="preserve">  const atletasValid = atletas.length &gt; 0 &amp;&amp; atletas.every(a =&gt; </w:t>
+            </w:r>
+          </w:p>
+          <w:p>
+            <w:pPr>
+              <w:spacing w:line="252" w:lineRule="auto" w:before="0" w:after="40"/>
+              <w:ind w:firstLine="0"/>
+              <w:jc w:val="left"/>
+            </w:pPr>
+            <w:r>
+              <w:rPr>
+                <w:rFonts w:ascii="Consolas" w:hAnsi="Consolas"/>
+                <w:color w:val="E2E8F0"/>
+                <w:sz w:val="19"/>
+              </w:rPr>
+              <w:t xml:space="preserve">    a.name.trim() !== '' &amp;&amp; a.min &lt;= a.max &amp;&amp; a.min &gt;= 0);</w:t>
+            </w:r>
+          </w:p>
+          <w:p>
+            <w:pPr>
+              <w:spacing w:line="252" w:lineRule="auto" w:before="0" w:after="40"/>
+              <w:ind w:firstLine="0"/>
+              <w:jc w:val="left"/>
+            </w:pPr>
+            <w:r>
+              <w:rPr>
+                <w:rFonts w:ascii="Consolas" w:hAnsi="Consolas"/>
+                <w:color w:val="E2E8F0"/>
+                <w:sz w:val="19"/>
+              </w:rPr>
+              <w:t xml:space="preserve">  const restricoesValid = restricoes.every(r =&gt; {</w:t>
+            </w:r>
+          </w:p>
+          <w:p>
+            <w:pPr>
+              <w:spacing w:line="252" w:lineRule="auto" w:before="0" w:after="40"/>
+              <w:ind w:firstLine="0"/>
+              <w:jc w:val="left"/>
+            </w:pPr>
+            <w:r>
+              <w:rPr>
+                <w:rFonts w:ascii="Consolas" w:hAnsi="Consolas"/>
+                <w:color w:val="E2E8F0"/>
+                <w:sz w:val="19"/>
+              </w:rPr>
+              <w:t xml:space="preserve">    if (r.type === 'block') {</w:t>
+            </w:r>
+          </w:p>
+          <w:p>
+            <w:pPr>
+              <w:spacing w:line="252" w:lineRule="auto" w:before="0" w:after="40"/>
+              <w:ind w:firstLine="0"/>
+              <w:jc w:val="left"/>
+            </w:pPr>
+            <w:r>
+              <w:rPr>
+                <w:rFonts w:ascii="Consolas" w:hAnsi="Consolas"/>
+                <w:color w:val="E2E8F0"/>
+                <w:sz w:val="19"/>
+              </w:rPr>
+              <w:t xml:space="preserve">      const atletaExists = atletas.some(a =&gt; a.id === r.atletaId);</w:t>
+            </w:r>
+          </w:p>
+          <w:p>
+            <w:pPr>
+              <w:spacing w:line="252" w:lineRule="auto" w:before="0" w:after="40"/>
+              <w:ind w:firstLine="0"/>
+              <w:jc w:val="left"/>
+            </w:pPr>
+            <w:r>
+              <w:rPr>
+                <w:rFonts w:ascii="Consolas" w:hAnsi="Consolas"/>
+                <w:color w:val="E2E8F0"/>
+                <w:sz w:val="19"/>
+              </w:rPr>
+              <w:t xml:space="preserve">      const validProvas = (r.blockedProvaUids || []).every(uid =&gt; provas.some(p =&gt; p.uid === uid));</w:t>
+            </w:r>
+          </w:p>
+          <w:p>
+            <w:pPr>
+              <w:spacing w:line="252" w:lineRule="auto" w:before="0" w:after="40"/>
+              <w:ind w:firstLine="0"/>
+              <w:jc w:val="left"/>
+            </w:pPr>
+            <w:r>
+              <w:rPr>
+                <w:rFonts w:ascii="Consolas" w:hAnsi="Consolas"/>
+                <w:color w:val="E2E8F0"/>
+                <w:sz w:val="19"/>
+              </w:rPr>
+              <w:t xml:space="preserve">      return atletaExists &amp;&amp; validProvas;</w:t>
+            </w:r>
+          </w:p>
+          <w:p>
+            <w:pPr>
+              <w:spacing w:line="252" w:lineRule="auto" w:before="0" w:after="40"/>
+              <w:ind w:firstLine="0"/>
+              <w:jc w:val="left"/>
+            </w:pPr>
+            <w:r>
+              <w:rPr>
+                <w:rFonts w:ascii="Consolas" w:hAnsi="Consolas"/>
+                <w:color w:val="E2E8F0"/>
+                <w:sz w:val="19"/>
+              </w:rPr>
+              <w:t xml:space="preserve">    } else {</w:t>
+            </w:r>
+          </w:p>
+          <w:p>
+            <w:pPr>
+              <w:spacing w:line="252" w:lineRule="auto" w:before="0" w:after="40"/>
+              <w:ind w:firstLine="0"/>
+              <w:jc w:val="left"/>
+            </w:pPr>
+            <w:r>
+              <w:rPr>
+                <w:rFonts w:ascii="Consolas" w:hAnsi="Consolas"/>
+                <w:color w:val="E2E8F0"/>
+                <w:sz w:val="19"/>
+              </w:rPr>
+              <w:t xml:space="preserve">      const provaExists = provas.some(p =&gt; p.uid === r.provaUid);</w:t>
+            </w:r>
+          </w:p>
+          <w:p>
+            <w:pPr>
+              <w:spacing w:line="252" w:lineRule="auto" w:before="0" w:after="40"/>
+              <w:ind w:firstLine="0"/>
+              <w:jc w:val="left"/>
+            </w:pPr>
+            <w:r>
+              <w:rPr>
+                <w:rFonts w:ascii="Consolas" w:hAnsi="Consolas"/>
+                <w:color w:val="E2E8F0"/>
+                <w:sz w:val="19"/>
+              </w:rPr>
+              <w:t xml:space="preserve">      const validAtletas = (r.atletaIds || []).length &gt; 0 &amp;&amp; </w:t>
+            </w:r>
+          </w:p>
+          <w:p>
+            <w:pPr>
+              <w:spacing w:line="252" w:lineRule="auto" w:before="0" w:after="40"/>
+              <w:ind w:firstLine="0"/>
+              <w:jc w:val="left"/>
+            </w:pPr>
+            <w:r>
+              <w:rPr>
+                <w:rFonts w:ascii="Consolas" w:hAnsi="Consolas"/>
+                <w:color w:val="E2E8F0"/>
+                <w:sz w:val="19"/>
+              </w:rPr>
+              <w:t xml:space="preserve">        (r.atletaIds || []).every(id =&gt; atletas.some(a =&gt; a.id === id));</w:t>
+            </w:r>
+          </w:p>
+          <w:p>
+            <w:pPr>
+              <w:spacing w:line="252" w:lineRule="auto" w:before="0" w:after="40"/>
+              <w:ind w:firstLine="0"/>
+              <w:jc w:val="left"/>
+            </w:pPr>
+            <w:r>
+              <w:rPr>
+                <w:rFonts w:ascii="Consolas" w:hAnsi="Consolas"/>
+                <w:color w:val="E2E8F0"/>
+                <w:sz w:val="19"/>
+              </w:rPr>
+              <w:t xml:space="preserve">      return provaExists &amp;&amp; validAtletas;</w:t>
+            </w:r>
+          </w:p>
+          <w:p>
+            <w:pPr>
+              <w:spacing w:line="252" w:lineRule="auto" w:before="0" w:after="40"/>
+              <w:ind w:firstLine="0"/>
+              <w:jc w:val="left"/>
+            </w:pPr>
+            <w:r>
+              <w:rPr>
+                <w:rFonts w:ascii="Consolas" w:hAnsi="Consolas"/>
+                <w:color w:val="E2E8F0"/>
+                <w:sz w:val="19"/>
+              </w:rPr>
+              <w:t xml:space="preserve">    }</w:t>
+            </w:r>
+          </w:p>
+          <w:p>
+            <w:pPr>
+              <w:spacing w:line="252" w:lineRule="auto" w:before="0" w:after="40"/>
+              <w:ind w:firstLine="0"/>
+              <w:jc w:val="left"/>
+            </w:pPr>
+            <w:r>
+              <w:rPr>
+                <w:rFonts w:ascii="Consolas" w:hAnsi="Consolas"/>
+                <w:color w:val="E2E8F0"/>
+                <w:sz w:val="19"/>
+              </w:rPr>
+              <w:t xml:space="preserve">  });</w:t>
+            </w:r>
+          </w:p>
+          <w:p>
+            <w:pPr>
+              <w:spacing w:line="252" w:lineRule="auto" w:before="0" w:after="40"/>
+              <w:ind w:firstLine="0"/>
+              <w:jc w:val="left"/>
+            </w:pPr>
+            <w:r>
+              <w:rPr>
+                <w:rFonts w:ascii="Consolas" w:hAnsi="Consolas"/>
+                <w:color w:val="E2E8F0"/>
+                <w:sz w:val="19"/>
+              </w:rPr>
+              <w:t xml:space="preserve">  return { configValid, provasValid, atletasValid, restricoesValid };</w:t>
+            </w:r>
+          </w:p>
+          <w:p>
+            <w:pPr>
+              <w:spacing w:line="252" w:lineRule="auto" w:before="0" w:after="40"/>
+              <w:ind w:firstLine="0"/>
+              <w:jc w:val="left"/>
+            </w:pPr>
+            <w:r>
+              <w:rPr>
+                <w:rFonts w:ascii="Consolas" w:hAnsi="Consolas"/>
+                <w:color w:val="E2E8F0"/>
+                <w:sz w:val="19"/>
+              </w:rPr>
+              <w:t>};</w:t>
+            </w:r>
+          </w:p>
+        </w:tc>
+      </w:tr>
+    </w:tbl>
+    <w:p>
+      <w:pPr>
+        <w:spacing w:line="276" w:lineRule="auto" w:before="60" w:after="200"/>
+        <w:ind w:firstLine="0"/>
+        <w:jc w:val="center"/>
+      </w:pPr>
+      <w:r>
+        <w:rPr>
+          <w:rFonts w:ascii="Arial" w:hAnsi="Arial"/>
+          <w:i/>
+          <w:color w:val="475569"/>
+          <w:sz w:val="19"/>
+        </w:rPr>
+        <w:t>Fonte: Elaborado pelo autor a partir do código-fonte (App.jsx, linhas 274–293).</w:t>
+      </w:r>
+    </w:p>
+    <w:p>
+      <w:pPr>
         <w:spacing w:after="240" w:before="240" w:lineRule="auto"/>
         <w:jc w:val="center"/>
         <w:rPr/>
@@ -8333,6 +11612,317 @@
         <w:rPr>
           <w:rtl w:val="0"/>
         </w:rPr>
+      </w:r>
+    </w:p>
+    <w:p>
+      <w:pPr>
+        <w:spacing w:line="276" w:lineRule="auto" w:before="200" w:after="80"/>
+        <w:ind w:firstLine="0"/>
+        <w:jc w:val="center"/>
+      </w:pPr>
+      <w:r>
+        <w:rPr>
+          <w:rFonts w:ascii="Arial" w:hAnsi="Arial"/>
+          <w:b/>
+          <w:color w:val="000000"/>
+          <w:sz w:val="21"/>
+        </w:rPr>
+        <w:t>Quadro 4 – Cálculo da Penalização Etária e Pontuação da Guarnição (getAdjustedScore e b_jk)</w:t>
+      </w:r>
+    </w:p>
+    <w:tbl>
+      <w:tblPr>
+        <w:tblW w:type="auto" w:w="0"/>
+        <w:jc w:val="center"/>
+        <w:tblLook w:firstColumn="1" w:firstRow="1" w:lastColumn="0" w:lastRow="0" w:noHBand="0" w:noVBand="1" w:val="04A0"/>
+      </w:tblPr>
+      <w:tblGrid>
+        <w:gridCol w:w="9072"/>
+      </w:tblGrid>
+      <w:tr>
+        <w:tc>
+          <w:tcPr>
+            <w:tcW w:type="dxa" w:w="9360"/>
+            <w:shd w:fill="0F172A"/>
+            <w:tcMar>
+              <w:top w:w="140" w:type="dxa"/>
+              <w:bottom w:w="140" w:type="dxa"/>
+              <w:left w:w="200" w:type="dxa"/>
+              <w:right w:w="200" w:type="dxa"/>
+            </w:tcMar>
+          </w:tcPr>
+          <w:p>
+            <w:pPr>
+              <w:spacing w:line="252" w:lineRule="auto" w:before="0" w:after="40"/>
+              <w:ind w:firstLine="0"/>
+              <w:jc w:val="left"/>
+            </w:pPr>
+            <w:r/>
+            <w:r>
+              <w:rPr>
+                <w:rFonts w:ascii="Consolas" w:hAnsi="Consolas"/>
+                <w:color w:val="E2E8F0"/>
+                <w:sz w:val="19"/>
+              </w:rPr>
+              <w:t>// Cálculo do grau de desempenho individual com penalização etária (Equação 3.8)</w:t>
+            </w:r>
+          </w:p>
+          <w:p>
+            <w:pPr>
+              <w:spacing w:line="252" w:lineRule="auto" w:before="0" w:after="40"/>
+              <w:ind w:firstLine="0"/>
+              <w:jc w:val="left"/>
+            </w:pPr>
+            <w:r>
+              <w:rPr>
+                <w:rFonts w:ascii="Consolas" w:hAnsi="Consolas"/>
+                <w:color w:val="E2E8F0"/>
+                <w:sz w:val="19"/>
+              </w:rPr>
+              <w:t>const getAdjustedScore = (atleta) =&gt; {</w:t>
+            </w:r>
+          </w:p>
+          <w:p>
+            <w:pPr>
+              <w:spacing w:line="252" w:lineRule="auto" w:before="0" w:after="40"/>
+              <w:ind w:firstLine="0"/>
+              <w:jc w:val="left"/>
+            </w:pPr>
+            <w:r>
+              <w:rPr>
+                <w:rFonts w:ascii="Consolas" w:hAnsi="Consolas"/>
+                <w:color w:val="E2E8F0"/>
+                <w:sz w:val="19"/>
+              </w:rPr>
+              <w:t xml:space="preserve">  const ageDiff = atleta.age - targetMinAge;</w:t>
+            </w:r>
+          </w:p>
+          <w:p>
+            <w:pPr>
+              <w:spacing w:line="252" w:lineRule="auto" w:before="0" w:after="40"/>
+              <w:ind w:firstLine="0"/>
+              <w:jc w:val="left"/>
+            </w:pPr>
+            <w:r>
+              <w:rPr>
+                <w:rFonts w:ascii="Consolas" w:hAnsi="Consolas"/>
+                <w:color w:val="E2E8F0"/>
+                <w:sz w:val="19"/>
+              </w:rPr>
+              <w:t xml:space="preserve">  return atleta.score - (ageDiff * inputConfig.penalty);</w:t>
+            </w:r>
+          </w:p>
+          <w:p>
+            <w:pPr>
+              <w:spacing w:line="252" w:lineRule="auto" w:before="0" w:after="40"/>
+              <w:ind w:firstLine="0"/>
+              <w:jc w:val="left"/>
+            </w:pPr>
+            <w:r>
+              <w:rPr>
+                <w:rFonts w:ascii="Consolas" w:hAnsi="Consolas"/>
+                <w:color w:val="E2E8F0"/>
+                <w:sz w:val="19"/>
+              </w:rPr>
+              <w:t>};</w:t>
+            </w:r>
+          </w:p>
+          <w:p>
+            <w:pPr>
+              <w:spacing w:line="252" w:lineRule="auto" w:before="0" w:after="40"/>
+              <w:ind w:firstLine="0"/>
+              <w:jc w:val="left"/>
+            </w:pPr>
+            <w:r>
+              <w:rPr>
+                <w:rFonts w:ascii="Consolas" w:hAnsi="Consolas"/>
+                <w:color w:val="E2E8F0"/>
+                <w:sz w:val="19"/>
+              </w:rPr>
+            </w:r>
+          </w:p>
+          <w:p>
+            <w:pPr>
+              <w:spacing w:line="252" w:lineRule="auto" w:before="0" w:after="40"/>
+              <w:ind w:firstLine="0"/>
+              <w:jc w:val="left"/>
+            </w:pPr>
+            <w:r>
+              <w:rPr>
+                <w:rFonts w:ascii="Consolas" w:hAnsi="Consolas"/>
+                <w:color w:val="E2E8F0"/>
+                <w:sz w:val="19"/>
+              </w:rPr>
+              <w:t>// Formação da tripulação e cálculo do grau final médio do barco (b_jk)</w:t>
+            </w:r>
+          </w:p>
+          <w:p>
+            <w:pPr>
+              <w:spacing w:line="252" w:lineRule="auto" w:before="0" w:after="40"/>
+              <w:ind w:firstLine="0"/>
+              <w:jc w:val="left"/>
+            </w:pPr>
+            <w:r>
+              <w:rPr>
+                <w:rFonts w:ascii="Consolas" w:hAnsi="Consolas"/>
+                <w:color w:val="E2E8F0"/>
+                <w:sz w:val="19"/>
+              </w:rPr>
+              <w:t>if (crew.length === seats) {</w:t>
+            </w:r>
+          </w:p>
+          <w:p>
+            <w:pPr>
+              <w:spacing w:line="252" w:lineRule="auto" w:before="0" w:after="40"/>
+              <w:ind w:firstLine="0"/>
+              <w:jc w:val="left"/>
+            </w:pPr>
+            <w:r>
+              <w:rPr>
+                <w:rFonts w:ascii="Consolas" w:hAnsi="Consolas"/>
+                <w:color w:val="E2E8F0"/>
+                <w:sz w:val="19"/>
+              </w:rPr>
+              <w:t xml:space="preserve">  const avgAge = (crew.reduce((sum, a) =&gt; sum + a.age, 0) / seats).toFixed(1);</w:t>
+            </w:r>
+          </w:p>
+          <w:p>
+            <w:pPr>
+              <w:spacing w:line="252" w:lineRule="auto" w:before="0" w:after="40"/>
+              <w:ind w:firstLine="0"/>
+              <w:jc w:val="left"/>
+            </w:pPr>
+            <w:r>
+              <w:rPr>
+                <w:rFonts w:ascii="Consolas" w:hAnsi="Consolas"/>
+                <w:color w:val="E2E8F0"/>
+                <w:sz w:val="19"/>
+              </w:rPr>
+              <w:t xml:space="preserve">  const adjustedScores = crew.map(a =&gt; {</w:t>
+            </w:r>
+          </w:p>
+          <w:p>
+            <w:pPr>
+              <w:spacing w:line="252" w:lineRule="auto" w:before="0" w:after="40"/>
+              <w:ind w:firstLine="0"/>
+              <w:jc w:val="left"/>
+            </w:pPr>
+            <w:r>
+              <w:rPr>
+                <w:rFonts w:ascii="Consolas" w:hAnsi="Consolas"/>
+                <w:color w:val="E2E8F0"/>
+                <w:sz w:val="19"/>
+              </w:rPr>
+              <w:t xml:space="preserve">    const ageDiff = a.age - targetMinAge;</w:t>
+            </w:r>
+          </w:p>
+          <w:p>
+            <w:pPr>
+              <w:spacing w:line="252" w:lineRule="auto" w:before="0" w:after="40"/>
+              <w:ind w:firstLine="0"/>
+              <w:jc w:val="left"/>
+            </w:pPr>
+            <w:r>
+              <w:rPr>
+                <w:rFonts w:ascii="Consolas" w:hAnsi="Consolas"/>
+                <w:color w:val="E2E8F0"/>
+                <w:sz w:val="19"/>
+              </w:rPr>
+              <w:t xml:space="preserve">    return Math.max(0, a.score - (ageDiff * inputConfig.penalty));</w:t>
+            </w:r>
+          </w:p>
+          <w:p>
+            <w:pPr>
+              <w:spacing w:line="252" w:lineRule="auto" w:before="0" w:after="40"/>
+              <w:ind w:firstLine="0"/>
+              <w:jc w:val="left"/>
+            </w:pPr>
+            <w:r>
+              <w:rPr>
+                <w:rFonts w:ascii="Consolas" w:hAnsi="Consolas"/>
+                <w:color w:val="E2E8F0"/>
+                <w:sz w:val="19"/>
+              </w:rPr>
+              <w:t xml:space="preserve">  });</w:t>
+            </w:r>
+          </w:p>
+          <w:p>
+            <w:pPr>
+              <w:spacing w:line="252" w:lineRule="auto" w:before="0" w:after="40"/>
+              <w:ind w:firstLine="0"/>
+              <w:jc w:val="left"/>
+            </w:pPr>
+            <w:r>
+              <w:rPr>
+                <w:rFonts w:ascii="Consolas" w:hAnsi="Consolas"/>
+                <w:color w:val="E2E8F0"/>
+                <w:sz w:val="19"/>
+              </w:rPr>
+              <w:t xml:space="preserve">  const boatScore = (adjustedScores.reduce((sum, s) =&gt; sum + s, 0) / seats);</w:t>
+            </w:r>
+          </w:p>
+          <w:p>
+            <w:pPr>
+              <w:spacing w:line="252" w:lineRule="auto" w:before="0" w:after="40"/>
+              <w:ind w:firstLine="0"/>
+              <w:jc w:val="left"/>
+            </w:pPr>
+            <w:r>
+              <w:rPr>
+                <w:rFonts w:ascii="Consolas" w:hAnsi="Consolas"/>
+                <w:color w:val="E2E8F0"/>
+                <w:sz w:val="19"/>
+              </w:rPr>
+              <w:t xml:space="preserve">  // Registro da guarnição otimizada para o relatório final</w:t>
+            </w:r>
+          </w:p>
+          <w:p>
+            <w:pPr>
+              <w:spacing w:line="252" w:lineRule="auto" w:before="0" w:after="40"/>
+              <w:ind w:firstLine="0"/>
+              <w:jc w:val="left"/>
+            </w:pPr>
+            <w:r>
+              <w:rPr>
+                <w:rFonts w:ascii="Consolas" w:hAnsi="Consolas"/>
+                <w:color w:val="E2E8F0"/>
+                <w:sz w:val="19"/>
+              </w:rPr>
+              <w:t xml:space="preserve">  allocatedProvas.push({ id: prova.id, boat: prova.boat, class: prova.ageClass, age: avgAge, score: boatScore.toFixed(3) });</w:t>
+            </w:r>
+          </w:p>
+          <w:p>
+            <w:pPr>
+              <w:spacing w:line="252" w:lineRule="auto" w:before="0" w:after="40"/>
+              <w:ind w:firstLine="0"/>
+              <w:jc w:val="left"/>
+            </w:pPr>
+            <w:r>
+              <w:rPr>
+                <w:rFonts w:ascii="Consolas" w:hAnsi="Consolas"/>
+                <w:color w:val="E2E8F0"/>
+                <w:sz w:val="19"/>
+              </w:rPr>
+              <w:t>}</w:t>
+            </w:r>
+          </w:p>
+        </w:tc>
+      </w:tr>
+    </w:tbl>
+    <w:p>
+      <w:pPr>
+        <w:spacing w:line="276" w:lineRule="auto" w:before="60" w:after="200"/>
+        <w:ind w:firstLine="0"/>
+        <w:jc w:val="center"/>
+      </w:pPr>
+      <w:r>
+        <w:rPr>
+          <w:rFonts w:ascii="Arial" w:hAnsi="Arial"/>
+          <w:i/>
+          <w:color w:val="475569"/>
+          <w:sz w:val="19"/>
+        </w:rPr>
+        <w:t>Fonte: Elaborado pelo autor a partir do código-fonte (App.jsx, linhas 180–225).</w:t>
       </w:r>
     </w:p>
     <w:p>
